--- a/CrediAgil/Templates/CONTRATO - PRENDA AUTO - PERSONA.docx
+++ b/CrediAgil/Templates/CONTRATO - PRENDA AUTO - PERSONA.docx
@@ -39,99 +39,1767 @@
         </w:rPr>
         <w:br/>
       </w:r>
+      <w:r>
+        <w:rPr>
+          <w:rFonts w:cstheme="minorHAnsi"/>
+          <w:color w:val="000000"/>
+          <w:sz w:val="16"/>
+          <w:szCs w:val="16"/>
+          <w:lang w:val="es-MX"/>
+        </w:rPr>
+        <w:t>Nº</w:t>
+      </w:r>
+      <w:r>
+        <w:rPr>
+          <w:rFonts w:cstheme="minorHAnsi"/>
+          <w:b/>
+          <w:bCs/>
+          <w:color w:val="000000"/>
+          <w:sz w:val="16"/>
+          <w:szCs w:val="16"/>
+        </w:rPr>
+        <w:t xml:space="preserve"> {{NUM_CONTRATO}}</w:t>
+      </w:r>
+      <w:r>
+        <w:rPr>
+          <w:rFonts w:cstheme="minorHAnsi"/>
+          <w:b/>
+          <w:bCs/>
+          <w:color w:val="000000"/>
+          <w:sz w:val="16"/>
+          <w:szCs w:val="16"/>
+          <w:lang w:val="es-MX"/>
+        </w:rPr>
+        <w:br/>
+      </w:r>
+    </w:p>
+    <w:p>
+      <w:pPr>
+        <w:spacing w:before="10" w:after="10" w:line="240" w:lineRule="auto"/>
+        <w:ind w:right="-1085"/>
+        <w:jc w:val="both"/>
+        <w:rPr>
+          <w:rFonts w:cstheme="minorHAnsi"/>
+          <w:color w:val="000000"/>
+          <w:sz w:val="16"/>
+          <w:szCs w:val="16"/>
+          <w:lang w:val="es-MX"/>
+        </w:rPr>
+      </w:pPr>
+      <w:r>
+        <w:rPr>
+          <w:rFonts w:cstheme="minorHAnsi"/>
+          <w:color w:val="000000"/>
+          <w:sz w:val="16"/>
+          <w:szCs w:val="16"/>
+          <w:lang w:val="es-MX"/>
+        </w:rPr>
+        <w:t xml:space="preserve">Conste por el presente documento, el </w:t>
+      </w:r>
+      <w:r>
+        <w:rPr>
+          <w:rFonts w:cstheme="minorHAnsi"/>
+          <w:b/>
+          <w:bCs/>
+          <w:color w:val="000000"/>
+          <w:sz w:val="16"/>
+          <w:szCs w:val="16"/>
+          <w:lang w:val="es-MX"/>
+        </w:rPr>
+        <w:t>CONTRATO DE PRÉSTAMO CON GARANTÍA MOBILIARIA</w:t>
+      </w:r>
+      <w:r>
+        <w:rPr>
+          <w:rFonts w:cstheme="minorHAnsi"/>
+          <w:color w:val="000000"/>
+          <w:sz w:val="16"/>
+          <w:szCs w:val="16"/>
+          <w:lang w:val="es-MX"/>
+        </w:rPr>
+        <w:t xml:space="preserve"> que celebran la empresa </w:t>
+      </w:r>
+      <w:r>
+        <w:rPr>
+          <w:rFonts w:cstheme="minorHAnsi"/>
+          <w:b/>
+          <w:bCs/>
+          <w:color w:val="000000"/>
+          <w:sz w:val="16"/>
+          <w:szCs w:val="16"/>
+          <w:lang w:val="es-MX"/>
+        </w:rPr>
+        <w:t xml:space="preserve">INVERSIONES </w:t>
+      </w:r>
+      <w:r>
+        <w:rPr>
+          <w:rFonts w:cstheme="minorHAnsi"/>
+          <w:b/>
+          <w:bCs/>
+          <w:color w:val="000000"/>
+          <w:sz w:val="16"/>
+          <w:szCs w:val="16"/>
+          <w:lang w:val="es-MX"/>
+        </w:rPr>
+        <w:t>CREDIÁGIL</w:t>
+      </w:r>
+      <w:r>
+        <w:rPr>
+          <w:rFonts w:cstheme="minorHAnsi"/>
+          <w:b/>
+          <w:bCs/>
+          <w:color w:val="000000"/>
+          <w:sz w:val="16"/>
+          <w:szCs w:val="16"/>
+          <w:lang w:val="es-MX"/>
+        </w:rPr>
+        <w:t xml:space="preserve"> DEL PERU E.I.R.L.</w:t>
+      </w:r>
+      <w:r>
+        <w:rPr>
+          <w:rFonts w:cstheme="minorHAnsi"/>
+          <w:color w:val="000000"/>
+          <w:sz w:val="16"/>
+          <w:szCs w:val="16"/>
+          <w:lang w:val="es-MX"/>
+        </w:rPr>
+        <w:t xml:space="preserve">, en adelante </w:t>
+      </w:r>
+      <w:r>
+        <w:rPr>
+          <w:rFonts w:cstheme="minorHAnsi"/>
+          <w:b/>
+          <w:bCs/>
+          <w:color w:val="000000"/>
+          <w:sz w:val="16"/>
+          <w:szCs w:val="16"/>
+          <w:lang w:val="es-MX"/>
+        </w:rPr>
+        <w:t>CREDIÁGIL</w:t>
+      </w:r>
+      <w:r>
+        <w:rPr>
+          <w:rFonts w:cstheme="minorHAnsi"/>
+          <w:color w:val="000000"/>
+          <w:sz w:val="16"/>
+          <w:szCs w:val="16"/>
+          <w:lang w:val="es-MX"/>
+        </w:rPr>
+        <w:t xml:space="preserve">, con R.U.C. N° 20601767920 con domicilio en la JR. LAS ALEÑAS NRO. 200 URB. SAN IGNACIO LIMA - LIMA - SAN JUAN DE LURIGANCHO, debidamente representada por sus funcionarios autorizados según Poderes inscritos en la Partida N° 13782080 del Registro de Personas Jurídicas de Lima, denominada en adelante </w:t>
+      </w:r>
+      <w:r>
+        <w:rPr>
+          <w:rFonts w:cstheme="minorHAnsi"/>
+          <w:b/>
+          <w:bCs/>
+          <w:color w:val="000000"/>
+          <w:sz w:val="16"/>
+          <w:szCs w:val="16"/>
+          <w:lang w:val="es-MX"/>
+        </w:rPr>
+        <w:t>CREDIÁGIL</w:t>
+      </w:r>
+      <w:r>
+        <w:rPr>
+          <w:rFonts w:cstheme="minorHAnsi"/>
+          <w:color w:val="000000"/>
+          <w:sz w:val="16"/>
+          <w:szCs w:val="16"/>
+          <w:lang w:val="es-MX"/>
+        </w:rPr>
+        <w:t xml:space="preserve"> y de la otra parte, indistintamente:</w:t>
+      </w:r>
+    </w:p>
+    <w:p>
+      <w:pPr>
+        <w:spacing w:before="10" w:after="10" w:line="240" w:lineRule="auto"/>
+        <w:ind w:right="-1085"/>
+        <w:jc w:val="both"/>
+        <w:rPr>
+          <w:rFonts w:cstheme="minorHAnsi"/>
+          <w:color w:val="000000"/>
+          <w:sz w:val="16"/>
+          <w:szCs w:val="16"/>
+          <w:lang w:val="es-MX"/>
+        </w:rPr>
+      </w:pPr>
+    </w:p>
+    <w:p>
+      <w:pPr>
+        <w:spacing w:before="10" w:after="10" w:line="240" w:lineRule="auto"/>
+        <w:ind w:right="-1085"/>
+        <w:jc w:val="both"/>
+        <w:rPr>
+          <w:rFonts w:cstheme="minorHAnsi"/>
+          <w:color w:val="000000"/>
+          <w:sz w:val="16"/>
+          <w:szCs w:val="16"/>
+          <w:lang w:val="es-MX"/>
+        </w:rPr>
+      </w:pPr>
+      <w:r>
+        <w:rPr>
+          <w:rFonts w:cstheme="minorHAnsi"/>
+          <w:b/>
+          <w:bCs/>
+          <w:color w:val="000000"/>
+          <w:sz w:val="16"/>
+          <w:szCs w:val="16"/>
+          <w:lang w:val="es-MX"/>
+        </w:rPr>
+        <w:t>EL CLIENTE (PERSONA):</w:t>
+      </w:r>
+      <w:r>
+        <w:rPr>
+          <w:rFonts w:cstheme="minorHAnsi"/>
+          <w:color w:val="000000"/>
+          <w:sz w:val="16"/>
+          <w:szCs w:val="16"/>
+          <w:lang w:val="es-MX"/>
+        </w:rPr>
+        <w:t xml:space="preserve"> El señor(a) </w:t>
+      </w:r>
+      <w:r>
+        <w:rPr>
+          <w:rFonts w:cstheme="minorHAnsi"/>
+          <w:b/>
+          <w:bCs/>
+          <w:color w:val="000000"/>
+          <w:sz w:val="16"/>
+          <w:szCs w:val="16"/>
+          <w:lang w:val="es-MX"/>
+        </w:rPr>
+        <w:t>{{NOMBRE_CLIENTE}}</w:t>
+      </w:r>
+      <w:r>
+        <w:rPr>
+          <w:rFonts w:cstheme="minorHAnsi"/>
+          <w:color w:val="000000"/>
+          <w:sz w:val="16"/>
+          <w:szCs w:val="16"/>
+          <w:lang w:val="es-MX"/>
+        </w:rPr>
+        <w:t xml:space="preserve"> identificado con DNI N° </w:t>
+      </w:r>
+      <w:r>
+        <w:rPr>
+          <w:rFonts w:cstheme="minorHAnsi"/>
+          <w:b/>
+          <w:bCs/>
+          <w:color w:val="000000"/>
+          <w:sz w:val="16"/>
+          <w:szCs w:val="16"/>
+          <w:lang w:val="es-MX"/>
+        </w:rPr>
+        <w:t>{{DNI_CLIENTE}}</w:t>
+      </w:r>
+      <w:r>
+        <w:rPr>
+          <w:rFonts w:cstheme="minorHAnsi"/>
+          <w:color w:val="000000"/>
+          <w:sz w:val="16"/>
+          <w:szCs w:val="16"/>
+          <w:lang w:val="es-MX"/>
+        </w:rPr>
+        <w:t xml:space="preserve">, y/o su cónyuge </w:t>
+      </w:r>
+      <w:r>
+        <w:rPr>
+          <w:rFonts w:cstheme="minorHAnsi"/>
+          <w:b/>
+          <w:bCs/>
+          <w:color w:val="000000"/>
+          <w:sz w:val="16"/>
+          <w:szCs w:val="16"/>
+          <w:lang w:val="es-MX"/>
+        </w:rPr>
+        <w:t>{{NOMBRE_CONYUGE}}</w:t>
+      </w:r>
+      <w:r>
+        <w:rPr>
+          <w:rFonts w:cstheme="minorHAnsi"/>
+          <w:color w:val="000000"/>
+          <w:sz w:val="16"/>
+          <w:szCs w:val="16"/>
+          <w:lang w:val="es-MX"/>
+        </w:rPr>
+        <w:t xml:space="preserve"> con DNI Nº </w:t>
+      </w:r>
+      <w:r>
+        <w:rPr>
+          <w:rFonts w:cstheme="minorHAnsi"/>
+          <w:b/>
+          <w:bCs/>
+          <w:color w:val="000000"/>
+          <w:sz w:val="16"/>
+          <w:szCs w:val="16"/>
+          <w:lang w:val="es-MX"/>
+        </w:rPr>
+        <w:t>{{DNI_CONYUGE}}</w:t>
+      </w:r>
+      <w:r>
+        <w:rPr>
+          <w:rFonts w:cstheme="minorHAnsi"/>
+          <w:color w:val="000000"/>
+          <w:sz w:val="16"/>
+          <w:szCs w:val="16"/>
+          <w:lang w:val="es-MX"/>
+        </w:rPr>
+        <w:t xml:space="preserve">, con domicilio en </w:t>
+      </w:r>
+      <w:r>
+        <w:rPr>
+          <w:rFonts w:cstheme="minorHAnsi"/>
+          <w:b/>
+          <w:bCs/>
+          <w:color w:val="000000"/>
+          <w:sz w:val="16"/>
+          <w:szCs w:val="16"/>
+          <w:lang w:val="es-MX"/>
+        </w:rPr>
+        <w:t>{{DOMICILIO_CLIENTE}}</w:t>
+      </w:r>
+      <w:r>
+        <w:rPr>
+          <w:rFonts w:cstheme="minorHAnsi"/>
+          <w:color w:val="000000"/>
+          <w:sz w:val="16"/>
+          <w:szCs w:val="16"/>
+          <w:lang w:val="es-MX"/>
+        </w:rPr>
+        <w:t>.</w:t>
+      </w:r>
+    </w:p>
+    <w:p>
+      <w:pPr>
+        <w:spacing w:before="10" w:after="10" w:line="240" w:lineRule="auto"/>
+        <w:ind w:right="-1085"/>
+        <w:jc w:val="both"/>
+        <w:rPr>
+          <w:rFonts w:cstheme="minorHAnsi"/>
+          <w:color w:val="000000"/>
+          <w:sz w:val="16"/>
+          <w:szCs w:val="16"/>
+          <w:lang w:val="es-MX"/>
+        </w:rPr>
+      </w:pPr>
+      <w:r>
+        <w:rPr>
+          <w:rFonts w:cstheme="minorHAnsi"/>
+          <w:color w:val="000000"/>
+          <w:sz w:val="16"/>
+          <w:szCs w:val="16"/>
+          <w:lang w:val="es-MX"/>
+        </w:rPr>
+        <w:t>Ambas partes convienen en los términos y condiciones siguientes:</w:t>
+      </w:r>
+    </w:p>
+    <w:p>
+      <w:pPr>
+        <w:spacing w:before="10" w:after="10" w:line="240" w:lineRule="auto"/>
+        <w:ind w:right="-1085"/>
+        <w:jc w:val="both"/>
+        <w:rPr>
+          <w:rFonts w:cstheme="minorHAnsi"/>
+          <w:color w:val="000000"/>
+          <w:sz w:val="16"/>
+          <w:szCs w:val="16"/>
+          <w:lang w:val="es-MX"/>
+        </w:rPr>
+      </w:pPr>
+    </w:p>
+    <w:p>
+      <w:pPr>
+        <w:spacing w:before="10" w:after="10" w:line="240" w:lineRule="auto"/>
+        <w:ind w:right="-1085"/>
+        <w:jc w:val="both"/>
+        <w:rPr>
+          <w:rFonts w:cstheme="minorHAnsi"/>
+          <w:b/>
+          <w:bCs/>
+          <w:color w:val="000000"/>
+          <w:sz w:val="16"/>
+          <w:szCs w:val="16"/>
+          <w:u w:val="single"/>
+        </w:rPr>
+      </w:pPr>
+      <w:r>
+        <w:rPr>
+          <w:rFonts w:cstheme="minorHAnsi"/>
+          <w:b/>
+          <w:bCs/>
+          <w:color w:val="000000"/>
+          <w:sz w:val="16"/>
+          <w:szCs w:val="16"/>
+          <w:u w:val="single"/>
+        </w:rPr>
+        <w:t>1.- OBJETO</w:t>
+      </w:r>
+    </w:p>
+    <w:p>
+      <w:pPr>
+        <w:spacing w:before="10" w:after="10" w:line="240" w:lineRule="auto"/>
+        <w:ind w:right="-1085"/>
+        <w:jc w:val="both"/>
+        <w:rPr>
+          <w:rFonts w:cstheme="minorHAnsi"/>
+          <w:color w:val="000000"/>
+          <w:sz w:val="16"/>
+          <w:szCs w:val="16"/>
+        </w:rPr>
+      </w:pPr>
+      <w:r>
+        <w:rPr>
+          <w:rFonts w:cstheme="minorHAnsi"/>
+          <w:b/>
+          <w:bCs/>
+          <w:color w:val="000000"/>
+          <w:sz w:val="16"/>
+          <w:szCs w:val="16"/>
+        </w:rPr>
+        <w:t>CREDIÁGIL</w:t>
+      </w:r>
+      <w:r>
+        <w:rPr>
+          <w:rFonts w:cstheme="minorHAnsi"/>
+          <w:color w:val="000000"/>
+          <w:sz w:val="16"/>
+          <w:szCs w:val="16"/>
+        </w:rPr>
+        <w:t xml:space="preserve"> otorga a </w:t>
+      </w:r>
+      <w:r>
+        <w:rPr>
+          <w:rFonts w:cstheme="minorHAnsi"/>
+          <w:b/>
+          <w:bCs/>
+          <w:color w:val="000000"/>
+          <w:sz w:val="16"/>
+          <w:szCs w:val="16"/>
+        </w:rPr>
+        <w:t>EL CLIENTE</w:t>
+      </w:r>
+      <w:r>
+        <w:rPr>
+          <w:rFonts w:cstheme="minorHAnsi"/>
+          <w:color w:val="000000"/>
+          <w:sz w:val="16"/>
+          <w:szCs w:val="16"/>
+        </w:rPr>
+        <w:t xml:space="preserve"> en calidad de Préstamo la suma de S/ </w:t>
+      </w:r>
+      <w:r>
+        <w:rPr>
+          <w:rFonts w:cstheme="minorHAnsi"/>
+          <w:b/>
+          <w:bCs/>
+          <w:color w:val="000000"/>
+          <w:sz w:val="16"/>
+          <w:szCs w:val="16"/>
+        </w:rPr>
+        <w:t>{{MONTO_PRESTAMO}}</w:t>
+      </w:r>
+      <w:r>
+        <w:rPr>
+          <w:rFonts w:cstheme="minorHAnsi"/>
+          <w:color w:val="000000"/>
+          <w:sz w:val="16"/>
+          <w:szCs w:val="16"/>
+        </w:rPr>
+        <w:t xml:space="preserve"> (</w:t>
+      </w:r>
+      <w:r>
+        <w:rPr>
+          <w:rFonts w:cstheme="minorHAnsi"/>
+          <w:b/>
+          <w:bCs/>
+          <w:color w:val="000000"/>
+          <w:sz w:val="16"/>
+          <w:szCs w:val="16"/>
+        </w:rPr>
+        <w:t>{{LETRAS_PRESTAMO}}</w:t>
+      </w:r>
+      <w:r>
+        <w:rPr>
+          <w:rFonts w:cstheme="minorHAnsi"/>
+          <w:color w:val="000000"/>
+          <w:sz w:val="16"/>
+          <w:szCs w:val="16"/>
+        </w:rPr>
+        <w:t xml:space="preserve"> Y 00/100 SOLES) el mismo que generará los intereses compensatorios, y en caso de incumplimiento las penalidades, así como las comisiones, impuestos y los gastos detallados en la hoja resumen (</w:t>
+      </w:r>
+      <w:r>
+        <w:rPr>
+          <w:rFonts w:cstheme="minorHAnsi"/>
+          <w:b/>
+          <w:bCs/>
+          <w:color w:val="000000"/>
+          <w:sz w:val="16"/>
+          <w:szCs w:val="16"/>
+        </w:rPr>
+        <w:t>ANEXO 02</w:t>
+      </w:r>
+      <w:r>
+        <w:rPr>
+          <w:rFonts w:cstheme="minorHAnsi"/>
+          <w:color w:val="000000"/>
+          <w:sz w:val="16"/>
+          <w:szCs w:val="16"/>
+        </w:rPr>
+        <w:t>), la misma que cuenta con todos los supuestos descritos en el artículo 18 del Reglamento de Transparencia de la Información y Contratación con Usuarios del Sistema Financiero.</w:t>
+      </w:r>
+    </w:p>
+    <w:p>
+      <w:pPr>
+        <w:spacing w:before="10" w:after="10" w:line="240" w:lineRule="auto"/>
+        <w:ind w:right="-1085"/>
+        <w:jc w:val="both"/>
+        <w:rPr>
+          <w:rFonts w:cstheme="minorHAnsi"/>
+          <w:color w:val="000000"/>
+          <w:sz w:val="16"/>
+          <w:szCs w:val="16"/>
+          <w:lang w:val="es-MX"/>
+        </w:rPr>
+      </w:pPr>
+    </w:p>
+    <w:p>
+      <w:pPr>
+        <w:spacing w:before="10" w:after="10" w:line="240" w:lineRule="auto"/>
+        <w:ind w:right="-1085"/>
+        <w:jc w:val="both"/>
+        <w:rPr>
+          <w:rFonts w:cstheme="minorHAnsi"/>
+          <w:b/>
+          <w:bCs/>
+          <w:color w:val="000000"/>
+          <w:sz w:val="16"/>
+          <w:szCs w:val="16"/>
+          <w:u w:val="single"/>
+          <w:lang w:val="es-MX"/>
+        </w:rPr>
+      </w:pPr>
+      <w:r>
+        <w:rPr>
+          <w:rFonts w:cstheme="minorHAnsi"/>
+          <w:b/>
+          <w:bCs/>
+          <w:color w:val="000000"/>
+          <w:sz w:val="16"/>
+          <w:szCs w:val="16"/>
+          <w:u w:val="single"/>
+          <w:lang w:val="es-MX"/>
+        </w:rPr>
+        <w:t>2.</w:t>
+      </w:r>
+      <w:r>
+        <w:rPr>
+          <w:rFonts w:cstheme="minorHAnsi"/>
+          <w:b/>
+          <w:bCs/>
+          <w:color w:val="000000"/>
+          <w:sz w:val="16"/>
+          <w:szCs w:val="16"/>
+          <w:u w:val="single"/>
+          <w:lang w:val="es-MX"/>
+        </w:rPr>
+        <w:t xml:space="preserve">- </w:t>
+      </w:r>
+      <w:r>
+        <w:rPr>
+          <w:rFonts w:cstheme="minorHAnsi"/>
+          <w:b/>
+          <w:bCs/>
+          <w:color w:val="000000"/>
+          <w:sz w:val="16"/>
+          <w:szCs w:val="16"/>
+          <w:u w:val="single"/>
+          <w:lang w:val="es-MX"/>
+        </w:rPr>
+        <w:t>PLAZO Y PAGO DEL PRÉSTAMO</w:t>
+      </w:r>
+    </w:p>
+    <w:p>
+      <w:pPr>
+        <w:spacing w:before="10" w:after="10" w:line="240" w:lineRule="auto"/>
+        <w:ind w:right="-1085"/>
+        <w:jc w:val="both"/>
+        <w:rPr>
+          <w:rFonts w:cstheme="minorHAnsi"/>
+          <w:color w:val="000000"/>
+          <w:sz w:val="16"/>
+          <w:szCs w:val="16"/>
+          <w:lang w:val="es-MX"/>
+        </w:rPr>
+      </w:pPr>
+      <w:r>
+        <w:rPr>
+          <w:rFonts w:cstheme="minorHAnsi"/>
+          <w:color w:val="000000"/>
+          <w:sz w:val="16"/>
+          <w:szCs w:val="16"/>
+          <w:lang w:val="es-MX"/>
+        </w:rPr>
+        <w:t xml:space="preserve">El plazo que otorga </w:t>
+      </w:r>
+      <w:r>
+        <w:rPr>
+          <w:rFonts w:cstheme="minorHAnsi"/>
+          <w:b/>
+          <w:bCs/>
+          <w:color w:val="000000"/>
+          <w:sz w:val="16"/>
+          <w:szCs w:val="16"/>
+          <w:lang w:val="es-MX"/>
+        </w:rPr>
+        <w:t>CREDIÁGIL</w:t>
+      </w:r>
+      <w:r>
+        <w:rPr>
+          <w:rFonts w:cstheme="minorHAnsi"/>
+          <w:color w:val="000000"/>
+          <w:sz w:val="16"/>
+          <w:szCs w:val="16"/>
+          <w:lang w:val="es-MX"/>
+        </w:rPr>
+        <w:t xml:space="preserve"> a </w:t>
+      </w:r>
+      <w:r>
+        <w:rPr>
+          <w:rFonts w:cstheme="minorHAnsi"/>
+          <w:b/>
+          <w:bCs/>
+          <w:color w:val="000000"/>
+          <w:sz w:val="16"/>
+          <w:szCs w:val="16"/>
+          <w:lang w:val="es-MX"/>
+        </w:rPr>
+        <w:t>EL CLIENTE</w:t>
+      </w:r>
+      <w:r>
+        <w:rPr>
+          <w:rFonts w:cstheme="minorHAnsi"/>
+          <w:color w:val="000000"/>
+          <w:sz w:val="16"/>
+          <w:szCs w:val="16"/>
+          <w:lang w:val="es-MX"/>
+        </w:rPr>
+        <w:t xml:space="preserve"> para el pago de su préstamo es de </w:t>
+      </w:r>
+      <w:r>
+        <w:rPr>
+          <w:rFonts w:cstheme="minorHAnsi"/>
+          <w:b/>
+          <w:bCs/>
+          <w:color w:val="000000"/>
+          <w:sz w:val="16"/>
+          <w:szCs w:val="16"/>
+        </w:rPr>
+        <w:t>{{PLAZO_DIAS}}</w:t>
+      </w:r>
+      <w:r>
+        <w:rPr>
+          <w:rFonts w:cstheme="minorHAnsi"/>
+          <w:b/>
+          <w:bCs/>
+          <w:color w:val="000000"/>
+          <w:sz w:val="16"/>
+          <w:szCs w:val="16"/>
+          <w:lang w:val="es-MX"/>
+        </w:rPr>
+        <w:t xml:space="preserve"> días calendario</w:t>
+      </w:r>
+      <w:r>
+        <w:rPr>
+          <w:rFonts w:cstheme="minorHAnsi"/>
+          <w:color w:val="000000"/>
+          <w:sz w:val="16"/>
+          <w:szCs w:val="16"/>
+          <w:lang w:val="es-MX"/>
+        </w:rPr>
+        <w:t xml:space="preserve">, a cuyo vencimiento </w:t>
+      </w:r>
+      <w:r>
+        <w:rPr>
+          <w:rFonts w:cstheme="minorHAnsi"/>
+          <w:b/>
+          <w:bCs/>
+          <w:color w:val="000000"/>
+          <w:sz w:val="16"/>
+          <w:szCs w:val="16"/>
+          <w:lang w:val="es-MX"/>
+        </w:rPr>
+        <w:t>EL CLIENTE</w:t>
+      </w:r>
+      <w:r>
+        <w:rPr>
+          <w:rFonts w:cstheme="minorHAnsi"/>
+          <w:color w:val="000000"/>
+          <w:sz w:val="16"/>
+          <w:szCs w:val="16"/>
+          <w:lang w:val="es-MX"/>
+        </w:rPr>
+        <w:t xml:space="preserve"> podrá optar por alguna de las siguientes alternativas:</w:t>
+      </w:r>
+    </w:p>
+    <w:p>
+      <w:pPr>
+        <w:spacing w:before="10" w:after="10" w:line="240" w:lineRule="auto"/>
+        <w:ind w:right="-1085"/>
+        <w:jc w:val="both"/>
+        <w:rPr>
+          <w:rFonts w:cstheme="minorHAnsi"/>
+          <w:b/>
+          <w:bCs/>
+          <w:color w:val="000000"/>
+          <w:sz w:val="16"/>
+          <w:szCs w:val="16"/>
+          <w:lang w:val="es-MX"/>
+        </w:rPr>
+      </w:pPr>
+    </w:p>
+    <w:p>
+      <w:pPr>
+        <w:spacing w:before="10" w:after="10" w:line="240" w:lineRule="auto"/>
+        <w:ind w:right="-1085"/>
+        <w:jc w:val="both"/>
+        <w:rPr>
+          <w:rFonts w:cstheme="minorHAnsi"/>
+          <w:color w:val="000000"/>
+          <w:sz w:val="16"/>
+          <w:szCs w:val="16"/>
+          <w:lang w:val="es-MX"/>
+        </w:rPr>
+      </w:pPr>
+      <w:r>
+        <w:rPr>
+          <w:rFonts w:cstheme="minorHAnsi"/>
+          <w:b/>
+          <w:bCs/>
+          <w:color w:val="000000"/>
+          <w:sz w:val="16"/>
+          <w:szCs w:val="16"/>
+          <w:lang w:val="es-MX"/>
+        </w:rPr>
+        <w:t>a.</w:t>
+      </w:r>
+      <w:r>
+        <w:rPr>
+          <w:rFonts w:cstheme="minorHAnsi"/>
+          <w:color w:val="000000"/>
+          <w:sz w:val="16"/>
+          <w:szCs w:val="16"/>
+          <w:lang w:val="es-MX"/>
+        </w:rPr>
+        <w:t xml:space="preserve"> Pago total del capital del préstamo, así como el interés compensatorio fijo, penalidades, comisiones, gastos e impuestos.</w:t>
+      </w:r>
+    </w:p>
+    <w:p>
+      <w:pPr>
+        <w:spacing w:before="10" w:after="10" w:line="240" w:lineRule="auto"/>
+        <w:ind w:right="-1085"/>
+        <w:jc w:val="both"/>
+        <w:rPr>
+          <w:rFonts w:cstheme="minorHAnsi"/>
+          <w:b/>
+          <w:bCs/>
+          <w:color w:val="000000"/>
+          <w:sz w:val="16"/>
+          <w:szCs w:val="16"/>
+          <w:lang w:val="es-MX"/>
+        </w:rPr>
+      </w:pPr>
+    </w:p>
+    <w:p>
+      <w:pPr>
+        <w:spacing w:before="10" w:after="10" w:line="240" w:lineRule="auto"/>
+        <w:ind w:right="-1085"/>
+        <w:jc w:val="both"/>
+        <w:rPr>
+          <w:rFonts w:cstheme="minorHAnsi"/>
+          <w:color w:val="000000"/>
+          <w:sz w:val="16"/>
+          <w:szCs w:val="16"/>
+          <w:lang w:val="es-MX"/>
+        </w:rPr>
+      </w:pPr>
+      <w:r>
+        <w:rPr>
+          <w:rFonts w:cstheme="minorHAnsi"/>
+          <w:b/>
+          <w:bCs/>
+          <w:color w:val="000000"/>
+          <w:sz w:val="16"/>
+          <w:szCs w:val="16"/>
+          <w:lang w:val="es-MX"/>
+        </w:rPr>
+        <w:t>b.</w:t>
+      </w:r>
+      <w:r>
+        <w:rPr>
+          <w:rFonts w:cstheme="minorHAnsi"/>
+          <w:color w:val="000000"/>
+          <w:sz w:val="16"/>
+          <w:szCs w:val="16"/>
+          <w:lang w:val="es-MX"/>
+        </w:rPr>
+        <w:t xml:space="preserve"> Pago parcial del capital del préstamo y el total del interés compensatorio fijo, penalidades, comisiones, gastos e impuestos.</w:t>
+      </w:r>
+    </w:p>
+    <w:p>
+      <w:pPr>
+        <w:spacing w:before="10" w:after="10" w:line="240" w:lineRule="auto"/>
+        <w:ind w:right="-1085"/>
+        <w:jc w:val="both"/>
+        <w:rPr>
+          <w:rFonts w:cstheme="minorHAnsi"/>
+          <w:b/>
+          <w:bCs/>
+          <w:color w:val="000000"/>
+          <w:sz w:val="16"/>
+          <w:szCs w:val="16"/>
+          <w:lang w:val="es-MX"/>
+        </w:rPr>
+      </w:pPr>
+    </w:p>
+    <w:p>
+      <w:pPr>
+        <w:spacing w:before="10" w:after="10" w:line="240" w:lineRule="auto"/>
+        <w:ind w:right="-1085"/>
+        <w:jc w:val="both"/>
+        <w:rPr>
+          <w:rFonts w:cstheme="minorHAnsi"/>
+          <w:color w:val="000000"/>
+          <w:sz w:val="16"/>
+          <w:szCs w:val="16"/>
+          <w:lang w:val="es-MX"/>
+        </w:rPr>
+      </w:pPr>
+      <w:r>
+        <w:rPr>
+          <w:rFonts w:cstheme="minorHAnsi"/>
+          <w:b/>
+          <w:bCs/>
+          <w:color w:val="000000"/>
+          <w:sz w:val="16"/>
+          <w:szCs w:val="16"/>
+          <w:lang w:val="es-MX"/>
+        </w:rPr>
+        <w:t>c.</w:t>
+      </w:r>
+      <w:r>
+        <w:rPr>
+          <w:rFonts w:cstheme="minorHAnsi"/>
+          <w:color w:val="000000"/>
+          <w:sz w:val="16"/>
+          <w:szCs w:val="16"/>
+          <w:lang w:val="es-MX"/>
+        </w:rPr>
+        <w:t xml:space="preserve"> Pago total del interés compensatorio fijo, penalidades, comisiones, gastos e impuestos.</w:t>
+      </w:r>
+    </w:p>
+    <w:p>
+      <w:pPr>
+        <w:spacing w:before="10" w:after="10" w:line="240" w:lineRule="auto"/>
+        <w:ind w:right="-1085"/>
+        <w:jc w:val="both"/>
+        <w:rPr>
+          <w:rFonts w:cstheme="minorHAnsi"/>
+          <w:color w:val="000000"/>
+          <w:sz w:val="16"/>
+          <w:szCs w:val="16"/>
+          <w:lang w:val="es-MX"/>
+        </w:rPr>
+      </w:pPr>
+    </w:p>
+    <w:p>
+      <w:pPr>
+        <w:spacing w:before="10" w:after="10" w:line="240" w:lineRule="auto"/>
+        <w:ind w:right="-1085"/>
+        <w:jc w:val="both"/>
+        <w:rPr>
+          <w:rFonts w:cstheme="minorHAnsi"/>
+          <w:b/>
+          <w:bCs/>
+          <w:color w:val="000000"/>
+          <w:sz w:val="16"/>
+          <w:szCs w:val="16"/>
+        </w:rPr>
+      </w:pPr>
+      <w:r>
+        <w:rPr>
+          <w:rFonts w:cstheme="minorHAnsi"/>
+          <w:color w:val="000000"/>
+          <w:sz w:val="16"/>
+          <w:szCs w:val="16"/>
+        </w:rPr>
+        <w:t xml:space="preserve">Los pagos antes señalados serán en efectivo y únicamente en las agencias de </w:t>
+      </w:r>
+      <w:r>
+        <w:rPr>
+          <w:rFonts w:cstheme="minorHAnsi"/>
+          <w:b/>
+          <w:bCs/>
+          <w:color w:val="000000"/>
+          <w:sz w:val="16"/>
+          <w:szCs w:val="16"/>
+        </w:rPr>
+        <w:t>CREDIÁGIL</w:t>
+      </w:r>
+      <w:r>
+        <w:rPr>
+          <w:rFonts w:cstheme="minorHAnsi"/>
+          <w:color w:val="000000"/>
+          <w:sz w:val="16"/>
+          <w:szCs w:val="16"/>
+        </w:rPr>
+        <w:t xml:space="preserve">. </w:t>
+      </w:r>
+    </w:p>
+    <w:p>
+      <w:pPr>
+        <w:spacing w:before="10" w:after="10" w:line="240" w:lineRule="auto"/>
+        <w:ind w:right="-1085"/>
+        <w:jc w:val="both"/>
+        <w:rPr>
+          <w:rFonts w:cstheme="minorHAnsi"/>
+          <w:color w:val="000000"/>
+          <w:sz w:val="16"/>
+          <w:szCs w:val="16"/>
+        </w:rPr>
+      </w:pPr>
+      <w:r>
+        <w:rPr>
+          <w:rFonts w:cstheme="minorHAnsi"/>
+          <w:color w:val="000000"/>
+          <w:sz w:val="16"/>
+          <w:szCs w:val="16"/>
+        </w:rPr>
+        <w:t xml:space="preserve">De optarse por las alternativas b o c, las partes fijarán un nuevo plazo de vencimiento </w:t>
+      </w:r>
+      <w:r>
+        <w:rPr>
+          <w:rFonts w:cstheme="minorHAnsi"/>
+          <w:color w:val="000000"/>
+          <w:sz w:val="16"/>
+          <w:szCs w:val="16"/>
+        </w:rPr>
+        <w:t>y</w:t>
+      </w:r>
+      <w:r>
+        <w:rPr>
+          <w:rFonts w:cstheme="minorHAnsi"/>
+          <w:color w:val="000000"/>
+          <w:sz w:val="16"/>
+          <w:szCs w:val="16"/>
+        </w:rPr>
+        <w:t xml:space="preserve"> </w:t>
+      </w:r>
+      <w:r>
+        <w:rPr>
+          <w:rFonts w:cstheme="minorHAnsi"/>
+          <w:b/>
+          <w:bCs/>
+          <w:color w:val="000000"/>
+          <w:sz w:val="16"/>
+          <w:szCs w:val="16"/>
+        </w:rPr>
+        <w:t>CREDIÁGIL</w:t>
+      </w:r>
+      <w:r>
+        <w:rPr>
+          <w:rFonts w:cstheme="minorHAnsi"/>
+          <w:color w:val="000000"/>
+          <w:sz w:val="16"/>
+          <w:szCs w:val="16"/>
+        </w:rPr>
+        <w:t xml:space="preserve"> determinará el saldo correspondiente del capital adeudado por </w:t>
+      </w:r>
+      <w:r>
+        <w:rPr>
+          <w:rFonts w:cstheme="minorHAnsi"/>
+          <w:b/>
+          <w:bCs/>
+          <w:color w:val="000000"/>
+          <w:sz w:val="16"/>
+          <w:szCs w:val="16"/>
+        </w:rPr>
+        <w:t>EL CLIENTE</w:t>
+      </w:r>
+      <w:r>
+        <w:rPr>
+          <w:rFonts w:cstheme="minorHAnsi"/>
+          <w:color w:val="000000"/>
+          <w:sz w:val="16"/>
+          <w:szCs w:val="16"/>
+        </w:rPr>
+        <w:t xml:space="preserve">, el cual generará un interés compensatorio fijo y en caso de incumplimiento las penalidades de ser el caso, así como las comisiones, impuestos y los gastos por los días transcurridos hasta el siguiente pago que realice </w:t>
+      </w:r>
+      <w:r>
+        <w:rPr>
+          <w:rFonts w:cstheme="minorHAnsi"/>
+          <w:b/>
+          <w:bCs/>
+          <w:color w:val="000000"/>
+          <w:sz w:val="16"/>
+          <w:szCs w:val="16"/>
+        </w:rPr>
+        <w:t>EL CLIENTE</w:t>
+      </w:r>
+      <w:r>
+        <w:rPr>
+          <w:rFonts w:cstheme="minorHAnsi"/>
+          <w:color w:val="000000"/>
+          <w:sz w:val="16"/>
+          <w:szCs w:val="16"/>
+        </w:rPr>
+        <w:t xml:space="preserve">. En ambos casos, se mantendrá vigente para todos sus efectos la Garantía Mobiliaria constituida, manteniendo </w:t>
+      </w:r>
+      <w:r>
+        <w:rPr>
+          <w:rFonts w:cstheme="minorHAnsi"/>
+          <w:b/>
+          <w:bCs/>
+          <w:color w:val="000000"/>
+          <w:sz w:val="16"/>
+          <w:szCs w:val="16"/>
+        </w:rPr>
+        <w:t>CREDIÁGIL</w:t>
+      </w:r>
+      <w:r>
+        <w:rPr>
+          <w:rFonts w:cstheme="minorHAnsi"/>
+          <w:color w:val="000000"/>
+          <w:sz w:val="16"/>
+          <w:szCs w:val="16"/>
+        </w:rPr>
+        <w:t xml:space="preserve"> en su poder los bienes otorgados en garantía por </w:t>
+      </w:r>
+      <w:r>
+        <w:rPr>
+          <w:rFonts w:cstheme="minorHAnsi"/>
+          <w:b/>
+          <w:bCs/>
+          <w:color w:val="000000"/>
+          <w:sz w:val="16"/>
+          <w:szCs w:val="16"/>
+        </w:rPr>
+        <w:t>EL CLIENTE</w:t>
+      </w:r>
+      <w:r>
+        <w:rPr>
+          <w:rFonts w:cstheme="minorHAnsi"/>
+          <w:color w:val="000000"/>
+          <w:sz w:val="16"/>
+          <w:szCs w:val="16"/>
+        </w:rPr>
+        <w:t>.</w:t>
+      </w:r>
+    </w:p>
+    <w:p>
+      <w:pPr>
+        <w:spacing w:before="10" w:after="10" w:line="240" w:lineRule="auto"/>
+        <w:ind w:right="-1085"/>
+        <w:jc w:val="both"/>
+        <w:rPr>
+          <w:rFonts w:cstheme="minorHAnsi"/>
+          <w:color w:val="000000"/>
+          <w:sz w:val="16"/>
+          <w:szCs w:val="16"/>
+        </w:rPr>
+      </w:pPr>
+    </w:p>
+    <w:p>
+      <w:pPr>
+        <w:spacing w:before="10" w:after="10" w:line="240" w:lineRule="auto"/>
+        <w:ind w:right="-1085"/>
+        <w:jc w:val="both"/>
+        <w:rPr>
+          <w:rFonts w:cstheme="minorHAnsi"/>
+          <w:color w:val="000000"/>
+          <w:sz w:val="16"/>
+          <w:szCs w:val="16"/>
+        </w:rPr>
+      </w:pPr>
+      <w:r>
+        <w:rPr>
+          <w:rFonts w:cstheme="minorHAnsi"/>
+          <w:color w:val="000000"/>
+          <w:sz w:val="16"/>
+          <w:szCs w:val="16"/>
+        </w:rPr>
+        <w:t xml:space="preserve">En el caso que </w:t>
+      </w:r>
+      <w:r>
+        <w:rPr>
+          <w:rFonts w:cstheme="minorHAnsi"/>
+          <w:b/>
+          <w:bCs/>
+          <w:color w:val="000000"/>
+          <w:sz w:val="16"/>
+          <w:szCs w:val="16"/>
+        </w:rPr>
+        <w:t>EL CLIENTE</w:t>
+      </w:r>
+      <w:r>
+        <w:rPr>
+          <w:rFonts w:cstheme="minorHAnsi"/>
+          <w:color w:val="000000"/>
+          <w:sz w:val="16"/>
+          <w:szCs w:val="16"/>
+        </w:rPr>
+        <w:t xml:space="preserve">, haya sido beneficiario de una promoción comercial otorgada por </w:t>
+      </w:r>
+      <w:r>
+        <w:rPr>
+          <w:rFonts w:cstheme="minorHAnsi"/>
+          <w:b/>
+          <w:bCs/>
+          <w:color w:val="000000"/>
+          <w:sz w:val="16"/>
+          <w:szCs w:val="16"/>
+        </w:rPr>
+        <w:t>CREDIÁGIL</w:t>
+      </w:r>
+      <w:r>
+        <w:rPr>
+          <w:rFonts w:cstheme="minorHAnsi"/>
+          <w:color w:val="000000"/>
+          <w:sz w:val="16"/>
+          <w:szCs w:val="16"/>
+        </w:rPr>
+        <w:t>, que conlleve variar el plazo de pago y/o las formas de pago indicadas en las alternativas a, b, o c, que se indican en la hoja resumen (</w:t>
+      </w:r>
+      <w:r>
+        <w:rPr>
+          <w:rFonts w:cstheme="minorHAnsi"/>
+          <w:color w:val="000000"/>
+          <w:sz w:val="16"/>
+          <w:szCs w:val="16"/>
+        </w:rPr>
+        <w:t>ANEXO</w:t>
+      </w:r>
+      <w:r>
+        <w:rPr>
+          <w:rFonts w:cstheme="minorHAnsi"/>
+          <w:color w:val="000000"/>
+          <w:sz w:val="16"/>
+          <w:szCs w:val="16"/>
+        </w:rPr>
+        <w:t xml:space="preserve"> 01), éste se obliga a cumplir las condiciones establecidas para la promoción a la que se acogió, caso contrario, perderá los beneficios de dicha promoción. </w:t>
+      </w:r>
+    </w:p>
+    <w:p>
+      <w:pPr>
+        <w:spacing w:before="10" w:after="10" w:line="240" w:lineRule="auto"/>
+        <w:ind w:right="-1085"/>
+        <w:jc w:val="both"/>
+        <w:rPr>
+          <w:rFonts w:cstheme="minorHAnsi"/>
+          <w:color w:val="000000"/>
+          <w:sz w:val="16"/>
+          <w:szCs w:val="16"/>
+        </w:rPr>
+      </w:pPr>
+    </w:p>
+    <w:p>
+      <w:pPr>
+        <w:spacing w:before="10" w:after="10" w:line="240" w:lineRule="auto"/>
+        <w:ind w:right="-1085"/>
+        <w:jc w:val="both"/>
+        <w:rPr>
+          <w:rFonts w:cstheme="minorHAnsi"/>
+          <w:color w:val="000000"/>
+          <w:sz w:val="16"/>
+          <w:szCs w:val="16"/>
+        </w:rPr>
+      </w:pPr>
+      <w:r>
+        <w:rPr>
+          <w:rFonts w:cstheme="minorHAnsi"/>
+          <w:b/>
+          <w:bCs/>
+          <w:color w:val="000000"/>
+          <w:sz w:val="16"/>
+          <w:szCs w:val="16"/>
+        </w:rPr>
+        <w:t>EL CLIENTE</w:t>
+      </w:r>
+      <w:r>
+        <w:rPr>
+          <w:rFonts w:cstheme="minorHAnsi"/>
+          <w:color w:val="000000"/>
+          <w:sz w:val="16"/>
+          <w:szCs w:val="16"/>
+        </w:rPr>
+        <w:t xml:space="preserve"> podrá efectuar pagos anticipados en forma total de su crédito, con la consecuente reducción de los intereses compensatorios, penalidades (de ser el caso), comisiones y gastos a la fecha de pago. </w:t>
+      </w:r>
+    </w:p>
+    <w:p>
+      <w:pPr>
+        <w:spacing w:before="10" w:after="10" w:line="240" w:lineRule="auto"/>
+        <w:ind w:right="-1085"/>
+        <w:jc w:val="both"/>
+        <w:rPr>
+          <w:rFonts w:cstheme="minorHAnsi"/>
+          <w:color w:val="000000"/>
+          <w:sz w:val="16"/>
+          <w:szCs w:val="16"/>
+          <w:lang w:val="es-MX"/>
+        </w:rPr>
+      </w:pPr>
+    </w:p>
+    <w:p>
+      <w:pPr>
+        <w:spacing w:before="10" w:after="10" w:line="240" w:lineRule="auto"/>
+        <w:ind w:right="-1085"/>
+        <w:jc w:val="both"/>
+        <w:rPr>
+          <w:rFonts w:cstheme="minorHAnsi"/>
+          <w:b/>
+          <w:bCs/>
+          <w:color w:val="000000"/>
+          <w:sz w:val="16"/>
+          <w:szCs w:val="16"/>
+          <w:u w:val="single"/>
+          <w:lang w:val="es-MX"/>
+        </w:rPr>
+      </w:pPr>
+      <w:r>
+        <w:rPr>
+          <w:rFonts w:cstheme="minorHAnsi"/>
+          <w:b/>
+          <w:bCs/>
+          <w:color w:val="000000"/>
+          <w:sz w:val="16"/>
+          <w:szCs w:val="16"/>
+          <w:u w:val="single"/>
+          <w:lang w:val="es-MX"/>
+        </w:rPr>
+        <w:t>3.</w:t>
+      </w:r>
+      <w:r>
+        <w:rPr>
+          <w:rFonts w:cstheme="minorHAnsi"/>
+          <w:b/>
+          <w:bCs/>
+          <w:color w:val="000000"/>
+          <w:sz w:val="16"/>
+          <w:szCs w:val="16"/>
+          <w:u w:val="single"/>
+          <w:lang w:val="es-MX"/>
+        </w:rPr>
+        <w:t>-</w:t>
+      </w:r>
+      <w:r>
+        <w:rPr>
+          <w:rFonts w:cstheme="minorHAnsi"/>
+          <w:b/>
+          <w:bCs/>
+          <w:color w:val="000000"/>
+          <w:sz w:val="16"/>
+          <w:szCs w:val="16"/>
+          <w:u w:val="single"/>
+          <w:lang w:val="es-MX"/>
+        </w:rPr>
+        <w:t xml:space="preserve"> GARANTÍA</w:t>
+      </w:r>
+    </w:p>
+    <w:p>
+      <w:pPr>
+        <w:spacing w:before="10" w:after="10" w:line="240" w:lineRule="auto"/>
+        <w:ind w:right="-1085"/>
+        <w:jc w:val="both"/>
+        <w:rPr>
+          <w:rFonts w:cstheme="minorHAnsi"/>
+          <w:color w:val="000000"/>
+          <w:sz w:val="16"/>
+          <w:szCs w:val="16"/>
+          <w:lang w:val="es-MX"/>
+        </w:rPr>
+      </w:pPr>
+      <w:r>
+        <w:rPr>
+          <w:rFonts w:cstheme="minorHAnsi"/>
+          <w:color w:val="000000"/>
+          <w:sz w:val="16"/>
+          <w:szCs w:val="16"/>
+          <w:lang w:val="es-MX"/>
+        </w:rPr>
+        <w:t xml:space="preserve">En respaldo del cumplimiento del pago del préstamo, interés compensatorio fijo, penalidades de ser el caso, comisiones, gastos e impuestos señalados en la Cláusula Primera, así como de cualquier otra obligación frente a </w:t>
+      </w:r>
+      <w:r>
+        <w:rPr>
+          <w:rFonts w:cstheme="minorHAnsi"/>
+          <w:b/>
+          <w:bCs/>
+          <w:color w:val="000000"/>
+          <w:sz w:val="16"/>
+          <w:szCs w:val="16"/>
+          <w:lang w:val="es-MX"/>
+        </w:rPr>
+        <w:t>CREDIÁGIL</w:t>
+      </w:r>
+      <w:r>
+        <w:rPr>
+          <w:rFonts w:cstheme="minorHAnsi"/>
+          <w:color w:val="000000"/>
+          <w:sz w:val="16"/>
+          <w:szCs w:val="16"/>
+          <w:lang w:val="es-MX"/>
+        </w:rPr>
+        <w:t xml:space="preserve">, presente o futura, se constituye </w:t>
+      </w:r>
+      <w:r>
+        <w:rPr>
+          <w:rFonts w:cstheme="minorHAnsi"/>
+          <w:b/>
+          <w:bCs/>
+          <w:color w:val="000000"/>
+          <w:sz w:val="16"/>
+          <w:szCs w:val="16"/>
+          <w:lang w:val="es-MX"/>
+        </w:rPr>
+        <w:t>Primera y Preferente Garantía Mobiliaria Vehicular</w:t>
+      </w:r>
+      <w:r>
+        <w:rPr>
+          <w:rFonts w:cstheme="minorHAnsi"/>
+          <w:color w:val="000000"/>
+          <w:sz w:val="16"/>
+          <w:szCs w:val="16"/>
+          <w:lang w:val="es-MX"/>
+        </w:rPr>
+        <w:t xml:space="preserve"> con entrega de posesión y a plazo indeterminado a favor de </w:t>
+      </w:r>
+      <w:r>
+        <w:rPr>
+          <w:rFonts w:cstheme="minorHAnsi"/>
+          <w:b/>
+          <w:bCs/>
+          <w:color w:val="000000"/>
+          <w:sz w:val="16"/>
+          <w:szCs w:val="16"/>
+          <w:lang w:val="es-MX"/>
+        </w:rPr>
+        <w:t>CREDIÁGIL</w:t>
+      </w:r>
+      <w:r>
+        <w:rPr>
+          <w:rFonts w:cstheme="minorHAnsi"/>
+          <w:color w:val="000000"/>
+          <w:sz w:val="16"/>
+          <w:szCs w:val="16"/>
+          <w:lang w:val="es-MX"/>
+        </w:rPr>
+        <w:t xml:space="preserve"> hasta por la suma de S/ </w:t>
+      </w:r>
+      <w:r>
+        <w:rPr>
+          <w:rFonts w:cstheme="minorHAnsi"/>
+          <w:b/>
+          <w:bCs/>
+          <w:color w:val="000000"/>
+          <w:sz w:val="16"/>
+          <w:szCs w:val="16"/>
+          <w:lang w:val="es-MX"/>
+        </w:rPr>
+        <w:t>{{MONTO_TASACION}}</w:t>
+      </w:r>
+      <w:r>
+        <w:rPr>
+          <w:rFonts w:cstheme="minorHAnsi"/>
+          <w:color w:val="000000"/>
+          <w:sz w:val="16"/>
+          <w:szCs w:val="16"/>
+          <w:lang w:val="es-MX"/>
+        </w:rPr>
+        <w:t>, otorgada por:</w:t>
+      </w:r>
+    </w:p>
+    <w:p>
+      <w:pPr>
+        <w:spacing w:before="10" w:after="10" w:line="240" w:lineRule="auto"/>
+        <w:ind w:right="-1085"/>
+        <w:jc w:val="both"/>
+        <w:rPr>
+          <w:rFonts w:cstheme="minorHAnsi"/>
+          <w:b/>
+          <w:bCs/>
+          <w:color w:val="000000"/>
+          <w:sz w:val="16"/>
+          <w:szCs w:val="16"/>
+          <w:lang w:val="es-MX"/>
+        </w:rPr>
+      </w:pPr>
+    </w:p>
+    <w:p>
+      <w:pPr>
+        <w:spacing w:before="10" w:after="10" w:line="240" w:lineRule="auto"/>
+        <w:ind w:right="-1085"/>
+        <w:jc w:val="both"/>
+        <w:rPr>
+          <w:rFonts w:cstheme="minorHAnsi"/>
+          <w:color w:val="000000"/>
+          <w:sz w:val="16"/>
+          <w:szCs w:val="16"/>
+          <w:lang w:val="es-MX"/>
+        </w:rPr>
+      </w:pPr>
+      <w:r>
+        <w:rPr>
+          <w:rFonts w:cstheme="minorHAnsi"/>
+          <w:b/>
+          <w:bCs/>
+          <w:color w:val="000000"/>
+          <w:sz w:val="16"/>
+          <w:szCs w:val="16"/>
+          <w:lang w:val="es-MX"/>
+        </w:rPr>
+        <w:t>a. EL CLIENTE</w:t>
+      </w:r>
+      <w:r>
+        <w:rPr>
+          <w:rFonts w:cstheme="minorHAnsi"/>
+          <w:color w:val="000000"/>
+          <w:sz w:val="16"/>
+          <w:szCs w:val="16"/>
+          <w:lang w:val="es-MX"/>
+        </w:rPr>
+        <w:t>, en su calidad de propietario y titular registral del vehículo; o en su defecto por,</w:t>
+      </w:r>
+    </w:p>
+    <w:p>
+      <w:pPr>
+        <w:spacing w:before="10" w:after="10" w:line="240" w:lineRule="auto"/>
+        <w:ind w:right="-1085"/>
+        <w:jc w:val="both"/>
+        <w:rPr>
+          <w:rFonts w:cstheme="minorHAnsi"/>
+          <w:b/>
+          <w:bCs/>
+          <w:color w:val="000000"/>
+          <w:sz w:val="16"/>
+          <w:szCs w:val="16"/>
+          <w:lang w:val="es-MX"/>
+        </w:rPr>
+      </w:pPr>
+    </w:p>
+    <w:p>
+      <w:pPr>
+        <w:spacing w:before="10" w:after="10" w:line="240" w:lineRule="auto"/>
+        <w:ind w:right="-1085"/>
+        <w:jc w:val="both"/>
+        <w:rPr>
+          <w:rFonts w:cstheme="minorHAnsi"/>
+          <w:color w:val="000000"/>
+          <w:sz w:val="16"/>
+          <w:szCs w:val="16"/>
+          <w:lang w:val="es-MX"/>
+        </w:rPr>
+      </w:pPr>
+      <w:r>
+        <w:rPr>
+          <w:rFonts w:cstheme="minorHAnsi"/>
+          <w:b/>
+          <w:bCs/>
+          <w:color w:val="000000"/>
+          <w:sz w:val="16"/>
+          <w:szCs w:val="16"/>
+          <w:lang w:val="es-MX"/>
+        </w:rPr>
+        <w:t>b. EL GARANTE MOBILIARIO:</w:t>
+      </w:r>
+      <w:r>
+        <w:rPr>
+          <w:rFonts w:cstheme="minorHAnsi"/>
+          <w:color w:val="000000"/>
+          <w:sz w:val="16"/>
+          <w:szCs w:val="16"/>
+          <w:lang w:val="es-MX"/>
+        </w:rPr>
+        <w:t xml:space="preserve"> El señor(a) </w:t>
+      </w:r>
+      <w:r>
+        <w:rPr>
+          <w:rFonts w:cstheme="minorHAnsi"/>
+          <w:b/>
+          <w:bCs/>
+          <w:color w:val="000000"/>
+          <w:sz w:val="16"/>
+          <w:szCs w:val="16"/>
+          <w:lang w:val="es-MX"/>
+        </w:rPr>
+        <w:t>{{NOMBRE_GARANTE}}</w:t>
+      </w:r>
+      <w:r>
+        <w:rPr>
+          <w:rFonts w:cstheme="minorHAnsi"/>
+          <w:color w:val="000000"/>
+          <w:sz w:val="16"/>
+          <w:szCs w:val="16"/>
+          <w:lang w:val="es-MX"/>
+        </w:rPr>
+        <w:t xml:space="preserve"> identificado con DNI </w:t>
+      </w:r>
       <w:proofErr w:type="spellStart"/>
       <w:r>
         <w:rPr>
           <w:rFonts w:cstheme="minorHAnsi"/>
-          <w:b/>
-          <w:bCs/>
-          <w:color w:val="000000"/>
-          <w:sz w:val="16"/>
-          <w:szCs w:val="16"/>
-        </w:rPr>
-        <w:t>N°</w:t>
+          <w:color w:val="000000"/>
+          <w:sz w:val="16"/>
+          <w:szCs w:val="16"/>
+          <w:lang w:val="es-MX"/>
+        </w:rPr>
+        <w:t>Nº</w:t>
       </w:r>
       <w:proofErr w:type="spellEnd"/>
       <w:r>
         <w:rPr>
           <w:rFonts w:cstheme="minorHAnsi"/>
-          <w:b/>
-          <w:bCs/>
-          <w:color w:val="000000"/>
-          <w:sz w:val="16"/>
-          <w:szCs w:val="16"/>
-        </w:rPr>
-        <w:t xml:space="preserve"> {{NUM_CONTRATO}}</w:t>
-      </w:r>
-      <w:r>
-        <w:rPr>
-          <w:rFonts w:cstheme="minorHAnsi"/>
-          <w:b/>
-          <w:bCs/>
-          <w:color w:val="000000"/>
-          <w:sz w:val="16"/>
-          <w:szCs w:val="16"/>
-          <w:lang w:val="es-MX"/>
-        </w:rPr>
-        <w:br/>
-      </w:r>
-    </w:p>
-    <w:p>
-      <w:pPr>
-        <w:spacing w:before="10" w:after="10" w:line="240" w:lineRule="auto"/>
-        <w:ind w:right="-1085"/>
-        <w:jc w:val="both"/>
-        <w:rPr>
-          <w:rFonts w:cstheme="minorHAnsi"/>
-          <w:color w:val="000000"/>
-          <w:sz w:val="16"/>
-          <w:szCs w:val="16"/>
-          <w:lang w:val="es-MX"/>
-        </w:rPr>
-      </w:pPr>
-      <w:r>
-        <w:rPr>
-          <w:rFonts w:cstheme="minorHAnsi"/>
-          <w:color w:val="000000"/>
-          <w:sz w:val="16"/>
-          <w:szCs w:val="16"/>
-          <w:lang w:val="es-MX"/>
-        </w:rPr>
-        <w:t xml:space="preserve">Conste por el presente documento, el </w:t>
-      </w:r>
-      <w:r>
-        <w:rPr>
-          <w:rFonts w:cstheme="minorHAnsi"/>
-          <w:b/>
-          <w:bCs/>
-          <w:color w:val="000000"/>
-          <w:sz w:val="16"/>
-          <w:szCs w:val="16"/>
-          <w:lang w:val="es-MX"/>
-        </w:rPr>
-        <w:t>CONTRATO DE PRÉSTAMO CON GARANTÍA MOBILIARIA</w:t>
-      </w:r>
-      <w:r>
-        <w:rPr>
-          <w:rFonts w:cstheme="minorHAnsi"/>
-          <w:color w:val="000000"/>
-          <w:sz w:val="16"/>
-          <w:szCs w:val="16"/>
-          <w:lang w:val="es-MX"/>
-        </w:rPr>
-        <w:t xml:space="preserve"> que celebran la empresa </w:t>
-      </w:r>
-      <w:r>
-        <w:rPr>
-          <w:rFonts w:cstheme="minorHAnsi"/>
-          <w:b/>
-          <w:bCs/>
-          <w:color w:val="000000"/>
-          <w:sz w:val="16"/>
-          <w:szCs w:val="16"/>
-          <w:lang w:val="es-MX"/>
-        </w:rPr>
-        <w:t xml:space="preserve">INVERSIONES </w:t>
+          <w:color w:val="000000"/>
+          <w:sz w:val="16"/>
+          <w:szCs w:val="16"/>
+          <w:lang w:val="es-MX"/>
+        </w:rPr>
+        <w:t xml:space="preserve"> </w:t>
+      </w:r>
+      <w:r>
+        <w:rPr>
+          <w:rFonts w:cstheme="minorHAnsi"/>
+          <w:b/>
+          <w:bCs/>
+          <w:color w:val="000000"/>
+          <w:sz w:val="16"/>
+          <w:szCs w:val="16"/>
+          <w:lang w:val="es-MX"/>
+        </w:rPr>
+        <w:t>{{DNI_GARANTE}}</w:t>
+      </w:r>
+      <w:r>
+        <w:rPr>
+          <w:rFonts w:cstheme="minorHAnsi"/>
+          <w:color w:val="000000"/>
+          <w:sz w:val="16"/>
+          <w:szCs w:val="16"/>
+          <w:lang w:val="es-MX"/>
+        </w:rPr>
+        <w:t xml:space="preserve">, y su cónyuge </w:t>
+      </w:r>
+      <w:r>
+        <w:rPr>
+          <w:rFonts w:cstheme="minorHAnsi"/>
+          <w:b/>
+          <w:bCs/>
+          <w:color w:val="000000"/>
+          <w:sz w:val="16"/>
+          <w:szCs w:val="16"/>
+          <w:lang w:val="es-MX"/>
+        </w:rPr>
+        <w:t>{{CONYUGE_GARANTE}}</w:t>
+      </w:r>
+      <w:r>
+        <w:rPr>
+          <w:rFonts w:cstheme="minorHAnsi"/>
+          <w:color w:val="000000"/>
+          <w:sz w:val="16"/>
+          <w:szCs w:val="16"/>
+          <w:lang w:val="es-MX"/>
+        </w:rPr>
+        <w:t xml:space="preserve"> con DNI Nº </w:t>
+      </w:r>
+      <w:r>
+        <w:rPr>
+          <w:rFonts w:cstheme="minorHAnsi"/>
+          <w:b/>
+          <w:bCs/>
+          <w:color w:val="000000"/>
+          <w:sz w:val="16"/>
+          <w:szCs w:val="16"/>
+          <w:lang w:val="es-MX"/>
+        </w:rPr>
+        <w:t>{{DNI_CONYUGE_GARANTE}}</w:t>
+      </w:r>
+      <w:r>
+        <w:rPr>
+          <w:rFonts w:cstheme="minorHAnsi"/>
+          <w:color w:val="000000"/>
+          <w:sz w:val="16"/>
+          <w:szCs w:val="16"/>
+          <w:lang w:val="es-MX"/>
+        </w:rPr>
+        <w:t xml:space="preserve">, con domicilio en </w:t>
+      </w:r>
+      <w:r>
+        <w:rPr>
+          <w:rFonts w:cstheme="minorHAnsi"/>
+          <w:b/>
+          <w:bCs/>
+          <w:color w:val="000000"/>
+          <w:sz w:val="16"/>
+          <w:szCs w:val="16"/>
+          <w:lang w:val="es-MX"/>
+        </w:rPr>
+        <w:t>{{DOMICILIO_GARANTE}}</w:t>
+      </w:r>
+      <w:r>
+        <w:rPr>
+          <w:rFonts w:cstheme="minorHAnsi"/>
+          <w:color w:val="000000"/>
+          <w:sz w:val="16"/>
+          <w:szCs w:val="16"/>
+          <w:lang w:val="es-MX"/>
+        </w:rPr>
+        <w:t xml:space="preserve">, adquiriendo en consecuencia la calidad de </w:t>
+      </w:r>
+      <w:r>
+        <w:rPr>
+          <w:rFonts w:cstheme="minorHAnsi"/>
+          <w:b/>
+          <w:bCs/>
+          <w:color w:val="000000"/>
+          <w:sz w:val="16"/>
+          <w:szCs w:val="16"/>
+          <w:lang w:val="es-MX"/>
+        </w:rPr>
+        <w:t>DEUDOR SOLIDARIO</w:t>
+      </w:r>
+      <w:r>
+        <w:rPr>
+          <w:rFonts w:cstheme="minorHAnsi"/>
+          <w:color w:val="000000"/>
+          <w:sz w:val="16"/>
+          <w:szCs w:val="16"/>
+          <w:lang w:val="es-MX"/>
+        </w:rPr>
+        <w:t xml:space="preserve"> de la presente obligación asumida por EL CLIENTE.</w:t>
+      </w:r>
+    </w:p>
+    <w:p>
+      <w:pPr>
+        <w:spacing w:before="10" w:after="10" w:line="240" w:lineRule="auto"/>
+        <w:ind w:right="-1085"/>
+        <w:jc w:val="both"/>
+        <w:rPr>
+          <w:rFonts w:cstheme="minorHAnsi"/>
+          <w:color w:val="000000"/>
+          <w:sz w:val="16"/>
+          <w:szCs w:val="16"/>
+          <w:lang w:val="es-MX"/>
+        </w:rPr>
+      </w:pPr>
+    </w:p>
+    <w:p>
+      <w:pPr>
+        <w:spacing w:before="10" w:after="10" w:line="240" w:lineRule="auto"/>
+        <w:ind w:right="-1085"/>
+        <w:jc w:val="both"/>
+        <w:rPr>
+          <w:rFonts w:cstheme="minorHAnsi"/>
+          <w:color w:val="000000"/>
+          <w:sz w:val="16"/>
+          <w:szCs w:val="16"/>
+          <w:lang w:val="es-MX"/>
+        </w:rPr>
+      </w:pPr>
+      <w:r>
+        <w:rPr>
+          <w:rFonts w:cstheme="minorHAnsi"/>
+          <w:color w:val="000000"/>
+          <w:sz w:val="16"/>
+          <w:szCs w:val="16"/>
+          <w:lang w:val="es-MX"/>
+        </w:rPr>
+        <w:t xml:space="preserve">Sobre el vehículo cuyas características técnicas (Marca, Modelo, Placa, Motor, Serie) se detallan minuciosamente en el </w:t>
+      </w:r>
+      <w:r>
+        <w:rPr>
+          <w:rFonts w:cstheme="minorHAnsi"/>
+          <w:b/>
+          <w:bCs/>
+          <w:color w:val="000000"/>
+          <w:sz w:val="16"/>
+          <w:szCs w:val="16"/>
+          <w:lang w:val="es-MX"/>
+        </w:rPr>
+        <w:t>ANEXO 01</w:t>
+      </w:r>
+      <w:r>
+        <w:rPr>
+          <w:rFonts w:cstheme="minorHAnsi"/>
+          <w:color w:val="000000"/>
+          <w:sz w:val="16"/>
+          <w:szCs w:val="16"/>
+          <w:lang w:val="es-MX"/>
+        </w:rPr>
+        <w:t xml:space="preserve"> del presente contrato. El vehículo se encuentra inscrito en la </w:t>
+      </w:r>
+      <w:r>
+        <w:rPr>
+          <w:rFonts w:cstheme="minorHAnsi"/>
+          <w:b/>
+          <w:bCs/>
+          <w:color w:val="000000"/>
+          <w:sz w:val="16"/>
+          <w:szCs w:val="16"/>
+          <w:lang w:val="es-MX"/>
+        </w:rPr>
+        <w:t xml:space="preserve">Partida Electrónica </w:t>
+      </w:r>
+      <w:proofErr w:type="spellStart"/>
+      <w:r>
+        <w:rPr>
+          <w:rFonts w:cstheme="minorHAnsi"/>
+          <w:color w:val="000000"/>
+          <w:sz w:val="16"/>
+          <w:szCs w:val="16"/>
+          <w:lang w:val="es-MX"/>
+        </w:rPr>
+        <w:t>Nº</w:t>
+      </w:r>
+      <w:proofErr w:type="spellEnd"/>
+      <w:r>
+        <w:rPr>
+          <w:rFonts w:cstheme="minorHAnsi"/>
+          <w:b/>
+          <w:bCs/>
+          <w:color w:val="000000"/>
+          <w:sz w:val="16"/>
+          <w:szCs w:val="16"/>
+          <w:lang w:val="es-MX"/>
+        </w:rPr>
+        <w:t xml:space="preserve"> {{AUTO_PARTIDA}}</w:t>
+      </w:r>
+      <w:r>
+        <w:rPr>
+          <w:rFonts w:cstheme="minorHAnsi"/>
+          <w:color w:val="000000"/>
+          <w:sz w:val="16"/>
+          <w:szCs w:val="16"/>
+          <w:lang w:val="es-MX"/>
+        </w:rPr>
+        <w:t xml:space="preserve"> del Registro de Propiedad Vehicular de la Oficina Registral de </w:t>
+      </w:r>
+      <w:r>
+        <w:rPr>
+          <w:rFonts w:cstheme="minorHAnsi"/>
+          <w:b/>
+          <w:bCs/>
+          <w:color w:val="000000"/>
+          <w:sz w:val="16"/>
+          <w:szCs w:val="16"/>
+          <w:lang w:val="es-MX"/>
+        </w:rPr>
+        <w:t>{{AUTO_OFICINA_REGISTRAL}}</w:t>
+      </w:r>
+      <w:r>
+        <w:rPr>
+          <w:rFonts w:cstheme="minorHAnsi"/>
+          <w:color w:val="000000"/>
+          <w:sz w:val="16"/>
+          <w:szCs w:val="16"/>
+          <w:lang w:val="es-MX"/>
+        </w:rPr>
+        <w:t xml:space="preserve">. </w:t>
       </w:r>
       <w:r>
         <w:rPr>
@@ -148,34 +1816,83 @@
       <w:r>
         <w:rPr>
           <w:rFonts w:cstheme="minorHAnsi"/>
-          <w:b/>
-          <w:bCs/>
-          <w:color w:val="000000"/>
-          <w:sz w:val="16"/>
-          <w:szCs w:val="16"/>
-          <w:lang w:val="es-MX"/>
-        </w:rPr>
-        <w:t xml:space="preserve"> DEL PERU E.I.R.L.</w:t>
-      </w:r>
-      <w:r>
-        <w:rPr>
-          <w:rFonts w:cstheme="minorHAnsi"/>
-          <w:color w:val="000000"/>
-          <w:sz w:val="16"/>
-          <w:szCs w:val="16"/>
-          <w:lang w:val="es-MX"/>
-        </w:rPr>
-        <w:t xml:space="preserve">, en adelante </w:t>
-      </w:r>
-      <w:r>
-        <w:rPr>
-          <w:rFonts w:cstheme="minorHAnsi"/>
-          <w:b/>
-          <w:bCs/>
-          <w:color w:val="000000"/>
-          <w:sz w:val="16"/>
-          <w:szCs w:val="16"/>
-          <w:lang w:val="es-MX"/>
+          <w:color w:val="000000"/>
+          <w:sz w:val="16"/>
+          <w:szCs w:val="16"/>
+          <w:lang w:val="es-MX"/>
+        </w:rPr>
+        <w:t xml:space="preserve"> se obliga a mantener en buen estado de conservación el bien otorgado en garantía mobiliaria.</w:t>
+      </w:r>
+    </w:p>
+    <w:p>
+      <w:pPr>
+        <w:spacing w:before="10" w:after="10" w:line="240" w:lineRule="auto"/>
+        <w:ind w:right="-1085"/>
+        <w:jc w:val="both"/>
+        <w:rPr>
+          <w:rFonts w:cstheme="minorHAnsi"/>
+          <w:color w:val="000000"/>
+          <w:sz w:val="16"/>
+          <w:szCs w:val="16"/>
+          <w:lang w:val="es-MX"/>
+        </w:rPr>
+      </w:pPr>
+    </w:p>
+    <w:p>
+      <w:pPr>
+        <w:spacing w:before="10" w:after="10" w:line="240" w:lineRule="auto"/>
+        <w:ind w:right="-1085"/>
+        <w:jc w:val="both"/>
+        <w:rPr>
+          <w:rFonts w:cstheme="minorHAnsi"/>
+          <w:b/>
+          <w:color w:val="000000"/>
+          <w:sz w:val="16"/>
+          <w:szCs w:val="16"/>
+          <w:u w:val="single"/>
+        </w:rPr>
+      </w:pPr>
+      <w:r>
+        <w:rPr>
+          <w:rFonts w:cstheme="minorHAnsi"/>
+          <w:b/>
+          <w:color w:val="000000"/>
+          <w:sz w:val="16"/>
+          <w:szCs w:val="16"/>
+          <w:u w:val="single"/>
+        </w:rPr>
+        <w:t>4.- VALORIZACIÓN</w:t>
+      </w:r>
+    </w:p>
+    <w:p>
+      <w:pPr>
+        <w:spacing w:before="10" w:after="10" w:line="240" w:lineRule="auto"/>
+        <w:ind w:right="-1085"/>
+        <w:jc w:val="both"/>
+        <w:rPr>
+          <w:rFonts w:cstheme="minorHAnsi"/>
+          <w:color w:val="000000"/>
+          <w:sz w:val="16"/>
+          <w:szCs w:val="16"/>
+        </w:rPr>
+      </w:pPr>
+      <w:r>
+        <w:rPr>
+          <w:rFonts w:cstheme="minorHAnsi"/>
+          <w:color w:val="000000"/>
+          <w:sz w:val="16"/>
+          <w:szCs w:val="16"/>
+        </w:rPr>
+        <w:t xml:space="preserve">EL CLIENTE o EL GARANTE MOBILIARIO e </w:t>
+      </w:r>
+      <w:r>
+        <w:rPr>
+          <w:rFonts w:cstheme="minorHAnsi"/>
+          <w:b/>
+          <w:bCs/>
+          <w:color w:val="000000"/>
+          <w:sz w:val="16"/>
+          <w:szCs w:val="16"/>
         </w:rPr>
         <w:t>CREDIÁGIL</w:t>
       </w:r>
@@ -185,19 +1902,135 @@
           <w:color w:val="000000"/>
           <w:sz w:val="16"/>
           <w:szCs w:val="16"/>
-          <w:lang w:val="es-MX"/>
-        </w:rPr>
-        <w:t xml:space="preserve">, con R.U.C. N° 20601767920 con domicilio en la JR. LAS ALEÑAS NRO. 200 URB. SAN IGNACIO LIMA - LIMA - SAN JUAN DE LURIGANCHO, debidamente representada por sus funcionarios autorizados según Poderes inscritos en la Partida N° 13782080 del Registro de Personas Jurídicas de Lima, denominada en adelante </w:t>
-      </w:r>
-      <w:r>
-        <w:rPr>
-          <w:rFonts w:cstheme="minorHAnsi"/>
-          <w:b/>
-          <w:bCs/>
-          <w:color w:val="000000"/>
-          <w:sz w:val="16"/>
-          <w:szCs w:val="16"/>
-          <w:lang w:val="es-MX"/>
+        </w:rPr>
+        <w:t xml:space="preserve"> valorizan de común acuerdo el vehículo otorgado en garantía mobiliaria en la suma de S/</w:t>
+      </w:r>
+      <w:r>
+        <w:rPr>
+          <w:rFonts w:cstheme="minorHAnsi"/>
+          <w:color w:val="000000"/>
+          <w:sz w:val="16"/>
+          <w:szCs w:val="16"/>
+        </w:rPr>
+        <w:t xml:space="preserve">. </w:t>
+      </w:r>
+      <w:r>
+        <w:rPr>
+          <w:rFonts w:cstheme="minorHAnsi"/>
+          <w:color w:val="000000"/>
+          <w:sz w:val="16"/>
+          <w:szCs w:val="16"/>
+        </w:rPr>
+        <w:t xml:space="preserve">{{MONTO_TASACION}} </w:t>
+      </w:r>
+      <w:r>
+        <w:rPr>
+          <w:rFonts w:cstheme="minorHAnsi"/>
+          <w:color w:val="000000"/>
+          <w:sz w:val="16"/>
+          <w:szCs w:val="16"/>
+        </w:rPr>
+        <w:t>({</w:t>
+      </w:r>
+      <w:r>
+        <w:rPr>
+          <w:rFonts w:cstheme="minorHAnsi"/>
+          <w:color w:val="000000"/>
+          <w:sz w:val="16"/>
+          <w:szCs w:val="16"/>
+        </w:rPr>
+        <w:t>{LETRAS_TASACION}}</w:t>
+      </w:r>
+      <w:r>
+        <w:rPr>
+          <w:rFonts w:cstheme="minorHAnsi"/>
+          <w:color w:val="000000"/>
+          <w:sz w:val="16"/>
+          <w:szCs w:val="16"/>
+        </w:rPr>
+        <w:t xml:space="preserve"> y 00</w:t>
+      </w:r>
+      <w:r>
+        <w:rPr>
+          <w:rFonts w:cstheme="minorHAnsi"/>
+          <w:color w:val="000000"/>
+          <w:sz w:val="16"/>
+          <w:szCs w:val="16"/>
+        </w:rPr>
+        <w:t xml:space="preserve">/100 Nuevos Soles) para todos los efectos inherentes a la Garantía Mobiliaria Vehicular que por el presente Contrato se constituye. </w:t>
+      </w:r>
+    </w:p>
+    <w:p>
+      <w:pPr>
+        <w:spacing w:before="10" w:after="10" w:line="240" w:lineRule="auto"/>
+        <w:ind w:right="-1085"/>
+        <w:jc w:val="both"/>
+        <w:rPr>
+          <w:rFonts w:cstheme="minorHAnsi"/>
+          <w:color w:val="000000"/>
+          <w:sz w:val="16"/>
+          <w:szCs w:val="16"/>
+          <w:lang w:val="es-MX"/>
+        </w:rPr>
+      </w:pPr>
+    </w:p>
+    <w:p>
+      <w:pPr>
+        <w:spacing w:before="10" w:after="10" w:line="240" w:lineRule="auto"/>
+        <w:ind w:right="-1085"/>
+        <w:jc w:val="both"/>
+        <w:rPr>
+          <w:rFonts w:cstheme="minorHAnsi"/>
+          <w:b/>
+          <w:bCs/>
+          <w:color w:val="000000"/>
+          <w:sz w:val="16"/>
+          <w:szCs w:val="16"/>
+          <w:u w:val="single"/>
+        </w:rPr>
+      </w:pPr>
+      <w:r>
+        <w:rPr>
+          <w:rFonts w:cstheme="minorHAnsi"/>
+          <w:b/>
+          <w:bCs/>
+          <w:color w:val="000000"/>
+          <w:sz w:val="16"/>
+          <w:szCs w:val="16"/>
+          <w:u w:val="single"/>
+        </w:rPr>
+        <w:t>5.- SEGURO</w:t>
+      </w:r>
+    </w:p>
+    <w:p>
+      <w:pPr>
+        <w:spacing w:before="10" w:after="10" w:line="240" w:lineRule="auto"/>
+        <w:ind w:right="-1085"/>
+        <w:jc w:val="both"/>
+        <w:rPr>
+          <w:rFonts w:cstheme="minorHAnsi"/>
+          <w:color w:val="000000"/>
+          <w:sz w:val="16"/>
+          <w:szCs w:val="16"/>
+        </w:rPr>
+      </w:pPr>
+      <w:r>
+        <w:rPr>
+          <w:rFonts w:cstheme="minorHAnsi"/>
+          <w:color w:val="000000"/>
+          <w:sz w:val="16"/>
+          <w:szCs w:val="16"/>
+        </w:rPr>
+        <w:t xml:space="preserve">El bien en garantía mobiliaria es asegurado por cuenta y costo de </w:t>
+      </w:r>
+      <w:r>
+        <w:rPr>
+          <w:rFonts w:cstheme="minorHAnsi"/>
+          <w:b/>
+          <w:bCs/>
+          <w:color w:val="000000"/>
+          <w:sz w:val="16"/>
+          <w:szCs w:val="16"/>
         </w:rPr>
         <w:t>CREDIÁGIL</w:t>
       </w:r>
@@ -207,125 +2040,760 @@
           <w:color w:val="000000"/>
           <w:sz w:val="16"/>
           <w:szCs w:val="16"/>
-          <w:lang w:val="es-MX"/>
-        </w:rPr>
-        <w:t xml:space="preserve"> y de la otra parte, indistintamente:</w:t>
-      </w:r>
-    </w:p>
-    <w:p>
-      <w:pPr>
-        <w:spacing w:before="10" w:after="10" w:line="240" w:lineRule="auto"/>
-        <w:ind w:right="-1085"/>
-        <w:jc w:val="both"/>
-        <w:rPr>
-          <w:rFonts w:cstheme="minorHAnsi"/>
-          <w:color w:val="000000"/>
-          <w:sz w:val="16"/>
-          <w:szCs w:val="16"/>
-          <w:lang w:val="es-MX"/>
-        </w:rPr>
-      </w:pPr>
-    </w:p>
-    <w:p>
-      <w:pPr>
-        <w:spacing w:before="10" w:after="10" w:line="240" w:lineRule="auto"/>
-        <w:ind w:right="-1085"/>
-        <w:jc w:val="both"/>
-        <w:rPr>
-          <w:rFonts w:cstheme="minorHAnsi"/>
-          <w:color w:val="000000"/>
-          <w:sz w:val="16"/>
-          <w:szCs w:val="16"/>
-          <w:lang w:val="es-MX"/>
-        </w:rPr>
-      </w:pPr>
-      <w:r>
-        <w:rPr>
-          <w:rFonts w:cstheme="minorHAnsi"/>
-          <w:b/>
-          <w:bCs/>
-          <w:color w:val="000000"/>
-          <w:sz w:val="16"/>
-          <w:szCs w:val="16"/>
-          <w:lang w:val="es-MX"/>
-        </w:rPr>
-        <w:t>EL CLIENTE (PERSONA):</w:t>
-      </w:r>
-      <w:r>
-        <w:rPr>
-          <w:rFonts w:cstheme="minorHAnsi"/>
-          <w:color w:val="000000"/>
-          <w:sz w:val="16"/>
-          <w:szCs w:val="16"/>
-          <w:lang w:val="es-MX"/>
-        </w:rPr>
-        <w:t xml:space="preserve"> El señor(a) </w:t>
-      </w:r>
-      <w:r>
-        <w:rPr>
-          <w:rFonts w:cstheme="minorHAnsi"/>
-          <w:b/>
-          <w:bCs/>
-          <w:color w:val="000000"/>
-          <w:sz w:val="16"/>
-          <w:szCs w:val="16"/>
-          <w:lang w:val="es-MX"/>
-        </w:rPr>
-        <w:t>{{NOMBRE_CLIENTE}}</w:t>
-      </w:r>
-      <w:r>
-        <w:rPr>
-          <w:rFonts w:cstheme="minorHAnsi"/>
-          <w:color w:val="000000"/>
-          <w:sz w:val="16"/>
-          <w:szCs w:val="16"/>
-          <w:lang w:val="es-MX"/>
-        </w:rPr>
-        <w:t xml:space="preserve"> identificado con DNI N° </w:t>
-      </w:r>
-      <w:r>
-        <w:rPr>
-          <w:rFonts w:cstheme="minorHAnsi"/>
-          <w:b/>
-          <w:bCs/>
-          <w:color w:val="000000"/>
-          <w:sz w:val="16"/>
-          <w:szCs w:val="16"/>
-          <w:lang w:val="es-MX"/>
-        </w:rPr>
-        <w:t>{{DNI_CLIENTE}}</w:t>
-      </w:r>
-      <w:r>
-        <w:rPr>
-          <w:rFonts w:cstheme="minorHAnsi"/>
-          <w:color w:val="000000"/>
-          <w:sz w:val="16"/>
-          <w:szCs w:val="16"/>
-          <w:lang w:val="es-MX"/>
-        </w:rPr>
-        <w:t xml:space="preserve">, y/o su cónyuge </w:t>
-      </w:r>
-      <w:r>
-        <w:rPr>
-          <w:rFonts w:cstheme="minorHAnsi"/>
-          <w:b/>
-          <w:bCs/>
-          <w:color w:val="000000"/>
-          <w:sz w:val="16"/>
-          <w:szCs w:val="16"/>
-          <w:lang w:val="es-MX"/>
-        </w:rPr>
-        <w:t>{{NOMBRE_CONYUGE}}</w:t>
-      </w:r>
-      <w:r>
-        <w:rPr>
-          <w:rFonts w:cstheme="minorHAnsi"/>
-          <w:color w:val="000000"/>
-          <w:sz w:val="16"/>
-          <w:szCs w:val="16"/>
-          <w:lang w:val="es-MX"/>
-        </w:rPr>
-        <w:t xml:space="preserve"> con DNI </w:t>
+        </w:rPr>
+        <w:t xml:space="preserve"> contra robo, incendio y otros posibles daños, siendo </w:t>
+      </w:r>
+      <w:r>
+        <w:rPr>
+          <w:rFonts w:cstheme="minorHAnsi"/>
+          <w:b/>
+          <w:bCs/>
+          <w:color w:val="000000"/>
+          <w:sz w:val="16"/>
+          <w:szCs w:val="16"/>
+        </w:rPr>
+        <w:t>CREDIÁGIL</w:t>
+      </w:r>
+      <w:r>
+        <w:rPr>
+          <w:rFonts w:cstheme="minorHAnsi"/>
+          <w:color w:val="000000"/>
+          <w:sz w:val="16"/>
+          <w:szCs w:val="16"/>
+        </w:rPr>
+        <w:t xml:space="preserve"> el beneficiario del seguro; Asimismo ambas partes acuerdan que el vehículo quede en posesión de </w:t>
+      </w:r>
+      <w:r>
+        <w:rPr>
+          <w:rFonts w:cstheme="minorHAnsi"/>
+          <w:b/>
+          <w:bCs/>
+          <w:color w:val="000000"/>
+          <w:sz w:val="16"/>
+          <w:szCs w:val="16"/>
+        </w:rPr>
+        <w:t>CREDIÁGIL</w:t>
+      </w:r>
+      <w:r>
+        <w:rPr>
+          <w:rFonts w:cstheme="minorHAnsi"/>
+          <w:color w:val="000000"/>
+          <w:sz w:val="16"/>
+          <w:szCs w:val="16"/>
+        </w:rPr>
+        <w:t xml:space="preserve">, en calidad de Depositario, hasta la cancelación de todas las obligaciones a cargo de </w:t>
+      </w:r>
+      <w:r>
+        <w:rPr>
+          <w:rFonts w:cstheme="minorHAnsi"/>
+          <w:b/>
+          <w:bCs/>
+          <w:color w:val="000000"/>
+          <w:sz w:val="16"/>
+          <w:szCs w:val="16"/>
+        </w:rPr>
+        <w:t>EL CLIENTE</w:t>
+      </w:r>
+      <w:r>
+        <w:rPr>
+          <w:rFonts w:cstheme="minorHAnsi"/>
+          <w:color w:val="000000"/>
+          <w:sz w:val="16"/>
+          <w:szCs w:val="16"/>
+        </w:rPr>
+        <w:t>.</w:t>
+      </w:r>
+    </w:p>
+    <w:p>
+      <w:pPr>
+        <w:spacing w:before="10" w:after="10" w:line="240" w:lineRule="auto"/>
+        <w:ind w:right="-1085"/>
+        <w:jc w:val="both"/>
+        <w:rPr>
+          <w:rFonts w:cstheme="minorHAnsi"/>
+          <w:b/>
+          <w:bCs/>
+          <w:color w:val="000000"/>
+          <w:sz w:val="16"/>
+          <w:szCs w:val="16"/>
+          <w:lang w:val="es-MX"/>
+        </w:rPr>
+      </w:pPr>
+    </w:p>
+    <w:p>
+      <w:pPr>
+        <w:spacing w:before="10" w:after="10" w:line="240" w:lineRule="auto"/>
+        <w:ind w:right="-1085"/>
+        <w:jc w:val="both"/>
+        <w:rPr>
+          <w:rFonts w:cstheme="minorHAnsi"/>
+          <w:color w:val="000000"/>
+          <w:sz w:val="16"/>
+          <w:szCs w:val="16"/>
+          <w:u w:val="single"/>
+        </w:rPr>
+      </w:pPr>
+      <w:r>
+        <w:rPr>
+          <w:rFonts w:cstheme="minorHAnsi"/>
+          <w:b/>
+          <w:color w:val="000000"/>
+          <w:sz w:val="16"/>
+          <w:szCs w:val="16"/>
+          <w:u w:val="single"/>
+        </w:rPr>
+        <w:t>6.- RESOLUCION POR INCUMPLIMIENTO DE PAGO Y VENTA EXTRAJUDICIAL O ADJUDICACION</w:t>
+      </w:r>
+    </w:p>
+    <w:p>
+      <w:pPr>
+        <w:spacing w:before="10" w:after="10" w:line="240" w:lineRule="auto"/>
+        <w:ind w:right="-1085"/>
+        <w:jc w:val="both"/>
+        <w:rPr>
+          <w:rFonts w:cstheme="minorHAnsi"/>
+          <w:color w:val="000000"/>
+          <w:sz w:val="16"/>
+          <w:szCs w:val="16"/>
+        </w:rPr>
+      </w:pPr>
+      <w:r>
+        <w:rPr>
+          <w:rFonts w:cstheme="minorHAnsi"/>
+          <w:color w:val="000000"/>
+          <w:sz w:val="16"/>
+          <w:szCs w:val="16"/>
+        </w:rPr>
+        <w:t xml:space="preserve">Vencido el plazo de la(s) obligación(es) asumida(s) por </w:t>
+      </w:r>
+      <w:r>
+        <w:rPr>
+          <w:rFonts w:cstheme="minorHAnsi"/>
+          <w:b/>
+          <w:bCs/>
+          <w:color w:val="000000"/>
+          <w:sz w:val="16"/>
+          <w:szCs w:val="16"/>
+        </w:rPr>
+        <w:t>EL CLIENTE</w:t>
+      </w:r>
+      <w:r>
+        <w:rPr>
+          <w:rFonts w:cstheme="minorHAnsi"/>
+          <w:color w:val="000000"/>
+          <w:sz w:val="16"/>
+          <w:szCs w:val="16"/>
+        </w:rPr>
+        <w:t xml:space="preserve"> frente a </w:t>
+      </w:r>
+      <w:r>
+        <w:rPr>
+          <w:rFonts w:cstheme="minorHAnsi"/>
+          <w:b/>
+          <w:bCs/>
+          <w:color w:val="000000"/>
+          <w:sz w:val="16"/>
+          <w:szCs w:val="16"/>
+        </w:rPr>
+        <w:t>CREDIÁGIL</w:t>
+      </w:r>
+      <w:r>
+        <w:rPr>
+          <w:rFonts w:cstheme="minorHAnsi"/>
+          <w:color w:val="000000"/>
+          <w:sz w:val="16"/>
+          <w:szCs w:val="16"/>
+        </w:rPr>
+        <w:t xml:space="preserve">, y </w:t>
+      </w:r>
+      <w:r>
+        <w:rPr>
+          <w:rFonts w:cstheme="minorHAnsi"/>
+          <w:b/>
+          <w:bCs/>
+          <w:color w:val="000000"/>
+          <w:sz w:val="16"/>
+          <w:szCs w:val="16"/>
+        </w:rPr>
+        <w:t>EL CLIENTE</w:t>
+      </w:r>
+      <w:r>
+        <w:rPr>
+          <w:rFonts w:cstheme="minorHAnsi"/>
+          <w:color w:val="000000"/>
+          <w:sz w:val="16"/>
+          <w:szCs w:val="16"/>
+        </w:rPr>
+        <w:t xml:space="preserve"> no hubiera cumplido con efectuar el pago de su obligación(es), </w:t>
+      </w:r>
+      <w:r>
+        <w:rPr>
+          <w:rFonts w:cstheme="minorHAnsi"/>
+          <w:b/>
+          <w:bCs/>
+          <w:color w:val="000000"/>
+          <w:sz w:val="16"/>
+          <w:szCs w:val="16"/>
+        </w:rPr>
+        <w:t>CREDIÁGIL</w:t>
+      </w:r>
+      <w:r>
+        <w:rPr>
+          <w:rFonts w:cstheme="minorHAnsi"/>
+          <w:color w:val="000000"/>
+          <w:sz w:val="16"/>
+          <w:szCs w:val="16"/>
+        </w:rPr>
+        <w:t xml:space="preserve"> podrá resolver el contrato quedando facultado a exigir el íntegro de la deuda incluyendo el saldo de capital, intereses compensatorios, penalidades (de ser el caso), comisiones, impuestos y gastos devengados y se procederá a la ejecución de la Garantía Mobiliaria señalada y constituida según la Cláusula Tercera de este Contrato. </w:t>
+      </w:r>
+      <w:r>
+        <w:rPr>
+          <w:rFonts w:cstheme="minorHAnsi"/>
+          <w:b/>
+          <w:bCs/>
+          <w:color w:val="000000"/>
+          <w:sz w:val="16"/>
+          <w:szCs w:val="16"/>
+        </w:rPr>
+        <w:t>CREDIÁGIL</w:t>
+      </w:r>
+      <w:r>
+        <w:rPr>
+          <w:rFonts w:cstheme="minorHAnsi"/>
+          <w:color w:val="000000"/>
+          <w:sz w:val="16"/>
+          <w:szCs w:val="16"/>
+        </w:rPr>
+        <w:t xml:space="preserve"> comunicará mediante comunicación escrita al domicilio consignado por </w:t>
+      </w:r>
+      <w:r>
+        <w:rPr>
+          <w:rFonts w:cstheme="minorHAnsi"/>
+          <w:b/>
+          <w:bCs/>
+          <w:color w:val="000000"/>
+          <w:sz w:val="16"/>
+          <w:szCs w:val="16"/>
+        </w:rPr>
+        <w:t>EL CLIENTE</w:t>
+      </w:r>
+      <w:r>
+        <w:rPr>
+          <w:rFonts w:cstheme="minorHAnsi"/>
+          <w:color w:val="000000"/>
+          <w:sz w:val="16"/>
+          <w:szCs w:val="16"/>
+        </w:rPr>
+        <w:t xml:space="preserve"> la resolución del contrato por causal de incumplimiento de pago o indicando la obligación incumplida por </w:t>
+      </w:r>
+      <w:r>
+        <w:rPr>
+          <w:rFonts w:cstheme="minorHAnsi"/>
+          <w:b/>
+          <w:bCs/>
+          <w:color w:val="000000"/>
+          <w:sz w:val="16"/>
+          <w:szCs w:val="16"/>
+        </w:rPr>
+        <w:t>EL CLIENTE</w:t>
+      </w:r>
+      <w:r>
+        <w:rPr>
+          <w:rFonts w:cstheme="minorHAnsi"/>
+          <w:color w:val="000000"/>
+          <w:sz w:val="16"/>
+          <w:szCs w:val="16"/>
+        </w:rPr>
+        <w:t xml:space="preserve">, con una anticipación de por lo menos un (1) día calendario. </w:t>
+      </w:r>
+    </w:p>
+    <w:p>
+      <w:pPr>
+        <w:spacing w:before="10" w:after="10" w:line="240" w:lineRule="auto"/>
+        <w:ind w:right="-1085"/>
+        <w:jc w:val="both"/>
+        <w:rPr>
+          <w:rFonts w:cstheme="minorHAnsi"/>
+          <w:color w:val="000000"/>
+          <w:sz w:val="16"/>
+          <w:szCs w:val="16"/>
+        </w:rPr>
+      </w:pPr>
+      <w:r>
+        <w:rPr>
+          <w:rFonts w:cstheme="minorHAnsi"/>
+          <w:b/>
+          <w:bCs/>
+          <w:color w:val="000000"/>
+          <w:sz w:val="16"/>
+          <w:szCs w:val="16"/>
+        </w:rPr>
+        <w:t>CREDIÁGIL</w:t>
+      </w:r>
+      <w:r>
+        <w:rPr>
+          <w:rFonts w:cstheme="minorHAnsi"/>
+          <w:color w:val="000000"/>
+          <w:sz w:val="16"/>
+          <w:szCs w:val="16"/>
+        </w:rPr>
+        <w:t xml:space="preserve"> y </w:t>
+      </w:r>
+      <w:r>
+        <w:rPr>
+          <w:rFonts w:cstheme="minorHAnsi"/>
+          <w:b/>
+          <w:bCs/>
+          <w:color w:val="000000"/>
+          <w:sz w:val="16"/>
+          <w:szCs w:val="16"/>
+        </w:rPr>
+        <w:t>EL CLIENTE</w:t>
+      </w:r>
+      <w:r>
+        <w:rPr>
+          <w:rFonts w:cstheme="minorHAnsi"/>
+          <w:color w:val="000000"/>
+          <w:sz w:val="16"/>
+          <w:szCs w:val="16"/>
+        </w:rPr>
+        <w:t xml:space="preserve"> o </w:t>
+      </w:r>
+      <w:r>
+        <w:rPr>
+          <w:rFonts w:cstheme="minorHAnsi"/>
+          <w:b/>
+          <w:bCs/>
+          <w:color w:val="000000"/>
+          <w:sz w:val="16"/>
+          <w:szCs w:val="16"/>
+        </w:rPr>
+        <w:t>EL GARANTE MOBILIARIO</w:t>
+      </w:r>
+      <w:r>
+        <w:rPr>
+          <w:rFonts w:cstheme="minorHAnsi"/>
+          <w:color w:val="000000"/>
+          <w:sz w:val="16"/>
+          <w:szCs w:val="16"/>
+        </w:rPr>
+        <w:t xml:space="preserve"> pactan libremente de mutuo acuerdo el procedimiento de venta extrajudicial o adjudicación del vehículo materia de garantía de la siguiente forma: </w:t>
+      </w:r>
+    </w:p>
+    <w:p>
+      <w:pPr>
+        <w:spacing w:before="10" w:after="10" w:line="240" w:lineRule="auto"/>
+        <w:ind w:right="-1085"/>
+        <w:jc w:val="both"/>
+        <w:rPr>
+          <w:rFonts w:cstheme="minorHAnsi"/>
+          <w:color w:val="000000"/>
+          <w:sz w:val="16"/>
+          <w:szCs w:val="16"/>
+        </w:rPr>
+      </w:pPr>
+    </w:p>
+    <w:p>
+      <w:pPr>
+        <w:spacing w:before="10" w:after="10" w:line="240" w:lineRule="auto"/>
+        <w:ind w:right="-1085"/>
+        <w:jc w:val="both"/>
+        <w:rPr>
+          <w:rFonts w:cstheme="minorHAnsi"/>
+          <w:color w:val="000000"/>
+          <w:sz w:val="16"/>
+          <w:szCs w:val="16"/>
+        </w:rPr>
+      </w:pPr>
+      <w:r>
+        <w:rPr>
+          <w:rFonts w:cstheme="minorHAnsi"/>
+          <w:color w:val="000000"/>
+          <w:sz w:val="16"/>
+          <w:szCs w:val="16"/>
+        </w:rPr>
+        <w:t xml:space="preserve">a) </w:t>
+      </w:r>
+      <w:r>
+        <w:rPr>
+          <w:rFonts w:cstheme="minorHAnsi"/>
+          <w:b/>
+          <w:bCs/>
+          <w:color w:val="000000"/>
+          <w:sz w:val="16"/>
+          <w:szCs w:val="16"/>
+        </w:rPr>
+        <w:t>CREDIÁGIL</w:t>
+      </w:r>
+      <w:r>
+        <w:rPr>
+          <w:rFonts w:cstheme="minorHAnsi"/>
+          <w:color w:val="000000"/>
+          <w:sz w:val="16"/>
+          <w:szCs w:val="16"/>
+        </w:rPr>
+        <w:t xml:space="preserve">, </w:t>
+      </w:r>
+      <w:r>
+        <w:rPr>
+          <w:rFonts w:cstheme="minorHAnsi"/>
+          <w:b/>
+          <w:bCs/>
+          <w:color w:val="000000"/>
+          <w:sz w:val="16"/>
+          <w:szCs w:val="16"/>
+        </w:rPr>
+        <w:t>EL CLIENTE</w:t>
+      </w:r>
+      <w:r>
+        <w:rPr>
+          <w:rFonts w:cstheme="minorHAnsi"/>
+          <w:color w:val="000000"/>
+          <w:sz w:val="16"/>
+          <w:szCs w:val="16"/>
+        </w:rPr>
+        <w:t xml:space="preserve"> y </w:t>
+      </w:r>
+      <w:r>
+        <w:rPr>
+          <w:rFonts w:cstheme="minorHAnsi"/>
+          <w:b/>
+          <w:bCs/>
+          <w:color w:val="000000"/>
+          <w:sz w:val="16"/>
+          <w:szCs w:val="16"/>
+        </w:rPr>
+        <w:t>EL GARANTE MOBILIARIO</w:t>
+      </w:r>
+      <w:r>
+        <w:rPr>
+          <w:rFonts w:cstheme="minorHAnsi"/>
+          <w:color w:val="000000"/>
+          <w:sz w:val="16"/>
+          <w:szCs w:val="16"/>
+        </w:rPr>
+        <w:t xml:space="preserve"> nombran de común acuerdo al señor RONAL TANTA DE LA CRUZ con DNI 48155301, a quién en adelante se les denominará el Representante, para que en forma individual pueda realizar y formalizar la venta a terceros o la adjudicación a </w:t>
+      </w:r>
+      <w:r>
+        <w:rPr>
+          <w:rFonts w:cstheme="minorHAnsi"/>
+          <w:b/>
+          <w:bCs/>
+          <w:color w:val="000000"/>
+          <w:sz w:val="16"/>
+          <w:szCs w:val="16"/>
+        </w:rPr>
+        <w:t>CREDIÁGIL</w:t>
+      </w:r>
+      <w:r>
+        <w:rPr>
+          <w:rFonts w:cstheme="minorHAnsi"/>
+          <w:color w:val="000000"/>
+          <w:sz w:val="16"/>
+          <w:szCs w:val="16"/>
+        </w:rPr>
+        <w:t xml:space="preserve"> y efectuar la transferencia del vehículo afectado en Garantía Mobiliaria, otorgándole ambas partes Poder Específico, suficiente e irrevocable, para tal fin.</w:t>
+      </w:r>
+    </w:p>
+    <w:p>
+      <w:pPr>
+        <w:spacing w:before="10" w:after="10" w:line="240" w:lineRule="auto"/>
+        <w:ind w:right="-1085"/>
+        <w:jc w:val="both"/>
+        <w:rPr>
+          <w:rFonts w:cstheme="minorHAnsi"/>
+          <w:color w:val="000000"/>
+          <w:sz w:val="16"/>
+          <w:szCs w:val="16"/>
+        </w:rPr>
+      </w:pPr>
+    </w:p>
+    <w:p>
+      <w:pPr>
+        <w:spacing w:before="10" w:after="10" w:line="240" w:lineRule="auto"/>
+        <w:ind w:right="-1085"/>
+        <w:jc w:val="both"/>
+        <w:rPr>
+          <w:rFonts w:cstheme="minorHAnsi"/>
+          <w:color w:val="000000"/>
+          <w:sz w:val="16"/>
+          <w:szCs w:val="16"/>
+        </w:rPr>
+      </w:pPr>
+      <w:r>
+        <w:rPr>
+          <w:rFonts w:cstheme="minorHAnsi"/>
+          <w:color w:val="000000"/>
+          <w:sz w:val="16"/>
+          <w:szCs w:val="16"/>
+        </w:rPr>
+        <w:t xml:space="preserve">b) </w:t>
+      </w:r>
+      <w:r>
+        <w:rPr>
+          <w:rFonts w:cstheme="minorHAnsi"/>
+          <w:b/>
+          <w:bCs/>
+          <w:color w:val="000000"/>
+          <w:sz w:val="16"/>
+          <w:szCs w:val="16"/>
+        </w:rPr>
+        <w:t>CREDIÁGIL</w:t>
+      </w:r>
+      <w:r>
+        <w:rPr>
+          <w:rFonts w:cstheme="minorHAnsi"/>
+          <w:color w:val="000000"/>
+          <w:sz w:val="16"/>
+          <w:szCs w:val="16"/>
+        </w:rPr>
+        <w:t xml:space="preserve"> enviará</w:t>
+      </w:r>
+      <w:r>
+        <w:rPr>
+          <w:rFonts w:cstheme="minorHAnsi"/>
+          <w:color w:val="000000"/>
+          <w:sz w:val="16"/>
+          <w:szCs w:val="16"/>
+        </w:rPr>
+        <w:t xml:space="preserve"> previamente una Carta Notarial a </w:t>
+      </w:r>
+      <w:r>
+        <w:rPr>
+          <w:rFonts w:cstheme="minorHAnsi"/>
+          <w:b/>
+          <w:bCs/>
+          <w:color w:val="000000"/>
+          <w:sz w:val="16"/>
+          <w:szCs w:val="16"/>
+        </w:rPr>
+        <w:t>EL CLIENTE</w:t>
+      </w:r>
+      <w:r>
+        <w:rPr>
+          <w:rFonts w:cstheme="minorHAnsi"/>
+          <w:color w:val="000000"/>
+          <w:sz w:val="16"/>
+          <w:szCs w:val="16"/>
+        </w:rPr>
+        <w:t xml:space="preserve"> y al </w:t>
+      </w:r>
+      <w:r>
+        <w:rPr>
+          <w:rFonts w:cstheme="minorHAnsi"/>
+          <w:b/>
+          <w:bCs/>
+          <w:color w:val="000000"/>
+          <w:sz w:val="16"/>
+          <w:szCs w:val="16"/>
+        </w:rPr>
+        <w:t>EL GARANTE MOBILIARIO</w:t>
+      </w:r>
+      <w:r>
+        <w:rPr>
+          <w:rFonts w:cstheme="minorHAnsi"/>
+          <w:color w:val="000000"/>
+          <w:sz w:val="16"/>
+          <w:szCs w:val="16"/>
+        </w:rPr>
+        <w:t xml:space="preserve"> y a uno de los Representantes designados en común por </w:t>
+      </w:r>
+      <w:r>
+        <w:rPr>
+          <w:rFonts w:cstheme="minorHAnsi"/>
+          <w:color w:val="000000"/>
+          <w:sz w:val="16"/>
+          <w:szCs w:val="16"/>
+        </w:rPr>
+        <w:t>las partes</w:t>
+      </w:r>
+      <w:r>
+        <w:rPr>
+          <w:rFonts w:cstheme="minorHAnsi"/>
+          <w:color w:val="000000"/>
+          <w:sz w:val="16"/>
+          <w:szCs w:val="16"/>
+        </w:rPr>
+        <w:t xml:space="preserve">, dejando constancia de su incumplimiento de pago y de la resolución contractual que genera dicho incumplimiento de pago. </w:t>
+      </w:r>
+    </w:p>
+    <w:p>
+      <w:pPr>
+        <w:spacing w:before="10" w:after="10" w:line="240" w:lineRule="auto"/>
+        <w:ind w:right="-1085"/>
+        <w:jc w:val="both"/>
+        <w:rPr>
+          <w:rFonts w:cstheme="minorHAnsi"/>
+          <w:color w:val="000000"/>
+          <w:sz w:val="16"/>
+          <w:szCs w:val="16"/>
+        </w:rPr>
+      </w:pPr>
+    </w:p>
+    <w:p>
+      <w:pPr>
+        <w:spacing w:before="10" w:after="10" w:line="240" w:lineRule="auto"/>
+        <w:ind w:right="-1085"/>
+        <w:jc w:val="both"/>
+        <w:rPr>
+          <w:rFonts w:cstheme="minorHAnsi"/>
+          <w:color w:val="000000"/>
+          <w:sz w:val="16"/>
+          <w:szCs w:val="16"/>
+        </w:rPr>
+      </w:pPr>
+      <w:r>
+        <w:rPr>
+          <w:rFonts w:cstheme="minorHAnsi"/>
+          <w:color w:val="000000"/>
+          <w:sz w:val="16"/>
+          <w:szCs w:val="16"/>
+        </w:rPr>
+        <w:t xml:space="preserve">c) Luego de transcurridos 03 días hábiles de recibida la mencionada Carta Notarial por </w:t>
+      </w:r>
+      <w:r>
+        <w:rPr>
+          <w:rFonts w:cstheme="minorHAnsi"/>
+          <w:b/>
+          <w:bCs/>
+          <w:color w:val="000000"/>
+          <w:sz w:val="16"/>
+          <w:szCs w:val="16"/>
+        </w:rPr>
+        <w:t>EL CLIENTE</w:t>
+      </w:r>
+      <w:r>
+        <w:rPr>
+          <w:rFonts w:cstheme="minorHAnsi"/>
+          <w:color w:val="000000"/>
+          <w:sz w:val="16"/>
+          <w:szCs w:val="16"/>
+        </w:rPr>
+        <w:t xml:space="preserve"> y por </w:t>
+      </w:r>
+      <w:r>
+        <w:rPr>
+          <w:rFonts w:cstheme="minorHAnsi"/>
+          <w:b/>
+          <w:bCs/>
+          <w:color w:val="000000"/>
+          <w:sz w:val="16"/>
+          <w:szCs w:val="16"/>
+        </w:rPr>
+        <w:t>EL GARANTE MOBILIARIO</w:t>
+      </w:r>
+      <w:r>
+        <w:rPr>
+          <w:rFonts w:cstheme="minorHAnsi"/>
+          <w:color w:val="000000"/>
+          <w:sz w:val="16"/>
+          <w:szCs w:val="16"/>
+        </w:rPr>
+        <w:t xml:space="preserve">, el Representante podrá realizar y formalizar la venta a terceros o adjudicación a </w:t>
+      </w:r>
+      <w:r>
+        <w:rPr>
+          <w:rFonts w:cstheme="minorHAnsi"/>
+          <w:b/>
+          <w:bCs/>
+          <w:color w:val="000000"/>
+          <w:sz w:val="16"/>
+          <w:szCs w:val="16"/>
+        </w:rPr>
+        <w:t>CREDIÁGIL</w:t>
+      </w:r>
+      <w:r>
+        <w:rPr>
+          <w:rFonts w:cstheme="minorHAnsi"/>
+          <w:color w:val="000000"/>
+          <w:sz w:val="16"/>
+          <w:szCs w:val="16"/>
+        </w:rPr>
+        <w:t xml:space="preserve"> y la transferencia del vehículo, cuyo producto se aplicará a todas las obligaciones pendientes de pago a cargo de </w:t>
+      </w:r>
+      <w:r>
+        <w:rPr>
+          <w:rFonts w:cstheme="minorHAnsi"/>
+          <w:b/>
+          <w:bCs/>
+          <w:color w:val="000000"/>
+          <w:sz w:val="16"/>
+          <w:szCs w:val="16"/>
+        </w:rPr>
+        <w:t>EL CLIENTE</w:t>
+      </w:r>
+      <w:r>
+        <w:rPr>
+          <w:rFonts w:cstheme="minorHAnsi"/>
+          <w:color w:val="000000"/>
+          <w:sz w:val="16"/>
+          <w:szCs w:val="16"/>
+        </w:rPr>
+        <w:t xml:space="preserve"> y a favor de </w:t>
+      </w:r>
+      <w:r>
+        <w:rPr>
+          <w:rFonts w:cstheme="minorHAnsi"/>
+          <w:b/>
+          <w:bCs/>
+          <w:color w:val="000000"/>
+          <w:sz w:val="16"/>
+          <w:szCs w:val="16"/>
+        </w:rPr>
+        <w:t>CREDIÁGIL</w:t>
+      </w:r>
+      <w:r>
+        <w:rPr>
+          <w:rFonts w:cstheme="minorHAnsi"/>
+          <w:color w:val="000000"/>
+          <w:sz w:val="16"/>
+          <w:szCs w:val="16"/>
+        </w:rPr>
+        <w:t>.</w:t>
+      </w:r>
+    </w:p>
+    <w:p>
+      <w:pPr>
+        <w:spacing w:before="10" w:after="10" w:line="240" w:lineRule="auto"/>
+        <w:ind w:right="-1085"/>
+        <w:jc w:val="both"/>
+        <w:rPr>
+          <w:rFonts w:cstheme="minorHAnsi"/>
+          <w:color w:val="000000"/>
+          <w:sz w:val="16"/>
+          <w:szCs w:val="16"/>
+        </w:rPr>
+      </w:pPr>
+      <w:r>
+        <w:rPr>
+          <w:rFonts w:cstheme="minorHAnsi"/>
+          <w:color w:val="000000"/>
+          <w:sz w:val="16"/>
+          <w:szCs w:val="16"/>
+        </w:rPr>
+        <w:t xml:space="preserve"> </w:t>
+      </w:r>
+    </w:p>
+    <w:p>
+      <w:pPr>
+        <w:spacing w:before="10" w:after="10" w:line="240" w:lineRule="auto"/>
+        <w:ind w:right="-1085"/>
+        <w:jc w:val="both"/>
+        <w:rPr>
+          <w:rFonts w:cstheme="minorHAnsi"/>
+          <w:color w:val="000000"/>
+          <w:sz w:val="16"/>
+          <w:szCs w:val="16"/>
+        </w:rPr>
+      </w:pPr>
+      <w:r>
+        <w:rPr>
+          <w:rFonts w:cstheme="minorHAnsi"/>
+          <w:color w:val="000000"/>
+          <w:sz w:val="16"/>
+          <w:szCs w:val="16"/>
+        </w:rPr>
+        <w:t xml:space="preserve">d) En observancia al inciso 2 del Artículo </w:t>
       </w:r>
       <w:proofErr w:type="spellStart"/>
       <w:r>
@@ -334,7 +2802,6 @@
           <w:color w:val="000000"/>
           <w:sz w:val="16"/>
           <w:szCs w:val="16"/>
-          <w:lang w:val="es-MX"/>
         </w:rPr>
         <w:t>Nº</w:t>
       </w:r>
@@ -345,133 +2812,46 @@
           <w:color w:val="000000"/>
           <w:sz w:val="16"/>
           <w:szCs w:val="16"/>
-          <w:lang w:val="es-MX"/>
-        </w:rPr>
-        <w:t xml:space="preserve"> </w:t>
-      </w:r>
-      <w:r>
-        <w:rPr>
-          <w:rFonts w:cstheme="minorHAnsi"/>
-          <w:b/>
-          <w:bCs/>
-          <w:color w:val="000000"/>
-          <w:sz w:val="16"/>
-          <w:szCs w:val="16"/>
-          <w:lang w:val="es-MX"/>
-        </w:rPr>
-        <w:t>{{DNI_CONYUGE}}</w:t>
-      </w:r>
-      <w:r>
-        <w:rPr>
-          <w:rFonts w:cstheme="minorHAnsi"/>
-          <w:color w:val="000000"/>
-          <w:sz w:val="16"/>
-          <w:szCs w:val="16"/>
-          <w:lang w:val="es-MX"/>
-        </w:rPr>
-        <w:t xml:space="preserve">, con domicilio en </w:t>
-      </w:r>
-      <w:r>
-        <w:rPr>
-          <w:rFonts w:cstheme="minorHAnsi"/>
-          <w:b/>
-          <w:bCs/>
-          <w:color w:val="000000"/>
-          <w:sz w:val="16"/>
-          <w:szCs w:val="16"/>
-          <w:lang w:val="es-MX"/>
-        </w:rPr>
-        <w:t>{{DOMICILIO_CLIENTE}}</w:t>
-      </w:r>
-      <w:r>
-        <w:rPr>
-          <w:rFonts w:cstheme="minorHAnsi"/>
-          <w:color w:val="000000"/>
-          <w:sz w:val="16"/>
-          <w:szCs w:val="16"/>
-          <w:lang w:val="es-MX"/>
-        </w:rPr>
-        <w:t>.</w:t>
-      </w:r>
-    </w:p>
-    <w:p>
-      <w:pPr>
-        <w:spacing w:before="10" w:after="10" w:line="240" w:lineRule="auto"/>
-        <w:ind w:right="-1085"/>
-        <w:jc w:val="both"/>
-        <w:rPr>
-          <w:rFonts w:cstheme="minorHAnsi"/>
-          <w:color w:val="000000"/>
-          <w:sz w:val="16"/>
-          <w:szCs w:val="16"/>
-          <w:lang w:val="es-MX"/>
-        </w:rPr>
-      </w:pPr>
-      <w:r>
-        <w:rPr>
-          <w:rFonts w:cstheme="minorHAnsi"/>
-          <w:color w:val="000000"/>
-          <w:sz w:val="16"/>
-          <w:szCs w:val="16"/>
-          <w:lang w:val="es-MX"/>
-        </w:rPr>
-        <w:t>Ambas partes convienen en los términos y condiciones siguientes:</w:t>
-      </w:r>
-    </w:p>
-    <w:p>
-      <w:pPr>
-        <w:spacing w:before="10" w:after="10" w:line="240" w:lineRule="auto"/>
-        <w:ind w:right="-1085"/>
-        <w:jc w:val="both"/>
-        <w:rPr>
-          <w:rFonts w:cstheme="minorHAnsi"/>
-          <w:color w:val="000000"/>
-          <w:sz w:val="16"/>
-          <w:szCs w:val="16"/>
-          <w:lang w:val="es-MX"/>
-        </w:rPr>
-      </w:pPr>
-    </w:p>
-    <w:p>
-      <w:pPr>
-        <w:spacing w:before="10" w:after="10" w:line="240" w:lineRule="auto"/>
-        <w:ind w:right="-1085"/>
-        <w:jc w:val="both"/>
-        <w:rPr>
-          <w:rFonts w:cstheme="minorHAnsi"/>
-          <w:b/>
-          <w:bCs/>
-          <w:color w:val="000000"/>
-          <w:sz w:val="16"/>
-          <w:szCs w:val="16"/>
-          <w:u w:val="single"/>
-        </w:rPr>
-      </w:pPr>
-      <w:r>
-        <w:rPr>
-          <w:rFonts w:cstheme="minorHAnsi"/>
-          <w:b/>
-          <w:bCs/>
-          <w:color w:val="000000"/>
-          <w:sz w:val="16"/>
-          <w:szCs w:val="16"/>
-          <w:u w:val="single"/>
-        </w:rPr>
-        <w:t>1.- OBJETO</w:t>
-      </w:r>
-    </w:p>
-    <w:p>
-      <w:pPr>
-        <w:spacing w:before="10" w:after="10" w:line="240" w:lineRule="auto"/>
-        <w:ind w:right="-1085"/>
-        <w:jc w:val="both"/>
-        <w:rPr>
-          <w:rFonts w:cstheme="minorHAnsi"/>
-          <w:color w:val="000000"/>
-          <w:sz w:val="16"/>
-          <w:szCs w:val="16"/>
-        </w:rPr>
-      </w:pPr>
+        </w:rPr>
+        <w:t xml:space="preserve"> 47 de la Ley de Garantía Mobiliaria se establece que el valor de venta o adjudicación del vehículo NO será menor a las 2/3 partes de la valorización señalada en la Cláusula Cuarta de este Contrato acordada de mutuo acuerdo.</w:t>
+      </w:r>
+    </w:p>
+    <w:p>
+      <w:pPr>
+        <w:spacing w:before="10" w:after="10" w:line="240" w:lineRule="auto"/>
+        <w:ind w:right="-1085"/>
+        <w:jc w:val="both"/>
+        <w:rPr>
+          <w:rFonts w:cstheme="minorHAnsi"/>
+          <w:color w:val="000000"/>
+          <w:sz w:val="16"/>
+          <w:szCs w:val="16"/>
+        </w:rPr>
+      </w:pPr>
+    </w:p>
+    <w:p>
+      <w:pPr>
+        <w:spacing w:before="10" w:after="10" w:line="240" w:lineRule="auto"/>
+        <w:ind w:right="-1085"/>
+        <w:jc w:val="both"/>
+        <w:rPr>
+          <w:rFonts w:cstheme="minorHAnsi"/>
+          <w:b/>
+          <w:bCs/>
+          <w:color w:val="000000"/>
+          <w:sz w:val="16"/>
+          <w:szCs w:val="16"/>
+        </w:rPr>
+      </w:pPr>
+      <w:r>
+        <w:rPr>
+          <w:rFonts w:cstheme="minorHAnsi"/>
+          <w:color w:val="000000"/>
+          <w:sz w:val="16"/>
+          <w:szCs w:val="16"/>
+        </w:rPr>
+        <w:t xml:space="preserve">e) Producida la venta extrajudicial o adjudicación del vehículo por el Representante, las partes pactan, en aplicación del artículo 3, numeral 3.3, de la Ley de Garantía Mobiliaria, que </w:t>
+      </w:r>
       <w:r>
         <w:rPr>
           <w:rFonts w:cstheme="minorHAnsi"/>
@@ -490,7 +2870,7 @@
           <w:sz w:val="16"/>
           <w:szCs w:val="16"/>
         </w:rPr>
-        <w:t xml:space="preserve"> otorga a </w:t>
+        <w:t xml:space="preserve"> aplicará el monto resultante a la deuda total de </w:t>
       </w:r>
       <w:r>
         <w:rPr>
@@ -510,171 +2890,100 @@
           <w:sz w:val="16"/>
           <w:szCs w:val="16"/>
         </w:rPr>
-        <w:t xml:space="preserve"> en calidad de Préstamo la suma de S/ </w:t>
-      </w:r>
-      <w:r>
-        <w:rPr>
-          <w:rFonts w:cstheme="minorHAnsi"/>
-          <w:b/>
-          <w:bCs/>
-          <w:color w:val="000000"/>
-          <w:sz w:val="16"/>
-          <w:szCs w:val="16"/>
-        </w:rPr>
-        <w:t>{{MONTO_PRESTAMO}}</w:t>
-      </w:r>
-      <w:r>
-        <w:rPr>
-          <w:rFonts w:cstheme="minorHAnsi"/>
-          <w:color w:val="000000"/>
-          <w:sz w:val="16"/>
-          <w:szCs w:val="16"/>
-        </w:rPr>
-        <w:t xml:space="preserve"> (</w:t>
-      </w:r>
-      <w:r>
-        <w:rPr>
-          <w:rFonts w:cstheme="minorHAnsi"/>
-          <w:b/>
-          <w:bCs/>
-          <w:color w:val="000000"/>
-          <w:sz w:val="16"/>
-          <w:szCs w:val="16"/>
-        </w:rPr>
-        <w:t>{{LETRAS_PRESTAMO}}</w:t>
-      </w:r>
-      <w:r>
-        <w:rPr>
-          <w:rFonts w:cstheme="minorHAnsi"/>
-          <w:color w:val="000000"/>
-          <w:sz w:val="16"/>
-          <w:szCs w:val="16"/>
-        </w:rPr>
-        <w:t xml:space="preserve"> Y 00/100 SOLES) el mismo que generará los intereses compensatorios, y en caso de incumplimiento las penalidades, así como las comisiones, impuestos y los gastos detallados en la hoja resumen (</w:t>
-      </w:r>
-      <w:r>
-        <w:rPr>
-          <w:rFonts w:cstheme="minorHAnsi"/>
-          <w:b/>
-          <w:bCs/>
-          <w:color w:val="000000"/>
-          <w:sz w:val="16"/>
-          <w:szCs w:val="16"/>
-        </w:rPr>
-        <w:t>ANEXO 02</w:t>
-      </w:r>
-      <w:r>
-        <w:rPr>
-          <w:rFonts w:cstheme="minorHAnsi"/>
-          <w:color w:val="000000"/>
-          <w:sz w:val="16"/>
-          <w:szCs w:val="16"/>
-        </w:rPr>
-        <w:t>), la misma que cuenta con todos los supuestos descritos en el artículo 18 del Reglamento de Transparencia de la Información y Contratación con Usuarios del Sistema Financiero.</w:t>
-      </w:r>
-    </w:p>
-    <w:p>
-      <w:pPr>
-        <w:spacing w:before="10" w:after="10" w:line="240" w:lineRule="auto"/>
-        <w:ind w:right="-1085"/>
-        <w:jc w:val="both"/>
-        <w:rPr>
-          <w:rFonts w:cstheme="minorHAnsi"/>
-          <w:color w:val="000000"/>
-          <w:sz w:val="16"/>
-          <w:szCs w:val="16"/>
-          <w:lang w:val="es-MX"/>
-        </w:rPr>
-      </w:pPr>
-    </w:p>
-    <w:p>
-      <w:pPr>
-        <w:spacing w:before="10" w:after="10" w:line="240" w:lineRule="auto"/>
-        <w:ind w:right="-1085"/>
-        <w:jc w:val="both"/>
-        <w:rPr>
-          <w:rFonts w:cstheme="minorHAnsi"/>
-          <w:b/>
-          <w:bCs/>
-          <w:color w:val="000000"/>
-          <w:sz w:val="16"/>
-          <w:szCs w:val="16"/>
-          <w:u w:val="single"/>
-          <w:lang w:val="es-MX"/>
-        </w:rPr>
-      </w:pPr>
-      <w:r>
-        <w:rPr>
-          <w:rFonts w:cstheme="minorHAnsi"/>
-          <w:b/>
-          <w:bCs/>
-          <w:color w:val="000000"/>
-          <w:sz w:val="16"/>
-          <w:szCs w:val="16"/>
-          <w:u w:val="single"/>
-          <w:lang w:val="es-MX"/>
-        </w:rPr>
-        <w:t>2.</w:t>
-      </w:r>
-      <w:r>
-        <w:rPr>
-          <w:rFonts w:cstheme="minorHAnsi"/>
-          <w:b/>
-          <w:bCs/>
-          <w:color w:val="000000"/>
-          <w:sz w:val="16"/>
-          <w:szCs w:val="16"/>
-          <w:u w:val="single"/>
-          <w:lang w:val="es-MX"/>
-        </w:rPr>
-        <w:t xml:space="preserve">- </w:t>
-      </w:r>
-      <w:r>
-        <w:rPr>
-          <w:rFonts w:cstheme="minorHAnsi"/>
-          <w:b/>
-          <w:bCs/>
-          <w:color w:val="000000"/>
-          <w:sz w:val="16"/>
-          <w:szCs w:val="16"/>
-          <w:u w:val="single"/>
-          <w:lang w:val="es-MX"/>
-        </w:rPr>
-        <w:t>PLAZO Y PAGO DEL PRÉSTAMO</w:t>
-      </w:r>
-    </w:p>
-    <w:p>
-      <w:pPr>
-        <w:spacing w:before="10" w:after="10" w:line="240" w:lineRule="auto"/>
-        <w:ind w:right="-1085"/>
-        <w:jc w:val="both"/>
-        <w:rPr>
-          <w:rFonts w:cstheme="minorHAnsi"/>
-          <w:color w:val="000000"/>
-          <w:sz w:val="16"/>
-          <w:szCs w:val="16"/>
-          <w:lang w:val="es-MX"/>
-        </w:rPr>
-      </w:pPr>
-      <w:r>
-        <w:rPr>
-          <w:rFonts w:cstheme="minorHAnsi"/>
-          <w:color w:val="000000"/>
-          <w:sz w:val="16"/>
-          <w:szCs w:val="16"/>
-          <w:lang w:val="es-MX"/>
-        </w:rPr>
-        <w:t xml:space="preserve">El plazo que otorga </w:t>
-      </w:r>
-      <w:r>
-        <w:rPr>
-          <w:rFonts w:cstheme="minorHAnsi"/>
-          <w:b/>
-          <w:bCs/>
-          <w:color w:val="000000"/>
-          <w:sz w:val="16"/>
-          <w:szCs w:val="16"/>
-          <w:lang w:val="es-MX"/>
+        <w:t xml:space="preserve">, en el siguiente orden: impuestos, gastos, comisiones, penalidades, intereses compensatorios devengados a la fecha de la ejecución de la garantía mobiliaria y finalmente al saldo de capital, precisándose que producida la venta extrajudicial o adjudicación, de existir un saldo excedente a favor de </w:t>
+      </w:r>
+      <w:r>
+        <w:rPr>
+          <w:rFonts w:cstheme="minorHAnsi"/>
+          <w:b/>
+          <w:bCs/>
+          <w:color w:val="000000"/>
+          <w:sz w:val="16"/>
+          <w:szCs w:val="16"/>
+        </w:rPr>
+        <w:t>EL CLIENTE</w:t>
+      </w:r>
+      <w:r>
+        <w:rPr>
+          <w:rFonts w:cstheme="minorHAnsi"/>
+          <w:color w:val="000000"/>
+          <w:sz w:val="16"/>
+          <w:szCs w:val="16"/>
+        </w:rPr>
+        <w:t xml:space="preserve">, dicho monto será entregado a </w:t>
+      </w:r>
+      <w:r>
+        <w:rPr>
+          <w:rFonts w:cstheme="minorHAnsi"/>
+          <w:b/>
+          <w:bCs/>
+          <w:color w:val="000000"/>
+          <w:sz w:val="16"/>
+          <w:szCs w:val="16"/>
+        </w:rPr>
+        <w:t>EL CLIENTE</w:t>
+      </w:r>
+      <w:r>
+        <w:rPr>
+          <w:rFonts w:cstheme="minorHAnsi"/>
+          <w:color w:val="000000"/>
+          <w:sz w:val="16"/>
+          <w:szCs w:val="16"/>
+        </w:rPr>
+        <w:t xml:space="preserve"> o a </w:t>
+      </w:r>
+      <w:r>
+        <w:rPr>
+          <w:rFonts w:cstheme="minorHAnsi"/>
+          <w:b/>
+          <w:bCs/>
+          <w:color w:val="000000"/>
+          <w:sz w:val="16"/>
+          <w:szCs w:val="16"/>
+        </w:rPr>
+        <w:t xml:space="preserve">EL GARANTE </w:t>
+      </w:r>
+    </w:p>
+    <w:p>
+      <w:pPr>
+        <w:spacing w:before="10" w:after="10" w:line="240" w:lineRule="auto"/>
+        <w:ind w:right="-1085"/>
+        <w:jc w:val="both"/>
+        <w:rPr>
+          <w:rFonts w:cstheme="minorHAnsi"/>
+          <w:color w:val="000000"/>
+          <w:sz w:val="16"/>
+          <w:szCs w:val="16"/>
+        </w:rPr>
+      </w:pPr>
+      <w:r>
+        <w:rPr>
+          <w:rFonts w:cstheme="minorHAnsi"/>
+          <w:b/>
+          <w:bCs/>
+          <w:color w:val="000000"/>
+          <w:sz w:val="16"/>
+          <w:szCs w:val="16"/>
+        </w:rPr>
+        <w:t>MOBILIARIO</w:t>
+      </w:r>
+      <w:r>
+        <w:rPr>
+          <w:rFonts w:cstheme="minorHAnsi"/>
+          <w:color w:val="000000"/>
+          <w:sz w:val="16"/>
+          <w:szCs w:val="16"/>
+        </w:rPr>
+        <w:t xml:space="preserve"> en cualquiera de nuestras agencias, para lo cual </w:t>
+      </w:r>
+      <w:r>
+        <w:rPr>
+          <w:rFonts w:cstheme="minorHAnsi"/>
+          <w:b/>
+          <w:bCs/>
+          <w:color w:val="000000"/>
+          <w:sz w:val="16"/>
+          <w:szCs w:val="16"/>
         </w:rPr>
         <w:t>CREDIÁGIL</w:t>
       </w:r>
@@ -684,19 +2993,17 @@
           <w:color w:val="000000"/>
           <w:sz w:val="16"/>
           <w:szCs w:val="16"/>
-          <w:lang w:val="es-MX"/>
-        </w:rPr>
-        <w:t xml:space="preserve"> a </w:t>
-      </w:r>
-      <w:r>
-        <w:rPr>
-          <w:rFonts w:cstheme="minorHAnsi"/>
-          <w:b/>
-          <w:bCs/>
-          <w:color w:val="000000"/>
-          <w:sz w:val="16"/>
-          <w:szCs w:val="16"/>
-          <w:lang w:val="es-MX"/>
+        </w:rPr>
+        <w:t xml:space="preserve"> por instrucción del (la) Representante nombrado (a) de común acuerdo entre las partes, comunicará por escrito al domicilio de </w:t>
+      </w:r>
+      <w:r>
+        <w:rPr>
+          <w:rFonts w:cstheme="minorHAnsi"/>
+          <w:b/>
+          <w:bCs/>
+          <w:color w:val="000000"/>
+          <w:sz w:val="16"/>
+          <w:szCs w:val="16"/>
         </w:rPr>
         <w:t>EL CLIENTE</w:t>
       </w:r>
@@ -706,247 +3013,8 @@
           <w:color w:val="000000"/>
           <w:sz w:val="16"/>
           <w:szCs w:val="16"/>
-          <w:lang w:val="es-MX"/>
-        </w:rPr>
-        <w:t xml:space="preserve"> para el pago de su préstamo es de </w:t>
-      </w:r>
-      <w:r>
-        <w:rPr>
-          <w:rFonts w:cstheme="minorHAnsi"/>
-          <w:b/>
-          <w:bCs/>
-          <w:color w:val="000000"/>
-          <w:sz w:val="16"/>
-          <w:szCs w:val="16"/>
-          <w:lang w:val="es-MX"/>
-        </w:rPr>
-        <w:t>30 días calendario</w:t>
-      </w:r>
-      <w:r>
-        <w:rPr>
-          <w:rFonts w:cstheme="minorHAnsi"/>
-          <w:color w:val="000000"/>
-          <w:sz w:val="16"/>
-          <w:szCs w:val="16"/>
-          <w:lang w:val="es-MX"/>
-        </w:rPr>
-        <w:t xml:space="preserve">, a cuyo vencimiento </w:t>
-      </w:r>
-      <w:r>
-        <w:rPr>
-          <w:rFonts w:cstheme="minorHAnsi"/>
-          <w:b/>
-          <w:bCs/>
-          <w:color w:val="000000"/>
-          <w:sz w:val="16"/>
-          <w:szCs w:val="16"/>
-          <w:lang w:val="es-MX"/>
-        </w:rPr>
-        <w:t>EL CLIENTE</w:t>
-      </w:r>
-      <w:r>
-        <w:rPr>
-          <w:rFonts w:cstheme="minorHAnsi"/>
-          <w:color w:val="000000"/>
-          <w:sz w:val="16"/>
-          <w:szCs w:val="16"/>
-          <w:lang w:val="es-MX"/>
-        </w:rPr>
-        <w:t xml:space="preserve"> podrá optar por alguna de las siguientes alternativas:</w:t>
-      </w:r>
-    </w:p>
-    <w:p>
-      <w:pPr>
-        <w:spacing w:before="10" w:after="10" w:line="240" w:lineRule="auto"/>
-        <w:ind w:right="-1085"/>
-        <w:jc w:val="both"/>
-        <w:rPr>
-          <w:rFonts w:cstheme="minorHAnsi"/>
-          <w:b/>
-          <w:bCs/>
-          <w:color w:val="000000"/>
-          <w:sz w:val="16"/>
-          <w:szCs w:val="16"/>
-          <w:lang w:val="es-MX"/>
-        </w:rPr>
-      </w:pPr>
-    </w:p>
-    <w:p>
-      <w:pPr>
-        <w:spacing w:before="10" w:after="10" w:line="240" w:lineRule="auto"/>
-        <w:ind w:right="-1085"/>
-        <w:jc w:val="both"/>
-        <w:rPr>
-          <w:rFonts w:cstheme="minorHAnsi"/>
-          <w:color w:val="000000"/>
-          <w:sz w:val="16"/>
-          <w:szCs w:val="16"/>
-          <w:lang w:val="es-MX"/>
-        </w:rPr>
-      </w:pPr>
-      <w:r>
-        <w:rPr>
-          <w:rFonts w:cstheme="minorHAnsi"/>
-          <w:b/>
-          <w:bCs/>
-          <w:color w:val="000000"/>
-          <w:sz w:val="16"/>
-          <w:szCs w:val="16"/>
-          <w:lang w:val="es-MX"/>
-        </w:rPr>
-        <w:t>a.</w:t>
-      </w:r>
-      <w:r>
-        <w:rPr>
-          <w:rFonts w:cstheme="minorHAnsi"/>
-          <w:color w:val="000000"/>
-          <w:sz w:val="16"/>
-          <w:szCs w:val="16"/>
-          <w:lang w:val="es-MX"/>
-        </w:rPr>
-        <w:t xml:space="preserve"> Pago total del capital del préstamo, así como el interés compensatorio fijo, penalidades, comisiones, gastos e impuestos.</w:t>
-      </w:r>
-    </w:p>
-    <w:p>
-      <w:pPr>
-        <w:spacing w:before="10" w:after="10" w:line="240" w:lineRule="auto"/>
-        <w:ind w:right="-1085"/>
-        <w:jc w:val="both"/>
-        <w:rPr>
-          <w:rFonts w:cstheme="minorHAnsi"/>
-          <w:b/>
-          <w:bCs/>
-          <w:color w:val="000000"/>
-          <w:sz w:val="16"/>
-          <w:szCs w:val="16"/>
-          <w:lang w:val="es-MX"/>
-        </w:rPr>
-      </w:pPr>
-    </w:p>
-    <w:p>
-      <w:pPr>
-        <w:spacing w:before="10" w:after="10" w:line="240" w:lineRule="auto"/>
-        <w:ind w:right="-1085"/>
-        <w:jc w:val="both"/>
-        <w:rPr>
-          <w:rFonts w:cstheme="minorHAnsi"/>
-          <w:color w:val="000000"/>
-          <w:sz w:val="16"/>
-          <w:szCs w:val="16"/>
-          <w:lang w:val="es-MX"/>
-        </w:rPr>
-      </w:pPr>
-      <w:r>
-        <w:rPr>
-          <w:rFonts w:cstheme="minorHAnsi"/>
-          <w:b/>
-          <w:bCs/>
-          <w:color w:val="000000"/>
-          <w:sz w:val="16"/>
-          <w:szCs w:val="16"/>
-          <w:lang w:val="es-MX"/>
-        </w:rPr>
-        <w:t>b.</w:t>
-      </w:r>
-      <w:r>
-        <w:rPr>
-          <w:rFonts w:cstheme="minorHAnsi"/>
-          <w:color w:val="000000"/>
-          <w:sz w:val="16"/>
-          <w:szCs w:val="16"/>
-          <w:lang w:val="es-MX"/>
-        </w:rPr>
-        <w:t xml:space="preserve"> Pago parcial del capital del préstamo y el total del interés compensatorio fijo, penalidades, comisiones, gastos e impuestos.</w:t>
-      </w:r>
-    </w:p>
-    <w:p>
-      <w:pPr>
-        <w:spacing w:before="10" w:after="10" w:line="240" w:lineRule="auto"/>
-        <w:ind w:right="-1085"/>
-        <w:jc w:val="both"/>
-        <w:rPr>
-          <w:rFonts w:cstheme="minorHAnsi"/>
-          <w:b/>
-          <w:bCs/>
-          <w:color w:val="000000"/>
-          <w:sz w:val="16"/>
-          <w:szCs w:val="16"/>
-          <w:lang w:val="es-MX"/>
-        </w:rPr>
-      </w:pPr>
-    </w:p>
-    <w:p>
-      <w:pPr>
-        <w:spacing w:before="10" w:after="10" w:line="240" w:lineRule="auto"/>
-        <w:ind w:right="-1085"/>
-        <w:jc w:val="both"/>
-        <w:rPr>
-          <w:rFonts w:cstheme="minorHAnsi"/>
-          <w:color w:val="000000"/>
-          <w:sz w:val="16"/>
-          <w:szCs w:val="16"/>
-          <w:lang w:val="es-MX"/>
-        </w:rPr>
-      </w:pPr>
-      <w:r>
-        <w:rPr>
-          <w:rFonts w:cstheme="minorHAnsi"/>
-          <w:b/>
-          <w:bCs/>
-          <w:color w:val="000000"/>
-          <w:sz w:val="16"/>
-          <w:szCs w:val="16"/>
-          <w:lang w:val="es-MX"/>
-        </w:rPr>
-        <w:t>c.</w:t>
-      </w:r>
-      <w:r>
-        <w:rPr>
-          <w:rFonts w:cstheme="minorHAnsi"/>
-          <w:color w:val="000000"/>
-          <w:sz w:val="16"/>
-          <w:szCs w:val="16"/>
-          <w:lang w:val="es-MX"/>
-        </w:rPr>
-        <w:t xml:space="preserve"> Pago total del interés compensatorio fijo, penalidades, comisiones, gastos e impuestos.</w:t>
-      </w:r>
-    </w:p>
-    <w:p>
-      <w:pPr>
-        <w:spacing w:before="10" w:after="10" w:line="240" w:lineRule="auto"/>
-        <w:ind w:right="-1085"/>
-        <w:jc w:val="both"/>
-        <w:rPr>
-          <w:rFonts w:cstheme="minorHAnsi"/>
-          <w:color w:val="000000"/>
-          <w:sz w:val="16"/>
-          <w:szCs w:val="16"/>
-          <w:lang w:val="es-MX"/>
-        </w:rPr>
-      </w:pPr>
-    </w:p>
-    <w:p>
-      <w:pPr>
-        <w:spacing w:before="10" w:after="10" w:line="240" w:lineRule="auto"/>
-        <w:ind w:right="-1085"/>
-        <w:jc w:val="both"/>
-        <w:rPr>
-          <w:rFonts w:cstheme="minorHAnsi"/>
-          <w:b/>
-          <w:bCs/>
-          <w:color w:val="000000"/>
-          <w:sz w:val="16"/>
-          <w:szCs w:val="16"/>
-        </w:rPr>
-      </w:pPr>
-      <w:r>
-        <w:rPr>
-          <w:rFonts w:cstheme="minorHAnsi"/>
-          <w:color w:val="000000"/>
-          <w:sz w:val="16"/>
-          <w:szCs w:val="16"/>
-        </w:rPr>
-        <w:t xml:space="preserve">Los pagos antes señalados serán en efectivo y únicamente en las agencias de </w:t>
+        </w:rPr>
+        <w:t xml:space="preserve"> en el plazo de 10 días la existencia del saldo excedente para que se apersone a cobrar a cualquiera de las agencias indicadas en la página Web. Se precisa que dicho procedimiento sólo será factible, si la garantía mobiliaria no mantiene además del gravamen constituido a favor de </w:t>
       </w:r>
       <w:r>
         <w:rPr>
@@ -966,638 +3034,7 @@
           <w:sz w:val="16"/>
           <w:szCs w:val="16"/>
         </w:rPr>
-        <w:t xml:space="preserve">. </w:t>
-      </w:r>
-    </w:p>
-    <w:p>
-      <w:pPr>
-        <w:spacing w:before="10" w:after="10" w:line="240" w:lineRule="auto"/>
-        <w:ind w:right="-1085"/>
-        <w:jc w:val="both"/>
-        <w:rPr>
-          <w:rFonts w:cstheme="minorHAnsi"/>
-          <w:color w:val="000000"/>
-          <w:sz w:val="16"/>
-          <w:szCs w:val="16"/>
-        </w:rPr>
-      </w:pPr>
-      <w:r>
-        <w:rPr>
-          <w:rFonts w:cstheme="minorHAnsi"/>
-          <w:color w:val="000000"/>
-          <w:sz w:val="16"/>
-          <w:szCs w:val="16"/>
-        </w:rPr>
-        <w:t xml:space="preserve">De optarse por las alternativas b o c, las partes fijarán un nuevo plazo de vencimiento </w:t>
-      </w:r>
-      <w:r>
-        <w:rPr>
-          <w:rFonts w:cstheme="minorHAnsi"/>
-          <w:color w:val="000000"/>
-          <w:sz w:val="16"/>
-          <w:szCs w:val="16"/>
-        </w:rPr>
-        <w:t>y</w:t>
-      </w:r>
-      <w:r>
-        <w:rPr>
-          <w:rFonts w:cstheme="minorHAnsi"/>
-          <w:color w:val="000000"/>
-          <w:sz w:val="16"/>
-          <w:szCs w:val="16"/>
-        </w:rPr>
-        <w:t xml:space="preserve"> </w:t>
-      </w:r>
-      <w:r>
-        <w:rPr>
-          <w:rFonts w:cstheme="minorHAnsi"/>
-          <w:b/>
-          <w:bCs/>
-          <w:color w:val="000000"/>
-          <w:sz w:val="16"/>
-          <w:szCs w:val="16"/>
-        </w:rPr>
-        <w:t>CREDIÁGIL</w:t>
-      </w:r>
-      <w:r>
-        <w:rPr>
-          <w:rFonts w:cstheme="minorHAnsi"/>
-          <w:color w:val="000000"/>
-          <w:sz w:val="16"/>
-          <w:szCs w:val="16"/>
-        </w:rPr>
-        <w:t xml:space="preserve"> determinará el saldo correspondiente del capital adeudado por </w:t>
-      </w:r>
-      <w:r>
-        <w:rPr>
-          <w:rFonts w:cstheme="minorHAnsi"/>
-          <w:b/>
-          <w:bCs/>
-          <w:color w:val="000000"/>
-          <w:sz w:val="16"/>
-          <w:szCs w:val="16"/>
-        </w:rPr>
-        <w:t>EL CLIENTE</w:t>
-      </w:r>
-      <w:r>
-        <w:rPr>
-          <w:rFonts w:cstheme="minorHAnsi"/>
-          <w:color w:val="000000"/>
-          <w:sz w:val="16"/>
-          <w:szCs w:val="16"/>
-        </w:rPr>
-        <w:t xml:space="preserve">, el cual generará un interés compensatorio fijo y en caso de incumplimiento las penalidades de ser el caso, así como las comisiones, impuestos y los gastos por los días transcurridos hasta el siguiente pago que realice </w:t>
-      </w:r>
-      <w:r>
-        <w:rPr>
-          <w:rFonts w:cstheme="minorHAnsi"/>
-          <w:b/>
-          <w:bCs/>
-          <w:color w:val="000000"/>
-          <w:sz w:val="16"/>
-          <w:szCs w:val="16"/>
-        </w:rPr>
-        <w:t>EL CLIENTE</w:t>
-      </w:r>
-      <w:r>
-        <w:rPr>
-          <w:rFonts w:cstheme="minorHAnsi"/>
-          <w:color w:val="000000"/>
-          <w:sz w:val="16"/>
-          <w:szCs w:val="16"/>
-        </w:rPr>
-        <w:t xml:space="preserve">. En ambos casos, se mantendrá vigente para todos sus efectos la Garantía Mobiliaria constituida, manteniendo </w:t>
-      </w:r>
-      <w:r>
-        <w:rPr>
-          <w:rFonts w:cstheme="minorHAnsi"/>
-          <w:b/>
-          <w:bCs/>
-          <w:color w:val="000000"/>
-          <w:sz w:val="16"/>
-          <w:szCs w:val="16"/>
-        </w:rPr>
-        <w:t>CREDIÁGIL</w:t>
-      </w:r>
-      <w:r>
-        <w:rPr>
-          <w:rFonts w:cstheme="minorHAnsi"/>
-          <w:color w:val="000000"/>
-          <w:sz w:val="16"/>
-          <w:szCs w:val="16"/>
-        </w:rPr>
-        <w:t xml:space="preserve"> en su poder los bienes otorgados en garantía por </w:t>
-      </w:r>
-      <w:r>
-        <w:rPr>
-          <w:rFonts w:cstheme="minorHAnsi"/>
-          <w:b/>
-          <w:bCs/>
-          <w:color w:val="000000"/>
-          <w:sz w:val="16"/>
-          <w:szCs w:val="16"/>
-        </w:rPr>
-        <w:t>EL CLIENTE</w:t>
-      </w:r>
-      <w:r>
-        <w:rPr>
-          <w:rFonts w:cstheme="minorHAnsi"/>
-          <w:color w:val="000000"/>
-          <w:sz w:val="16"/>
-          <w:szCs w:val="16"/>
-        </w:rPr>
-        <w:t>.</w:t>
-      </w:r>
-    </w:p>
-    <w:p>
-      <w:pPr>
-        <w:spacing w:before="10" w:after="10" w:line="240" w:lineRule="auto"/>
-        <w:ind w:right="-1085"/>
-        <w:jc w:val="both"/>
-        <w:rPr>
-          <w:rFonts w:cstheme="minorHAnsi"/>
-          <w:color w:val="000000"/>
-          <w:sz w:val="16"/>
-          <w:szCs w:val="16"/>
-        </w:rPr>
-      </w:pPr>
-    </w:p>
-    <w:p>
-      <w:pPr>
-        <w:spacing w:before="10" w:after="10" w:line="240" w:lineRule="auto"/>
-        <w:ind w:right="-1085"/>
-        <w:jc w:val="both"/>
-        <w:rPr>
-          <w:rFonts w:cstheme="minorHAnsi"/>
-          <w:color w:val="000000"/>
-          <w:sz w:val="16"/>
-          <w:szCs w:val="16"/>
-        </w:rPr>
-      </w:pPr>
-      <w:r>
-        <w:rPr>
-          <w:rFonts w:cstheme="minorHAnsi"/>
-          <w:color w:val="000000"/>
-          <w:sz w:val="16"/>
-          <w:szCs w:val="16"/>
-        </w:rPr>
-        <w:t xml:space="preserve">En el caso que </w:t>
-      </w:r>
-      <w:r>
-        <w:rPr>
-          <w:rFonts w:cstheme="minorHAnsi"/>
-          <w:b/>
-          <w:bCs/>
-          <w:color w:val="000000"/>
-          <w:sz w:val="16"/>
-          <w:szCs w:val="16"/>
-        </w:rPr>
-        <w:t>EL CLIENTE</w:t>
-      </w:r>
-      <w:r>
-        <w:rPr>
-          <w:rFonts w:cstheme="minorHAnsi"/>
-          <w:color w:val="000000"/>
-          <w:sz w:val="16"/>
-          <w:szCs w:val="16"/>
-        </w:rPr>
-        <w:t xml:space="preserve">, haya sido beneficiario de una promoción comercial otorgada por </w:t>
-      </w:r>
-      <w:r>
-        <w:rPr>
-          <w:rFonts w:cstheme="minorHAnsi"/>
-          <w:b/>
-          <w:bCs/>
-          <w:color w:val="000000"/>
-          <w:sz w:val="16"/>
-          <w:szCs w:val="16"/>
-        </w:rPr>
-        <w:t>CREDIÁGIL</w:t>
-      </w:r>
-      <w:r>
-        <w:rPr>
-          <w:rFonts w:cstheme="minorHAnsi"/>
-          <w:color w:val="000000"/>
-          <w:sz w:val="16"/>
-          <w:szCs w:val="16"/>
-        </w:rPr>
-        <w:t>, que conlleve variar el plazo de pago y/o las formas de pago indicadas en las alternativas a, b, o c, que se indican en la hoja resumen (</w:t>
-      </w:r>
-      <w:r>
-        <w:rPr>
-          <w:rFonts w:cstheme="minorHAnsi"/>
-          <w:color w:val="000000"/>
-          <w:sz w:val="16"/>
-          <w:szCs w:val="16"/>
-        </w:rPr>
-        <w:t>ANEXO</w:t>
-      </w:r>
-      <w:r>
-        <w:rPr>
-          <w:rFonts w:cstheme="minorHAnsi"/>
-          <w:color w:val="000000"/>
-          <w:sz w:val="16"/>
-          <w:szCs w:val="16"/>
-        </w:rPr>
-        <w:t xml:space="preserve"> 01), éste se obliga a cumplir las condiciones establecidas para la promoción a la que se acogió, caso contrario, perderá los beneficios de dicha promoción. </w:t>
-      </w:r>
-    </w:p>
-    <w:p>
-      <w:pPr>
-        <w:spacing w:before="10" w:after="10" w:line="240" w:lineRule="auto"/>
-        <w:ind w:right="-1085"/>
-        <w:jc w:val="both"/>
-        <w:rPr>
-          <w:rFonts w:cstheme="minorHAnsi"/>
-          <w:color w:val="000000"/>
-          <w:sz w:val="16"/>
-          <w:szCs w:val="16"/>
-        </w:rPr>
-      </w:pPr>
-    </w:p>
-    <w:p>
-      <w:pPr>
-        <w:spacing w:before="10" w:after="10" w:line="240" w:lineRule="auto"/>
-        <w:ind w:right="-1085"/>
-        <w:jc w:val="both"/>
-        <w:rPr>
-          <w:rFonts w:cstheme="minorHAnsi"/>
-          <w:color w:val="000000"/>
-          <w:sz w:val="16"/>
-          <w:szCs w:val="16"/>
-        </w:rPr>
-      </w:pPr>
-      <w:r>
-        <w:rPr>
-          <w:rFonts w:cstheme="minorHAnsi"/>
-          <w:b/>
-          <w:bCs/>
-          <w:color w:val="000000"/>
-          <w:sz w:val="16"/>
-          <w:szCs w:val="16"/>
-        </w:rPr>
-        <w:t>EL CLIENTE</w:t>
-      </w:r>
-      <w:r>
-        <w:rPr>
-          <w:rFonts w:cstheme="minorHAnsi"/>
-          <w:color w:val="000000"/>
-          <w:sz w:val="16"/>
-          <w:szCs w:val="16"/>
-        </w:rPr>
-        <w:t xml:space="preserve"> podrá efectuar pagos anticipados en forma total de su crédito, con la consecuente reducción de los intereses compensatorios, penalidades (de ser el caso), comisiones y gastos a la fecha de pago. </w:t>
-      </w:r>
-    </w:p>
-    <w:p>
-      <w:pPr>
-        <w:spacing w:before="10" w:after="10" w:line="240" w:lineRule="auto"/>
-        <w:ind w:right="-1085"/>
-        <w:jc w:val="both"/>
-        <w:rPr>
-          <w:rFonts w:cstheme="minorHAnsi"/>
-          <w:color w:val="000000"/>
-          <w:sz w:val="16"/>
-          <w:szCs w:val="16"/>
-          <w:lang w:val="es-MX"/>
-        </w:rPr>
-      </w:pPr>
-    </w:p>
-    <w:p>
-      <w:pPr>
-        <w:spacing w:before="10" w:after="10" w:line="240" w:lineRule="auto"/>
-        <w:ind w:right="-1085"/>
-        <w:jc w:val="both"/>
-        <w:rPr>
-          <w:rFonts w:cstheme="minorHAnsi"/>
-          <w:b/>
-          <w:bCs/>
-          <w:color w:val="000000"/>
-          <w:sz w:val="16"/>
-          <w:szCs w:val="16"/>
-          <w:u w:val="single"/>
-          <w:lang w:val="es-MX"/>
-        </w:rPr>
-      </w:pPr>
-      <w:r>
-        <w:rPr>
-          <w:rFonts w:cstheme="minorHAnsi"/>
-          <w:b/>
-          <w:bCs/>
-          <w:color w:val="000000"/>
-          <w:sz w:val="16"/>
-          <w:szCs w:val="16"/>
-          <w:u w:val="single"/>
-          <w:lang w:val="es-MX"/>
-        </w:rPr>
-        <w:t>3.</w:t>
-      </w:r>
-      <w:r>
-        <w:rPr>
-          <w:rFonts w:cstheme="minorHAnsi"/>
-          <w:b/>
-          <w:bCs/>
-          <w:color w:val="000000"/>
-          <w:sz w:val="16"/>
-          <w:szCs w:val="16"/>
-          <w:u w:val="single"/>
-          <w:lang w:val="es-MX"/>
-        </w:rPr>
-        <w:t>-</w:t>
-      </w:r>
-      <w:r>
-        <w:rPr>
-          <w:rFonts w:cstheme="minorHAnsi"/>
-          <w:b/>
-          <w:bCs/>
-          <w:color w:val="000000"/>
-          <w:sz w:val="16"/>
-          <w:szCs w:val="16"/>
-          <w:u w:val="single"/>
-          <w:lang w:val="es-MX"/>
-        </w:rPr>
-        <w:t xml:space="preserve"> GARANTÍA</w:t>
-      </w:r>
-    </w:p>
-    <w:p>
-      <w:pPr>
-        <w:spacing w:before="10" w:after="10" w:line="240" w:lineRule="auto"/>
-        <w:ind w:right="-1085"/>
-        <w:jc w:val="both"/>
-        <w:rPr>
-          <w:rFonts w:cstheme="minorHAnsi"/>
-          <w:color w:val="000000"/>
-          <w:sz w:val="16"/>
-          <w:szCs w:val="16"/>
-          <w:lang w:val="es-MX"/>
-        </w:rPr>
-      </w:pPr>
-      <w:r>
-        <w:rPr>
-          <w:rFonts w:cstheme="minorHAnsi"/>
-          <w:color w:val="000000"/>
-          <w:sz w:val="16"/>
-          <w:szCs w:val="16"/>
-          <w:lang w:val="es-MX"/>
-        </w:rPr>
-        <w:t xml:space="preserve">En respaldo del cumplimiento del pago del préstamo, interés compensatorio fijo, penalidades de ser el caso, comisiones, gastos e impuestos señalados en la Cláusula Primera, así como de cualquier otra obligación frente a </w:t>
-      </w:r>
-      <w:r>
-        <w:rPr>
-          <w:rFonts w:cstheme="minorHAnsi"/>
-          <w:b/>
-          <w:bCs/>
-          <w:color w:val="000000"/>
-          <w:sz w:val="16"/>
-          <w:szCs w:val="16"/>
-          <w:lang w:val="es-MX"/>
-        </w:rPr>
-        <w:t>CREDIÁGIL</w:t>
-      </w:r>
-      <w:r>
-        <w:rPr>
-          <w:rFonts w:cstheme="minorHAnsi"/>
-          <w:color w:val="000000"/>
-          <w:sz w:val="16"/>
-          <w:szCs w:val="16"/>
-          <w:lang w:val="es-MX"/>
-        </w:rPr>
-        <w:t xml:space="preserve">, presente o futura, se constituye </w:t>
-      </w:r>
-      <w:r>
-        <w:rPr>
-          <w:rFonts w:cstheme="minorHAnsi"/>
-          <w:b/>
-          <w:bCs/>
-          <w:color w:val="000000"/>
-          <w:sz w:val="16"/>
-          <w:szCs w:val="16"/>
-          <w:lang w:val="es-MX"/>
-        </w:rPr>
-        <w:t>Primera y Preferente Garantía Mobiliaria Vehicular</w:t>
-      </w:r>
-      <w:r>
-        <w:rPr>
-          <w:rFonts w:cstheme="minorHAnsi"/>
-          <w:color w:val="000000"/>
-          <w:sz w:val="16"/>
-          <w:szCs w:val="16"/>
-          <w:lang w:val="es-MX"/>
-        </w:rPr>
-        <w:t xml:space="preserve"> con entrega de posesión y a plazo indeterminado a favor de </w:t>
-      </w:r>
-      <w:r>
-        <w:rPr>
-          <w:rFonts w:cstheme="minorHAnsi"/>
-          <w:b/>
-          <w:bCs/>
-          <w:color w:val="000000"/>
-          <w:sz w:val="16"/>
-          <w:szCs w:val="16"/>
-          <w:lang w:val="es-MX"/>
-        </w:rPr>
-        <w:t>CREDIÁGIL</w:t>
-      </w:r>
-      <w:r>
-        <w:rPr>
-          <w:rFonts w:cstheme="minorHAnsi"/>
-          <w:color w:val="000000"/>
-          <w:sz w:val="16"/>
-          <w:szCs w:val="16"/>
-          <w:lang w:val="es-MX"/>
-        </w:rPr>
-        <w:t xml:space="preserve"> hasta por la suma de S/ </w:t>
-      </w:r>
-      <w:r>
-        <w:rPr>
-          <w:rFonts w:cstheme="minorHAnsi"/>
-          <w:b/>
-          <w:bCs/>
-          <w:color w:val="000000"/>
-          <w:sz w:val="16"/>
-          <w:szCs w:val="16"/>
-          <w:lang w:val="es-MX"/>
-        </w:rPr>
-        <w:t>{{MONTO_TASACION}}</w:t>
-      </w:r>
-      <w:r>
-        <w:rPr>
-          <w:rFonts w:cstheme="minorHAnsi"/>
-          <w:color w:val="000000"/>
-          <w:sz w:val="16"/>
-          <w:szCs w:val="16"/>
-          <w:lang w:val="es-MX"/>
-        </w:rPr>
-        <w:t>, otorgada por:</w:t>
-      </w:r>
-    </w:p>
-    <w:p>
-      <w:pPr>
-        <w:spacing w:before="10" w:after="10" w:line="240" w:lineRule="auto"/>
-        <w:ind w:right="-1085"/>
-        <w:jc w:val="both"/>
-        <w:rPr>
-          <w:rFonts w:cstheme="minorHAnsi"/>
-          <w:b/>
-          <w:bCs/>
-          <w:color w:val="000000"/>
-          <w:sz w:val="16"/>
-          <w:szCs w:val="16"/>
-          <w:lang w:val="es-MX"/>
-        </w:rPr>
-      </w:pPr>
-    </w:p>
-    <w:p>
-      <w:pPr>
-        <w:spacing w:before="10" w:after="10" w:line="240" w:lineRule="auto"/>
-        <w:ind w:right="-1085"/>
-        <w:jc w:val="both"/>
-        <w:rPr>
-          <w:rFonts w:cstheme="minorHAnsi"/>
-          <w:color w:val="000000"/>
-          <w:sz w:val="16"/>
-          <w:szCs w:val="16"/>
-          <w:lang w:val="es-MX"/>
-        </w:rPr>
-      </w:pPr>
-      <w:r>
-        <w:rPr>
-          <w:rFonts w:cstheme="minorHAnsi"/>
-          <w:b/>
-          <w:bCs/>
-          <w:color w:val="000000"/>
-          <w:sz w:val="16"/>
-          <w:szCs w:val="16"/>
-          <w:lang w:val="es-MX"/>
-        </w:rPr>
-        <w:t>a. EL CLIENTE</w:t>
-      </w:r>
-      <w:r>
-        <w:rPr>
-          <w:rFonts w:cstheme="minorHAnsi"/>
-          <w:color w:val="000000"/>
-          <w:sz w:val="16"/>
-          <w:szCs w:val="16"/>
-          <w:lang w:val="es-MX"/>
-        </w:rPr>
-        <w:t>, en su calidad de propietario y titular registral del vehículo; o en su defecto por,</w:t>
-      </w:r>
-    </w:p>
-    <w:p>
-      <w:pPr>
-        <w:spacing w:before="10" w:after="10" w:line="240" w:lineRule="auto"/>
-        <w:ind w:right="-1085"/>
-        <w:jc w:val="both"/>
-        <w:rPr>
-          <w:rFonts w:cstheme="minorHAnsi"/>
-          <w:b/>
-          <w:bCs/>
-          <w:color w:val="000000"/>
-          <w:sz w:val="16"/>
-          <w:szCs w:val="16"/>
-          <w:lang w:val="es-MX"/>
-        </w:rPr>
-      </w:pPr>
-    </w:p>
-    <w:p>
-      <w:pPr>
-        <w:spacing w:before="10" w:after="10" w:line="240" w:lineRule="auto"/>
-        <w:ind w:right="-1085"/>
-        <w:jc w:val="both"/>
-        <w:rPr>
-          <w:rFonts w:cstheme="minorHAnsi"/>
-          <w:color w:val="000000"/>
-          <w:sz w:val="16"/>
-          <w:szCs w:val="16"/>
-          <w:lang w:val="es-MX"/>
-        </w:rPr>
-      </w:pPr>
-      <w:r>
-        <w:rPr>
-          <w:rFonts w:cstheme="minorHAnsi"/>
-          <w:b/>
-          <w:bCs/>
-          <w:color w:val="000000"/>
-          <w:sz w:val="16"/>
-          <w:szCs w:val="16"/>
-          <w:lang w:val="es-MX"/>
-        </w:rPr>
-        <w:t>b. EL GARANTE MOBILIARIO:</w:t>
-      </w:r>
-      <w:r>
-        <w:rPr>
-          <w:rFonts w:cstheme="minorHAnsi"/>
-          <w:color w:val="000000"/>
-          <w:sz w:val="16"/>
-          <w:szCs w:val="16"/>
-          <w:lang w:val="es-MX"/>
-        </w:rPr>
-        <w:t xml:space="preserve"> El señor(a) </w:t>
-      </w:r>
-      <w:r>
-        <w:rPr>
-          <w:rFonts w:cstheme="minorHAnsi"/>
-          <w:b/>
-          <w:bCs/>
-          <w:color w:val="000000"/>
-          <w:sz w:val="16"/>
-          <w:szCs w:val="16"/>
-          <w:lang w:val="es-MX"/>
-        </w:rPr>
-        <w:t>{{NOMBRE_GARANTE}}</w:t>
-      </w:r>
-      <w:r>
-        <w:rPr>
-          <w:rFonts w:cstheme="minorHAnsi"/>
-          <w:color w:val="000000"/>
-          <w:sz w:val="16"/>
-          <w:szCs w:val="16"/>
-          <w:lang w:val="es-MX"/>
-        </w:rPr>
-        <w:t xml:space="preserve"> identificado con DNI N° </w:t>
-      </w:r>
-      <w:r>
-        <w:rPr>
-          <w:rFonts w:cstheme="minorHAnsi"/>
-          <w:b/>
-          <w:bCs/>
-          <w:color w:val="000000"/>
-          <w:sz w:val="16"/>
-          <w:szCs w:val="16"/>
-          <w:lang w:val="es-MX"/>
-        </w:rPr>
-        <w:t>{{DNI_GARANTE}}</w:t>
-      </w:r>
-      <w:r>
-        <w:rPr>
-          <w:rFonts w:cstheme="minorHAnsi"/>
-          <w:color w:val="000000"/>
-          <w:sz w:val="16"/>
-          <w:szCs w:val="16"/>
-          <w:lang w:val="es-MX"/>
-        </w:rPr>
-        <w:t xml:space="preserve">, y su cónyuge </w:t>
-      </w:r>
-      <w:r>
-        <w:rPr>
-          <w:rFonts w:cstheme="minorHAnsi"/>
-          <w:b/>
-          <w:bCs/>
-          <w:color w:val="000000"/>
-          <w:sz w:val="16"/>
-          <w:szCs w:val="16"/>
-          <w:lang w:val="es-MX"/>
-        </w:rPr>
-        <w:t>{{CONYUGE_GARANTE}}</w:t>
-      </w:r>
-      <w:r>
-        <w:rPr>
-          <w:rFonts w:cstheme="minorHAnsi"/>
-          <w:color w:val="000000"/>
-          <w:sz w:val="16"/>
-          <w:szCs w:val="16"/>
-          <w:lang w:val="es-MX"/>
-        </w:rPr>
-        <w:t xml:space="preserve"> con DNI </w:t>
+        <w:t xml:space="preserve"> otro u otros gravámenes posteriores a favor de terceros, dado que en dicho supuesto y en aplicación del artículo 47 numeral 4 de la Ley de Garantía Mobiliaria </w:t>
       </w:r>
       <w:proofErr w:type="spellStart"/>
       <w:r>
@@ -1609,1432 +3046,6 @@
           <w:lang w:val="es-MX"/>
         </w:rPr>
         <w:t>Nº</w:t>
-      </w:r>
-      <w:proofErr w:type="spellEnd"/>
-      <w:r>
-        <w:rPr>
-          <w:rFonts w:cstheme="minorHAnsi"/>
-          <w:color w:val="000000"/>
-          <w:sz w:val="16"/>
-          <w:szCs w:val="16"/>
-          <w:lang w:val="es-MX"/>
-        </w:rPr>
-        <w:t xml:space="preserve"> </w:t>
-      </w:r>
-      <w:r>
-        <w:rPr>
-          <w:rFonts w:cstheme="minorHAnsi"/>
-          <w:b/>
-          <w:bCs/>
-          <w:color w:val="000000"/>
-          <w:sz w:val="16"/>
-          <w:szCs w:val="16"/>
-          <w:lang w:val="es-MX"/>
-        </w:rPr>
-        <w:t>{{DNI_CONYUGE_GARANTE}}</w:t>
-      </w:r>
-      <w:r>
-        <w:rPr>
-          <w:rFonts w:cstheme="minorHAnsi"/>
-          <w:color w:val="000000"/>
-          <w:sz w:val="16"/>
-          <w:szCs w:val="16"/>
-          <w:lang w:val="es-MX"/>
-        </w:rPr>
-        <w:t xml:space="preserve">, con domicilio en </w:t>
-      </w:r>
-      <w:r>
-        <w:rPr>
-          <w:rFonts w:cstheme="minorHAnsi"/>
-          <w:b/>
-          <w:bCs/>
-          <w:color w:val="000000"/>
-          <w:sz w:val="16"/>
-          <w:szCs w:val="16"/>
-          <w:lang w:val="es-MX"/>
-        </w:rPr>
-        <w:t>{{DOMICILIO_GARANTE}}</w:t>
-      </w:r>
-      <w:r>
-        <w:rPr>
-          <w:rFonts w:cstheme="minorHAnsi"/>
-          <w:color w:val="000000"/>
-          <w:sz w:val="16"/>
-          <w:szCs w:val="16"/>
-          <w:lang w:val="es-MX"/>
-        </w:rPr>
-        <w:t xml:space="preserve">, adquiriendo en consecuencia la calidad de </w:t>
-      </w:r>
-      <w:r>
-        <w:rPr>
-          <w:rFonts w:cstheme="minorHAnsi"/>
-          <w:b/>
-          <w:bCs/>
-          <w:color w:val="000000"/>
-          <w:sz w:val="16"/>
-          <w:szCs w:val="16"/>
-          <w:lang w:val="es-MX"/>
-        </w:rPr>
-        <w:t>DEUDOR SOLIDARIO</w:t>
-      </w:r>
-      <w:r>
-        <w:rPr>
-          <w:rFonts w:cstheme="minorHAnsi"/>
-          <w:color w:val="000000"/>
-          <w:sz w:val="16"/>
-          <w:szCs w:val="16"/>
-          <w:lang w:val="es-MX"/>
-        </w:rPr>
-        <w:t xml:space="preserve"> de la presente obligación asumida por EL CLIENTE.</w:t>
-      </w:r>
-    </w:p>
-    <w:p>
-      <w:pPr>
-        <w:spacing w:before="10" w:after="10" w:line="240" w:lineRule="auto"/>
-        <w:ind w:right="-1085"/>
-        <w:jc w:val="both"/>
-        <w:rPr>
-          <w:rFonts w:cstheme="minorHAnsi"/>
-          <w:color w:val="000000"/>
-          <w:sz w:val="16"/>
-          <w:szCs w:val="16"/>
-          <w:lang w:val="es-MX"/>
-        </w:rPr>
-      </w:pPr>
-    </w:p>
-    <w:p>
-      <w:pPr>
-        <w:spacing w:before="10" w:after="10" w:line="240" w:lineRule="auto"/>
-        <w:ind w:right="-1085"/>
-        <w:jc w:val="both"/>
-        <w:rPr>
-          <w:rFonts w:cstheme="minorHAnsi"/>
-          <w:color w:val="000000"/>
-          <w:sz w:val="16"/>
-          <w:szCs w:val="16"/>
-          <w:lang w:val="es-MX"/>
-        </w:rPr>
-      </w:pPr>
-      <w:r>
-        <w:rPr>
-          <w:rFonts w:cstheme="minorHAnsi"/>
-          <w:color w:val="000000"/>
-          <w:sz w:val="16"/>
-          <w:szCs w:val="16"/>
-          <w:lang w:val="es-MX"/>
-        </w:rPr>
-        <w:t xml:space="preserve">Sobre el vehículo cuyas características técnicas (Marca, Modelo, Placa, Motor, Serie) se detallan minuciosamente en el </w:t>
-      </w:r>
-      <w:r>
-        <w:rPr>
-          <w:rFonts w:cstheme="minorHAnsi"/>
-          <w:b/>
-          <w:bCs/>
-          <w:color w:val="000000"/>
-          <w:sz w:val="16"/>
-          <w:szCs w:val="16"/>
-          <w:lang w:val="es-MX"/>
-        </w:rPr>
-        <w:t>ANEXO 01</w:t>
-      </w:r>
-      <w:r>
-        <w:rPr>
-          <w:rFonts w:cstheme="minorHAnsi"/>
-          <w:color w:val="000000"/>
-          <w:sz w:val="16"/>
-          <w:szCs w:val="16"/>
-          <w:lang w:val="es-MX"/>
-        </w:rPr>
-        <w:t xml:space="preserve"> del presente contrato. El vehículo se encuentra inscrito en la </w:t>
-      </w:r>
-      <w:r>
-        <w:rPr>
-          <w:rFonts w:cstheme="minorHAnsi"/>
-          <w:b/>
-          <w:bCs/>
-          <w:color w:val="000000"/>
-          <w:sz w:val="16"/>
-          <w:szCs w:val="16"/>
-          <w:lang w:val="es-MX"/>
-        </w:rPr>
-        <w:t>Partida Electrónica N° {{AUTO_PARTIDA}}</w:t>
-      </w:r>
-      <w:r>
-        <w:rPr>
-          <w:rFonts w:cstheme="minorHAnsi"/>
-          <w:color w:val="000000"/>
-          <w:sz w:val="16"/>
-          <w:szCs w:val="16"/>
-          <w:lang w:val="es-MX"/>
-        </w:rPr>
-        <w:t xml:space="preserve"> del Registro de Propiedad Vehicular de la Oficina Registral de </w:t>
-      </w:r>
-      <w:r>
-        <w:rPr>
-          <w:rFonts w:cstheme="minorHAnsi"/>
-          <w:b/>
-          <w:bCs/>
-          <w:color w:val="000000"/>
-          <w:sz w:val="16"/>
-          <w:szCs w:val="16"/>
-          <w:lang w:val="es-MX"/>
-        </w:rPr>
-        <w:t>{{AUTO_OFICINA_REGISTRAL}}</w:t>
-      </w:r>
-      <w:r>
-        <w:rPr>
-          <w:rFonts w:cstheme="minorHAnsi"/>
-          <w:color w:val="000000"/>
-          <w:sz w:val="16"/>
-          <w:szCs w:val="16"/>
-          <w:lang w:val="es-MX"/>
-        </w:rPr>
-        <w:t xml:space="preserve">. </w:t>
-      </w:r>
-      <w:r>
-        <w:rPr>
-          <w:rFonts w:cstheme="minorHAnsi"/>
-          <w:b/>
-          <w:bCs/>
-          <w:color w:val="000000"/>
-          <w:sz w:val="16"/>
-          <w:szCs w:val="16"/>
-          <w:lang w:val="es-MX"/>
-        </w:rPr>
-        <w:t>CREDIÁGIL</w:t>
-      </w:r>
-      <w:r>
-        <w:rPr>
-          <w:rFonts w:cstheme="minorHAnsi"/>
-          <w:color w:val="000000"/>
-          <w:sz w:val="16"/>
-          <w:szCs w:val="16"/>
-          <w:lang w:val="es-MX"/>
-        </w:rPr>
-        <w:t xml:space="preserve"> se obliga a mantener en buen estado de conservación el bien otorgado en garantía mobiliaria.</w:t>
-      </w:r>
-    </w:p>
-    <w:p>
-      <w:pPr>
-        <w:spacing w:before="10" w:after="10" w:line="240" w:lineRule="auto"/>
-        <w:ind w:right="-1085"/>
-        <w:jc w:val="both"/>
-        <w:rPr>
-          <w:rFonts w:cstheme="minorHAnsi"/>
-          <w:color w:val="000000"/>
-          <w:sz w:val="16"/>
-          <w:szCs w:val="16"/>
-          <w:lang w:val="es-MX"/>
-        </w:rPr>
-      </w:pPr>
-    </w:p>
-    <w:p>
-      <w:pPr>
-        <w:spacing w:before="10" w:after="10" w:line="240" w:lineRule="auto"/>
-        <w:ind w:right="-1085"/>
-        <w:jc w:val="both"/>
-        <w:rPr>
-          <w:rFonts w:cstheme="minorHAnsi"/>
-          <w:b/>
-          <w:color w:val="000000"/>
-          <w:sz w:val="16"/>
-          <w:szCs w:val="16"/>
-          <w:u w:val="single"/>
-        </w:rPr>
-      </w:pPr>
-      <w:r>
-        <w:rPr>
-          <w:rFonts w:cstheme="minorHAnsi"/>
-          <w:b/>
-          <w:color w:val="000000"/>
-          <w:sz w:val="16"/>
-          <w:szCs w:val="16"/>
-          <w:u w:val="single"/>
-        </w:rPr>
-        <w:t>4.- VALORIZACIÓN</w:t>
-      </w:r>
-    </w:p>
-    <w:p>
-      <w:pPr>
-        <w:spacing w:before="10" w:after="10" w:line="240" w:lineRule="auto"/>
-        <w:ind w:right="-1085"/>
-        <w:jc w:val="both"/>
-        <w:rPr>
-          <w:rFonts w:cstheme="minorHAnsi"/>
-          <w:color w:val="000000"/>
-          <w:sz w:val="16"/>
-          <w:szCs w:val="16"/>
-        </w:rPr>
-      </w:pPr>
-      <w:r>
-        <w:rPr>
-          <w:rFonts w:cstheme="minorHAnsi"/>
-          <w:color w:val="000000"/>
-          <w:sz w:val="16"/>
-          <w:szCs w:val="16"/>
-        </w:rPr>
-        <w:t xml:space="preserve">EL CLIENTE o EL GARANTE MOBILIARIO e </w:t>
-      </w:r>
-      <w:r>
-        <w:rPr>
-          <w:rFonts w:cstheme="minorHAnsi"/>
-          <w:b/>
-          <w:bCs/>
-          <w:color w:val="000000"/>
-          <w:sz w:val="16"/>
-          <w:szCs w:val="16"/>
-        </w:rPr>
-        <w:t>CREDIÁGIL</w:t>
-      </w:r>
-      <w:r>
-        <w:rPr>
-          <w:rFonts w:cstheme="minorHAnsi"/>
-          <w:color w:val="000000"/>
-          <w:sz w:val="16"/>
-          <w:szCs w:val="16"/>
-        </w:rPr>
-        <w:t xml:space="preserve"> valorizan de común acuerdo el vehículo otorgado en garantía mobiliaria en la suma de S/</w:t>
-      </w:r>
-      <w:r>
-        <w:rPr>
-          <w:rFonts w:cstheme="minorHAnsi"/>
-          <w:color w:val="000000"/>
-          <w:sz w:val="16"/>
-          <w:szCs w:val="16"/>
-        </w:rPr>
-        <w:t xml:space="preserve">. </w:t>
-      </w:r>
-      <w:r>
-        <w:rPr>
-          <w:rFonts w:cstheme="minorHAnsi"/>
-          <w:color w:val="000000"/>
-          <w:sz w:val="16"/>
-          <w:szCs w:val="16"/>
-        </w:rPr>
-        <w:t xml:space="preserve">{{MONTO_TASACION}} </w:t>
-      </w:r>
-      <w:r>
-        <w:rPr>
-          <w:rFonts w:cstheme="minorHAnsi"/>
-          <w:color w:val="000000"/>
-          <w:sz w:val="16"/>
-          <w:szCs w:val="16"/>
-        </w:rPr>
-        <w:t>({</w:t>
-      </w:r>
-      <w:r>
-        <w:rPr>
-          <w:rFonts w:cstheme="minorHAnsi"/>
-          <w:color w:val="000000"/>
-          <w:sz w:val="16"/>
-          <w:szCs w:val="16"/>
-        </w:rPr>
-        <w:t>{LETRAS_TASACION}}</w:t>
-      </w:r>
-      <w:r>
-        <w:rPr>
-          <w:rFonts w:cstheme="minorHAnsi"/>
-          <w:color w:val="000000"/>
-          <w:sz w:val="16"/>
-          <w:szCs w:val="16"/>
-        </w:rPr>
-        <w:t xml:space="preserve"> y 00</w:t>
-      </w:r>
-      <w:r>
-        <w:rPr>
-          <w:rFonts w:cstheme="minorHAnsi"/>
-          <w:color w:val="000000"/>
-          <w:sz w:val="16"/>
-          <w:szCs w:val="16"/>
-        </w:rPr>
-        <w:t xml:space="preserve">/100 Nuevos Soles) para todos los efectos inherentes a la Garantía Mobiliaria Vehicular que por el presente Contrato se constituye. </w:t>
-      </w:r>
-    </w:p>
-    <w:p>
-      <w:pPr>
-        <w:spacing w:before="10" w:after="10" w:line="240" w:lineRule="auto"/>
-        <w:ind w:right="-1085"/>
-        <w:jc w:val="both"/>
-        <w:rPr>
-          <w:rFonts w:cstheme="minorHAnsi"/>
-          <w:color w:val="000000"/>
-          <w:sz w:val="16"/>
-          <w:szCs w:val="16"/>
-          <w:lang w:val="es-MX"/>
-        </w:rPr>
-      </w:pPr>
-    </w:p>
-    <w:p>
-      <w:pPr>
-        <w:spacing w:before="10" w:after="10" w:line="240" w:lineRule="auto"/>
-        <w:ind w:right="-1085"/>
-        <w:jc w:val="both"/>
-        <w:rPr>
-          <w:rFonts w:cstheme="minorHAnsi"/>
-          <w:b/>
-          <w:bCs/>
-          <w:color w:val="000000"/>
-          <w:sz w:val="16"/>
-          <w:szCs w:val="16"/>
-          <w:u w:val="single"/>
-        </w:rPr>
-      </w:pPr>
-      <w:r>
-        <w:rPr>
-          <w:rFonts w:cstheme="minorHAnsi"/>
-          <w:b/>
-          <w:bCs/>
-          <w:color w:val="000000"/>
-          <w:sz w:val="16"/>
-          <w:szCs w:val="16"/>
-          <w:u w:val="single"/>
-        </w:rPr>
-        <w:t>5.- SEGURO</w:t>
-      </w:r>
-    </w:p>
-    <w:p>
-      <w:pPr>
-        <w:spacing w:before="10" w:after="10" w:line="240" w:lineRule="auto"/>
-        <w:ind w:right="-1085"/>
-        <w:jc w:val="both"/>
-        <w:rPr>
-          <w:rFonts w:cstheme="minorHAnsi"/>
-          <w:color w:val="000000"/>
-          <w:sz w:val="16"/>
-          <w:szCs w:val="16"/>
-        </w:rPr>
-      </w:pPr>
-      <w:r>
-        <w:rPr>
-          <w:rFonts w:cstheme="minorHAnsi"/>
-          <w:color w:val="000000"/>
-          <w:sz w:val="16"/>
-          <w:szCs w:val="16"/>
-        </w:rPr>
-        <w:t xml:space="preserve">El bien en garantía mobiliaria es asegurado por cuenta y costo de </w:t>
-      </w:r>
-      <w:r>
-        <w:rPr>
-          <w:rFonts w:cstheme="minorHAnsi"/>
-          <w:b/>
-          <w:bCs/>
-          <w:color w:val="000000"/>
-          <w:sz w:val="16"/>
-          <w:szCs w:val="16"/>
-        </w:rPr>
-        <w:t>CREDIÁGIL</w:t>
-      </w:r>
-      <w:r>
-        <w:rPr>
-          <w:rFonts w:cstheme="minorHAnsi"/>
-          <w:color w:val="000000"/>
-          <w:sz w:val="16"/>
-          <w:szCs w:val="16"/>
-        </w:rPr>
-        <w:t xml:space="preserve"> contra robo, incendio y otros posibles daños, siendo </w:t>
-      </w:r>
-      <w:r>
-        <w:rPr>
-          <w:rFonts w:cstheme="minorHAnsi"/>
-          <w:b/>
-          <w:bCs/>
-          <w:color w:val="000000"/>
-          <w:sz w:val="16"/>
-          <w:szCs w:val="16"/>
-        </w:rPr>
-        <w:t>CREDIÁGIL</w:t>
-      </w:r>
-      <w:r>
-        <w:rPr>
-          <w:rFonts w:cstheme="minorHAnsi"/>
-          <w:color w:val="000000"/>
-          <w:sz w:val="16"/>
-          <w:szCs w:val="16"/>
-        </w:rPr>
-        <w:t xml:space="preserve"> el beneficiario del seguro; Asimismo ambas partes acuerdan que el vehículo quede en posesión de </w:t>
-      </w:r>
-      <w:r>
-        <w:rPr>
-          <w:rFonts w:cstheme="minorHAnsi"/>
-          <w:b/>
-          <w:bCs/>
-          <w:color w:val="000000"/>
-          <w:sz w:val="16"/>
-          <w:szCs w:val="16"/>
-        </w:rPr>
-        <w:t>CREDIÁGIL</w:t>
-      </w:r>
-      <w:r>
-        <w:rPr>
-          <w:rFonts w:cstheme="minorHAnsi"/>
-          <w:color w:val="000000"/>
-          <w:sz w:val="16"/>
-          <w:szCs w:val="16"/>
-        </w:rPr>
-        <w:t xml:space="preserve">, en calidad de Depositario, hasta la cancelación de todas las obligaciones a cargo de </w:t>
-      </w:r>
-      <w:r>
-        <w:rPr>
-          <w:rFonts w:cstheme="minorHAnsi"/>
-          <w:b/>
-          <w:bCs/>
-          <w:color w:val="000000"/>
-          <w:sz w:val="16"/>
-          <w:szCs w:val="16"/>
-        </w:rPr>
-        <w:t>EL CLIENTE</w:t>
-      </w:r>
-      <w:r>
-        <w:rPr>
-          <w:rFonts w:cstheme="minorHAnsi"/>
-          <w:color w:val="000000"/>
-          <w:sz w:val="16"/>
-          <w:szCs w:val="16"/>
-        </w:rPr>
-        <w:t>.</w:t>
-      </w:r>
-    </w:p>
-    <w:p>
-      <w:pPr>
-        <w:spacing w:before="10" w:after="10" w:line="240" w:lineRule="auto"/>
-        <w:ind w:right="-1085"/>
-        <w:jc w:val="both"/>
-        <w:rPr>
-          <w:rFonts w:cstheme="minorHAnsi"/>
-          <w:b/>
-          <w:bCs/>
-          <w:color w:val="000000"/>
-          <w:sz w:val="16"/>
-          <w:szCs w:val="16"/>
-          <w:lang w:val="es-MX"/>
-        </w:rPr>
-      </w:pPr>
-    </w:p>
-    <w:p>
-      <w:pPr>
-        <w:spacing w:before="10" w:after="10" w:line="240" w:lineRule="auto"/>
-        <w:ind w:right="-1085"/>
-        <w:jc w:val="both"/>
-        <w:rPr>
-          <w:rFonts w:cstheme="minorHAnsi"/>
-          <w:color w:val="000000"/>
-          <w:sz w:val="16"/>
-          <w:szCs w:val="16"/>
-          <w:u w:val="single"/>
-        </w:rPr>
-      </w:pPr>
-      <w:r>
-        <w:rPr>
-          <w:rFonts w:cstheme="minorHAnsi"/>
-          <w:b/>
-          <w:color w:val="000000"/>
-          <w:sz w:val="16"/>
-          <w:szCs w:val="16"/>
-          <w:u w:val="single"/>
-        </w:rPr>
-        <w:t>6.- RESOLUCION POR INCUMPLIMIENTO DE PAGO Y VENTA EXTRAJUDICIAL O ADJUDICACION</w:t>
-      </w:r>
-    </w:p>
-    <w:p>
-      <w:pPr>
-        <w:spacing w:before="10" w:after="10" w:line="240" w:lineRule="auto"/>
-        <w:ind w:right="-1085"/>
-        <w:jc w:val="both"/>
-        <w:rPr>
-          <w:rFonts w:cstheme="minorHAnsi"/>
-          <w:color w:val="000000"/>
-          <w:sz w:val="16"/>
-          <w:szCs w:val="16"/>
-        </w:rPr>
-      </w:pPr>
-      <w:r>
-        <w:rPr>
-          <w:rFonts w:cstheme="minorHAnsi"/>
-          <w:color w:val="000000"/>
-          <w:sz w:val="16"/>
-          <w:szCs w:val="16"/>
-        </w:rPr>
-        <w:t xml:space="preserve">Vencido el plazo de la(s) obligación(es) asumida(s) por </w:t>
-      </w:r>
-      <w:r>
-        <w:rPr>
-          <w:rFonts w:cstheme="minorHAnsi"/>
-          <w:b/>
-          <w:bCs/>
-          <w:color w:val="000000"/>
-          <w:sz w:val="16"/>
-          <w:szCs w:val="16"/>
-        </w:rPr>
-        <w:t>EL CLIENTE</w:t>
-      </w:r>
-      <w:r>
-        <w:rPr>
-          <w:rFonts w:cstheme="minorHAnsi"/>
-          <w:color w:val="000000"/>
-          <w:sz w:val="16"/>
-          <w:szCs w:val="16"/>
-        </w:rPr>
-        <w:t xml:space="preserve"> frente a </w:t>
-      </w:r>
-      <w:r>
-        <w:rPr>
-          <w:rFonts w:cstheme="minorHAnsi"/>
-          <w:b/>
-          <w:bCs/>
-          <w:color w:val="000000"/>
-          <w:sz w:val="16"/>
-          <w:szCs w:val="16"/>
-        </w:rPr>
-        <w:t>CREDIÁGIL</w:t>
-      </w:r>
-      <w:r>
-        <w:rPr>
-          <w:rFonts w:cstheme="minorHAnsi"/>
-          <w:color w:val="000000"/>
-          <w:sz w:val="16"/>
-          <w:szCs w:val="16"/>
-        </w:rPr>
-        <w:t xml:space="preserve">, y </w:t>
-      </w:r>
-      <w:r>
-        <w:rPr>
-          <w:rFonts w:cstheme="minorHAnsi"/>
-          <w:b/>
-          <w:bCs/>
-          <w:color w:val="000000"/>
-          <w:sz w:val="16"/>
-          <w:szCs w:val="16"/>
-        </w:rPr>
-        <w:t>EL CLIENTE</w:t>
-      </w:r>
-      <w:r>
-        <w:rPr>
-          <w:rFonts w:cstheme="minorHAnsi"/>
-          <w:color w:val="000000"/>
-          <w:sz w:val="16"/>
-          <w:szCs w:val="16"/>
-        </w:rPr>
-        <w:t xml:space="preserve"> no hubiera cumplido con efectuar el pago de su obligación(es), </w:t>
-      </w:r>
-      <w:r>
-        <w:rPr>
-          <w:rFonts w:cstheme="minorHAnsi"/>
-          <w:b/>
-          <w:bCs/>
-          <w:color w:val="000000"/>
-          <w:sz w:val="16"/>
-          <w:szCs w:val="16"/>
-        </w:rPr>
-        <w:t>CREDIÁGIL</w:t>
-      </w:r>
-      <w:r>
-        <w:rPr>
-          <w:rFonts w:cstheme="minorHAnsi"/>
-          <w:color w:val="000000"/>
-          <w:sz w:val="16"/>
-          <w:szCs w:val="16"/>
-        </w:rPr>
-        <w:t xml:space="preserve"> podrá resolver el contrato quedando facultado a exigir el íntegro de la deuda incluyendo el saldo de capital, intereses compensatorios, penalidades (de ser el caso), comisiones, impuestos y gastos devengados y se procederá a la ejecución de la Garantía Mobiliaria señalada y constituida según la Cláusula Tercera de este Contrato. </w:t>
-      </w:r>
-      <w:r>
-        <w:rPr>
-          <w:rFonts w:cstheme="minorHAnsi"/>
-          <w:b/>
-          <w:bCs/>
-          <w:color w:val="000000"/>
-          <w:sz w:val="16"/>
-          <w:szCs w:val="16"/>
-        </w:rPr>
-        <w:t>CREDIÁGIL</w:t>
-      </w:r>
-      <w:r>
-        <w:rPr>
-          <w:rFonts w:cstheme="minorHAnsi"/>
-          <w:color w:val="000000"/>
-          <w:sz w:val="16"/>
-          <w:szCs w:val="16"/>
-        </w:rPr>
-        <w:t xml:space="preserve"> comunicará mediante comunicación escrita al domicilio consignado por </w:t>
-      </w:r>
-      <w:r>
-        <w:rPr>
-          <w:rFonts w:cstheme="minorHAnsi"/>
-          <w:b/>
-          <w:bCs/>
-          <w:color w:val="000000"/>
-          <w:sz w:val="16"/>
-          <w:szCs w:val="16"/>
-        </w:rPr>
-        <w:t>EL CLIENTE</w:t>
-      </w:r>
-      <w:r>
-        <w:rPr>
-          <w:rFonts w:cstheme="minorHAnsi"/>
-          <w:color w:val="000000"/>
-          <w:sz w:val="16"/>
-          <w:szCs w:val="16"/>
-        </w:rPr>
-        <w:t xml:space="preserve"> la resolución del contrato por causal de incumplimiento de pago o indicando la obligación incumplida por </w:t>
-      </w:r>
-      <w:r>
-        <w:rPr>
-          <w:rFonts w:cstheme="minorHAnsi"/>
-          <w:b/>
-          <w:bCs/>
-          <w:color w:val="000000"/>
-          <w:sz w:val="16"/>
-          <w:szCs w:val="16"/>
-        </w:rPr>
-        <w:t>EL CLIENTE</w:t>
-      </w:r>
-      <w:r>
-        <w:rPr>
-          <w:rFonts w:cstheme="minorHAnsi"/>
-          <w:color w:val="000000"/>
-          <w:sz w:val="16"/>
-          <w:szCs w:val="16"/>
-        </w:rPr>
-        <w:t xml:space="preserve">, con una anticipación de por lo menos un (1) día calendario. </w:t>
-      </w:r>
-    </w:p>
-    <w:p>
-      <w:pPr>
-        <w:spacing w:before="10" w:after="10" w:line="240" w:lineRule="auto"/>
-        <w:ind w:right="-1085"/>
-        <w:jc w:val="both"/>
-        <w:rPr>
-          <w:rFonts w:cstheme="minorHAnsi"/>
-          <w:color w:val="000000"/>
-          <w:sz w:val="16"/>
-          <w:szCs w:val="16"/>
-        </w:rPr>
-      </w:pPr>
-      <w:r>
-        <w:rPr>
-          <w:rFonts w:cstheme="minorHAnsi"/>
-          <w:b/>
-          <w:bCs/>
-          <w:color w:val="000000"/>
-          <w:sz w:val="16"/>
-          <w:szCs w:val="16"/>
-        </w:rPr>
-        <w:t>CREDIÁGIL</w:t>
-      </w:r>
-      <w:r>
-        <w:rPr>
-          <w:rFonts w:cstheme="minorHAnsi"/>
-          <w:color w:val="000000"/>
-          <w:sz w:val="16"/>
-          <w:szCs w:val="16"/>
-        </w:rPr>
-        <w:t xml:space="preserve"> y </w:t>
-      </w:r>
-      <w:r>
-        <w:rPr>
-          <w:rFonts w:cstheme="minorHAnsi"/>
-          <w:b/>
-          <w:bCs/>
-          <w:color w:val="000000"/>
-          <w:sz w:val="16"/>
-          <w:szCs w:val="16"/>
-        </w:rPr>
-        <w:t>EL CLIENTE</w:t>
-      </w:r>
-      <w:r>
-        <w:rPr>
-          <w:rFonts w:cstheme="minorHAnsi"/>
-          <w:color w:val="000000"/>
-          <w:sz w:val="16"/>
-          <w:szCs w:val="16"/>
-        </w:rPr>
-        <w:t xml:space="preserve"> o </w:t>
-      </w:r>
-      <w:r>
-        <w:rPr>
-          <w:rFonts w:cstheme="minorHAnsi"/>
-          <w:b/>
-          <w:bCs/>
-          <w:color w:val="000000"/>
-          <w:sz w:val="16"/>
-          <w:szCs w:val="16"/>
-        </w:rPr>
-        <w:t>EL GARANTE MOBILIARIO</w:t>
-      </w:r>
-      <w:r>
-        <w:rPr>
-          <w:rFonts w:cstheme="minorHAnsi"/>
-          <w:color w:val="000000"/>
-          <w:sz w:val="16"/>
-          <w:szCs w:val="16"/>
-        </w:rPr>
-        <w:t xml:space="preserve"> pactan libremente de mutuo acuerdo el procedimiento de venta extrajudicial o adjudicación del vehículo materia de garantía de la siguiente forma: </w:t>
-      </w:r>
-    </w:p>
-    <w:p>
-      <w:pPr>
-        <w:spacing w:before="10" w:after="10" w:line="240" w:lineRule="auto"/>
-        <w:ind w:right="-1085"/>
-        <w:jc w:val="both"/>
-        <w:rPr>
-          <w:rFonts w:cstheme="minorHAnsi"/>
-          <w:color w:val="000000"/>
-          <w:sz w:val="16"/>
-          <w:szCs w:val="16"/>
-        </w:rPr>
-      </w:pPr>
-    </w:p>
-    <w:p>
-      <w:pPr>
-        <w:spacing w:before="10" w:after="10" w:line="240" w:lineRule="auto"/>
-        <w:ind w:right="-1085"/>
-        <w:jc w:val="both"/>
-        <w:rPr>
-          <w:rFonts w:cstheme="minorHAnsi"/>
-          <w:color w:val="000000"/>
-          <w:sz w:val="16"/>
-          <w:szCs w:val="16"/>
-        </w:rPr>
-      </w:pPr>
-      <w:r>
-        <w:rPr>
-          <w:rFonts w:cstheme="minorHAnsi"/>
-          <w:color w:val="000000"/>
-          <w:sz w:val="16"/>
-          <w:szCs w:val="16"/>
-        </w:rPr>
-        <w:t xml:space="preserve">a) </w:t>
-      </w:r>
-      <w:r>
-        <w:rPr>
-          <w:rFonts w:cstheme="minorHAnsi"/>
-          <w:b/>
-          <w:bCs/>
-          <w:color w:val="000000"/>
-          <w:sz w:val="16"/>
-          <w:szCs w:val="16"/>
-        </w:rPr>
-        <w:t>CREDIÁGIL</w:t>
-      </w:r>
-      <w:r>
-        <w:rPr>
-          <w:rFonts w:cstheme="minorHAnsi"/>
-          <w:color w:val="000000"/>
-          <w:sz w:val="16"/>
-          <w:szCs w:val="16"/>
-        </w:rPr>
-        <w:t xml:space="preserve">, </w:t>
-      </w:r>
-      <w:r>
-        <w:rPr>
-          <w:rFonts w:cstheme="minorHAnsi"/>
-          <w:b/>
-          <w:bCs/>
-          <w:color w:val="000000"/>
-          <w:sz w:val="16"/>
-          <w:szCs w:val="16"/>
-        </w:rPr>
-        <w:t>EL CLIENTE</w:t>
-      </w:r>
-      <w:r>
-        <w:rPr>
-          <w:rFonts w:cstheme="minorHAnsi"/>
-          <w:color w:val="000000"/>
-          <w:sz w:val="16"/>
-          <w:szCs w:val="16"/>
-        </w:rPr>
-        <w:t xml:space="preserve"> y </w:t>
-      </w:r>
-      <w:r>
-        <w:rPr>
-          <w:rFonts w:cstheme="minorHAnsi"/>
-          <w:b/>
-          <w:bCs/>
-          <w:color w:val="000000"/>
-          <w:sz w:val="16"/>
-          <w:szCs w:val="16"/>
-        </w:rPr>
-        <w:t>EL GARANTE MOBILIARIO</w:t>
-      </w:r>
-      <w:r>
-        <w:rPr>
-          <w:rFonts w:cstheme="minorHAnsi"/>
-          <w:color w:val="000000"/>
-          <w:sz w:val="16"/>
-          <w:szCs w:val="16"/>
-        </w:rPr>
-        <w:t xml:space="preserve"> nombran de común acuerdo al señor RONAL TANTA DE LA CRUZ con DNI 48155301, a quién en adelante se les denominará el Representante, para que en forma individual pueda realizar y formalizar la venta a terceros o la adjudicación a </w:t>
-      </w:r>
-      <w:r>
-        <w:rPr>
-          <w:rFonts w:cstheme="minorHAnsi"/>
-          <w:b/>
-          <w:bCs/>
-          <w:color w:val="000000"/>
-          <w:sz w:val="16"/>
-          <w:szCs w:val="16"/>
-        </w:rPr>
-        <w:t>CREDIÁGIL</w:t>
-      </w:r>
-      <w:r>
-        <w:rPr>
-          <w:rFonts w:cstheme="minorHAnsi"/>
-          <w:color w:val="000000"/>
-          <w:sz w:val="16"/>
-          <w:szCs w:val="16"/>
-        </w:rPr>
-        <w:t xml:space="preserve"> y efectuar la transferencia del vehículo afectado en Garantía Mobiliaria, otorgándole ambas partes Poder Específico, suficiente e irrevocable, para tal fin.</w:t>
-      </w:r>
-    </w:p>
-    <w:p>
-      <w:pPr>
-        <w:spacing w:before="10" w:after="10" w:line="240" w:lineRule="auto"/>
-        <w:ind w:right="-1085"/>
-        <w:jc w:val="both"/>
-        <w:rPr>
-          <w:rFonts w:cstheme="minorHAnsi"/>
-          <w:color w:val="000000"/>
-          <w:sz w:val="16"/>
-          <w:szCs w:val="16"/>
-        </w:rPr>
-      </w:pPr>
-    </w:p>
-    <w:p>
-      <w:pPr>
-        <w:spacing w:before="10" w:after="10" w:line="240" w:lineRule="auto"/>
-        <w:ind w:right="-1085"/>
-        <w:jc w:val="both"/>
-        <w:rPr>
-          <w:rFonts w:cstheme="minorHAnsi"/>
-          <w:color w:val="000000"/>
-          <w:sz w:val="16"/>
-          <w:szCs w:val="16"/>
-        </w:rPr>
-      </w:pPr>
-      <w:r>
-        <w:rPr>
-          <w:rFonts w:cstheme="minorHAnsi"/>
-          <w:color w:val="000000"/>
-          <w:sz w:val="16"/>
-          <w:szCs w:val="16"/>
-        </w:rPr>
-        <w:t xml:space="preserve">b) </w:t>
-      </w:r>
-      <w:r>
-        <w:rPr>
-          <w:rFonts w:cstheme="minorHAnsi"/>
-          <w:b/>
-          <w:bCs/>
-          <w:color w:val="000000"/>
-          <w:sz w:val="16"/>
-          <w:szCs w:val="16"/>
-        </w:rPr>
-        <w:t>CREDIÁGIL</w:t>
-      </w:r>
-      <w:r>
-        <w:rPr>
-          <w:rFonts w:cstheme="minorHAnsi"/>
-          <w:color w:val="000000"/>
-          <w:sz w:val="16"/>
-          <w:szCs w:val="16"/>
-        </w:rPr>
-        <w:t xml:space="preserve"> enviará</w:t>
-      </w:r>
-      <w:r>
-        <w:rPr>
-          <w:rFonts w:cstheme="minorHAnsi"/>
-          <w:color w:val="000000"/>
-          <w:sz w:val="16"/>
-          <w:szCs w:val="16"/>
-        </w:rPr>
-        <w:t xml:space="preserve"> previamente una Carta Notarial a </w:t>
-      </w:r>
-      <w:r>
-        <w:rPr>
-          <w:rFonts w:cstheme="minorHAnsi"/>
-          <w:b/>
-          <w:bCs/>
-          <w:color w:val="000000"/>
-          <w:sz w:val="16"/>
-          <w:szCs w:val="16"/>
-        </w:rPr>
-        <w:t>EL CLIENTE</w:t>
-      </w:r>
-      <w:r>
-        <w:rPr>
-          <w:rFonts w:cstheme="minorHAnsi"/>
-          <w:color w:val="000000"/>
-          <w:sz w:val="16"/>
-          <w:szCs w:val="16"/>
-        </w:rPr>
-        <w:t xml:space="preserve"> y al </w:t>
-      </w:r>
-      <w:r>
-        <w:rPr>
-          <w:rFonts w:cstheme="minorHAnsi"/>
-          <w:b/>
-          <w:bCs/>
-          <w:color w:val="000000"/>
-          <w:sz w:val="16"/>
-          <w:szCs w:val="16"/>
-        </w:rPr>
-        <w:t>EL GARANTE MOBILIARIO</w:t>
-      </w:r>
-      <w:r>
-        <w:rPr>
-          <w:rFonts w:cstheme="minorHAnsi"/>
-          <w:color w:val="000000"/>
-          <w:sz w:val="16"/>
-          <w:szCs w:val="16"/>
-        </w:rPr>
-        <w:t xml:space="preserve"> y a uno de los Representantes designados en común por </w:t>
-      </w:r>
-      <w:r>
-        <w:rPr>
-          <w:rFonts w:cstheme="minorHAnsi"/>
-          <w:color w:val="000000"/>
-          <w:sz w:val="16"/>
-          <w:szCs w:val="16"/>
-        </w:rPr>
-        <w:t>las partes</w:t>
-      </w:r>
-      <w:r>
-        <w:rPr>
-          <w:rFonts w:cstheme="minorHAnsi"/>
-          <w:color w:val="000000"/>
-          <w:sz w:val="16"/>
-          <w:szCs w:val="16"/>
-        </w:rPr>
-        <w:t xml:space="preserve">, dejando constancia de su incumplimiento de pago y de la resolución contractual que genera dicho incumplimiento de pago. </w:t>
-      </w:r>
-    </w:p>
-    <w:p>
-      <w:pPr>
-        <w:spacing w:before="10" w:after="10" w:line="240" w:lineRule="auto"/>
-        <w:ind w:right="-1085"/>
-        <w:jc w:val="both"/>
-        <w:rPr>
-          <w:rFonts w:cstheme="minorHAnsi"/>
-          <w:color w:val="000000"/>
-          <w:sz w:val="16"/>
-          <w:szCs w:val="16"/>
-        </w:rPr>
-      </w:pPr>
-    </w:p>
-    <w:p>
-      <w:pPr>
-        <w:spacing w:before="10" w:after="10" w:line="240" w:lineRule="auto"/>
-        <w:ind w:right="-1085"/>
-        <w:jc w:val="both"/>
-        <w:rPr>
-          <w:rFonts w:cstheme="minorHAnsi"/>
-          <w:color w:val="000000"/>
-          <w:sz w:val="16"/>
-          <w:szCs w:val="16"/>
-        </w:rPr>
-      </w:pPr>
-      <w:r>
-        <w:rPr>
-          <w:rFonts w:cstheme="minorHAnsi"/>
-          <w:color w:val="000000"/>
-          <w:sz w:val="16"/>
-          <w:szCs w:val="16"/>
-        </w:rPr>
-        <w:t xml:space="preserve">c) Luego de transcurridos 03 días hábiles de recibida la mencionada Carta Notarial por </w:t>
-      </w:r>
-      <w:r>
-        <w:rPr>
-          <w:rFonts w:cstheme="minorHAnsi"/>
-          <w:b/>
-          <w:bCs/>
-          <w:color w:val="000000"/>
-          <w:sz w:val="16"/>
-          <w:szCs w:val="16"/>
-        </w:rPr>
-        <w:t>EL CLIENTE</w:t>
-      </w:r>
-      <w:r>
-        <w:rPr>
-          <w:rFonts w:cstheme="minorHAnsi"/>
-          <w:color w:val="000000"/>
-          <w:sz w:val="16"/>
-          <w:szCs w:val="16"/>
-        </w:rPr>
-        <w:t xml:space="preserve"> y por </w:t>
-      </w:r>
-      <w:r>
-        <w:rPr>
-          <w:rFonts w:cstheme="minorHAnsi"/>
-          <w:b/>
-          <w:bCs/>
-          <w:color w:val="000000"/>
-          <w:sz w:val="16"/>
-          <w:szCs w:val="16"/>
-        </w:rPr>
-        <w:t>EL GARANTE MOBILIARIO</w:t>
-      </w:r>
-      <w:r>
-        <w:rPr>
-          <w:rFonts w:cstheme="minorHAnsi"/>
-          <w:color w:val="000000"/>
-          <w:sz w:val="16"/>
-          <w:szCs w:val="16"/>
-        </w:rPr>
-        <w:t xml:space="preserve">, el Representante podrá realizar y formalizar la venta a terceros o adjudicación a </w:t>
-      </w:r>
-      <w:r>
-        <w:rPr>
-          <w:rFonts w:cstheme="minorHAnsi"/>
-          <w:b/>
-          <w:bCs/>
-          <w:color w:val="000000"/>
-          <w:sz w:val="16"/>
-          <w:szCs w:val="16"/>
-        </w:rPr>
-        <w:t>CREDIÁGIL</w:t>
-      </w:r>
-      <w:r>
-        <w:rPr>
-          <w:rFonts w:cstheme="minorHAnsi"/>
-          <w:color w:val="000000"/>
-          <w:sz w:val="16"/>
-          <w:szCs w:val="16"/>
-        </w:rPr>
-        <w:t xml:space="preserve"> y la transferencia del vehículo, cuyo producto se aplicará a todas las obligaciones pendientes de pago a cargo de </w:t>
-      </w:r>
-      <w:r>
-        <w:rPr>
-          <w:rFonts w:cstheme="minorHAnsi"/>
-          <w:b/>
-          <w:bCs/>
-          <w:color w:val="000000"/>
-          <w:sz w:val="16"/>
-          <w:szCs w:val="16"/>
-        </w:rPr>
-        <w:t>EL CLIENTE</w:t>
-      </w:r>
-      <w:r>
-        <w:rPr>
-          <w:rFonts w:cstheme="minorHAnsi"/>
-          <w:color w:val="000000"/>
-          <w:sz w:val="16"/>
-          <w:szCs w:val="16"/>
-        </w:rPr>
-        <w:t xml:space="preserve"> y a favor de </w:t>
-      </w:r>
-      <w:r>
-        <w:rPr>
-          <w:rFonts w:cstheme="minorHAnsi"/>
-          <w:b/>
-          <w:bCs/>
-          <w:color w:val="000000"/>
-          <w:sz w:val="16"/>
-          <w:szCs w:val="16"/>
-        </w:rPr>
-        <w:t>CREDIÁGIL</w:t>
-      </w:r>
-      <w:r>
-        <w:rPr>
-          <w:rFonts w:cstheme="minorHAnsi"/>
-          <w:color w:val="000000"/>
-          <w:sz w:val="16"/>
-          <w:szCs w:val="16"/>
-        </w:rPr>
-        <w:t>.</w:t>
-      </w:r>
-    </w:p>
-    <w:p>
-      <w:pPr>
-        <w:spacing w:before="10" w:after="10" w:line="240" w:lineRule="auto"/>
-        <w:ind w:right="-1085"/>
-        <w:jc w:val="both"/>
-        <w:rPr>
-          <w:rFonts w:cstheme="minorHAnsi"/>
-          <w:color w:val="000000"/>
-          <w:sz w:val="16"/>
-          <w:szCs w:val="16"/>
-        </w:rPr>
-      </w:pPr>
-      <w:r>
-        <w:rPr>
-          <w:rFonts w:cstheme="minorHAnsi"/>
-          <w:color w:val="000000"/>
-          <w:sz w:val="16"/>
-          <w:szCs w:val="16"/>
-        </w:rPr>
-        <w:t xml:space="preserve"> </w:t>
-      </w:r>
-    </w:p>
-    <w:p>
-      <w:pPr>
-        <w:spacing w:before="10" w:after="10" w:line="240" w:lineRule="auto"/>
-        <w:ind w:right="-1085"/>
-        <w:jc w:val="both"/>
-        <w:rPr>
-          <w:rFonts w:cstheme="minorHAnsi"/>
-          <w:color w:val="000000"/>
-          <w:sz w:val="16"/>
-          <w:szCs w:val="16"/>
-        </w:rPr>
-      </w:pPr>
-      <w:r>
-        <w:rPr>
-          <w:rFonts w:cstheme="minorHAnsi"/>
-          <w:color w:val="000000"/>
-          <w:sz w:val="16"/>
-          <w:szCs w:val="16"/>
-        </w:rPr>
-        <w:t xml:space="preserve">d) En observancia al inciso 2 del Artículo </w:t>
-      </w:r>
-      <w:proofErr w:type="spellStart"/>
-      <w:r>
-        <w:rPr>
-          <w:rFonts w:cstheme="minorHAnsi"/>
-          <w:color w:val="000000"/>
-          <w:sz w:val="16"/>
-          <w:szCs w:val="16"/>
-        </w:rPr>
-        <w:t>Nº</w:t>
-      </w:r>
-      <w:proofErr w:type="spellEnd"/>
-      <w:r>
-        <w:rPr>
-          <w:rFonts w:cstheme="minorHAnsi"/>
-          <w:color w:val="000000"/>
-          <w:sz w:val="16"/>
-          <w:szCs w:val="16"/>
-        </w:rPr>
-        <w:t xml:space="preserve"> 47 de la Ley de Garantía Mobiliaria se establece que el valor de venta o adjudicación del vehículo NO será menor a las 2/3 partes de la valorización señalada en la Cláusula Cuarta de este Contrato acordada de mutuo acuerdo.</w:t>
-      </w:r>
-    </w:p>
-    <w:p>
-      <w:pPr>
-        <w:spacing w:before="10" w:after="10" w:line="240" w:lineRule="auto"/>
-        <w:ind w:right="-1085"/>
-        <w:jc w:val="both"/>
-        <w:rPr>
-          <w:rFonts w:cstheme="minorHAnsi"/>
-          <w:color w:val="000000"/>
-          <w:sz w:val="16"/>
-          <w:szCs w:val="16"/>
-        </w:rPr>
-      </w:pPr>
-    </w:p>
-    <w:p>
-      <w:pPr>
-        <w:spacing w:before="10" w:after="10" w:line="240" w:lineRule="auto"/>
-        <w:ind w:right="-1085"/>
-        <w:jc w:val="both"/>
-        <w:rPr>
-          <w:rFonts w:cstheme="minorHAnsi"/>
-          <w:b/>
-          <w:bCs/>
-          <w:color w:val="000000"/>
-          <w:sz w:val="16"/>
-          <w:szCs w:val="16"/>
-        </w:rPr>
-      </w:pPr>
-      <w:r>
-        <w:rPr>
-          <w:rFonts w:cstheme="minorHAnsi"/>
-          <w:color w:val="000000"/>
-          <w:sz w:val="16"/>
-          <w:szCs w:val="16"/>
-        </w:rPr>
-        <w:t xml:space="preserve">e) Producida la venta extrajudicial o adjudicación del vehículo por el Representante, las partes pactan, en aplicación del artículo 3, numeral 3.3, de la Ley de Garantía Mobiliaria, que </w:t>
-      </w:r>
-      <w:r>
-        <w:rPr>
-          <w:rFonts w:cstheme="minorHAnsi"/>
-          <w:b/>
-          <w:bCs/>
-          <w:color w:val="000000"/>
-          <w:sz w:val="16"/>
-          <w:szCs w:val="16"/>
-        </w:rPr>
-        <w:t>CREDIÁGIL</w:t>
-      </w:r>
-      <w:r>
-        <w:rPr>
-          <w:rFonts w:cstheme="minorHAnsi"/>
-          <w:color w:val="000000"/>
-          <w:sz w:val="16"/>
-          <w:szCs w:val="16"/>
-        </w:rPr>
-        <w:t xml:space="preserve"> aplicará el monto resultante a la deuda total de </w:t>
-      </w:r>
-      <w:r>
-        <w:rPr>
-          <w:rFonts w:cstheme="minorHAnsi"/>
-          <w:b/>
-          <w:bCs/>
-          <w:color w:val="000000"/>
-          <w:sz w:val="16"/>
-          <w:szCs w:val="16"/>
-        </w:rPr>
-        <w:t>EL CLIENTE</w:t>
-      </w:r>
-      <w:r>
-        <w:rPr>
-          <w:rFonts w:cstheme="minorHAnsi"/>
-          <w:color w:val="000000"/>
-          <w:sz w:val="16"/>
-          <w:szCs w:val="16"/>
-        </w:rPr>
-        <w:t xml:space="preserve">, en el siguiente orden: impuestos, gastos, comisiones, penalidades, intereses compensatorios devengados a la fecha de la ejecución de la garantía mobiliaria y finalmente al saldo de capital, precisándose que producida la venta extrajudicial o adjudicación, de existir un saldo excedente a favor de </w:t>
-      </w:r>
-      <w:r>
-        <w:rPr>
-          <w:rFonts w:cstheme="minorHAnsi"/>
-          <w:b/>
-          <w:bCs/>
-          <w:color w:val="000000"/>
-          <w:sz w:val="16"/>
-          <w:szCs w:val="16"/>
-        </w:rPr>
-        <w:t>EL CLIENTE</w:t>
-      </w:r>
-      <w:r>
-        <w:rPr>
-          <w:rFonts w:cstheme="minorHAnsi"/>
-          <w:color w:val="000000"/>
-          <w:sz w:val="16"/>
-          <w:szCs w:val="16"/>
-        </w:rPr>
-        <w:t xml:space="preserve">, dicho monto será entregado a </w:t>
-      </w:r>
-      <w:r>
-        <w:rPr>
-          <w:rFonts w:cstheme="minorHAnsi"/>
-          <w:b/>
-          <w:bCs/>
-          <w:color w:val="000000"/>
-          <w:sz w:val="16"/>
-          <w:szCs w:val="16"/>
-        </w:rPr>
-        <w:t>EL CLIENTE</w:t>
-      </w:r>
-      <w:r>
-        <w:rPr>
-          <w:rFonts w:cstheme="minorHAnsi"/>
-          <w:color w:val="000000"/>
-          <w:sz w:val="16"/>
-          <w:szCs w:val="16"/>
-        </w:rPr>
-        <w:t xml:space="preserve"> o a </w:t>
-      </w:r>
-      <w:r>
-        <w:rPr>
-          <w:rFonts w:cstheme="minorHAnsi"/>
-          <w:b/>
-          <w:bCs/>
-          <w:color w:val="000000"/>
-          <w:sz w:val="16"/>
-          <w:szCs w:val="16"/>
-        </w:rPr>
-        <w:t xml:space="preserve">EL GARANTE </w:t>
-      </w:r>
-    </w:p>
-    <w:p>
-      <w:pPr>
-        <w:spacing w:before="10" w:after="10" w:line="240" w:lineRule="auto"/>
-        <w:ind w:right="-1085"/>
-        <w:jc w:val="both"/>
-        <w:rPr>
-          <w:rFonts w:cstheme="minorHAnsi"/>
-          <w:color w:val="000000"/>
-          <w:sz w:val="16"/>
-          <w:szCs w:val="16"/>
-        </w:rPr>
-      </w:pPr>
-      <w:r>
-        <w:rPr>
-          <w:rFonts w:cstheme="minorHAnsi"/>
-          <w:b/>
-          <w:bCs/>
-          <w:color w:val="000000"/>
-          <w:sz w:val="16"/>
-          <w:szCs w:val="16"/>
-        </w:rPr>
-        <w:t>MOBILIARIO</w:t>
-      </w:r>
-      <w:r>
-        <w:rPr>
-          <w:rFonts w:cstheme="minorHAnsi"/>
-          <w:color w:val="000000"/>
-          <w:sz w:val="16"/>
-          <w:szCs w:val="16"/>
-        </w:rPr>
-        <w:t xml:space="preserve"> en cualquiera de nuestras agencias, para lo cual </w:t>
-      </w:r>
-      <w:r>
-        <w:rPr>
-          <w:rFonts w:cstheme="minorHAnsi"/>
-          <w:b/>
-          <w:bCs/>
-          <w:color w:val="000000"/>
-          <w:sz w:val="16"/>
-          <w:szCs w:val="16"/>
-        </w:rPr>
-        <w:t>CREDIÁGIL</w:t>
-      </w:r>
-      <w:r>
-        <w:rPr>
-          <w:rFonts w:cstheme="minorHAnsi"/>
-          <w:color w:val="000000"/>
-          <w:sz w:val="16"/>
-          <w:szCs w:val="16"/>
-        </w:rPr>
-        <w:t xml:space="preserve"> por instrucción del (la) Representante nombrado (a) de común acuerdo entre las partes, comunicará por escrito al domicilio de </w:t>
-      </w:r>
-      <w:r>
-        <w:rPr>
-          <w:rFonts w:cstheme="minorHAnsi"/>
-          <w:b/>
-          <w:bCs/>
-          <w:color w:val="000000"/>
-          <w:sz w:val="16"/>
-          <w:szCs w:val="16"/>
-        </w:rPr>
-        <w:t>EL CLIENTE</w:t>
-      </w:r>
-      <w:r>
-        <w:rPr>
-          <w:rFonts w:cstheme="minorHAnsi"/>
-          <w:color w:val="000000"/>
-          <w:sz w:val="16"/>
-          <w:szCs w:val="16"/>
-        </w:rPr>
-        <w:t xml:space="preserve"> en el plazo de 10 días la existencia del saldo excedente para que se apersone a cobrar a cualquiera de las agencias indicadas en la página Web. Se precisa que dicho procedimiento sólo será factible, si la garantía mobiliaria no mantiene además del gravamen constituido a favor de </w:t>
-      </w:r>
-      <w:r>
-        <w:rPr>
-          <w:rFonts w:cstheme="minorHAnsi"/>
-          <w:b/>
-          <w:bCs/>
-          <w:color w:val="000000"/>
-          <w:sz w:val="16"/>
-          <w:szCs w:val="16"/>
-        </w:rPr>
-        <w:t>CREDIÁGIL</w:t>
-      </w:r>
-      <w:r>
-        <w:rPr>
-          <w:rFonts w:cstheme="minorHAnsi"/>
-          <w:color w:val="000000"/>
-          <w:sz w:val="16"/>
-          <w:szCs w:val="16"/>
-        </w:rPr>
-        <w:t xml:space="preserve"> otro u otros gravámenes posteriores a favor de terceros, dado que en dicho supuesto y en aplicación del artículo 47 numeral 4 de la Ley de Garantía Mobiliaria </w:t>
-      </w:r>
-      <w:proofErr w:type="spellStart"/>
-      <w:r>
-        <w:rPr>
-          <w:rFonts w:cstheme="minorHAnsi"/>
-          <w:color w:val="000000"/>
-          <w:sz w:val="16"/>
-          <w:szCs w:val="16"/>
-        </w:rPr>
-        <w:t>N°</w:t>
       </w:r>
       <w:proofErr w:type="spellEnd"/>
       <w:r>
@@ -5738,17 +5749,31 @@
           <w:lang w:val="es-MX"/>
         </w:rPr>
       </w:pPr>
-      <w:r>
-        <w:rPr>
-          <w:rFonts w:cstheme="minorHAnsi"/>
-          <w:b/>
-          <w:bCs/>
-          <w:color w:val="000000"/>
-          <w:sz w:val="16"/>
-          <w:szCs w:val="16"/>
-          <w:lang w:val="es-MX"/>
-        </w:rPr>
-        <w:t>N° de Motor:</w:t>
+      <w:proofErr w:type="spellStart"/>
+      <w:r>
+        <w:rPr>
+          <w:rFonts w:cstheme="minorHAnsi"/>
+          <w:b/>
+          <w:bCs/>
+          <w:color w:val="000000"/>
+          <w:sz w:val="16"/>
+          <w:szCs w:val="16"/>
+          <w:lang w:val="es-MX"/>
+        </w:rPr>
+        <w:t>Nº</w:t>
+      </w:r>
+      <w:proofErr w:type="spellEnd"/>
+      <w:r>
+        <w:rPr>
+          <w:rFonts w:cstheme="minorHAnsi"/>
+          <w:b/>
+          <w:bCs/>
+          <w:color w:val="000000"/>
+          <w:sz w:val="16"/>
+          <w:szCs w:val="16"/>
+          <w:lang w:val="es-MX"/>
+        </w:rPr>
+        <w:t xml:space="preserve"> de Motor:</w:t>
       </w:r>
       <w:r>
         <w:rPr>
@@ -5769,30 +5794,54 @@
           <w:szCs w:val="16"/>
           <w:lang w:val="es-MX"/>
         </w:rPr>
-        <w:t>}}   </w:t>
-      </w:r>
+        <w:t>}}</w:t>
+      </w:r>
+      <w:r>
+        <w:rPr>
+          <w:rFonts w:cstheme="minorHAnsi"/>
+          <w:color w:val="000000"/>
+          <w:sz w:val="16"/>
+          <w:szCs w:val="16"/>
+          <w:lang w:val="es-MX"/>
+        </w:rPr>
+        <w:t xml:space="preserve"> </w:t>
+      </w:r>
+      <w:r>
+        <w:rPr>
+          <w:rFonts w:cstheme="minorHAnsi"/>
+          <w:color w:val="000000"/>
+          <w:sz w:val="16"/>
+          <w:szCs w:val="16"/>
+          <w:lang w:val="es-MX"/>
+        </w:rPr>
+        <w:t xml:space="preserve">  </w:t>
+      </w:r>
+      <w:proofErr w:type="spellStart"/>
       <w:proofErr w:type="gramEnd"/>
       <w:r>
         <w:rPr>
           <w:rFonts w:cstheme="minorHAnsi"/>
-          <w:color w:val="000000"/>
-          <w:sz w:val="16"/>
-          <w:szCs w:val="16"/>
-          <w:lang w:val="es-MX"/>
-        </w:rPr>
-        <w:t xml:space="preserve">  </w:t>
-      </w:r>
-      <w:r>
-        <w:rPr>
-          <w:rFonts w:cstheme="minorHAnsi"/>
-          <w:b/>
-          <w:bCs/>
-          <w:color w:val="000000"/>
-          <w:sz w:val="16"/>
-          <w:szCs w:val="16"/>
-          <w:lang w:val="es-MX"/>
-        </w:rPr>
-        <w:t>N° de Serie/Chasis:</w:t>
+          <w:b/>
+          <w:bCs/>
+          <w:color w:val="000000"/>
+          <w:sz w:val="16"/>
+          <w:szCs w:val="16"/>
+          <w:lang w:val="es-MX"/>
+        </w:rPr>
+        <w:t>Nº</w:t>
+      </w:r>
+      <w:proofErr w:type="spellEnd"/>
+      <w:r>
+        <w:rPr>
+          <w:rFonts w:cstheme="minorHAnsi"/>
+          <w:b/>
+          <w:bCs/>
+          <w:color w:val="000000"/>
+          <w:sz w:val="16"/>
+          <w:szCs w:val="16"/>
+          <w:lang w:val="es-MX"/>
+        </w:rPr>
+        <w:t xml:space="preserve"> de Serie/Chasis:</w:t>
       </w:r>
       <w:r>
         <w:rPr>
@@ -7616,7 +7665,7 @@
           </mc:Choice>
           <mc:Fallback>
             <w:pict>
-              <v:rect w14:anchorId="5DA7E40D" id="15 Rectángulo" o:spid="_x0000_s1026" style="position:absolute;margin-left:458.5pt;margin-top:.3pt;width:61.5pt;height:70.5pt;z-index:251661312;visibility:visible;mso-wrap-style:square;mso-wrap-distance-left:9pt;mso-wrap-distance-top:0;mso-wrap-distance-right:9pt;mso-wrap-distance-bottom:0;mso-position-horizontal:absolute;mso-position-horizontal-relative:text;mso-position-vertical:absolute;mso-position-vertical-relative:text;v-text-anchor:middle" o:gfxdata="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" fillcolor="white [3201]" strokecolor="black [3213]" strokeweight="2pt"/>
+              <v:rect w14:anchorId="72EDE007" id="15 Rectángulo" o:spid="_x0000_s1026" style="position:absolute;margin-left:458.5pt;margin-top:.3pt;width:61.5pt;height:70.5pt;z-index:251661312;visibility:visible;mso-wrap-style:square;mso-wrap-distance-left:9pt;mso-wrap-distance-top:0;mso-wrap-distance-right:9pt;mso-wrap-distance-bottom:0;mso-position-horizontal:absolute;mso-position-horizontal-relative:text;mso-position-vertical:absolute;mso-position-vertical-relative:text;v-text-anchor:middle" o:gfxdata="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" fillcolor="white [3201]" strokecolor="black [3213]" strokeweight="2pt"/>
             </w:pict>
           </mc:Fallback>
         </mc:AlternateContent>
@@ -7692,7 +7741,7 @@
           </mc:Choice>
           <mc:Fallback>
             <w:pict>
-              <v:rect w14:anchorId="54975337" id="14 Rectángulo" o:spid="_x0000_s1026" style="position:absolute;margin-left:163.7pt;margin-top:.4pt;width:61.5pt;height:70.5pt;z-index:251657216;visibility:visible;mso-wrap-style:square;mso-wrap-distance-left:9pt;mso-wrap-distance-top:0;mso-wrap-distance-right:9pt;mso-wrap-distance-bottom:0;mso-position-horizontal:absolute;mso-position-horizontal-relative:text;mso-position-vertical:absolute;mso-position-vertical-relative:text;v-text-anchor:middle" o:gfxdata="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" fillcolor="white [3201]" strokecolor="black [3213]" strokeweight="2pt"/>
+              <v:rect w14:anchorId="75AF615B" id="14 Rectángulo" o:spid="_x0000_s1026" style="position:absolute;margin-left:163.7pt;margin-top:.4pt;width:61.5pt;height:70.5pt;z-index:251657216;visibility:visible;mso-wrap-style:square;mso-wrap-distance-left:9pt;mso-wrap-distance-top:0;mso-wrap-distance-right:9pt;mso-wrap-distance-bottom:0;mso-position-horizontal:absolute;mso-position-horizontal-relative:text;mso-position-vertical:absolute;mso-position-vertical-relative:text;v-text-anchor:middle" o:gfxdata="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" fillcolor="white [3201]" strokecolor="black [3213]" strokeweight="2pt"/>
             </w:pict>
           </mc:Fallback>
         </mc:AlternateContent>
@@ -8193,7 +8242,7 @@
         </mc:Choice>
         <mc:Fallback>
           <w:pict>
-            <v:line w14:anchorId="5FC1CCD7" id="17 Conector recto" o:spid="_x0000_s1026" style="position:absolute;z-index:251676672;visibility:visible;mso-wrap-style:square;mso-wrap-distance-left:9pt;mso-wrap-distance-top:0;mso-wrap-distance-right:9pt;mso-wrap-distance-bottom:0;mso-position-horizontal:absolute;mso-position-horizontal-relative:text;mso-position-vertical:absolute;mso-position-vertical-relative:text" from="-42.9pt,-6.6pt" to="551.1pt,-6.6pt" o:gfxdata="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" strokecolor="black [3213]" strokeweight="1.75pt"/>
+            <v:line w14:anchorId="30DE32C4" id="17 Conector recto" o:spid="_x0000_s1026" style="position:absolute;z-index:251676672;visibility:visible;mso-wrap-style:square;mso-wrap-distance-left:9pt;mso-wrap-distance-top:0;mso-wrap-distance-right:9pt;mso-wrap-distance-bottom:0;mso-position-horizontal:absolute;mso-position-horizontal-relative:text;mso-position-vertical:absolute;mso-position-vertical-relative:text" from="-42.9pt,-6.6pt" to="551.1pt,-6.6pt" o:gfxdata="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" strokecolor="black [3213]" strokeweight="1.75pt"/>
           </w:pict>
         </mc:Fallback>
       </mc:AlternateContent>
@@ -8206,7 +8255,7 @@
         <w:sz w:val="14"/>
         <w:szCs w:val="14"/>
       </w:rPr>
-      <w:t>CREDI A</w:t>
+      <w:t xml:space="preserve"> </w:t>
     </w:r>
     <w:r>
       <w:rPr>
@@ -8216,7 +8265,7 @@
         <w:sz w:val="14"/>
         <w:szCs w:val="14"/>
       </w:rPr>
-      <w:t xml:space="preserve">GIL </w:t>
+      <w:t>CREDI</w:t>
     </w:r>
     <w:r>
       <w:rPr>
@@ -8226,7 +8275,7 @@
         <w:sz w:val="14"/>
         <w:szCs w:val="14"/>
       </w:rPr>
-      <w:t>DEL PERÚ</w:t>
+      <w:t>Á</w:t>
     </w:r>
     <w:r>
       <w:rPr>
@@ -8236,7 +8285,7 @@
         <w:sz w:val="14"/>
         <w:szCs w:val="14"/>
       </w:rPr>
-      <w:t xml:space="preserve"> </w:t>
+      <w:t xml:space="preserve">GIL </w:t>
     </w:r>
     <w:r>
       <w:rPr>
@@ -8246,7 +8295,7 @@
         <w:sz w:val="14"/>
         <w:szCs w:val="14"/>
       </w:rPr>
-      <w:t>/ Av. Próceres de independencia 2517 /  J</w:t>
+      <w:t>DEL PERÚ</w:t>
     </w:r>
     <w:r>
       <w:rPr>
@@ -8256,7 +8305,37 @@
         <w:sz w:val="14"/>
         <w:szCs w:val="14"/>
       </w:rPr>
-      <w:t xml:space="preserve">r. las aleñas 200 SJL </w:t>
+      <w:t xml:space="preserve"> </w:t>
+    </w:r>
+    <w:r>
+      <w:rPr>
+        <w:rFonts w:ascii="Verdana" w:hAnsi="Verdana" w:cs="Courier New"/>
+        <w:b/>
+        <w:bCs/>
+        <w:sz w:val="14"/>
+        <w:szCs w:val="14"/>
+      </w:rPr>
+      <w:t xml:space="preserve">/ Av. Próceres de independencia 2517 </w:t>
+    </w:r>
+    <w:r>
+      <w:rPr>
+        <w:rFonts w:ascii="Verdana" w:hAnsi="Verdana" w:cs="Courier New"/>
+        <w:b/>
+        <w:bCs/>
+        <w:sz w:val="14"/>
+        <w:szCs w:val="14"/>
+      </w:rPr>
+      <w:t>/ Jr.</w:t>
+    </w:r>
+    <w:r>
+      <w:rPr>
+        <w:rFonts w:ascii="Verdana" w:hAnsi="Verdana" w:cs="Courier New"/>
+        <w:b/>
+        <w:bCs/>
+        <w:sz w:val="14"/>
+        <w:szCs w:val="14"/>
+      </w:rPr>
+      <w:t xml:space="preserve"> las aleñas 200 SJL </w:t>
     </w:r>
     <w:r>
       <w:rPr>
@@ -8579,7 +8658,6 @@
       </w:rPr>
       <w:t>Credi</w:t>
     </w:r>
-    <w:proofErr w:type="spellEnd"/>
     <w:r>
       <w:rPr>
         <w:rFonts w:ascii="Verdana" w:hAnsi="Verdana" w:cs="Courier New"/>
@@ -8589,9 +8667,8 @@
         <w:szCs w:val="14"/>
         <w:lang w:val="en-US"/>
       </w:rPr>
-      <w:t xml:space="preserve"> </w:t>
+      <w:t>Á</w:t>
     </w:r>
-    <w:proofErr w:type="spellStart"/>
     <w:r>
       <w:rPr>
         <w:rFonts w:ascii="Verdana" w:hAnsi="Verdana" w:cs="Courier New"/>
@@ -8601,7 +8678,7 @@
         <w:szCs w:val="14"/>
         <w:lang w:val="en-US"/>
       </w:rPr>
-      <w:t>Agil</w:t>
+      <w:t>gil</w:t>
     </w:r>
     <w:proofErr w:type="spellEnd"/>
   </w:p>

--- a/CrediAgil/Templates/CONTRATO - PRENDA AUTO - PERSONA.docx
+++ b/CrediAgil/Templates/CONTRATO - PRENDA AUTO - PERSONA.docx
@@ -39,6 +39,7 @@
         </w:rPr>
         <w:br/>
       </w:r>
+      <w:proofErr w:type="spellStart"/>
       <w:r>
         <w:rPr>
           <w:rFonts w:cstheme="minorHAnsi"/>
@@ -49,16 +50,50 @@
         </w:rPr>
         <w:t>Nº</w:t>
       </w:r>
-      <w:r>
-        <w:rPr>
-          <w:rFonts w:cstheme="minorHAnsi"/>
-          <w:b/>
-          <w:bCs/>
-          <w:color w:val="000000"/>
-          <w:sz w:val="16"/>
-          <w:szCs w:val="16"/>
-        </w:rPr>
-        <w:t xml:space="preserve"> {{NUM_CONTRATO}}</w:t>
+      <w:proofErr w:type="spellEnd"/>
+      <w:r>
+        <w:rPr>
+          <w:rFonts w:cstheme="minorHAnsi"/>
+          <w:b/>
+          <w:bCs/>
+          <w:color w:val="000000"/>
+          <w:sz w:val="16"/>
+          <w:szCs w:val="16"/>
+        </w:rPr>
+        <w:t xml:space="preserve"> </w:t>
+      </w:r>
+      <w:r>
+        <w:rPr>
+          <w:rFonts w:cstheme="minorHAnsi"/>
+          <w:b/>
+          <w:bCs/>
+          <w:color w:val="000000"/>
+          <w:sz w:val="16"/>
+          <w:szCs w:val="16"/>
+        </w:rPr>
+        <w:t>${</w:t>
+      </w:r>
+      <w:r>
+        <w:rPr>
+          <w:rFonts w:cstheme="minorHAnsi"/>
+          <w:b/>
+          <w:bCs/>
+          <w:color w:val="000000"/>
+          <w:sz w:val="16"/>
+          <w:szCs w:val="16"/>
+        </w:rPr>
+        <w:t>NUM_CONTRATO</w:t>
+      </w:r>
+      <w:r>
+        <w:rPr>
+          <w:rFonts w:cstheme="minorHAnsi"/>
+          <w:b/>
+          <w:bCs/>
+          <w:color w:val="000000"/>
+          <w:sz w:val="16"/>
+          <w:szCs w:val="16"/>
+        </w:rPr>
+        <w:t>}</w:t>
       </w:r>
       <w:r>
         <w:rPr>
@@ -268,29 +303,99 @@
           <w:szCs w:val="16"/>
           <w:lang w:val="es-MX"/>
         </w:rPr>
-        <w:t>{{NOMBRE_CLIENTE}}</w:t>
-      </w:r>
-      <w:r>
-        <w:rPr>
-          <w:rFonts w:cstheme="minorHAnsi"/>
-          <w:color w:val="000000"/>
-          <w:sz w:val="16"/>
-          <w:szCs w:val="16"/>
-          <w:lang w:val="es-MX"/>
-        </w:rPr>
-        <w:t xml:space="preserve"> identificado con DNI N° </w:t>
-      </w:r>
-      <w:r>
-        <w:rPr>
-          <w:rFonts w:cstheme="minorHAnsi"/>
-          <w:b/>
-          <w:bCs/>
-          <w:color w:val="000000"/>
-          <w:sz w:val="16"/>
-          <w:szCs w:val="16"/>
-          <w:lang w:val="es-MX"/>
-        </w:rPr>
-        <w:t>{{DNI_CLIENTE}}</w:t>
+        <w:t>${</w:t>
+      </w:r>
+      <w:r>
+        <w:rPr>
+          <w:rFonts w:cstheme="minorHAnsi"/>
+          <w:b/>
+          <w:bCs/>
+          <w:color w:val="000000"/>
+          <w:sz w:val="16"/>
+          <w:szCs w:val="16"/>
+          <w:lang w:val="es-MX"/>
+        </w:rPr>
+        <w:t>NOMBRE_CLIENTE</w:t>
+      </w:r>
+      <w:r>
+        <w:rPr>
+          <w:rFonts w:cstheme="minorHAnsi"/>
+          <w:b/>
+          <w:bCs/>
+          <w:color w:val="000000"/>
+          <w:sz w:val="16"/>
+          <w:szCs w:val="16"/>
+          <w:lang w:val="es-MX"/>
+        </w:rPr>
+        <w:t>}</w:t>
+      </w:r>
+      <w:r>
+        <w:rPr>
+          <w:rFonts w:cstheme="minorHAnsi"/>
+          <w:color w:val="000000"/>
+          <w:sz w:val="16"/>
+          <w:szCs w:val="16"/>
+          <w:lang w:val="es-MX"/>
+        </w:rPr>
+        <w:t xml:space="preserve"> identificado con DNI </w:t>
+      </w:r>
+      <w:proofErr w:type="spellStart"/>
+      <w:r>
+        <w:rPr>
+          <w:rFonts w:cstheme="minorHAnsi"/>
+          <w:color w:val="000000"/>
+          <w:sz w:val="16"/>
+          <w:szCs w:val="16"/>
+          <w:lang w:val="es-MX"/>
+        </w:rPr>
+        <w:t>N°</w:t>
+      </w:r>
+      <w:proofErr w:type="spellEnd"/>
+      <w:r>
+        <w:rPr>
+          <w:rFonts w:cstheme="minorHAnsi"/>
+          <w:color w:val="000000"/>
+          <w:sz w:val="16"/>
+          <w:szCs w:val="16"/>
+          <w:lang w:val="es-MX"/>
+        </w:rPr>
+        <w:t xml:space="preserve"> </w:t>
+      </w:r>
+      <w:r>
+        <w:rPr>
+          <w:rFonts w:cstheme="minorHAnsi"/>
+          <w:b/>
+          <w:bCs/>
+          <w:color w:val="000000"/>
+          <w:sz w:val="16"/>
+          <w:szCs w:val="16"/>
+          <w:lang w:val="es-MX"/>
+        </w:rPr>
+        <w:t>${</w:t>
+      </w:r>
+      <w:r>
+        <w:rPr>
+          <w:rFonts w:cstheme="minorHAnsi"/>
+          <w:b/>
+          <w:bCs/>
+          <w:color w:val="000000"/>
+          <w:sz w:val="16"/>
+          <w:szCs w:val="16"/>
+          <w:lang w:val="es-MX"/>
+        </w:rPr>
+        <w:t>DNI_CLIENTE</w:t>
+      </w:r>
+      <w:r>
+        <w:rPr>
+          <w:rFonts w:cstheme="minorHAnsi"/>
+          <w:b/>
+          <w:bCs/>
+          <w:color w:val="000000"/>
+          <w:sz w:val="16"/>
+          <w:szCs w:val="16"/>
+          <w:lang w:val="es-MX"/>
+        </w:rPr>
+        <w:t>}</w:t>
       </w:r>
       <w:r>
         <w:rPr>
@@ -312,29 +417,99 @@
           <w:szCs w:val="16"/>
           <w:lang w:val="es-MX"/>
         </w:rPr>
-        <w:t>{{NOMBRE_CONYUGE}}</w:t>
-      </w:r>
-      <w:r>
-        <w:rPr>
-          <w:rFonts w:cstheme="minorHAnsi"/>
-          <w:color w:val="000000"/>
-          <w:sz w:val="16"/>
-          <w:szCs w:val="16"/>
-          <w:lang w:val="es-MX"/>
-        </w:rPr>
-        <w:t xml:space="preserve"> con DNI Nº </w:t>
-      </w:r>
-      <w:r>
-        <w:rPr>
-          <w:rFonts w:cstheme="minorHAnsi"/>
-          <w:b/>
-          <w:bCs/>
-          <w:color w:val="000000"/>
-          <w:sz w:val="16"/>
-          <w:szCs w:val="16"/>
-          <w:lang w:val="es-MX"/>
-        </w:rPr>
-        <w:t>{{DNI_CONYUGE}}</w:t>
+        <w:t>${</w:t>
+      </w:r>
+      <w:r>
+        <w:rPr>
+          <w:rFonts w:cstheme="minorHAnsi"/>
+          <w:b/>
+          <w:bCs/>
+          <w:color w:val="000000"/>
+          <w:sz w:val="16"/>
+          <w:szCs w:val="16"/>
+          <w:lang w:val="es-MX"/>
+        </w:rPr>
+        <w:t>NOMBRE_CONYUGE</w:t>
+      </w:r>
+      <w:r>
+        <w:rPr>
+          <w:rFonts w:cstheme="minorHAnsi"/>
+          <w:b/>
+          <w:bCs/>
+          <w:color w:val="000000"/>
+          <w:sz w:val="16"/>
+          <w:szCs w:val="16"/>
+          <w:lang w:val="es-MX"/>
+        </w:rPr>
+        <w:t>}</w:t>
+      </w:r>
+      <w:r>
+        <w:rPr>
+          <w:rFonts w:cstheme="minorHAnsi"/>
+          <w:color w:val="000000"/>
+          <w:sz w:val="16"/>
+          <w:szCs w:val="16"/>
+          <w:lang w:val="es-MX"/>
+        </w:rPr>
+        <w:t xml:space="preserve"> con DNI </w:t>
+      </w:r>
+      <w:proofErr w:type="spellStart"/>
+      <w:r>
+        <w:rPr>
+          <w:rFonts w:cstheme="minorHAnsi"/>
+          <w:color w:val="000000"/>
+          <w:sz w:val="16"/>
+          <w:szCs w:val="16"/>
+          <w:lang w:val="es-MX"/>
+        </w:rPr>
+        <w:t>Nº</w:t>
+      </w:r>
+      <w:proofErr w:type="spellEnd"/>
+      <w:r>
+        <w:rPr>
+          <w:rFonts w:cstheme="minorHAnsi"/>
+          <w:color w:val="000000"/>
+          <w:sz w:val="16"/>
+          <w:szCs w:val="16"/>
+          <w:lang w:val="es-MX"/>
+        </w:rPr>
+        <w:t xml:space="preserve"> </w:t>
+      </w:r>
+      <w:r>
+        <w:rPr>
+          <w:rFonts w:cstheme="minorHAnsi"/>
+          <w:b/>
+          <w:bCs/>
+          <w:color w:val="000000"/>
+          <w:sz w:val="16"/>
+          <w:szCs w:val="16"/>
+          <w:lang w:val="es-MX"/>
+        </w:rPr>
+        <w:t>${</w:t>
+      </w:r>
+      <w:r>
+        <w:rPr>
+          <w:rFonts w:cstheme="minorHAnsi"/>
+          <w:b/>
+          <w:bCs/>
+          <w:color w:val="000000"/>
+          <w:sz w:val="16"/>
+          <w:szCs w:val="16"/>
+          <w:lang w:val="es-MX"/>
+        </w:rPr>
+        <w:t>DNI_CONYUGE</w:t>
+      </w:r>
+      <w:r>
+        <w:rPr>
+          <w:rFonts w:cstheme="minorHAnsi"/>
+          <w:b/>
+          <w:bCs/>
+          <w:color w:val="000000"/>
+          <w:sz w:val="16"/>
+          <w:szCs w:val="16"/>
+          <w:lang w:val="es-MX"/>
+        </w:rPr>
+        <w:t>}</w:t>
       </w:r>
       <w:r>
         <w:rPr>
@@ -356,7 +531,31 @@
           <w:szCs w:val="16"/>
           <w:lang w:val="es-MX"/>
         </w:rPr>
-        <w:t>{{DOMICILIO_CLIENTE}}</w:t>
+        <w:t>${</w:t>
+      </w:r>
+      <w:r>
+        <w:rPr>
+          <w:rFonts w:cstheme="minorHAnsi"/>
+          <w:b/>
+          <w:bCs/>
+          <w:color w:val="000000"/>
+          <w:sz w:val="16"/>
+          <w:szCs w:val="16"/>
+          <w:lang w:val="es-MX"/>
+        </w:rPr>
+        <w:t>DOMICILIO_CLIENTE</w:t>
+      </w:r>
+      <w:r>
+        <w:rPr>
+          <w:rFonts w:cstheme="minorHAnsi"/>
+          <w:b/>
+          <w:bCs/>
+          <w:color w:val="000000"/>
+          <w:sz w:val="16"/>
+          <w:szCs w:val="16"/>
+          <w:lang w:val="es-MX"/>
+        </w:rPr>
+        <w:t>}</w:t>
       </w:r>
       <w:r>
         <w:rPr>
@@ -496,7 +695,29 @@
           <w:sz w:val="16"/>
           <w:szCs w:val="16"/>
         </w:rPr>
-        <w:t>{{MONTO_PRESTAMO}}</w:t>
+        <w:t>${</w:t>
+      </w:r>
+      <w:r>
+        <w:rPr>
+          <w:rFonts w:cstheme="minorHAnsi"/>
+          <w:b/>
+          <w:bCs/>
+          <w:color w:val="000000"/>
+          <w:sz w:val="16"/>
+          <w:szCs w:val="16"/>
+        </w:rPr>
+        <w:t>MONTO_PRESTAMO</w:t>
+      </w:r>
+      <w:r>
+        <w:rPr>
+          <w:rFonts w:cstheme="minorHAnsi"/>
+          <w:b/>
+          <w:bCs/>
+          <w:color w:val="000000"/>
+          <w:sz w:val="16"/>
+          <w:szCs w:val="16"/>
+        </w:rPr>
+        <w:t>}</w:t>
       </w:r>
       <w:r>
         <w:rPr>
@@ -516,7 +737,29 @@
           <w:sz w:val="16"/>
           <w:szCs w:val="16"/>
         </w:rPr>
-        <w:t>{{LETRAS_PRESTAMO}}</w:t>
+        <w:t>${</w:t>
+      </w:r>
+      <w:r>
+        <w:rPr>
+          <w:rFonts w:cstheme="minorHAnsi"/>
+          <w:b/>
+          <w:bCs/>
+          <w:color w:val="000000"/>
+          <w:sz w:val="16"/>
+          <w:szCs w:val="16"/>
+        </w:rPr>
+        <w:t>LETRAS_PRESTAMO</w:t>
+      </w:r>
+      <w:r>
+        <w:rPr>
+          <w:rFonts w:cstheme="minorHAnsi"/>
+          <w:b/>
+          <w:bCs/>
+          <w:color w:val="000000"/>
+          <w:sz w:val="16"/>
+          <w:szCs w:val="16"/>
+        </w:rPr>
+        <w:t>}</w:t>
       </w:r>
       <w:r>
         <w:rPr>
@@ -694,7 +937,29 @@
           <w:sz w:val="16"/>
           <w:szCs w:val="16"/>
         </w:rPr>
-        <w:t>{{PLAZO_DIAS}}</w:t>
+        <w:t>${</w:t>
+      </w:r>
+      <w:r>
+        <w:rPr>
+          <w:rFonts w:cstheme="minorHAnsi"/>
+          <w:b/>
+          <w:bCs/>
+          <w:color w:val="000000"/>
+          <w:sz w:val="16"/>
+          <w:szCs w:val="16"/>
+        </w:rPr>
+        <w:t>PLAZO_DIAS</w:t>
+      </w:r>
+      <w:r>
+        <w:rPr>
+          <w:rFonts w:cstheme="minorHAnsi"/>
+          <w:b/>
+          <w:bCs/>
+          <w:color w:val="000000"/>
+          <w:sz w:val="16"/>
+          <w:szCs w:val="16"/>
+        </w:rPr>
+        <w:t>}</w:t>
       </w:r>
       <w:r>
         <w:rPr>
@@ -1403,7 +1668,31 @@
           <w:szCs w:val="16"/>
           <w:lang w:val="es-MX"/>
         </w:rPr>
-        <w:t>{{MONTO_TASACION}}</w:t>
+        <w:t>${</w:t>
+      </w:r>
+      <w:r>
+        <w:rPr>
+          <w:rFonts w:cstheme="minorHAnsi"/>
+          <w:b/>
+          <w:bCs/>
+          <w:color w:val="000000"/>
+          <w:sz w:val="16"/>
+          <w:szCs w:val="16"/>
+          <w:lang w:val="es-MX"/>
+        </w:rPr>
+        <w:t>MONTO_TASACION</w:t>
+      </w:r>
+      <w:r>
+        <w:rPr>
+          <w:rFonts w:cstheme="minorHAnsi"/>
+          <w:b/>
+          <w:bCs/>
+          <w:color w:val="000000"/>
+          <w:sz w:val="16"/>
+          <w:szCs w:val="16"/>
+          <w:lang w:val="es-MX"/>
+        </w:rPr>
+        <w:t>}</w:t>
       </w:r>
       <w:r>
         <w:rPr>
@@ -1529,7 +1818,31 @@
           <w:szCs w:val="16"/>
           <w:lang w:val="es-MX"/>
         </w:rPr>
-        <w:t>{{NOMBRE_GARANTE}}</w:t>
+        <w:t>${</w:t>
+      </w:r>
+      <w:r>
+        <w:rPr>
+          <w:rFonts w:cstheme="minorHAnsi"/>
+          <w:b/>
+          <w:bCs/>
+          <w:color w:val="000000"/>
+          <w:sz w:val="16"/>
+          <w:szCs w:val="16"/>
+          <w:lang w:val="es-MX"/>
+        </w:rPr>
+        <w:t>NOMBRE_GARANTE</w:t>
+      </w:r>
+      <w:r>
+        <w:rPr>
+          <w:rFonts w:cstheme="minorHAnsi"/>
+          <w:b/>
+          <w:bCs/>
+          <w:color w:val="000000"/>
+          <w:sz w:val="16"/>
+          <w:szCs w:val="16"/>
+          <w:lang w:val="es-MX"/>
+        </w:rPr>
+        <w:t>}</w:t>
       </w:r>
       <w:r>
         <w:rPr>
@@ -1573,7 +1886,31 @@
           <w:szCs w:val="16"/>
           <w:lang w:val="es-MX"/>
         </w:rPr>
-        <w:t>{{DNI_GARANTE}}</w:t>
+        <w:t>${</w:t>
+      </w:r>
+      <w:r>
+        <w:rPr>
+          <w:rFonts w:cstheme="minorHAnsi"/>
+          <w:b/>
+          <w:bCs/>
+          <w:color w:val="000000"/>
+          <w:sz w:val="16"/>
+          <w:szCs w:val="16"/>
+          <w:lang w:val="es-MX"/>
+        </w:rPr>
+        <w:t>DNI_GARANTE</w:t>
+      </w:r>
+      <w:r>
+        <w:rPr>
+          <w:rFonts w:cstheme="minorHAnsi"/>
+          <w:b/>
+          <w:bCs/>
+          <w:color w:val="000000"/>
+          <w:sz w:val="16"/>
+          <w:szCs w:val="16"/>
+          <w:lang w:val="es-MX"/>
+        </w:rPr>
+        <w:t>}</w:t>
       </w:r>
       <w:r>
         <w:rPr>
@@ -1595,29 +1932,99 @@
           <w:szCs w:val="16"/>
           <w:lang w:val="es-MX"/>
         </w:rPr>
-        <w:t>{{CONYUGE_GARANTE}}</w:t>
-      </w:r>
-      <w:r>
-        <w:rPr>
-          <w:rFonts w:cstheme="minorHAnsi"/>
-          <w:color w:val="000000"/>
-          <w:sz w:val="16"/>
-          <w:szCs w:val="16"/>
-          <w:lang w:val="es-MX"/>
-        </w:rPr>
-        <w:t xml:space="preserve"> con DNI Nº </w:t>
-      </w:r>
-      <w:r>
-        <w:rPr>
-          <w:rFonts w:cstheme="minorHAnsi"/>
-          <w:b/>
-          <w:bCs/>
-          <w:color w:val="000000"/>
-          <w:sz w:val="16"/>
-          <w:szCs w:val="16"/>
-          <w:lang w:val="es-MX"/>
-        </w:rPr>
-        <w:t>{{DNI_CONYUGE_GARANTE}}</w:t>
+        <w:t>${</w:t>
+      </w:r>
+      <w:r>
+        <w:rPr>
+          <w:rFonts w:cstheme="minorHAnsi"/>
+          <w:b/>
+          <w:bCs/>
+          <w:color w:val="000000"/>
+          <w:sz w:val="16"/>
+          <w:szCs w:val="16"/>
+          <w:lang w:val="es-MX"/>
+        </w:rPr>
+        <w:t>CONYUGE_GARANTE</w:t>
+      </w:r>
+      <w:r>
+        <w:rPr>
+          <w:rFonts w:cstheme="minorHAnsi"/>
+          <w:b/>
+          <w:bCs/>
+          <w:color w:val="000000"/>
+          <w:sz w:val="16"/>
+          <w:szCs w:val="16"/>
+          <w:lang w:val="es-MX"/>
+        </w:rPr>
+        <w:t>}</w:t>
+      </w:r>
+      <w:r>
+        <w:rPr>
+          <w:rFonts w:cstheme="minorHAnsi"/>
+          <w:color w:val="000000"/>
+          <w:sz w:val="16"/>
+          <w:szCs w:val="16"/>
+          <w:lang w:val="es-MX"/>
+        </w:rPr>
+        <w:t xml:space="preserve"> con DNI </w:t>
+      </w:r>
+      <w:proofErr w:type="spellStart"/>
+      <w:r>
+        <w:rPr>
+          <w:rFonts w:cstheme="minorHAnsi"/>
+          <w:color w:val="000000"/>
+          <w:sz w:val="16"/>
+          <w:szCs w:val="16"/>
+          <w:lang w:val="es-MX"/>
+        </w:rPr>
+        <w:t>Nº</w:t>
+      </w:r>
+      <w:proofErr w:type="spellEnd"/>
+      <w:r>
+        <w:rPr>
+          <w:rFonts w:cstheme="minorHAnsi"/>
+          <w:color w:val="000000"/>
+          <w:sz w:val="16"/>
+          <w:szCs w:val="16"/>
+          <w:lang w:val="es-MX"/>
+        </w:rPr>
+        <w:t xml:space="preserve"> </w:t>
+      </w:r>
+      <w:r>
+        <w:rPr>
+          <w:rFonts w:cstheme="minorHAnsi"/>
+          <w:b/>
+          <w:bCs/>
+          <w:color w:val="000000"/>
+          <w:sz w:val="16"/>
+          <w:szCs w:val="16"/>
+          <w:lang w:val="es-MX"/>
+        </w:rPr>
+        <w:t>${</w:t>
+      </w:r>
+      <w:r>
+        <w:rPr>
+          <w:rFonts w:cstheme="minorHAnsi"/>
+          <w:b/>
+          <w:bCs/>
+          <w:color w:val="000000"/>
+          <w:sz w:val="16"/>
+          <w:szCs w:val="16"/>
+          <w:lang w:val="es-MX"/>
+        </w:rPr>
+        <w:t>DNI_CONYUGE_GARANTE</w:t>
+      </w:r>
+      <w:r>
+        <w:rPr>
+          <w:rFonts w:cstheme="minorHAnsi"/>
+          <w:b/>
+          <w:bCs/>
+          <w:color w:val="000000"/>
+          <w:sz w:val="16"/>
+          <w:szCs w:val="16"/>
+          <w:lang w:val="es-MX"/>
+        </w:rPr>
+        <w:t>}</w:t>
       </w:r>
       <w:r>
         <w:rPr>
@@ -1639,7 +2046,31 @@
           <w:szCs w:val="16"/>
           <w:lang w:val="es-MX"/>
         </w:rPr>
-        <w:t>{{DOMICILIO_GARANTE}}</w:t>
+        <w:t>${</w:t>
+      </w:r>
+      <w:r>
+        <w:rPr>
+          <w:rFonts w:cstheme="minorHAnsi"/>
+          <w:b/>
+          <w:bCs/>
+          <w:color w:val="000000"/>
+          <w:sz w:val="16"/>
+          <w:szCs w:val="16"/>
+          <w:lang w:val="es-MX"/>
+        </w:rPr>
+        <w:t>DOMICILIO_GARANTE</w:t>
+      </w:r>
+      <w:r>
+        <w:rPr>
+          <w:rFonts w:cstheme="minorHAnsi"/>
+          <w:b/>
+          <w:bCs/>
+          <w:color w:val="000000"/>
+          <w:sz w:val="16"/>
+          <w:szCs w:val="16"/>
+          <w:lang w:val="es-MX"/>
+        </w:rPr>
+        <w:t>}</w:t>
       </w:r>
       <w:r>
         <w:rPr>
@@ -1767,7 +2198,43 @@
           <w:szCs w:val="16"/>
           <w:lang w:val="es-MX"/>
         </w:rPr>
-        <w:t xml:space="preserve"> {{AUTO_PARTIDA}}</w:t>
+        <w:t xml:space="preserve"> </w:t>
+      </w:r>
+      <w:r>
+        <w:rPr>
+          <w:rFonts w:cstheme="minorHAnsi"/>
+          <w:b/>
+          <w:bCs/>
+          <w:color w:val="000000"/>
+          <w:sz w:val="16"/>
+          <w:szCs w:val="16"/>
+          <w:lang w:val="es-MX"/>
+        </w:rPr>
+        <w:t>${</w:t>
+      </w:r>
+      <w:r>
+        <w:rPr>
+          <w:rFonts w:cstheme="minorHAnsi"/>
+          <w:b/>
+          <w:bCs/>
+          <w:color w:val="000000"/>
+          <w:sz w:val="16"/>
+          <w:szCs w:val="16"/>
+          <w:lang w:val="es-MX"/>
+        </w:rPr>
+        <w:t>AUTO_PARTIDA</w:t>
+      </w:r>
+      <w:r>
+        <w:rPr>
+          <w:rFonts w:cstheme="minorHAnsi"/>
+          <w:b/>
+          <w:bCs/>
+          <w:color w:val="000000"/>
+          <w:sz w:val="16"/>
+          <w:szCs w:val="16"/>
+          <w:lang w:val="es-MX"/>
+        </w:rPr>
+        <w:t>}</w:t>
       </w:r>
       <w:r>
         <w:rPr>
@@ -1789,7 +2256,31 @@
           <w:szCs w:val="16"/>
           <w:lang w:val="es-MX"/>
         </w:rPr>
-        <w:t>{{AUTO_OFICINA_REGISTRAL}}</w:t>
+        <w:t>${</w:t>
+      </w:r>
+      <w:r>
+        <w:rPr>
+          <w:rFonts w:cstheme="minorHAnsi"/>
+          <w:b/>
+          <w:bCs/>
+          <w:color w:val="000000"/>
+          <w:sz w:val="16"/>
+          <w:szCs w:val="16"/>
+          <w:lang w:val="es-MX"/>
+        </w:rPr>
+        <w:t>AUTO_OFICINA_REGISTRAL</w:t>
+      </w:r>
+      <w:r>
+        <w:rPr>
+          <w:rFonts w:cstheme="minorHAnsi"/>
+          <w:b/>
+          <w:bCs/>
+          <w:color w:val="000000"/>
+          <w:sz w:val="16"/>
+          <w:szCs w:val="16"/>
+          <w:lang w:val="es-MX"/>
+        </w:rPr>
+        <w:t>}</w:t>
       </w:r>
       <w:r>
         <w:rPr>
@@ -1921,25 +2412,70 @@
           <w:sz w:val="16"/>
           <w:szCs w:val="16"/>
         </w:rPr>
-        <w:t xml:space="preserve">{{MONTO_TASACION}} </w:t>
-      </w:r>
-      <w:r>
-        <w:rPr>
-          <w:rFonts w:cstheme="minorHAnsi"/>
-          <w:color w:val="000000"/>
-          <w:sz w:val="16"/>
-          <w:szCs w:val="16"/>
-        </w:rPr>
-        <w:t>({</w:t>
-      </w:r>
-      <w:r>
-        <w:rPr>
-          <w:rFonts w:cstheme="minorHAnsi"/>
-          <w:color w:val="000000"/>
-          <w:sz w:val="16"/>
-          <w:szCs w:val="16"/>
-        </w:rPr>
-        <w:t>{LETRAS_TASACION}}</w:t>
+        <w:t>${</w:t>
+      </w:r>
+      <w:r>
+        <w:rPr>
+          <w:rFonts w:cstheme="minorHAnsi"/>
+          <w:color w:val="000000"/>
+          <w:sz w:val="16"/>
+          <w:szCs w:val="16"/>
+        </w:rPr>
+        <w:t>MONTO_TASACION</w:t>
+      </w:r>
+      <w:r>
+        <w:rPr>
+          <w:rFonts w:cstheme="minorHAnsi"/>
+          <w:color w:val="000000"/>
+          <w:sz w:val="16"/>
+          <w:szCs w:val="16"/>
+        </w:rPr>
+        <w:t>}</w:t>
+      </w:r>
+      <w:r>
+        <w:rPr>
+          <w:rFonts w:cstheme="minorHAnsi"/>
+          <w:color w:val="000000"/>
+          <w:sz w:val="16"/>
+          <w:szCs w:val="16"/>
+        </w:rPr>
+        <w:t xml:space="preserve"> </w:t>
+      </w:r>
+      <w:r>
+        <w:rPr>
+          <w:rFonts w:cstheme="minorHAnsi"/>
+          <w:color w:val="000000"/>
+          <w:sz w:val="16"/>
+          <w:szCs w:val="16"/>
+        </w:rPr>
+        <w:t>(</w:t>
+      </w:r>
+      <w:r>
+        <w:rPr>
+          <w:rFonts w:cstheme="minorHAnsi"/>
+          <w:color w:val="000000"/>
+          <w:sz w:val="16"/>
+          <w:szCs w:val="16"/>
+        </w:rPr>
+        <w:t>${</w:t>
+      </w:r>
+      <w:r>
+        <w:rPr>
+          <w:rFonts w:cstheme="minorHAnsi"/>
+          <w:color w:val="000000"/>
+          <w:sz w:val="16"/>
+          <w:szCs w:val="16"/>
+        </w:rPr>
+        <w:t>LETRAS_TASACION</w:t>
+      </w:r>
+      <w:r>
+        <w:rPr>
+          <w:rFonts w:cstheme="minorHAnsi"/>
+          <w:color w:val="000000"/>
+          <w:sz w:val="16"/>
+          <w:szCs w:val="16"/>
+        </w:rPr>
+        <w:t>}</w:t>
       </w:r>
       <w:r>
         <w:rPr>
@@ -5401,7 +5937,47 @@
           <w:szCs w:val="16"/>
           <w:lang w:val="es-MX"/>
         </w:rPr>
-        <w:t xml:space="preserve"> {{NUM_CONTRATO}}. </w:t>
+        <w:t xml:space="preserve"> </w:t>
+      </w:r>
+      <w:r>
+        <w:rPr>
+          <w:rFonts w:cstheme="minorHAnsi"/>
+          <w:color w:val="000000"/>
+          <w:sz w:val="16"/>
+          <w:szCs w:val="16"/>
+          <w:lang w:val="es-MX"/>
+        </w:rPr>
+        <w:t>${</w:t>
+      </w:r>
+      <w:r>
+        <w:rPr>
+          <w:rFonts w:cstheme="minorHAnsi"/>
+          <w:color w:val="000000"/>
+          <w:sz w:val="16"/>
+          <w:szCs w:val="16"/>
+          <w:lang w:val="es-MX"/>
+        </w:rPr>
+        <w:t>NUM_CONTRATO</w:t>
+      </w:r>
+      <w:r>
+        <w:rPr>
+          <w:rFonts w:cstheme="minorHAnsi"/>
+          <w:color w:val="000000"/>
+          <w:sz w:val="16"/>
+          <w:szCs w:val="16"/>
+          <w:lang w:val="es-MX"/>
+        </w:rPr>
+        <w:t>}</w:t>
+      </w:r>
+      <w:r>
+        <w:rPr>
+          <w:rFonts w:cstheme="minorHAnsi"/>
+          <w:color w:val="000000"/>
+          <w:sz w:val="16"/>
+          <w:szCs w:val="16"/>
+          <w:lang w:val="es-MX"/>
+        </w:rPr>
+        <w:t xml:space="preserve">. </w:t>
       </w:r>
       <w:r>
         <w:rPr>
@@ -5551,7 +6127,37 @@
           <w:szCs w:val="16"/>
           <w:lang w:val="es-MX"/>
         </w:rPr>
-        <w:t xml:space="preserve"> {{AUTO_MARCA}}</w:t>
+        <w:t xml:space="preserve"> </w:t>
+      </w:r>
+      <w:r>
+        <w:rPr>
+          <w:rFonts w:cstheme="minorHAnsi"/>
+          <w:color w:val="000000"/>
+          <w:sz w:val="16"/>
+          <w:szCs w:val="16"/>
+          <w:lang w:val="es-MX"/>
+        </w:rPr>
+        <w:t>${</w:t>
+      </w:r>
+      <w:r>
+        <w:rPr>
+          <w:rFonts w:cstheme="minorHAnsi"/>
+          <w:color w:val="000000"/>
+          <w:sz w:val="16"/>
+          <w:szCs w:val="16"/>
+          <w:lang w:val="es-MX"/>
+        </w:rPr>
+        <w:t>AUTO_MARCA</w:t>
+      </w:r>
+      <w:r>
+        <w:rPr>
+          <w:rFonts w:cstheme="minorHAnsi"/>
+          <w:color w:val="000000"/>
+          <w:sz w:val="16"/>
+          <w:szCs w:val="16"/>
+          <w:lang w:val="es-MX"/>
+        </w:rPr>
+        <w:t>}</w:t>
       </w:r>
     </w:p>
     <w:p>
@@ -5591,7 +6197,27 @@
           <w:szCs w:val="16"/>
           <w:lang w:val="es-MX"/>
         </w:rPr>
-        <w:t xml:space="preserve"> {{AUTO_MODELO</w:t>
+        <w:t xml:space="preserve"> </w:t>
+      </w:r>
+      <w:r>
+        <w:rPr>
+          <w:rFonts w:cstheme="minorHAnsi"/>
+          <w:color w:val="000000"/>
+          <w:sz w:val="16"/>
+          <w:szCs w:val="16"/>
+          <w:lang w:val="es-MX"/>
+        </w:rPr>
+        <w:t>${</w:t>
+      </w:r>
+      <w:r>
+        <w:rPr>
+          <w:rFonts w:cstheme="minorHAnsi"/>
+          <w:color w:val="000000"/>
+          <w:sz w:val="16"/>
+          <w:szCs w:val="16"/>
+          <w:lang w:val="es-MX"/>
+        </w:rPr>
+        <w:t>AUTO_</w:t>
       </w:r>
       <w:proofErr w:type="gramStart"/>
       <w:r>
@@ -5602,7 +6228,27 @@
           <w:szCs w:val="16"/>
           <w:lang w:val="es-MX"/>
         </w:rPr>
-        <w:t xml:space="preserve">}}  </w:t>
+        <w:t>MODELO</w:t>
+      </w:r>
+      <w:r>
+        <w:rPr>
+          <w:rFonts w:cstheme="minorHAnsi"/>
+          <w:color w:val="000000"/>
+          <w:sz w:val="16"/>
+          <w:szCs w:val="16"/>
+          <w:lang w:val="es-MX"/>
+        </w:rPr>
+        <w:t>}</w:t>
+      </w:r>
+      <w:r>
+        <w:rPr>
+          <w:rFonts w:cstheme="minorHAnsi"/>
+          <w:color w:val="000000"/>
+          <w:sz w:val="16"/>
+          <w:szCs w:val="16"/>
+          <w:lang w:val="es-MX"/>
+        </w:rPr>
+        <w:t xml:space="preserve">  </w:t>
       </w:r>
       <w:r>
         <w:rPr>
@@ -5645,7 +6291,37 @@
           <w:szCs w:val="16"/>
           <w:lang w:val="es-MX"/>
         </w:rPr>
-        <w:t xml:space="preserve"> {{AUTO_ANIO}}</w:t>
+        <w:t xml:space="preserve"> </w:t>
+      </w:r>
+      <w:r>
+        <w:rPr>
+          <w:rFonts w:cstheme="minorHAnsi"/>
+          <w:color w:val="000000"/>
+          <w:sz w:val="16"/>
+          <w:szCs w:val="16"/>
+          <w:lang w:val="es-MX"/>
+        </w:rPr>
+        <w:t>${</w:t>
+      </w:r>
+      <w:r>
+        <w:rPr>
+          <w:rFonts w:cstheme="minorHAnsi"/>
+          <w:color w:val="000000"/>
+          <w:sz w:val="16"/>
+          <w:szCs w:val="16"/>
+          <w:lang w:val="es-MX"/>
+        </w:rPr>
+        <w:t>AUTO_ANIO</w:t>
+      </w:r>
+      <w:r>
+        <w:rPr>
+          <w:rFonts w:cstheme="minorHAnsi"/>
+          <w:color w:val="000000"/>
+          <w:sz w:val="16"/>
+          <w:szCs w:val="16"/>
+          <w:lang w:val="es-MX"/>
+        </w:rPr>
+        <w:t>}</w:t>
       </w:r>
     </w:p>
     <w:p>
@@ -5685,7 +6361,27 @@
           <w:szCs w:val="16"/>
           <w:lang w:val="es-MX"/>
         </w:rPr>
-        <w:t xml:space="preserve"> {{AUTO_PLACA</w:t>
+        <w:t xml:space="preserve"> </w:t>
+      </w:r>
+      <w:r>
+        <w:rPr>
+          <w:rFonts w:cstheme="minorHAnsi"/>
+          <w:color w:val="000000"/>
+          <w:sz w:val="16"/>
+          <w:szCs w:val="16"/>
+          <w:lang w:val="es-MX"/>
+        </w:rPr>
+        <w:t>${</w:t>
+      </w:r>
+      <w:r>
+        <w:rPr>
+          <w:rFonts w:cstheme="minorHAnsi"/>
+          <w:color w:val="000000"/>
+          <w:sz w:val="16"/>
+          <w:szCs w:val="16"/>
+          <w:lang w:val="es-MX"/>
+        </w:rPr>
+        <w:t>AUTO_</w:t>
       </w:r>
       <w:proofErr w:type="gramStart"/>
       <w:r>
@@ -5696,7 +6392,27 @@
           <w:szCs w:val="16"/>
           <w:lang w:val="es-MX"/>
         </w:rPr>
-        <w:t>}}   </w:t>
+        <w:t>PLACA</w:t>
+      </w:r>
+      <w:r>
+        <w:rPr>
+          <w:rFonts w:cstheme="minorHAnsi"/>
+          <w:color w:val="000000"/>
+          <w:sz w:val="16"/>
+          <w:szCs w:val="16"/>
+          <w:lang w:val="es-MX"/>
+        </w:rPr>
+        <w:t>}</w:t>
+      </w:r>
+      <w:r>
+        <w:rPr>
+          <w:rFonts w:cstheme="minorHAnsi"/>
+          <w:color w:val="000000"/>
+          <w:sz w:val="16"/>
+          <w:szCs w:val="16"/>
+          <w:lang w:val="es-MX"/>
+        </w:rPr>
+        <w:t xml:space="preserve">   </w:t>
       </w:r>
       <w:proofErr w:type="gramEnd"/>
       <w:r>
@@ -5729,7 +6445,37 @@
           <w:szCs w:val="16"/>
           <w:lang w:val="es-MX"/>
         </w:rPr>
-        <w:t xml:space="preserve"> {{AUTO_COLOR}}</w:t>
+        <w:t xml:space="preserve"> </w:t>
+      </w:r>
+      <w:r>
+        <w:rPr>
+          <w:rFonts w:cstheme="minorHAnsi"/>
+          <w:color w:val="000000"/>
+          <w:sz w:val="16"/>
+          <w:szCs w:val="16"/>
+          <w:lang w:val="es-MX"/>
+        </w:rPr>
+        <w:t>${</w:t>
+      </w:r>
+      <w:r>
+        <w:rPr>
+          <w:rFonts w:cstheme="minorHAnsi"/>
+          <w:color w:val="000000"/>
+          <w:sz w:val="16"/>
+          <w:szCs w:val="16"/>
+          <w:lang w:val="es-MX"/>
+        </w:rPr>
+        <w:t>AUTO_COLOR</w:t>
+      </w:r>
+      <w:r>
+        <w:rPr>
+          <w:rFonts w:cstheme="minorHAnsi"/>
+          <w:color w:val="000000"/>
+          <w:sz w:val="16"/>
+          <w:szCs w:val="16"/>
+          <w:lang w:val="es-MX"/>
+        </w:rPr>
+        <w:t>}</w:t>
       </w:r>
     </w:p>
     <w:p>
@@ -5783,7 +6529,27 @@
           <w:szCs w:val="16"/>
           <w:lang w:val="es-MX"/>
         </w:rPr>
-        <w:t xml:space="preserve"> {{AUTO_MOTOR</w:t>
+        <w:t xml:space="preserve"> </w:t>
+      </w:r>
+      <w:r>
+        <w:rPr>
+          <w:rFonts w:cstheme="minorHAnsi"/>
+          <w:color w:val="000000"/>
+          <w:sz w:val="16"/>
+          <w:szCs w:val="16"/>
+          <w:lang w:val="es-MX"/>
+        </w:rPr>
+        <w:t>${</w:t>
+      </w:r>
+      <w:r>
+        <w:rPr>
+          <w:rFonts w:cstheme="minorHAnsi"/>
+          <w:color w:val="000000"/>
+          <w:sz w:val="16"/>
+          <w:szCs w:val="16"/>
+          <w:lang w:val="es-MX"/>
+        </w:rPr>
+        <w:t>AUTO_</w:t>
       </w:r>
       <w:proofErr w:type="gramStart"/>
       <w:r>
@@ -5794,7 +6560,17 @@
           <w:szCs w:val="16"/>
           <w:lang w:val="es-MX"/>
         </w:rPr>
-        <w:t>}}</w:t>
+        <w:t>MOTOR</w:t>
+      </w:r>
+      <w:r>
+        <w:rPr>
+          <w:rFonts w:cstheme="minorHAnsi"/>
+          <w:color w:val="000000"/>
+          <w:sz w:val="16"/>
+          <w:szCs w:val="16"/>
+          <w:lang w:val="es-MX"/>
+        </w:rPr>
+        <w:t>}</w:t>
       </w:r>
       <w:r>
         <w:rPr>
@@ -5851,7 +6627,37 @@
           <w:szCs w:val="16"/>
           <w:lang w:val="es-MX"/>
         </w:rPr>
-        <w:t xml:space="preserve"> {{AUTO_SERIE}}</w:t>
+        <w:t xml:space="preserve"> </w:t>
+      </w:r>
+      <w:r>
+        <w:rPr>
+          <w:rFonts w:cstheme="minorHAnsi"/>
+          <w:color w:val="000000"/>
+          <w:sz w:val="16"/>
+          <w:szCs w:val="16"/>
+          <w:lang w:val="es-MX"/>
+        </w:rPr>
+        <w:t>${</w:t>
+      </w:r>
+      <w:r>
+        <w:rPr>
+          <w:rFonts w:cstheme="minorHAnsi"/>
+          <w:color w:val="000000"/>
+          <w:sz w:val="16"/>
+          <w:szCs w:val="16"/>
+          <w:lang w:val="es-MX"/>
+        </w:rPr>
+        <w:t>AUTO_SERIE</w:t>
+      </w:r>
+      <w:r>
+        <w:rPr>
+          <w:rFonts w:cstheme="minorHAnsi"/>
+          <w:color w:val="000000"/>
+          <w:sz w:val="16"/>
+          <w:szCs w:val="16"/>
+          <w:lang w:val="es-MX"/>
+        </w:rPr>
+        <w:t>}</w:t>
       </w:r>
     </w:p>
     <w:p>
@@ -5891,7 +6697,77 @@
           <w:szCs w:val="16"/>
           <w:lang w:val="es-MX"/>
         </w:rPr>
-        <w:t xml:space="preserve"> {{AUTO_PARTIDA}} de la oficina de {{AUTO_OFICINA_REGISTRAL}}</w:t>
+        <w:t xml:space="preserve"> </w:t>
+      </w:r>
+      <w:r>
+        <w:rPr>
+          <w:rFonts w:cstheme="minorHAnsi"/>
+          <w:color w:val="000000"/>
+          <w:sz w:val="16"/>
+          <w:szCs w:val="16"/>
+          <w:lang w:val="es-MX"/>
+        </w:rPr>
+        <w:t>${</w:t>
+      </w:r>
+      <w:r>
+        <w:rPr>
+          <w:rFonts w:cstheme="minorHAnsi"/>
+          <w:color w:val="000000"/>
+          <w:sz w:val="16"/>
+          <w:szCs w:val="16"/>
+          <w:lang w:val="es-MX"/>
+        </w:rPr>
+        <w:t>AUTO_PARTIDA</w:t>
+      </w:r>
+      <w:r>
+        <w:rPr>
+          <w:rFonts w:cstheme="minorHAnsi"/>
+          <w:color w:val="000000"/>
+          <w:sz w:val="16"/>
+          <w:szCs w:val="16"/>
+          <w:lang w:val="es-MX"/>
+        </w:rPr>
+        <w:t>}</w:t>
+      </w:r>
+      <w:r>
+        <w:rPr>
+          <w:rFonts w:cstheme="minorHAnsi"/>
+          <w:color w:val="000000"/>
+          <w:sz w:val="16"/>
+          <w:szCs w:val="16"/>
+          <w:lang w:val="es-MX"/>
+        </w:rPr>
+        <w:t xml:space="preserve"> de la oficina de </w:t>
+      </w:r>
+      <w:r>
+        <w:rPr>
+          <w:rFonts w:cstheme="minorHAnsi"/>
+          <w:color w:val="000000"/>
+          <w:sz w:val="16"/>
+          <w:szCs w:val="16"/>
+          <w:lang w:val="es-MX"/>
+        </w:rPr>
+        <w:t>${</w:t>
+      </w:r>
+      <w:r>
+        <w:rPr>
+          <w:rFonts w:cstheme="minorHAnsi"/>
+          <w:color w:val="000000"/>
+          <w:sz w:val="16"/>
+          <w:szCs w:val="16"/>
+          <w:lang w:val="es-MX"/>
+        </w:rPr>
+        <w:t>AUTO_OFICINA_REGISTRAL</w:t>
+      </w:r>
+      <w:r>
+        <w:rPr>
+          <w:rFonts w:cstheme="minorHAnsi"/>
+          <w:color w:val="000000"/>
+          <w:sz w:val="16"/>
+          <w:szCs w:val="16"/>
+          <w:lang w:val="es-MX"/>
+        </w:rPr>
+        <w:t>}</w:t>
       </w:r>
     </w:p>
     <w:p>
@@ -5975,7 +6851,87 @@
           <w:szCs w:val="16"/>
           <w:lang w:val="es-MX"/>
         </w:rPr>
-        <w:t xml:space="preserve"> S/ {{MONTO_PRESTAMO}} ({{LETRAS_PRESTAMO}} Y 00/100 SOLES)</w:t>
+        <w:t xml:space="preserve"> S/ </w:t>
+      </w:r>
+      <w:r>
+        <w:rPr>
+          <w:rFonts w:cstheme="minorHAnsi"/>
+          <w:color w:val="000000"/>
+          <w:sz w:val="16"/>
+          <w:szCs w:val="16"/>
+          <w:lang w:val="es-MX"/>
+        </w:rPr>
+        <w:t>${</w:t>
+      </w:r>
+      <w:r>
+        <w:rPr>
+          <w:rFonts w:cstheme="minorHAnsi"/>
+          <w:color w:val="000000"/>
+          <w:sz w:val="16"/>
+          <w:szCs w:val="16"/>
+          <w:lang w:val="es-MX"/>
+        </w:rPr>
+        <w:t>MONTO_PRESTAMO</w:t>
+      </w:r>
+      <w:r>
+        <w:rPr>
+          <w:rFonts w:cstheme="minorHAnsi"/>
+          <w:color w:val="000000"/>
+          <w:sz w:val="16"/>
+          <w:szCs w:val="16"/>
+          <w:lang w:val="es-MX"/>
+        </w:rPr>
+        <w:t>}</w:t>
+      </w:r>
+      <w:r>
+        <w:rPr>
+          <w:rFonts w:cstheme="minorHAnsi"/>
+          <w:color w:val="000000"/>
+          <w:sz w:val="16"/>
+          <w:szCs w:val="16"/>
+          <w:lang w:val="es-MX"/>
+        </w:rPr>
+        <w:t xml:space="preserve"> (</w:t>
+      </w:r>
+      <w:r>
+        <w:rPr>
+          <w:rFonts w:cstheme="minorHAnsi"/>
+          <w:color w:val="000000"/>
+          <w:sz w:val="16"/>
+          <w:szCs w:val="16"/>
+          <w:lang w:val="es-MX"/>
+        </w:rPr>
+        <w:t>${</w:t>
+      </w:r>
+      <w:r>
+        <w:rPr>
+          <w:rFonts w:cstheme="minorHAnsi"/>
+          <w:color w:val="000000"/>
+          <w:sz w:val="16"/>
+          <w:szCs w:val="16"/>
+          <w:lang w:val="es-MX"/>
+        </w:rPr>
+        <w:t>LETRAS_PRESTAMO</w:t>
+      </w:r>
+      <w:r>
+        <w:rPr>
+          <w:rFonts w:cstheme="minorHAnsi"/>
+          <w:color w:val="000000"/>
+          <w:sz w:val="16"/>
+          <w:szCs w:val="16"/>
+          <w:lang w:val="es-MX"/>
+        </w:rPr>
+        <w:t>}</w:t>
+      </w:r>
+      <w:r>
+        <w:rPr>
+          <w:rFonts w:cstheme="minorHAnsi"/>
+          <w:color w:val="000000"/>
+          <w:sz w:val="16"/>
+          <w:szCs w:val="16"/>
+          <w:lang w:val="es-MX"/>
+        </w:rPr>
+        <w:t xml:space="preserve"> Y 00/100 SOLES)</w:t>
       </w:r>
     </w:p>
     <w:p>
@@ -6015,7 +6971,87 @@
           <w:szCs w:val="16"/>
           <w:lang w:val="es-MX"/>
         </w:rPr>
-        <w:t xml:space="preserve"> S/ {{MONTO_DEVOLUCION}} ({{LETRAS_DEVOLUCION}} Y 00/100 SOLES)</w:t>
+        <w:t xml:space="preserve"> S/ </w:t>
+      </w:r>
+      <w:r>
+        <w:rPr>
+          <w:rFonts w:cstheme="minorHAnsi"/>
+          <w:color w:val="000000"/>
+          <w:sz w:val="16"/>
+          <w:szCs w:val="16"/>
+          <w:lang w:val="es-MX"/>
+        </w:rPr>
+        <w:t>${</w:t>
+      </w:r>
+      <w:r>
+        <w:rPr>
+          <w:rFonts w:cstheme="minorHAnsi"/>
+          <w:color w:val="000000"/>
+          <w:sz w:val="16"/>
+          <w:szCs w:val="16"/>
+          <w:lang w:val="es-MX"/>
+        </w:rPr>
+        <w:t>MONTO_DEVOLUCION</w:t>
+      </w:r>
+      <w:r>
+        <w:rPr>
+          <w:rFonts w:cstheme="minorHAnsi"/>
+          <w:color w:val="000000"/>
+          <w:sz w:val="16"/>
+          <w:szCs w:val="16"/>
+          <w:lang w:val="es-MX"/>
+        </w:rPr>
+        <w:t>}</w:t>
+      </w:r>
+      <w:r>
+        <w:rPr>
+          <w:rFonts w:cstheme="minorHAnsi"/>
+          <w:color w:val="000000"/>
+          <w:sz w:val="16"/>
+          <w:szCs w:val="16"/>
+          <w:lang w:val="es-MX"/>
+        </w:rPr>
+        <w:t xml:space="preserve"> (</w:t>
+      </w:r>
+      <w:r>
+        <w:rPr>
+          <w:rFonts w:cstheme="minorHAnsi"/>
+          <w:color w:val="000000"/>
+          <w:sz w:val="16"/>
+          <w:szCs w:val="16"/>
+          <w:lang w:val="es-MX"/>
+        </w:rPr>
+        <w:t>${</w:t>
+      </w:r>
+      <w:r>
+        <w:rPr>
+          <w:rFonts w:cstheme="minorHAnsi"/>
+          <w:color w:val="000000"/>
+          <w:sz w:val="16"/>
+          <w:szCs w:val="16"/>
+          <w:lang w:val="es-MX"/>
+        </w:rPr>
+        <w:t>LETRAS_DEVOLUCION</w:t>
+      </w:r>
+      <w:r>
+        <w:rPr>
+          <w:rFonts w:cstheme="minorHAnsi"/>
+          <w:color w:val="000000"/>
+          <w:sz w:val="16"/>
+          <w:szCs w:val="16"/>
+          <w:lang w:val="es-MX"/>
+        </w:rPr>
+        <w:t>}</w:t>
+      </w:r>
+      <w:r>
+        <w:rPr>
+          <w:rFonts w:cstheme="minorHAnsi"/>
+          <w:color w:val="000000"/>
+          <w:sz w:val="16"/>
+          <w:szCs w:val="16"/>
+          <w:lang w:val="es-MX"/>
+        </w:rPr>
+        <w:t xml:space="preserve"> Y 00/100 SOLES)</w:t>
       </w:r>
     </w:p>
     <w:p>
@@ -6083,7 +7119,47 @@
           <w:szCs w:val="16"/>
           <w:lang w:val="es-MX"/>
         </w:rPr>
-        <w:t>El vehículo se recibe en el siguiente estado: {{AUTO_DESCRIPCION}}.</w:t>
+        <w:t xml:space="preserve">El vehículo se recibe en el siguiente estado: </w:t>
+      </w:r>
+      <w:r>
+        <w:rPr>
+          <w:rFonts w:cstheme="minorHAnsi"/>
+          <w:color w:val="000000"/>
+          <w:sz w:val="16"/>
+          <w:szCs w:val="16"/>
+          <w:lang w:val="es-MX"/>
+        </w:rPr>
+        <w:t>${</w:t>
+      </w:r>
+      <w:r>
+        <w:rPr>
+          <w:rFonts w:cstheme="minorHAnsi"/>
+          <w:color w:val="000000"/>
+          <w:sz w:val="16"/>
+          <w:szCs w:val="16"/>
+          <w:lang w:val="es-MX"/>
+        </w:rPr>
+        <w:t>AUTO_DESCRIPCION</w:t>
+      </w:r>
+      <w:r>
+        <w:rPr>
+          <w:rFonts w:cstheme="minorHAnsi"/>
+          <w:color w:val="000000"/>
+          <w:sz w:val="16"/>
+          <w:szCs w:val="16"/>
+          <w:lang w:val="es-MX"/>
+        </w:rPr>
+        <w:t>}</w:t>
+      </w:r>
+      <w:r>
+        <w:rPr>
+          <w:rFonts w:cstheme="minorHAnsi"/>
+          <w:color w:val="000000"/>
+          <w:sz w:val="16"/>
+          <w:szCs w:val="16"/>
+          <w:lang w:val="es-MX"/>
+        </w:rPr>
+        <w:t>.</w:t>
       </w:r>
     </w:p>
     <w:p>
@@ -6267,7 +7343,117 @@
           <w:szCs w:val="16"/>
           <w:lang w:val="es-MX"/>
         </w:rPr>
-        <w:t>LIMA, {{SISTEMA_DIA}} DE {{SISTEMA_MES}} DE {{SISTEMA_ANIO}}</w:t>
+        <w:t xml:space="preserve">LIMA, </w:t>
+      </w:r>
+      <w:r>
+        <w:rPr>
+          <w:rFonts w:cstheme="minorHAnsi"/>
+          <w:color w:val="000000"/>
+          <w:sz w:val="16"/>
+          <w:szCs w:val="16"/>
+          <w:lang w:val="es-MX"/>
+        </w:rPr>
+        <w:t>${</w:t>
+      </w:r>
+      <w:r>
+        <w:rPr>
+          <w:rFonts w:cstheme="minorHAnsi"/>
+          <w:color w:val="000000"/>
+          <w:sz w:val="16"/>
+          <w:szCs w:val="16"/>
+          <w:lang w:val="es-MX"/>
+        </w:rPr>
+        <w:t>SISTEMA_DIA</w:t>
+      </w:r>
+      <w:r>
+        <w:rPr>
+          <w:rFonts w:cstheme="minorHAnsi"/>
+          <w:color w:val="000000"/>
+          <w:sz w:val="16"/>
+          <w:szCs w:val="16"/>
+          <w:lang w:val="es-MX"/>
+        </w:rPr>
+        <w:t>}</w:t>
+      </w:r>
+      <w:r>
+        <w:rPr>
+          <w:rFonts w:cstheme="minorHAnsi"/>
+          <w:color w:val="000000"/>
+          <w:sz w:val="16"/>
+          <w:szCs w:val="16"/>
+          <w:lang w:val="es-MX"/>
+        </w:rPr>
+        <w:t xml:space="preserve"> DE </w:t>
+      </w:r>
+      <w:r>
+        <w:rPr>
+          <w:rFonts w:cstheme="minorHAnsi"/>
+          <w:color w:val="000000"/>
+          <w:sz w:val="16"/>
+          <w:szCs w:val="16"/>
+          <w:lang w:val="es-MX"/>
+        </w:rPr>
+        <w:t>${</w:t>
+      </w:r>
+      <w:r>
+        <w:rPr>
+          <w:rFonts w:cstheme="minorHAnsi"/>
+          <w:color w:val="000000"/>
+          <w:sz w:val="16"/>
+          <w:szCs w:val="16"/>
+          <w:lang w:val="es-MX"/>
+        </w:rPr>
+        <w:t>SISTEMA_MES</w:t>
+      </w:r>
+      <w:r>
+        <w:rPr>
+          <w:rFonts w:cstheme="minorHAnsi"/>
+          <w:color w:val="000000"/>
+          <w:sz w:val="16"/>
+          <w:szCs w:val="16"/>
+          <w:lang w:val="es-MX"/>
+        </w:rPr>
+        <w:t>}</w:t>
+      </w:r>
+      <w:r>
+        <w:rPr>
+          <w:rFonts w:cstheme="minorHAnsi"/>
+          <w:color w:val="000000"/>
+          <w:sz w:val="16"/>
+          <w:szCs w:val="16"/>
+          <w:lang w:val="es-MX"/>
+        </w:rPr>
+        <w:t xml:space="preserve"> DE </w:t>
+      </w:r>
+      <w:r>
+        <w:rPr>
+          <w:rFonts w:cstheme="minorHAnsi"/>
+          <w:color w:val="000000"/>
+          <w:sz w:val="16"/>
+          <w:szCs w:val="16"/>
+          <w:lang w:val="es-MX"/>
+        </w:rPr>
+        <w:t>${</w:t>
+      </w:r>
+      <w:r>
+        <w:rPr>
+          <w:rFonts w:cstheme="minorHAnsi"/>
+          <w:color w:val="000000"/>
+          <w:sz w:val="16"/>
+          <w:szCs w:val="16"/>
+          <w:lang w:val="es-MX"/>
+        </w:rPr>
+        <w:t>SISTEMA_ANIO</w:t>
+      </w:r>
+      <w:r>
+        <w:rPr>
+          <w:rFonts w:cstheme="minorHAnsi"/>
+          <w:color w:val="000000"/>
+          <w:sz w:val="16"/>
+          <w:szCs w:val="16"/>
+          <w:lang w:val="es-MX"/>
+        </w:rPr>
+        <w:t>}</w:t>
       </w:r>
     </w:p>
     <w:p>
@@ -6751,7 +7937,59 @@
           <w:szCs w:val="16"/>
           <w:lang w:val="es-MX"/>
         </w:rPr>
-        <w:t>Este documento forma parte integrante del Contrato N° {{NUM_CONTRATO}}</w:t>
+        <w:t xml:space="preserve">Este documento forma parte integrante del Contrato </w:t>
+      </w:r>
+      <w:proofErr w:type="spellStart"/>
+      <w:r>
+        <w:rPr>
+          <w:rFonts w:cstheme="minorHAnsi"/>
+          <w:color w:val="000000"/>
+          <w:sz w:val="16"/>
+          <w:szCs w:val="16"/>
+          <w:lang w:val="es-MX"/>
+        </w:rPr>
+        <w:t>N°</w:t>
+      </w:r>
+      <w:proofErr w:type="spellEnd"/>
+      <w:r>
+        <w:rPr>
+          <w:rFonts w:cstheme="minorHAnsi"/>
+          <w:color w:val="000000"/>
+          <w:sz w:val="16"/>
+          <w:szCs w:val="16"/>
+          <w:lang w:val="es-MX"/>
+        </w:rPr>
+        <w:t xml:space="preserve"> </w:t>
+      </w:r>
+      <w:r>
+        <w:rPr>
+          <w:rFonts w:cstheme="minorHAnsi"/>
+          <w:color w:val="000000"/>
+          <w:sz w:val="16"/>
+          <w:szCs w:val="16"/>
+          <w:lang w:val="es-MX"/>
+        </w:rPr>
+        <w:t>${</w:t>
+      </w:r>
+      <w:r>
+        <w:rPr>
+          <w:rFonts w:cstheme="minorHAnsi"/>
+          <w:color w:val="000000"/>
+          <w:sz w:val="16"/>
+          <w:szCs w:val="16"/>
+          <w:lang w:val="es-MX"/>
+        </w:rPr>
+        <w:t>NUM_CONTRATO</w:t>
+      </w:r>
+      <w:r>
+        <w:rPr>
+          <w:rFonts w:cstheme="minorHAnsi"/>
+          <w:color w:val="000000"/>
+          <w:sz w:val="16"/>
+          <w:szCs w:val="16"/>
+          <w:lang w:val="es-MX"/>
+        </w:rPr>
+        <w:t>}</w:t>
       </w:r>
     </w:p>
     <w:p>
@@ -6837,7 +8075,37 @@
           <w:szCs w:val="16"/>
           <w:lang w:val="es-MX"/>
         </w:rPr>
-        <w:t>S/ {{MONTO_TASACION}}</w:t>
+        <w:t xml:space="preserve">S/ </w:t>
+      </w:r>
+      <w:r>
+        <w:rPr>
+          <w:rFonts w:cstheme="minorHAnsi"/>
+          <w:color w:val="000000"/>
+          <w:sz w:val="16"/>
+          <w:szCs w:val="16"/>
+          <w:lang w:val="es-MX"/>
+        </w:rPr>
+        <w:t>${</w:t>
+      </w:r>
+      <w:r>
+        <w:rPr>
+          <w:rFonts w:cstheme="minorHAnsi"/>
+          <w:color w:val="000000"/>
+          <w:sz w:val="16"/>
+          <w:szCs w:val="16"/>
+          <w:lang w:val="es-MX"/>
+        </w:rPr>
+        <w:t>MONTO_TASACION</w:t>
+      </w:r>
+      <w:r>
+        <w:rPr>
+          <w:rFonts w:cstheme="minorHAnsi"/>
+          <w:color w:val="000000"/>
+          <w:sz w:val="16"/>
+          <w:szCs w:val="16"/>
+          <w:lang w:val="es-MX"/>
+        </w:rPr>
+        <w:t>}</w:t>
       </w:r>
     </w:p>
     <w:p>
@@ -6877,7 +8145,37 @@
           <w:szCs w:val="16"/>
           <w:lang w:val="es-MX"/>
         </w:rPr>
-        <w:t>S/ {{COMISION_TOTAL}}</w:t>
+        <w:t xml:space="preserve">S/ </w:t>
+      </w:r>
+      <w:r>
+        <w:rPr>
+          <w:rFonts w:cstheme="minorHAnsi"/>
+          <w:color w:val="000000"/>
+          <w:sz w:val="16"/>
+          <w:szCs w:val="16"/>
+          <w:lang w:val="es-MX"/>
+        </w:rPr>
+        <w:t>${</w:t>
+      </w:r>
+      <w:r>
+        <w:rPr>
+          <w:rFonts w:cstheme="minorHAnsi"/>
+          <w:color w:val="000000"/>
+          <w:sz w:val="16"/>
+          <w:szCs w:val="16"/>
+          <w:lang w:val="es-MX"/>
+        </w:rPr>
+        <w:t>COMISION_TOTAL</w:t>
+      </w:r>
+      <w:r>
+        <w:rPr>
+          <w:rFonts w:cstheme="minorHAnsi"/>
+          <w:color w:val="000000"/>
+          <w:sz w:val="16"/>
+          <w:szCs w:val="16"/>
+          <w:lang w:val="es-MX"/>
+        </w:rPr>
+        <w:t>}</w:t>
       </w:r>
     </w:p>
     <w:p>
@@ -6917,7 +8215,37 @@
           <w:szCs w:val="16"/>
           <w:lang w:val="es-MX"/>
         </w:rPr>
-        <w:t>S/ {{MONTO_DEVOLUCION}}</w:t>
+        <w:t xml:space="preserve">S/ </w:t>
+      </w:r>
+      <w:r>
+        <w:rPr>
+          <w:rFonts w:cstheme="minorHAnsi"/>
+          <w:color w:val="000000"/>
+          <w:sz w:val="16"/>
+          <w:szCs w:val="16"/>
+          <w:lang w:val="es-MX"/>
+        </w:rPr>
+        <w:t>${</w:t>
+      </w:r>
+      <w:r>
+        <w:rPr>
+          <w:rFonts w:cstheme="minorHAnsi"/>
+          <w:color w:val="000000"/>
+          <w:sz w:val="16"/>
+          <w:szCs w:val="16"/>
+          <w:lang w:val="es-MX"/>
+        </w:rPr>
+        <w:t>MONTO_DEVOLUCION</w:t>
+      </w:r>
+      <w:r>
+        <w:rPr>
+          <w:rFonts w:cstheme="minorHAnsi"/>
+          <w:color w:val="000000"/>
+          <w:sz w:val="16"/>
+          <w:szCs w:val="16"/>
+          <w:lang w:val="es-MX"/>
+        </w:rPr>
+        <w:t>}</w:t>
       </w:r>
     </w:p>
     <w:p>
@@ -6957,7 +8285,107 @@
           <w:szCs w:val="16"/>
           <w:lang w:val="es-MX"/>
         </w:rPr>
-        <w:t>{{SISTEMA_DIA}} / {{SISTEMA_MES_NUM}} / {{SISTEMA_ANIO}}</w:t>
+        <w:t>${</w:t>
+      </w:r>
+      <w:r>
+        <w:rPr>
+          <w:rFonts w:cstheme="minorHAnsi"/>
+          <w:color w:val="000000"/>
+          <w:sz w:val="16"/>
+          <w:szCs w:val="16"/>
+          <w:lang w:val="es-MX"/>
+        </w:rPr>
+        <w:t>SISTEMA_DIA</w:t>
+      </w:r>
+      <w:r>
+        <w:rPr>
+          <w:rFonts w:cstheme="minorHAnsi"/>
+          <w:color w:val="000000"/>
+          <w:sz w:val="16"/>
+          <w:szCs w:val="16"/>
+          <w:lang w:val="es-MX"/>
+        </w:rPr>
+        <w:t>}</w:t>
+      </w:r>
+      <w:r>
+        <w:rPr>
+          <w:rFonts w:cstheme="minorHAnsi"/>
+          <w:color w:val="000000"/>
+          <w:sz w:val="16"/>
+          <w:szCs w:val="16"/>
+          <w:lang w:val="es-MX"/>
+        </w:rPr>
+        <w:t xml:space="preserve"> / </w:t>
+      </w:r>
+      <w:r>
+        <w:rPr>
+          <w:rFonts w:cstheme="minorHAnsi"/>
+          <w:color w:val="000000"/>
+          <w:sz w:val="16"/>
+          <w:szCs w:val="16"/>
+          <w:lang w:val="es-MX"/>
+        </w:rPr>
+        <w:t>${</w:t>
+      </w:r>
+      <w:r>
+        <w:rPr>
+          <w:rFonts w:cstheme="minorHAnsi"/>
+          <w:color w:val="000000"/>
+          <w:sz w:val="16"/>
+          <w:szCs w:val="16"/>
+          <w:lang w:val="es-MX"/>
+        </w:rPr>
+        <w:t>SISTEMA_MES_NUM</w:t>
+      </w:r>
+      <w:r>
+        <w:rPr>
+          <w:rFonts w:cstheme="minorHAnsi"/>
+          <w:color w:val="000000"/>
+          <w:sz w:val="16"/>
+          <w:szCs w:val="16"/>
+          <w:lang w:val="es-MX"/>
+        </w:rPr>
+        <w:t>}</w:t>
+      </w:r>
+      <w:r>
+        <w:rPr>
+          <w:rFonts w:cstheme="minorHAnsi"/>
+          <w:color w:val="000000"/>
+          <w:sz w:val="16"/>
+          <w:szCs w:val="16"/>
+          <w:lang w:val="es-MX"/>
+        </w:rPr>
+        <w:t xml:space="preserve"> / </w:t>
+      </w:r>
+      <w:r>
+        <w:rPr>
+          <w:rFonts w:cstheme="minorHAnsi"/>
+          <w:color w:val="000000"/>
+          <w:sz w:val="16"/>
+          <w:szCs w:val="16"/>
+          <w:lang w:val="es-MX"/>
+        </w:rPr>
+        <w:t>${</w:t>
+      </w:r>
+      <w:r>
+        <w:rPr>
+          <w:rFonts w:cstheme="minorHAnsi"/>
+          <w:color w:val="000000"/>
+          <w:sz w:val="16"/>
+          <w:szCs w:val="16"/>
+          <w:lang w:val="es-MX"/>
+        </w:rPr>
+        <w:t>SISTEMA_ANIO</w:t>
+      </w:r>
+      <w:r>
+        <w:rPr>
+          <w:rFonts w:cstheme="minorHAnsi"/>
+          <w:color w:val="000000"/>
+          <w:sz w:val="16"/>
+          <w:szCs w:val="16"/>
+          <w:lang w:val="es-MX"/>
+        </w:rPr>
+        <w:t>}</w:t>
       </w:r>
     </w:p>
     <w:p>
@@ -6999,7 +8427,37 @@
           <w:szCs w:val="16"/>
           <w:lang w:val="es-MX"/>
         </w:rPr>
-        <w:t>{{PLAZO_DIAS}} días calendario.</w:t>
+        <w:t>${</w:t>
+      </w:r>
+      <w:r>
+        <w:rPr>
+          <w:rFonts w:cstheme="minorHAnsi"/>
+          <w:color w:val="000000"/>
+          <w:sz w:val="16"/>
+          <w:szCs w:val="16"/>
+          <w:lang w:val="es-MX"/>
+        </w:rPr>
+        <w:t>PLAZO_DIAS</w:t>
+      </w:r>
+      <w:r>
+        <w:rPr>
+          <w:rFonts w:cstheme="minorHAnsi"/>
+          <w:color w:val="000000"/>
+          <w:sz w:val="16"/>
+          <w:szCs w:val="16"/>
+          <w:lang w:val="es-MX"/>
+        </w:rPr>
+        <w:t>}</w:t>
+      </w:r>
+      <w:r>
+        <w:rPr>
+          <w:rFonts w:cstheme="minorHAnsi"/>
+          <w:color w:val="000000"/>
+          <w:sz w:val="16"/>
+          <w:szCs w:val="16"/>
+          <w:lang w:val="es-MX"/>
+        </w:rPr>
+        <w:t xml:space="preserve"> días calendario.</w:t>
       </w:r>
     </w:p>
     <w:p>
@@ -7067,7 +8525,47 @@
           <w:szCs w:val="16"/>
           <w:lang w:val="es-MX"/>
         </w:rPr>
-        <w:t xml:space="preserve">Se deja expresa constancia de que vencido el plazo de {{PLAZO_DIAS}} días pactado sin que </w:t>
+        <w:t xml:space="preserve">Se deja expresa constancia de que vencido el plazo de </w:t>
+      </w:r>
+      <w:r>
+        <w:rPr>
+          <w:rFonts w:cstheme="minorHAnsi"/>
+          <w:color w:val="000000"/>
+          <w:sz w:val="16"/>
+          <w:szCs w:val="16"/>
+          <w:lang w:val="es-MX"/>
+        </w:rPr>
+        <w:t>${</w:t>
+      </w:r>
+      <w:r>
+        <w:rPr>
+          <w:rFonts w:cstheme="minorHAnsi"/>
+          <w:color w:val="000000"/>
+          <w:sz w:val="16"/>
+          <w:szCs w:val="16"/>
+          <w:lang w:val="es-MX"/>
+        </w:rPr>
+        <w:t>PLAZO_DIAS</w:t>
+      </w:r>
+      <w:r>
+        <w:rPr>
+          <w:rFonts w:cstheme="minorHAnsi"/>
+          <w:color w:val="000000"/>
+          <w:sz w:val="16"/>
+          <w:szCs w:val="16"/>
+          <w:lang w:val="es-MX"/>
+        </w:rPr>
+        <w:t>}</w:t>
+      </w:r>
+      <w:r>
+        <w:rPr>
+          <w:rFonts w:cstheme="minorHAnsi"/>
+          <w:color w:val="000000"/>
+          <w:sz w:val="16"/>
+          <w:szCs w:val="16"/>
+          <w:lang w:val="es-MX"/>
+        </w:rPr>
+        <w:t xml:space="preserve"> días pactado sin que </w:t>
       </w:r>
       <w:r>
         <w:rPr>
@@ -7325,7 +8823,117 @@
           <w:szCs w:val="16"/>
           <w:lang w:val="es-MX"/>
         </w:rPr>
-        <w:t>Lima, {{SISTEMA_DIA}} DE {{SISTEMA_MES_TEXTO}} DE {{SISTEMA_ANIO}}</w:t>
+        <w:t xml:space="preserve">Lima, </w:t>
+      </w:r>
+      <w:r>
+        <w:rPr>
+          <w:rFonts w:cstheme="minorHAnsi"/>
+          <w:color w:val="000000"/>
+          <w:sz w:val="16"/>
+          <w:szCs w:val="16"/>
+          <w:lang w:val="es-MX"/>
+        </w:rPr>
+        <w:t>${</w:t>
+      </w:r>
+      <w:r>
+        <w:rPr>
+          <w:rFonts w:cstheme="minorHAnsi"/>
+          <w:color w:val="000000"/>
+          <w:sz w:val="16"/>
+          <w:szCs w:val="16"/>
+          <w:lang w:val="es-MX"/>
+        </w:rPr>
+        <w:t>SISTEMA_DIA</w:t>
+      </w:r>
+      <w:r>
+        <w:rPr>
+          <w:rFonts w:cstheme="minorHAnsi"/>
+          <w:color w:val="000000"/>
+          <w:sz w:val="16"/>
+          <w:szCs w:val="16"/>
+          <w:lang w:val="es-MX"/>
+        </w:rPr>
+        <w:t>}</w:t>
+      </w:r>
+      <w:r>
+        <w:rPr>
+          <w:rFonts w:cstheme="minorHAnsi"/>
+          <w:color w:val="000000"/>
+          <w:sz w:val="16"/>
+          <w:szCs w:val="16"/>
+          <w:lang w:val="es-MX"/>
+        </w:rPr>
+        <w:t xml:space="preserve"> DE </w:t>
+      </w:r>
+      <w:r>
+        <w:rPr>
+          <w:rFonts w:cstheme="minorHAnsi"/>
+          <w:color w:val="000000"/>
+          <w:sz w:val="16"/>
+          <w:szCs w:val="16"/>
+          <w:lang w:val="es-MX"/>
+        </w:rPr>
+        <w:t>${</w:t>
+      </w:r>
+      <w:r>
+        <w:rPr>
+          <w:rFonts w:cstheme="minorHAnsi"/>
+          <w:color w:val="000000"/>
+          <w:sz w:val="16"/>
+          <w:szCs w:val="16"/>
+          <w:lang w:val="es-MX"/>
+        </w:rPr>
+        <w:t>SISTEMA_MES_TEXTO</w:t>
+      </w:r>
+      <w:r>
+        <w:rPr>
+          <w:rFonts w:cstheme="minorHAnsi"/>
+          <w:color w:val="000000"/>
+          <w:sz w:val="16"/>
+          <w:szCs w:val="16"/>
+          <w:lang w:val="es-MX"/>
+        </w:rPr>
+        <w:t>}</w:t>
+      </w:r>
+      <w:r>
+        <w:rPr>
+          <w:rFonts w:cstheme="minorHAnsi"/>
+          <w:color w:val="000000"/>
+          <w:sz w:val="16"/>
+          <w:szCs w:val="16"/>
+          <w:lang w:val="es-MX"/>
+        </w:rPr>
+        <w:t xml:space="preserve"> DE </w:t>
+      </w:r>
+      <w:r>
+        <w:rPr>
+          <w:rFonts w:cstheme="minorHAnsi"/>
+          <w:color w:val="000000"/>
+          <w:sz w:val="16"/>
+          <w:szCs w:val="16"/>
+          <w:lang w:val="es-MX"/>
+        </w:rPr>
+        <w:t>${</w:t>
+      </w:r>
+      <w:r>
+        <w:rPr>
+          <w:rFonts w:cstheme="minorHAnsi"/>
+          <w:color w:val="000000"/>
+          <w:sz w:val="16"/>
+          <w:szCs w:val="16"/>
+          <w:lang w:val="es-MX"/>
+        </w:rPr>
+        <w:t>SISTEMA_ANIO</w:t>
+      </w:r>
+      <w:r>
+        <w:rPr>
+          <w:rFonts w:cstheme="minorHAnsi"/>
+          <w:color w:val="000000"/>
+          <w:sz w:val="16"/>
+          <w:szCs w:val="16"/>
+          <w:lang w:val="es-MX"/>
+        </w:rPr>
+        <w:t>}</w:t>
       </w:r>
     </w:p>
     <w:p>
@@ -7606,7 +9214,7 @@
         <mc:AlternateContent>
           <mc:Choice Requires="wps">
             <w:drawing>
-              <wp:anchor distT="0" distB="0" distL="114300" distR="114300" simplePos="0" relativeHeight="251661312" behindDoc="0" locked="0" layoutInCell="1" allowOverlap="1" wp14:anchorId="43B990BB" wp14:editId="6C829EB5">
+              <wp:anchor distT="0" distB="0" distL="114300" distR="114300" simplePos="0" relativeHeight="251659264" behindDoc="0" locked="0" layoutInCell="1" allowOverlap="1" wp14:anchorId="43B990BB" wp14:editId="6C829EB5">
                 <wp:simplePos x="0" y="0"/>
                 <wp:positionH relativeFrom="column">
                   <wp:posOffset>5822950</wp:posOffset>
@@ -7665,7 +9273,7 @@
           </mc:Choice>
           <mc:Fallback>
             <w:pict>
-              <v:rect w14:anchorId="72EDE007" id="15 Rectángulo" o:spid="_x0000_s1026" style="position:absolute;margin-left:458.5pt;margin-top:.3pt;width:61.5pt;height:70.5pt;z-index:251661312;visibility:visible;mso-wrap-style:square;mso-wrap-distance-left:9pt;mso-wrap-distance-top:0;mso-wrap-distance-right:9pt;mso-wrap-distance-bottom:0;mso-position-horizontal:absolute;mso-position-horizontal-relative:text;mso-position-vertical:absolute;mso-position-vertical-relative:text;v-text-anchor:middle" o:gfxdata="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" fillcolor="white [3201]" strokecolor="black [3213]" strokeweight="2pt"/>
+              <v:rect w14:anchorId="3126E1DB" id="15 Rectángulo" o:spid="_x0000_s1026" style="position:absolute;margin-left:458.5pt;margin-top:.3pt;width:61.5pt;height:70.5pt;z-index:251659264;visibility:visible;mso-wrap-style:square;mso-wrap-distance-left:9pt;mso-wrap-distance-top:0;mso-wrap-distance-right:9pt;mso-wrap-distance-bottom:0;mso-position-horizontal:absolute;mso-position-horizontal-relative:text;mso-position-vertical:absolute;mso-position-vertical-relative:text;v-text-anchor:middle" o:gfxdata="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" fillcolor="white [3201]" strokecolor="black [3213]" strokeweight="2pt"/>
             </w:pict>
           </mc:Fallback>
         </mc:AlternateContent>
@@ -7682,7 +9290,7 @@
         <mc:AlternateContent>
           <mc:Choice Requires="wps">
             <w:drawing>
-              <wp:anchor distT="0" distB="0" distL="114300" distR="114300" simplePos="0" relativeHeight="251657216" behindDoc="0" locked="0" layoutInCell="1" allowOverlap="1" wp14:anchorId="26F1672A" wp14:editId="63CAA25C">
+              <wp:anchor distT="0" distB="0" distL="114300" distR="114300" simplePos="0" relativeHeight="251656192" behindDoc="0" locked="0" layoutInCell="1" allowOverlap="1" wp14:anchorId="26F1672A" wp14:editId="63CAA25C">
                 <wp:simplePos x="0" y="0"/>
                 <wp:positionH relativeFrom="column">
                   <wp:posOffset>2078990</wp:posOffset>
@@ -7741,7 +9349,7 @@
           </mc:Choice>
           <mc:Fallback>
             <w:pict>
-              <v:rect w14:anchorId="75AF615B" id="14 Rectángulo" o:spid="_x0000_s1026" style="position:absolute;margin-left:163.7pt;margin-top:.4pt;width:61.5pt;height:70.5pt;z-index:251657216;visibility:visible;mso-wrap-style:square;mso-wrap-distance-left:9pt;mso-wrap-distance-top:0;mso-wrap-distance-right:9pt;mso-wrap-distance-bottom:0;mso-position-horizontal:absolute;mso-position-horizontal-relative:text;mso-position-vertical:absolute;mso-position-vertical-relative:text;v-text-anchor:middle" o:gfxdata="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" fillcolor="white [3201]" strokecolor="black [3213]" strokeweight="2pt"/>
+              <v:rect w14:anchorId="4450B9D4" id="14 Rectángulo" o:spid="_x0000_s1026" style="position:absolute;margin-left:163.7pt;margin-top:.4pt;width:61.5pt;height:70.5pt;z-index:251656192;visibility:visible;mso-wrap-style:square;mso-wrap-distance-left:9pt;mso-wrap-distance-top:0;mso-wrap-distance-right:9pt;mso-wrap-distance-bottom:0;mso-position-horizontal:absolute;mso-position-horizontal-relative:text;mso-position-vertical:absolute;mso-position-vertical-relative:text;v-text-anchor:middle" o:gfxdata="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" fillcolor="white [3201]" strokecolor="black [3213]" strokeweight="2pt"/>
             </w:pict>
           </mc:Fallback>
         </mc:AlternateContent>
@@ -7893,9 +9501,8 @@
           <w:sz w:val="18"/>
           <w:szCs w:val="20"/>
         </w:rPr>
-        <w:t>{{NOMBRE_APODERADO_CA</w:t>
-      </w:r>
-      <w:proofErr w:type="gramStart"/>
+        <w:t>${</w:t>
+      </w:r>
       <w:r>
         <w:rPr>
           <w:rFonts w:cstheme="minorHAnsi"/>
@@ -7903,8 +9510,9 @@
           <w:sz w:val="18"/>
           <w:szCs w:val="20"/>
         </w:rPr>
-        <w:t xml:space="preserve">}} </w:t>
-      </w:r>
+        <w:t>NOMBRE_APODERADO_</w:t>
+      </w:r>
+      <w:proofErr w:type="gramStart"/>
       <w:r>
         <w:rPr>
           <w:rFonts w:cstheme="minorHAnsi"/>
@@ -7912,9 +9520,8 @@
           <w:sz w:val="18"/>
           <w:szCs w:val="20"/>
         </w:rPr>
-        <w:t xml:space="preserve">  </w:t>
-      </w:r>
-      <w:proofErr w:type="gramEnd"/>
+        <w:t>CA</w:t>
+      </w:r>
       <w:r>
         <w:rPr>
           <w:rFonts w:cstheme="minorHAnsi"/>
@@ -7922,7 +9529,7 @@
           <w:sz w:val="18"/>
           <w:szCs w:val="20"/>
         </w:rPr>
-        <w:t xml:space="preserve">                                        </w:t>
+        <w:t>}</w:t>
       </w:r>
       <w:r>
         <w:rPr>
@@ -7931,7 +9538,7 @@
           <w:sz w:val="18"/>
           <w:szCs w:val="20"/>
         </w:rPr>
-        <w:t xml:space="preserve">    </w:t>
+        <w:t xml:space="preserve"> </w:t>
       </w:r>
       <w:r>
         <w:rPr>
@@ -7940,8 +9547,9 @@
           <w:sz w:val="18"/>
           <w:szCs w:val="20"/>
         </w:rPr>
-        <w:t xml:space="preserve"> </w:t>
-      </w:r>
+        <w:t xml:space="preserve">  </w:t>
+      </w:r>
+      <w:proofErr w:type="gramEnd"/>
       <w:r>
         <w:rPr>
           <w:rFonts w:cstheme="minorHAnsi"/>
@@ -7949,7 +9557,7 @@
           <w:sz w:val="18"/>
           <w:szCs w:val="20"/>
         </w:rPr>
-        <w:t xml:space="preserve"> </w:t>
+        <w:t xml:space="preserve">                                        </w:t>
       </w:r>
       <w:r>
         <w:rPr>
@@ -7958,7 +9566,7 @@
           <w:sz w:val="18"/>
           <w:szCs w:val="20"/>
         </w:rPr>
-        <w:t xml:space="preserve">NOMBRE: </w:t>
+        <w:t xml:space="preserve">    </w:t>
       </w:r>
       <w:r>
         <w:rPr>
@@ -7967,7 +9575,52 @@
           <w:sz w:val="18"/>
           <w:szCs w:val="20"/>
         </w:rPr>
-        <w:t>{{NOMBRE_CLIENTE}}</w:t>
+        <w:t xml:space="preserve"> </w:t>
+      </w:r>
+      <w:r>
+        <w:rPr>
+          <w:rFonts w:cstheme="minorHAnsi"/>
+          <w:color w:val="000000"/>
+          <w:sz w:val="18"/>
+          <w:szCs w:val="20"/>
+        </w:rPr>
+        <w:t xml:space="preserve"> </w:t>
+      </w:r>
+      <w:r>
+        <w:rPr>
+          <w:rFonts w:cstheme="minorHAnsi"/>
+          <w:color w:val="000000"/>
+          <w:sz w:val="18"/>
+          <w:szCs w:val="20"/>
+        </w:rPr>
+        <w:t xml:space="preserve">NOMBRE: </w:t>
+      </w:r>
+      <w:r>
+        <w:rPr>
+          <w:rFonts w:cstheme="minorHAnsi"/>
+          <w:color w:val="000000"/>
+          <w:sz w:val="18"/>
+          <w:szCs w:val="20"/>
+        </w:rPr>
+        <w:t>${</w:t>
+      </w:r>
+      <w:r>
+        <w:rPr>
+          <w:rFonts w:cstheme="minorHAnsi"/>
+          <w:color w:val="000000"/>
+          <w:sz w:val="18"/>
+          <w:szCs w:val="20"/>
+        </w:rPr>
+        <w:t>NOMBRE_CLIENTE</w:t>
+      </w:r>
+      <w:r>
+        <w:rPr>
+          <w:rFonts w:cstheme="minorHAnsi"/>
+          <w:color w:val="000000"/>
+          <w:sz w:val="18"/>
+          <w:szCs w:val="20"/>
+        </w:rPr>
+        <w:t>}</w:t>
       </w:r>
     </w:p>
     <w:p>
@@ -8024,9 +9677,8 @@
           <w:sz w:val="18"/>
           <w:szCs w:val="20"/>
         </w:rPr>
-        <w:t>{{DNI_APODERADO_CA</w:t>
-      </w:r>
-      <w:proofErr w:type="gramStart"/>
+        <w:t>${</w:t>
+      </w:r>
       <w:r>
         <w:rPr>
           <w:rFonts w:cstheme="minorHAnsi"/>
@@ -8034,8 +9686,9 @@
           <w:sz w:val="18"/>
           <w:szCs w:val="20"/>
         </w:rPr>
-        <w:t>}}  </w:t>
-      </w:r>
+        <w:t>DNI_APODERADO_</w:t>
+      </w:r>
+      <w:proofErr w:type="gramStart"/>
       <w:r>
         <w:rPr>
           <w:rFonts w:cstheme="minorHAnsi"/>
@@ -8043,9 +9696,8 @@
           <w:sz w:val="18"/>
           <w:szCs w:val="20"/>
         </w:rPr>
-        <w:t xml:space="preserve"> </w:t>
-      </w:r>
-      <w:proofErr w:type="gramEnd"/>
+        <w:t>CA</w:t>
+      </w:r>
       <w:r>
         <w:rPr>
           <w:rFonts w:cstheme="minorHAnsi"/>
@@ -8053,7 +9705,7 @@
           <w:sz w:val="18"/>
           <w:szCs w:val="20"/>
         </w:rPr>
-        <w:t xml:space="preserve">                                                          </w:t>
+        <w:t>}</w:t>
       </w:r>
       <w:r>
         <w:rPr>
@@ -8062,7 +9714,7 @@
           <w:sz w:val="18"/>
           <w:szCs w:val="20"/>
         </w:rPr>
-        <w:t xml:space="preserve">    </w:t>
+        <w:t xml:space="preserve">  </w:t>
       </w:r>
       <w:r>
         <w:rPr>
@@ -8071,8 +9723,9 @@
           <w:sz w:val="18"/>
           <w:szCs w:val="20"/>
         </w:rPr>
-        <w:t xml:space="preserve">   </w:t>
-      </w:r>
+        <w:t xml:space="preserve"> </w:t>
+      </w:r>
+      <w:proofErr w:type="gramEnd"/>
       <w:r>
         <w:rPr>
           <w:rFonts w:cstheme="minorHAnsi"/>
@@ -8080,7 +9733,7 @@
           <w:sz w:val="18"/>
           <w:szCs w:val="20"/>
         </w:rPr>
-        <w:t xml:space="preserve"> </w:t>
+        <w:t xml:space="preserve">                                                          </w:t>
       </w:r>
       <w:r>
         <w:rPr>
@@ -8089,7 +9742,7 @@
           <w:sz w:val="18"/>
           <w:szCs w:val="20"/>
         </w:rPr>
-        <w:t>DNI:</w:t>
+        <w:t xml:space="preserve">    </w:t>
       </w:r>
       <w:r>
         <w:rPr>
@@ -8098,7 +9751,7 @@
           <w:sz w:val="18"/>
           <w:szCs w:val="20"/>
         </w:rPr>
-        <w:t xml:space="preserve"> </w:t>
+        <w:t xml:space="preserve">   </w:t>
       </w:r>
       <w:r>
         <w:rPr>
@@ -8107,7 +9760,52 @@
           <w:sz w:val="18"/>
           <w:szCs w:val="20"/>
         </w:rPr>
-        <w:t>{{DNI_CLIENTE}}</w:t>
+        <w:t xml:space="preserve"> </w:t>
+      </w:r>
+      <w:r>
+        <w:rPr>
+          <w:rFonts w:cstheme="minorHAnsi"/>
+          <w:color w:val="000000"/>
+          <w:sz w:val="18"/>
+          <w:szCs w:val="20"/>
+        </w:rPr>
+        <w:t>DNI:</w:t>
+      </w:r>
+      <w:r>
+        <w:rPr>
+          <w:rFonts w:cstheme="minorHAnsi"/>
+          <w:color w:val="000000"/>
+          <w:sz w:val="18"/>
+          <w:szCs w:val="20"/>
+        </w:rPr>
+        <w:t xml:space="preserve"> </w:t>
+      </w:r>
+      <w:r>
+        <w:rPr>
+          <w:rFonts w:cstheme="minorHAnsi"/>
+          <w:color w:val="000000"/>
+          <w:sz w:val="18"/>
+          <w:szCs w:val="20"/>
+        </w:rPr>
+        <w:t>${</w:t>
+      </w:r>
+      <w:r>
+        <w:rPr>
+          <w:rFonts w:cstheme="minorHAnsi"/>
+          <w:color w:val="000000"/>
+          <w:sz w:val="18"/>
+          <w:szCs w:val="20"/>
+        </w:rPr>
+        <w:t>DNI_CLIENTE</w:t>
+      </w:r>
+      <w:r>
+        <w:rPr>
+          <w:rFonts w:cstheme="minorHAnsi"/>
+          <w:color w:val="000000"/>
+          <w:sz w:val="18"/>
+          <w:szCs w:val="20"/>
+        </w:rPr>
+        <w:t>}</w:t>
       </w:r>
     </w:p>
     <w:p>
@@ -8242,7 +9940,7 @@
         </mc:Choice>
         <mc:Fallback>
           <w:pict>
-            <v:line w14:anchorId="30DE32C4" id="17 Conector recto" o:spid="_x0000_s1026" style="position:absolute;z-index:251676672;visibility:visible;mso-wrap-style:square;mso-wrap-distance-left:9pt;mso-wrap-distance-top:0;mso-wrap-distance-right:9pt;mso-wrap-distance-bottom:0;mso-position-horizontal:absolute;mso-position-horizontal-relative:text;mso-position-vertical:absolute;mso-position-vertical-relative:text" from="-42.9pt,-6.6pt" to="551.1pt,-6.6pt" o:gfxdata="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" strokecolor="black [3213]" strokeweight="1.75pt"/>
+            <v:line w14:anchorId="22A4CC97" id="17 Conector recto" o:spid="_x0000_s1026" style="position:absolute;z-index:251676672;visibility:visible;mso-wrap-style:square;mso-wrap-distance-left:9pt;mso-wrap-distance-top:0;mso-wrap-distance-right:9pt;mso-wrap-distance-bottom:0;mso-position-horizontal:absolute;mso-position-horizontal-relative:text;mso-position-vertical:absolute;mso-position-vertical-relative:text" from="-42.9pt,-6.6pt" to="551.1pt,-6.6pt" o:gfxdata="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" strokecolor="black [3213]" strokeweight="1.75pt"/>
           </w:pict>
         </mc:Fallback>
       </mc:AlternateContent>
@@ -13819,6 +15517,7 @@
   <w:style w:type="character" w:default="1" w:styleId="Fuentedeprrafopredeter">
     <w:name w:val="Default Paragraph Font"/>
     <w:uiPriority w:val="1"/>
+    <w:semiHidden/>
     <w:unhideWhenUsed/>
   </w:style>
   <w:style w:type="table" w:default="1" w:styleId="Tablanormal">

--- a/CrediAgil/Templates/CONTRATO - PRENDA AUTO - PERSONA.docx
+++ b/CrediAgil/Templates/CONTRATO - PRENDA AUTO - PERSONA.docx
@@ -39,7 +39,6 @@
         </w:rPr>
         <w:br/>
       </w:r>
-      <w:proofErr w:type="spellStart"/>
       <w:r>
         <w:rPr>
           <w:rFonts w:cstheme="minorHAnsi"/>
@@ -50,7 +49,6 @@
         </w:rPr>
         <w:t>Nº</w:t>
       </w:r>
-      <w:proofErr w:type="spellEnd"/>
       <w:r>
         <w:rPr>
           <w:rFonts w:cstheme="minorHAnsi"/>
@@ -219,51 +217,7 @@
           <w:szCs w:val="16"/>
           <w:lang w:val="es-MX"/>
         </w:rPr>
-        <w:t xml:space="preserve">, con R.U.C. </w:t>
-      </w:r>
-      <w:proofErr w:type="spellStart"/>
-      <w:r>
-        <w:rPr>
-          <w:rFonts w:cstheme="minorHAnsi"/>
-          <w:color w:val="000000"/>
-          <w:sz w:val="16"/>
-          <w:szCs w:val="16"/>
-          <w:lang w:val="es-MX"/>
-        </w:rPr>
-        <w:t>N°</w:t>
-      </w:r>
-      <w:proofErr w:type="spellEnd"/>
-      <w:r>
-        <w:rPr>
-          <w:rFonts w:cstheme="minorHAnsi"/>
-          <w:color w:val="000000"/>
-          <w:sz w:val="16"/>
-          <w:szCs w:val="16"/>
-          <w:lang w:val="es-MX"/>
-        </w:rPr>
-        <w:t xml:space="preserve"> 20601767920 con domicilio en la JR. LAS ALEÑAS NRO. 200 URB. SAN IGNACIO LIMA - LIMA - SAN JUAN DE LURIGANCHO, debidamente representada por sus funcionarios autorizados según Poderes inscritos en la Partida </w:t>
-      </w:r>
-      <w:proofErr w:type="spellStart"/>
-      <w:r>
-        <w:rPr>
-          <w:rFonts w:cstheme="minorHAnsi"/>
-          <w:color w:val="000000"/>
-          <w:sz w:val="16"/>
-          <w:szCs w:val="16"/>
-          <w:lang w:val="es-MX"/>
-        </w:rPr>
-        <w:t>N°</w:t>
-      </w:r>
-      <w:proofErr w:type="spellEnd"/>
-      <w:r>
-        <w:rPr>
-          <w:rFonts w:cstheme="minorHAnsi"/>
-          <w:color w:val="000000"/>
-          <w:sz w:val="16"/>
-          <w:szCs w:val="16"/>
-          <w:lang w:val="es-MX"/>
-        </w:rPr>
-        <w:t xml:space="preserve"> 13782080 del Registro de Personas Jurídicas de Lima, denominada en adelante </w:t>
+        <w:t xml:space="preserve">, con R.U.C. N° 20601767920 con domicilio en la JR. LAS ALEÑAS NRO. 200 URB. SAN IGNACIO LIMA - LIMA - SAN JUAN DE LURIGANCHO, debidamente representada por sus funcionarios autorizados según Poderes inscritos en la Partida N° 13782080 del Registro de Personas Jurídicas de Lima, denominada en adelante </w:t>
       </w:r>
       <w:r>
         <w:rPr>
@@ -352,25 +306,1506 @@
           <w:sz w:val="16"/>
           <w:szCs w:val="16"/>
         </w:rPr>
+        <w:t xml:space="preserve"> identificado con DNI N° </w:t>
+      </w:r>
+      <w:r>
+        <w:rPr>
+          <w:rFonts w:cstheme="minorHAnsi"/>
+          <w:b/>
+          <w:bCs/>
+          <w:color w:val="000000"/>
+          <w:sz w:val="16"/>
+          <w:szCs w:val="16"/>
+        </w:rPr>
+        <w:t>${DNI_CLIENTE}</w:t>
+      </w:r>
+      <w:r>
+        <w:rPr>
+          <w:rFonts w:cstheme="minorHAnsi"/>
+          <w:color w:val="000000"/>
+          <w:sz w:val="16"/>
+          <w:szCs w:val="16"/>
+        </w:rPr>
+        <w:t xml:space="preserve">, con domicilio en </w:t>
+      </w:r>
+      <w:r>
+        <w:rPr>
+          <w:rFonts w:cstheme="minorHAnsi"/>
+          <w:b/>
+          <w:bCs/>
+          <w:color w:val="000000"/>
+          <w:sz w:val="16"/>
+          <w:szCs w:val="16"/>
+        </w:rPr>
+        <w:t>${DIRECCION_CLIENTE}</w:t>
+      </w:r>
+      <w:r>
+        <w:rPr>
+          <w:rFonts w:cstheme="minorHAnsi"/>
+          <w:color w:val="000000"/>
+          <w:sz w:val="16"/>
+          <w:szCs w:val="16"/>
+        </w:rPr>
+        <w:t xml:space="preserve">, distrito de </w:t>
+      </w:r>
+      <w:r>
+        <w:rPr>
+          <w:rFonts w:cstheme="minorHAnsi"/>
+          <w:b/>
+          <w:bCs/>
+          <w:color w:val="000000"/>
+          <w:sz w:val="16"/>
+          <w:szCs w:val="16"/>
+        </w:rPr>
+        <w:t>${DISTRITO_CLIENTE}</w:t>
+      </w:r>
+      <w:r>
+        <w:rPr>
+          <w:rFonts w:cstheme="minorHAnsi"/>
+          <w:color w:val="000000"/>
+          <w:sz w:val="16"/>
+          <w:szCs w:val="16"/>
+        </w:rPr>
+        <w:t xml:space="preserve">, provincia de </w:t>
+      </w:r>
+      <w:r>
+        <w:rPr>
+          <w:rFonts w:cstheme="minorHAnsi"/>
+          <w:b/>
+          <w:bCs/>
+          <w:color w:val="000000"/>
+          <w:sz w:val="16"/>
+          <w:szCs w:val="16"/>
+        </w:rPr>
+        <w:t>${PROVINCIA_CLIENTE}</w:t>
+      </w:r>
+      <w:r>
+        <w:rPr>
+          <w:rFonts w:cstheme="minorHAnsi"/>
+          <w:color w:val="000000"/>
+          <w:sz w:val="16"/>
+          <w:szCs w:val="16"/>
+        </w:rPr>
+        <w:t xml:space="preserve"> y departamento de </w:t>
+      </w:r>
+      <w:r>
+        <w:rPr>
+          <w:rFonts w:cstheme="minorHAnsi"/>
+          <w:b/>
+          <w:bCs/>
+          <w:color w:val="000000"/>
+          <w:sz w:val="16"/>
+          <w:szCs w:val="16"/>
+        </w:rPr>
+        <w:t>${DEPARTAMENTO_CLIENTE}</w:t>
+      </w:r>
+      <w:r>
+        <w:rPr>
+          <w:rFonts w:cstheme="minorHAnsi"/>
+          <w:color w:val="000000"/>
+          <w:sz w:val="16"/>
+          <w:szCs w:val="16"/>
+        </w:rPr>
+        <w:t xml:space="preserve">; y/o su cónyuge el señor(a) </w:t>
+      </w:r>
+      <w:r>
+        <w:rPr>
+          <w:rFonts w:cstheme="minorHAnsi"/>
+          <w:b/>
+          <w:bCs/>
+          <w:color w:val="000000"/>
+          <w:sz w:val="16"/>
+          <w:szCs w:val="16"/>
+        </w:rPr>
+        <w:t>${NOMBRE_CONYUGE}</w:t>
+      </w:r>
+      <w:r>
+        <w:rPr>
+          <w:rFonts w:cstheme="minorHAnsi"/>
+          <w:color w:val="000000"/>
+          <w:sz w:val="16"/>
+          <w:szCs w:val="16"/>
+        </w:rPr>
+        <w:t xml:space="preserve"> con DNI Nº </w:t>
+      </w:r>
+      <w:r>
+        <w:rPr>
+          <w:rFonts w:cstheme="minorHAnsi"/>
+          <w:b/>
+          <w:bCs/>
+          <w:color w:val="000000"/>
+          <w:sz w:val="16"/>
+          <w:szCs w:val="16"/>
+        </w:rPr>
+        <w:t>${DNI_CONYUGE}</w:t>
+      </w:r>
+      <w:r>
+        <w:rPr>
+          <w:rFonts w:cstheme="minorHAnsi"/>
+          <w:color w:val="000000"/>
+          <w:sz w:val="16"/>
+          <w:szCs w:val="16"/>
+        </w:rPr>
+        <w:t xml:space="preserve">, con domicilio en </w:t>
+      </w:r>
+      <w:r>
+        <w:rPr>
+          <w:rFonts w:cstheme="minorHAnsi"/>
+          <w:b/>
+          <w:bCs/>
+          <w:color w:val="000000"/>
+          <w:sz w:val="16"/>
+          <w:szCs w:val="16"/>
+        </w:rPr>
+        <w:t>${DIRECCION_CONYUGE}</w:t>
+      </w:r>
+      <w:r>
+        <w:rPr>
+          <w:rFonts w:cstheme="minorHAnsi"/>
+          <w:color w:val="000000"/>
+          <w:sz w:val="16"/>
+          <w:szCs w:val="16"/>
+        </w:rPr>
+        <w:t xml:space="preserve">, distrito de </w:t>
+      </w:r>
+      <w:r>
+        <w:rPr>
+          <w:rFonts w:cstheme="minorHAnsi"/>
+          <w:b/>
+          <w:bCs/>
+          <w:color w:val="000000"/>
+          <w:sz w:val="16"/>
+          <w:szCs w:val="16"/>
+        </w:rPr>
+        <w:t>${DISTRITO_CONYUGE}</w:t>
+      </w:r>
+      <w:r>
+        <w:rPr>
+          <w:rFonts w:cstheme="minorHAnsi"/>
+          <w:color w:val="000000"/>
+          <w:sz w:val="16"/>
+          <w:szCs w:val="16"/>
+        </w:rPr>
+        <w:t xml:space="preserve">, provincia de </w:t>
+      </w:r>
+      <w:r>
+        <w:rPr>
+          <w:rFonts w:cstheme="minorHAnsi"/>
+          <w:b/>
+          <w:bCs/>
+          <w:color w:val="000000"/>
+          <w:sz w:val="16"/>
+          <w:szCs w:val="16"/>
+        </w:rPr>
+        <w:t>${PROVINCIA_CONYUGE}</w:t>
+      </w:r>
+      <w:r>
+        <w:rPr>
+          <w:rFonts w:cstheme="minorHAnsi"/>
+          <w:color w:val="000000"/>
+          <w:sz w:val="16"/>
+          <w:szCs w:val="16"/>
+        </w:rPr>
+        <w:t xml:space="preserve"> y departamento de </w:t>
+      </w:r>
+      <w:r>
+        <w:rPr>
+          <w:rFonts w:cstheme="minorHAnsi"/>
+          <w:b/>
+          <w:bCs/>
+          <w:color w:val="000000"/>
+          <w:sz w:val="16"/>
+          <w:szCs w:val="16"/>
+        </w:rPr>
+        <w:t>${DEPARTAMENTO_CONYUGE}</w:t>
+      </w:r>
+      <w:r>
+        <w:rPr>
+          <w:rFonts w:cstheme="minorHAnsi"/>
+          <w:color w:val="000000"/>
+          <w:sz w:val="16"/>
+          <w:szCs w:val="16"/>
+        </w:rPr>
+        <w:t>.</w:t>
+      </w:r>
+    </w:p>
+    <w:p>
+      <w:pPr>
+        <w:spacing w:before="10" w:after="10" w:line="240" w:lineRule="auto"/>
+        <w:ind w:right="-1085"/>
+        <w:jc w:val="both"/>
+        <w:rPr>
+          <w:rFonts w:cstheme="minorHAnsi"/>
+          <w:color w:val="000000"/>
+          <w:sz w:val="16"/>
+          <w:szCs w:val="16"/>
+          <w:lang w:val="es-MX"/>
+        </w:rPr>
+      </w:pPr>
+      <w:r>
+        <w:rPr>
+          <w:rFonts w:cstheme="minorHAnsi"/>
+          <w:color w:val="000000"/>
+          <w:sz w:val="16"/>
+          <w:szCs w:val="16"/>
+          <w:lang w:val="es-MX"/>
+        </w:rPr>
+        <w:t>Ambas partes convienen en los términos y condiciones siguientes:</w:t>
+      </w:r>
+    </w:p>
+    <w:p>
+      <w:pPr>
+        <w:spacing w:before="10" w:after="10" w:line="240" w:lineRule="auto"/>
+        <w:ind w:right="-1085"/>
+        <w:jc w:val="both"/>
+        <w:rPr>
+          <w:rFonts w:cstheme="minorHAnsi"/>
+          <w:color w:val="000000"/>
+          <w:sz w:val="16"/>
+          <w:szCs w:val="16"/>
+          <w:lang w:val="es-MX"/>
+        </w:rPr>
+      </w:pPr>
+    </w:p>
+    <w:p>
+      <w:pPr>
+        <w:spacing w:before="10" w:after="10" w:line="240" w:lineRule="auto"/>
+        <w:ind w:right="-1085"/>
+        <w:jc w:val="both"/>
+        <w:rPr>
+          <w:rFonts w:cstheme="minorHAnsi"/>
+          <w:b/>
+          <w:bCs/>
+          <w:color w:val="000000"/>
+          <w:sz w:val="16"/>
+          <w:szCs w:val="16"/>
+          <w:u w:val="single"/>
+        </w:rPr>
+      </w:pPr>
+      <w:r>
+        <w:rPr>
+          <w:rFonts w:cstheme="minorHAnsi"/>
+          <w:b/>
+          <w:bCs/>
+          <w:color w:val="000000"/>
+          <w:sz w:val="16"/>
+          <w:szCs w:val="16"/>
+          <w:u w:val="single"/>
+        </w:rPr>
+        <w:t>1.- OBJETO</w:t>
+      </w:r>
+    </w:p>
+    <w:p>
+      <w:pPr>
+        <w:spacing w:before="10" w:after="10" w:line="240" w:lineRule="auto"/>
+        <w:ind w:right="-1085"/>
+        <w:jc w:val="both"/>
+        <w:rPr>
+          <w:rFonts w:cstheme="minorHAnsi"/>
+          <w:color w:val="000000"/>
+          <w:sz w:val="16"/>
+          <w:szCs w:val="16"/>
+        </w:rPr>
+      </w:pPr>
+      <w:r>
+        <w:rPr>
+          <w:rFonts w:cstheme="minorHAnsi"/>
+          <w:b/>
+          <w:bCs/>
+          <w:color w:val="000000"/>
+          <w:sz w:val="16"/>
+          <w:szCs w:val="16"/>
+        </w:rPr>
+        <w:t>CREDIÁGIL</w:t>
+      </w:r>
+      <w:r>
+        <w:rPr>
+          <w:rFonts w:cstheme="minorHAnsi"/>
+          <w:color w:val="000000"/>
+          <w:sz w:val="16"/>
+          <w:szCs w:val="16"/>
+        </w:rPr>
+        <w:t xml:space="preserve"> otorga a </w:t>
+      </w:r>
+      <w:r>
+        <w:rPr>
+          <w:rFonts w:cstheme="minorHAnsi"/>
+          <w:b/>
+          <w:bCs/>
+          <w:color w:val="000000"/>
+          <w:sz w:val="16"/>
+          <w:szCs w:val="16"/>
+        </w:rPr>
+        <w:t>EL CLIENTE</w:t>
+      </w:r>
+      <w:r>
+        <w:rPr>
+          <w:rFonts w:cstheme="minorHAnsi"/>
+          <w:color w:val="000000"/>
+          <w:sz w:val="16"/>
+          <w:szCs w:val="16"/>
+        </w:rPr>
+        <w:t xml:space="preserve"> en calidad de Préstamo la suma de S/ </w:t>
+      </w:r>
+      <w:r>
+        <w:rPr>
+          <w:rFonts w:cstheme="minorHAnsi"/>
+          <w:b/>
+          <w:bCs/>
+          <w:color w:val="000000"/>
+          <w:sz w:val="16"/>
+          <w:szCs w:val="16"/>
+        </w:rPr>
+        <w:t>${</w:t>
+      </w:r>
+      <w:r>
+        <w:rPr>
+          <w:rFonts w:cstheme="minorHAnsi"/>
+          <w:b/>
+          <w:bCs/>
+          <w:color w:val="000000"/>
+          <w:sz w:val="16"/>
+          <w:szCs w:val="16"/>
+        </w:rPr>
+        <w:t>MONTO_PRESTAMO</w:t>
+      </w:r>
+      <w:r>
+        <w:rPr>
+          <w:rFonts w:cstheme="minorHAnsi"/>
+          <w:b/>
+          <w:bCs/>
+          <w:color w:val="000000"/>
+          <w:sz w:val="16"/>
+          <w:szCs w:val="16"/>
+        </w:rPr>
+        <w:t>}</w:t>
+      </w:r>
+      <w:r>
+        <w:rPr>
+          <w:rFonts w:cstheme="minorHAnsi"/>
+          <w:color w:val="000000"/>
+          <w:sz w:val="16"/>
+          <w:szCs w:val="16"/>
+        </w:rPr>
+        <w:t xml:space="preserve"> (</w:t>
+      </w:r>
+      <w:r>
+        <w:rPr>
+          <w:rFonts w:cstheme="minorHAnsi"/>
+          <w:b/>
+          <w:bCs/>
+          <w:color w:val="000000"/>
+          <w:sz w:val="16"/>
+          <w:szCs w:val="16"/>
+        </w:rPr>
+        <w:t>${</w:t>
+      </w:r>
+      <w:r>
+        <w:rPr>
+          <w:rFonts w:cstheme="minorHAnsi"/>
+          <w:b/>
+          <w:bCs/>
+          <w:color w:val="000000"/>
+          <w:sz w:val="16"/>
+          <w:szCs w:val="16"/>
+        </w:rPr>
+        <w:t>LETRAS_PRESTAMO</w:t>
+      </w:r>
+      <w:r>
+        <w:rPr>
+          <w:rFonts w:cstheme="minorHAnsi"/>
+          <w:b/>
+          <w:bCs/>
+          <w:color w:val="000000"/>
+          <w:sz w:val="16"/>
+          <w:szCs w:val="16"/>
+        </w:rPr>
+        <w:t>}</w:t>
+      </w:r>
+      <w:r>
+        <w:rPr>
+          <w:rFonts w:cstheme="minorHAnsi"/>
+          <w:color w:val="000000"/>
+          <w:sz w:val="16"/>
+          <w:szCs w:val="16"/>
+        </w:rPr>
+        <w:t xml:space="preserve"> Y 00/100 SOLES) el mismo que generará los intereses compensatorios, y en caso de incumplimiento las penalidades, así como las comisiones, impuestos y los gastos detallados en la hoja resumen (</w:t>
+      </w:r>
+      <w:r>
+        <w:rPr>
+          <w:rFonts w:cstheme="minorHAnsi"/>
+          <w:b/>
+          <w:bCs/>
+          <w:color w:val="000000"/>
+          <w:sz w:val="16"/>
+          <w:szCs w:val="16"/>
+        </w:rPr>
+        <w:t>ANEXO 02</w:t>
+      </w:r>
+      <w:r>
+        <w:rPr>
+          <w:rFonts w:cstheme="minorHAnsi"/>
+          <w:color w:val="000000"/>
+          <w:sz w:val="16"/>
+          <w:szCs w:val="16"/>
+        </w:rPr>
+        <w:t>), la misma que cuenta con todos los supuestos descritos en el artículo 18 del Reglamento de Transparencia de la Información y Contratación con Usuarios del Sistema Financiero.</w:t>
+      </w:r>
+    </w:p>
+    <w:p>
+      <w:pPr>
+        <w:spacing w:before="10" w:after="10" w:line="240" w:lineRule="auto"/>
+        <w:ind w:right="-1085"/>
+        <w:jc w:val="both"/>
+        <w:rPr>
+          <w:rFonts w:cstheme="minorHAnsi"/>
+          <w:color w:val="000000"/>
+          <w:sz w:val="16"/>
+          <w:szCs w:val="16"/>
+          <w:lang w:val="es-MX"/>
+        </w:rPr>
+      </w:pPr>
+    </w:p>
+    <w:p>
+      <w:pPr>
+        <w:spacing w:before="10" w:after="10" w:line="240" w:lineRule="auto"/>
+        <w:ind w:right="-1085"/>
+        <w:jc w:val="both"/>
+        <w:rPr>
+          <w:rFonts w:cstheme="minorHAnsi"/>
+          <w:b/>
+          <w:bCs/>
+          <w:color w:val="000000"/>
+          <w:sz w:val="16"/>
+          <w:szCs w:val="16"/>
+          <w:u w:val="single"/>
+          <w:lang w:val="es-MX"/>
+        </w:rPr>
+      </w:pPr>
+      <w:r>
+        <w:rPr>
+          <w:rFonts w:cstheme="minorHAnsi"/>
+          <w:b/>
+          <w:bCs/>
+          <w:color w:val="000000"/>
+          <w:sz w:val="16"/>
+          <w:szCs w:val="16"/>
+          <w:u w:val="single"/>
+          <w:lang w:val="es-MX"/>
+        </w:rPr>
+        <w:t>2.- PLAZO Y PAGO DEL PRÉSTAMO</w:t>
+      </w:r>
+    </w:p>
+    <w:p>
+      <w:pPr>
+        <w:spacing w:before="10" w:after="10" w:line="240" w:lineRule="auto"/>
+        <w:ind w:right="-1085"/>
+        <w:jc w:val="both"/>
+        <w:rPr>
+          <w:rFonts w:cstheme="minorHAnsi"/>
+          <w:color w:val="000000"/>
+          <w:sz w:val="16"/>
+          <w:szCs w:val="16"/>
+          <w:lang w:val="es-MX"/>
+        </w:rPr>
+      </w:pPr>
+      <w:r>
+        <w:rPr>
+          <w:rFonts w:cstheme="minorHAnsi"/>
+          <w:color w:val="000000"/>
+          <w:sz w:val="16"/>
+          <w:szCs w:val="16"/>
+          <w:lang w:val="es-MX"/>
+        </w:rPr>
+        <w:t xml:space="preserve">El plazo que otorga </w:t>
+      </w:r>
+      <w:r>
+        <w:rPr>
+          <w:rFonts w:cstheme="minorHAnsi"/>
+          <w:b/>
+          <w:bCs/>
+          <w:color w:val="000000"/>
+          <w:sz w:val="16"/>
+          <w:szCs w:val="16"/>
+          <w:lang w:val="es-MX"/>
+        </w:rPr>
+        <w:t>CREDIÁGIL</w:t>
+      </w:r>
+      <w:r>
+        <w:rPr>
+          <w:rFonts w:cstheme="minorHAnsi"/>
+          <w:color w:val="000000"/>
+          <w:sz w:val="16"/>
+          <w:szCs w:val="16"/>
+          <w:lang w:val="es-MX"/>
+        </w:rPr>
+        <w:t xml:space="preserve"> a </w:t>
+      </w:r>
+      <w:r>
+        <w:rPr>
+          <w:rFonts w:cstheme="minorHAnsi"/>
+          <w:b/>
+          <w:bCs/>
+          <w:color w:val="000000"/>
+          <w:sz w:val="16"/>
+          <w:szCs w:val="16"/>
+          <w:lang w:val="es-MX"/>
+        </w:rPr>
+        <w:t>EL CLIENTE</w:t>
+      </w:r>
+      <w:r>
+        <w:rPr>
+          <w:rFonts w:cstheme="minorHAnsi"/>
+          <w:color w:val="000000"/>
+          <w:sz w:val="16"/>
+          <w:szCs w:val="16"/>
+          <w:lang w:val="es-MX"/>
+        </w:rPr>
+        <w:t xml:space="preserve"> para el pago de su préstamo es de </w:t>
+      </w:r>
+      <w:r>
+        <w:rPr>
+          <w:rFonts w:cstheme="minorHAnsi"/>
+          <w:b/>
+          <w:bCs/>
+          <w:color w:val="000000"/>
+          <w:sz w:val="16"/>
+          <w:szCs w:val="16"/>
+        </w:rPr>
+        <w:t>${</w:t>
+      </w:r>
+      <w:r>
+        <w:rPr>
+          <w:rFonts w:cstheme="minorHAnsi"/>
+          <w:b/>
+          <w:bCs/>
+          <w:color w:val="000000"/>
+          <w:sz w:val="16"/>
+          <w:szCs w:val="16"/>
+        </w:rPr>
+        <w:t>PLAZO_DIAS</w:t>
+      </w:r>
+      <w:r>
+        <w:rPr>
+          <w:rFonts w:cstheme="minorHAnsi"/>
+          <w:b/>
+          <w:bCs/>
+          <w:color w:val="000000"/>
+          <w:sz w:val="16"/>
+          <w:szCs w:val="16"/>
+        </w:rPr>
+        <w:t>}</w:t>
+      </w:r>
+      <w:r>
+        <w:rPr>
+          <w:rFonts w:cstheme="minorHAnsi"/>
+          <w:b/>
+          <w:bCs/>
+          <w:color w:val="000000"/>
+          <w:sz w:val="16"/>
+          <w:szCs w:val="16"/>
+          <w:lang w:val="es-MX"/>
+        </w:rPr>
+        <w:t xml:space="preserve"> días calendario</w:t>
+      </w:r>
+      <w:r>
+        <w:rPr>
+          <w:rFonts w:cstheme="minorHAnsi"/>
+          <w:color w:val="000000"/>
+          <w:sz w:val="16"/>
+          <w:szCs w:val="16"/>
+          <w:lang w:val="es-MX"/>
+        </w:rPr>
+        <w:t xml:space="preserve">, a cuyo vencimiento </w:t>
+      </w:r>
+      <w:r>
+        <w:rPr>
+          <w:rFonts w:cstheme="minorHAnsi"/>
+          <w:b/>
+          <w:bCs/>
+          <w:color w:val="000000"/>
+          <w:sz w:val="16"/>
+          <w:szCs w:val="16"/>
+          <w:lang w:val="es-MX"/>
+        </w:rPr>
+        <w:t>EL CLIENTE</w:t>
+      </w:r>
+      <w:r>
+        <w:rPr>
+          <w:rFonts w:cstheme="minorHAnsi"/>
+          <w:color w:val="000000"/>
+          <w:sz w:val="16"/>
+          <w:szCs w:val="16"/>
+          <w:lang w:val="es-MX"/>
+        </w:rPr>
+        <w:t xml:space="preserve"> podrá optar por alguna de las siguientes alternativas:</w:t>
+      </w:r>
+    </w:p>
+    <w:p>
+      <w:pPr>
+        <w:spacing w:before="10" w:after="10" w:line="240" w:lineRule="auto"/>
+        <w:ind w:right="-1085"/>
+        <w:jc w:val="both"/>
+        <w:rPr>
+          <w:rFonts w:cstheme="minorHAnsi"/>
+          <w:b/>
+          <w:bCs/>
+          <w:color w:val="000000"/>
+          <w:sz w:val="16"/>
+          <w:szCs w:val="16"/>
+          <w:lang w:val="es-MX"/>
+        </w:rPr>
+      </w:pPr>
+    </w:p>
+    <w:p>
+      <w:pPr>
+        <w:spacing w:before="10" w:after="10" w:line="240" w:lineRule="auto"/>
+        <w:ind w:right="-1085"/>
+        <w:jc w:val="both"/>
+        <w:rPr>
+          <w:rFonts w:cstheme="minorHAnsi"/>
+          <w:color w:val="000000"/>
+          <w:sz w:val="16"/>
+          <w:szCs w:val="16"/>
+          <w:lang w:val="es-MX"/>
+        </w:rPr>
+      </w:pPr>
+      <w:r>
+        <w:rPr>
+          <w:rFonts w:cstheme="minorHAnsi"/>
+          <w:b/>
+          <w:bCs/>
+          <w:color w:val="000000"/>
+          <w:sz w:val="16"/>
+          <w:szCs w:val="16"/>
+          <w:lang w:val="es-MX"/>
+        </w:rPr>
+        <w:t>a.</w:t>
+      </w:r>
+      <w:r>
+        <w:rPr>
+          <w:rFonts w:cstheme="minorHAnsi"/>
+          <w:color w:val="000000"/>
+          <w:sz w:val="16"/>
+          <w:szCs w:val="16"/>
+          <w:lang w:val="es-MX"/>
+        </w:rPr>
+        <w:t xml:space="preserve"> Pago total del capital del préstamo, así como el interés compensatorio fijo, penalidades, comisiones, gastos e impuestos.</w:t>
+      </w:r>
+    </w:p>
+    <w:p>
+      <w:pPr>
+        <w:spacing w:before="10" w:after="10" w:line="240" w:lineRule="auto"/>
+        <w:ind w:right="-1085"/>
+        <w:jc w:val="both"/>
+        <w:rPr>
+          <w:rFonts w:cstheme="minorHAnsi"/>
+          <w:b/>
+          <w:bCs/>
+          <w:color w:val="000000"/>
+          <w:sz w:val="16"/>
+          <w:szCs w:val="16"/>
+          <w:lang w:val="es-MX"/>
+        </w:rPr>
+      </w:pPr>
+    </w:p>
+    <w:p>
+      <w:pPr>
+        <w:spacing w:before="10" w:after="10" w:line="240" w:lineRule="auto"/>
+        <w:ind w:right="-1085"/>
+        <w:jc w:val="both"/>
+        <w:rPr>
+          <w:rFonts w:cstheme="minorHAnsi"/>
+          <w:color w:val="000000"/>
+          <w:sz w:val="16"/>
+          <w:szCs w:val="16"/>
+          <w:lang w:val="es-MX"/>
+        </w:rPr>
+      </w:pPr>
+      <w:r>
+        <w:rPr>
+          <w:rFonts w:cstheme="minorHAnsi"/>
+          <w:b/>
+          <w:bCs/>
+          <w:color w:val="000000"/>
+          <w:sz w:val="16"/>
+          <w:szCs w:val="16"/>
+          <w:lang w:val="es-MX"/>
+        </w:rPr>
+        <w:t>b.</w:t>
+      </w:r>
+      <w:r>
+        <w:rPr>
+          <w:rFonts w:cstheme="minorHAnsi"/>
+          <w:color w:val="000000"/>
+          <w:sz w:val="16"/>
+          <w:szCs w:val="16"/>
+          <w:lang w:val="es-MX"/>
+        </w:rPr>
+        <w:t xml:space="preserve"> Pago parcial del capital del préstamo y el total del interés compensatorio fijo, penalidades, comisiones, gastos e impuestos.</w:t>
+      </w:r>
+    </w:p>
+    <w:p>
+      <w:pPr>
+        <w:spacing w:before="10" w:after="10" w:line="240" w:lineRule="auto"/>
+        <w:ind w:right="-1085"/>
+        <w:jc w:val="both"/>
+        <w:rPr>
+          <w:rFonts w:cstheme="minorHAnsi"/>
+          <w:b/>
+          <w:bCs/>
+          <w:color w:val="000000"/>
+          <w:sz w:val="16"/>
+          <w:szCs w:val="16"/>
+          <w:lang w:val="es-MX"/>
+        </w:rPr>
+      </w:pPr>
+    </w:p>
+    <w:p>
+      <w:pPr>
+        <w:spacing w:before="10" w:after="10" w:line="240" w:lineRule="auto"/>
+        <w:ind w:right="-1085"/>
+        <w:jc w:val="both"/>
+        <w:rPr>
+          <w:rFonts w:cstheme="minorHAnsi"/>
+          <w:color w:val="000000"/>
+          <w:sz w:val="16"/>
+          <w:szCs w:val="16"/>
+          <w:lang w:val="es-MX"/>
+        </w:rPr>
+      </w:pPr>
+      <w:r>
+        <w:rPr>
+          <w:rFonts w:cstheme="minorHAnsi"/>
+          <w:b/>
+          <w:bCs/>
+          <w:color w:val="000000"/>
+          <w:sz w:val="16"/>
+          <w:szCs w:val="16"/>
+          <w:lang w:val="es-MX"/>
+        </w:rPr>
+        <w:t>c.</w:t>
+      </w:r>
+      <w:r>
+        <w:rPr>
+          <w:rFonts w:cstheme="minorHAnsi"/>
+          <w:color w:val="000000"/>
+          <w:sz w:val="16"/>
+          <w:szCs w:val="16"/>
+          <w:lang w:val="es-MX"/>
+        </w:rPr>
+        <w:t xml:space="preserve"> Pago total del interés compensatorio fijo, penalidades, comisiones, gastos e impuestos.</w:t>
+      </w:r>
+    </w:p>
+    <w:p>
+      <w:pPr>
+        <w:spacing w:before="10" w:after="10" w:line="240" w:lineRule="auto"/>
+        <w:ind w:right="-1085"/>
+        <w:jc w:val="both"/>
+        <w:rPr>
+          <w:rFonts w:cstheme="minorHAnsi"/>
+          <w:color w:val="000000"/>
+          <w:sz w:val="16"/>
+          <w:szCs w:val="16"/>
+          <w:lang w:val="es-MX"/>
+        </w:rPr>
+      </w:pPr>
+    </w:p>
+    <w:p>
+      <w:pPr>
+        <w:spacing w:before="10" w:after="10" w:line="240" w:lineRule="auto"/>
+        <w:ind w:right="-1085"/>
+        <w:jc w:val="both"/>
+        <w:rPr>
+          <w:rFonts w:cstheme="minorHAnsi"/>
+          <w:b/>
+          <w:bCs/>
+          <w:color w:val="000000"/>
+          <w:sz w:val="16"/>
+          <w:szCs w:val="16"/>
+        </w:rPr>
+      </w:pPr>
+      <w:r>
+        <w:rPr>
+          <w:rFonts w:cstheme="minorHAnsi"/>
+          <w:color w:val="000000"/>
+          <w:sz w:val="16"/>
+          <w:szCs w:val="16"/>
+        </w:rPr>
+        <w:t xml:space="preserve">Los pagos antes señalados serán en efectivo y únicamente en las agencias de </w:t>
+      </w:r>
+      <w:r>
+        <w:rPr>
+          <w:rFonts w:cstheme="minorHAnsi"/>
+          <w:b/>
+          <w:bCs/>
+          <w:color w:val="000000"/>
+          <w:sz w:val="16"/>
+          <w:szCs w:val="16"/>
+        </w:rPr>
+        <w:t>CREDIÁGIL</w:t>
+      </w:r>
+      <w:r>
+        <w:rPr>
+          <w:rFonts w:cstheme="minorHAnsi"/>
+          <w:color w:val="000000"/>
+          <w:sz w:val="16"/>
+          <w:szCs w:val="16"/>
+        </w:rPr>
+        <w:t xml:space="preserve">. </w:t>
+      </w:r>
+    </w:p>
+    <w:p>
+      <w:pPr>
+        <w:spacing w:before="10" w:after="10" w:line="240" w:lineRule="auto"/>
+        <w:ind w:right="-1085"/>
+        <w:jc w:val="both"/>
+        <w:rPr>
+          <w:rFonts w:cstheme="minorHAnsi"/>
+          <w:color w:val="000000"/>
+          <w:sz w:val="16"/>
+          <w:szCs w:val="16"/>
+        </w:rPr>
+      </w:pPr>
+      <w:r>
+        <w:rPr>
+          <w:rFonts w:cstheme="minorHAnsi"/>
+          <w:color w:val="000000"/>
+          <w:sz w:val="16"/>
+          <w:szCs w:val="16"/>
+        </w:rPr>
+        <w:t xml:space="preserve">De optarse por las alternativas b o c, las partes fijarán un nuevo plazo de vencimiento </w:t>
+      </w:r>
+      <w:r>
+        <w:rPr>
+          <w:rFonts w:cstheme="minorHAnsi"/>
+          <w:color w:val="000000"/>
+          <w:sz w:val="16"/>
+          <w:szCs w:val="16"/>
+        </w:rPr>
+        <w:t>y</w:t>
+      </w:r>
+      <w:r>
+        <w:rPr>
+          <w:rFonts w:cstheme="minorHAnsi"/>
+          <w:color w:val="000000"/>
+          <w:sz w:val="16"/>
+          <w:szCs w:val="16"/>
+        </w:rPr>
+        <w:t xml:space="preserve"> </w:t>
+      </w:r>
+      <w:r>
+        <w:rPr>
+          <w:rFonts w:cstheme="minorHAnsi"/>
+          <w:b/>
+          <w:bCs/>
+          <w:color w:val="000000"/>
+          <w:sz w:val="16"/>
+          <w:szCs w:val="16"/>
+        </w:rPr>
+        <w:t>CREDIÁGIL</w:t>
+      </w:r>
+      <w:r>
+        <w:rPr>
+          <w:rFonts w:cstheme="minorHAnsi"/>
+          <w:color w:val="000000"/>
+          <w:sz w:val="16"/>
+          <w:szCs w:val="16"/>
+        </w:rPr>
+        <w:t xml:space="preserve"> determinará el saldo correspondiente del capital adeudado por </w:t>
+      </w:r>
+      <w:r>
+        <w:rPr>
+          <w:rFonts w:cstheme="minorHAnsi"/>
+          <w:b/>
+          <w:bCs/>
+          <w:color w:val="000000"/>
+          <w:sz w:val="16"/>
+          <w:szCs w:val="16"/>
+        </w:rPr>
+        <w:t>EL CLIENTE</w:t>
+      </w:r>
+      <w:r>
+        <w:rPr>
+          <w:rFonts w:cstheme="minorHAnsi"/>
+          <w:color w:val="000000"/>
+          <w:sz w:val="16"/>
+          <w:szCs w:val="16"/>
+        </w:rPr>
+        <w:t xml:space="preserve">, el cual generará un interés compensatorio fijo y en caso de incumplimiento las penalidades de ser el caso, así como las comisiones, impuestos y los gastos por los días transcurridos hasta el siguiente pago que realice </w:t>
+      </w:r>
+      <w:r>
+        <w:rPr>
+          <w:rFonts w:cstheme="minorHAnsi"/>
+          <w:b/>
+          <w:bCs/>
+          <w:color w:val="000000"/>
+          <w:sz w:val="16"/>
+          <w:szCs w:val="16"/>
+        </w:rPr>
+        <w:t>EL CLIENTE</w:t>
+      </w:r>
+      <w:r>
+        <w:rPr>
+          <w:rFonts w:cstheme="minorHAnsi"/>
+          <w:color w:val="000000"/>
+          <w:sz w:val="16"/>
+          <w:szCs w:val="16"/>
+        </w:rPr>
+        <w:t xml:space="preserve">. En ambos casos, se mantendrá vigente para todos sus efectos la Garantía Mobiliaria constituida, manteniendo </w:t>
+      </w:r>
+      <w:r>
+        <w:rPr>
+          <w:rFonts w:cstheme="minorHAnsi"/>
+          <w:b/>
+          <w:bCs/>
+          <w:color w:val="000000"/>
+          <w:sz w:val="16"/>
+          <w:szCs w:val="16"/>
+        </w:rPr>
+        <w:t>CREDIÁGIL</w:t>
+      </w:r>
+      <w:r>
+        <w:rPr>
+          <w:rFonts w:cstheme="minorHAnsi"/>
+          <w:color w:val="000000"/>
+          <w:sz w:val="16"/>
+          <w:szCs w:val="16"/>
+        </w:rPr>
+        <w:t xml:space="preserve"> en su poder los bienes otorgados en garantía por </w:t>
+      </w:r>
+      <w:r>
+        <w:rPr>
+          <w:rFonts w:cstheme="minorHAnsi"/>
+          <w:b/>
+          <w:bCs/>
+          <w:color w:val="000000"/>
+          <w:sz w:val="16"/>
+          <w:szCs w:val="16"/>
+        </w:rPr>
+        <w:t>EL CLIENTE</w:t>
+      </w:r>
+      <w:r>
+        <w:rPr>
+          <w:rFonts w:cstheme="minorHAnsi"/>
+          <w:color w:val="000000"/>
+          <w:sz w:val="16"/>
+          <w:szCs w:val="16"/>
+        </w:rPr>
+        <w:t>.</w:t>
+      </w:r>
+    </w:p>
+    <w:p>
+      <w:pPr>
+        <w:spacing w:before="10" w:after="10" w:line="240" w:lineRule="auto"/>
+        <w:ind w:right="-1085"/>
+        <w:jc w:val="both"/>
+        <w:rPr>
+          <w:rFonts w:cstheme="minorHAnsi"/>
+          <w:color w:val="000000"/>
+          <w:sz w:val="16"/>
+          <w:szCs w:val="16"/>
+        </w:rPr>
+      </w:pPr>
+    </w:p>
+    <w:p>
+      <w:pPr>
+        <w:spacing w:before="10" w:after="10" w:line="240" w:lineRule="auto"/>
+        <w:ind w:right="-1085"/>
+        <w:jc w:val="both"/>
+        <w:rPr>
+          <w:rFonts w:cstheme="minorHAnsi"/>
+          <w:color w:val="000000"/>
+          <w:sz w:val="16"/>
+          <w:szCs w:val="16"/>
+        </w:rPr>
+      </w:pPr>
+      <w:r>
+        <w:rPr>
+          <w:rFonts w:cstheme="minorHAnsi"/>
+          <w:color w:val="000000"/>
+          <w:sz w:val="16"/>
+          <w:szCs w:val="16"/>
+        </w:rPr>
+        <w:t xml:space="preserve">En el caso que </w:t>
+      </w:r>
+      <w:r>
+        <w:rPr>
+          <w:rFonts w:cstheme="minorHAnsi"/>
+          <w:b/>
+          <w:bCs/>
+          <w:color w:val="000000"/>
+          <w:sz w:val="16"/>
+          <w:szCs w:val="16"/>
+        </w:rPr>
+        <w:t>EL CLIENTE</w:t>
+      </w:r>
+      <w:r>
+        <w:rPr>
+          <w:rFonts w:cstheme="minorHAnsi"/>
+          <w:color w:val="000000"/>
+          <w:sz w:val="16"/>
+          <w:szCs w:val="16"/>
+        </w:rPr>
+        <w:t xml:space="preserve">, haya sido beneficiario de una promoción comercial otorgada por </w:t>
+      </w:r>
+      <w:r>
+        <w:rPr>
+          <w:rFonts w:cstheme="minorHAnsi"/>
+          <w:b/>
+          <w:bCs/>
+          <w:color w:val="000000"/>
+          <w:sz w:val="16"/>
+          <w:szCs w:val="16"/>
+        </w:rPr>
+        <w:t>CREDIÁGIL</w:t>
+      </w:r>
+      <w:r>
+        <w:rPr>
+          <w:rFonts w:cstheme="minorHAnsi"/>
+          <w:color w:val="000000"/>
+          <w:sz w:val="16"/>
+          <w:szCs w:val="16"/>
+        </w:rPr>
+        <w:t>, que conlleve variar el plazo de pago y/o las formas de pago indicadas en las alternativas a, b, o c, que se indican en la hoja resumen (</w:t>
+      </w:r>
+      <w:r>
+        <w:rPr>
+          <w:rFonts w:cstheme="minorHAnsi"/>
+          <w:color w:val="000000"/>
+          <w:sz w:val="16"/>
+          <w:szCs w:val="16"/>
+        </w:rPr>
+        <w:t>ANEXO</w:t>
+      </w:r>
+      <w:r>
+        <w:rPr>
+          <w:rFonts w:cstheme="minorHAnsi"/>
+          <w:color w:val="000000"/>
+          <w:sz w:val="16"/>
+          <w:szCs w:val="16"/>
+        </w:rPr>
+        <w:t xml:space="preserve"> 01), éste se obliga a cumplir las condiciones establecidas para la promoción a la que se acogió, caso contrario, perderá los beneficios de dicha promoción. </w:t>
+      </w:r>
+    </w:p>
+    <w:p>
+      <w:pPr>
+        <w:spacing w:before="10" w:after="10" w:line="240" w:lineRule="auto"/>
+        <w:ind w:right="-1085"/>
+        <w:jc w:val="both"/>
+        <w:rPr>
+          <w:rFonts w:cstheme="minorHAnsi"/>
+          <w:color w:val="000000"/>
+          <w:sz w:val="16"/>
+          <w:szCs w:val="16"/>
+        </w:rPr>
+      </w:pPr>
+    </w:p>
+    <w:p>
+      <w:pPr>
+        <w:spacing w:before="10" w:after="10" w:line="240" w:lineRule="auto"/>
+        <w:ind w:right="-1085"/>
+        <w:jc w:val="both"/>
+        <w:rPr>
+          <w:rFonts w:cstheme="minorHAnsi"/>
+          <w:color w:val="000000"/>
+          <w:sz w:val="16"/>
+          <w:szCs w:val="16"/>
+        </w:rPr>
+      </w:pPr>
+      <w:r>
+        <w:rPr>
+          <w:rFonts w:cstheme="minorHAnsi"/>
+          <w:b/>
+          <w:bCs/>
+          <w:color w:val="000000"/>
+          <w:sz w:val="16"/>
+          <w:szCs w:val="16"/>
+        </w:rPr>
+        <w:t>EL CLIENTE</w:t>
+      </w:r>
+      <w:r>
+        <w:rPr>
+          <w:rFonts w:cstheme="minorHAnsi"/>
+          <w:color w:val="000000"/>
+          <w:sz w:val="16"/>
+          <w:szCs w:val="16"/>
+        </w:rPr>
+        <w:t xml:space="preserve"> podrá efectuar pagos anticipados en forma total de su crédito, con la consecuente reducción de los intereses compensatorios, penalidades (de ser el caso), comisiones y gastos a la fecha de pago. </w:t>
+      </w:r>
+    </w:p>
+    <w:p>
+      <w:pPr>
+        <w:spacing w:before="10" w:after="10" w:line="240" w:lineRule="auto"/>
+        <w:ind w:right="-1085"/>
+        <w:jc w:val="both"/>
+        <w:rPr>
+          <w:rFonts w:cstheme="minorHAnsi"/>
+          <w:color w:val="000000"/>
+          <w:sz w:val="16"/>
+          <w:szCs w:val="16"/>
+          <w:lang w:val="es-MX"/>
+        </w:rPr>
+      </w:pPr>
+    </w:p>
+    <w:p>
+      <w:pPr>
+        <w:spacing w:before="10" w:after="10" w:line="240" w:lineRule="auto"/>
+        <w:ind w:right="-1085"/>
+        <w:jc w:val="both"/>
+        <w:rPr>
+          <w:rFonts w:cstheme="minorHAnsi"/>
+          <w:b/>
+          <w:bCs/>
+          <w:color w:val="000000"/>
+          <w:sz w:val="16"/>
+          <w:szCs w:val="16"/>
+          <w:u w:val="single"/>
+          <w:lang w:val="es-MX"/>
+        </w:rPr>
+      </w:pPr>
+      <w:r>
+        <w:rPr>
+          <w:rFonts w:cstheme="minorHAnsi"/>
+          <w:b/>
+          <w:bCs/>
+          <w:color w:val="000000"/>
+          <w:sz w:val="16"/>
+          <w:szCs w:val="16"/>
+          <w:u w:val="single"/>
+          <w:lang w:val="es-MX"/>
+        </w:rPr>
+        <w:t>3.</w:t>
+      </w:r>
+      <w:r>
+        <w:rPr>
+          <w:rFonts w:cstheme="minorHAnsi"/>
+          <w:b/>
+          <w:bCs/>
+          <w:color w:val="000000"/>
+          <w:sz w:val="16"/>
+          <w:szCs w:val="16"/>
+          <w:u w:val="single"/>
+          <w:lang w:val="es-MX"/>
+        </w:rPr>
+        <w:t>-</w:t>
+      </w:r>
+      <w:r>
+        <w:rPr>
+          <w:rFonts w:cstheme="minorHAnsi"/>
+          <w:b/>
+          <w:bCs/>
+          <w:color w:val="000000"/>
+          <w:sz w:val="16"/>
+          <w:szCs w:val="16"/>
+          <w:u w:val="single"/>
+          <w:lang w:val="es-MX"/>
+        </w:rPr>
+        <w:t xml:space="preserve"> GARANTÍA</w:t>
+      </w:r>
+    </w:p>
+    <w:p>
+      <w:pPr>
+        <w:spacing w:before="10" w:after="10" w:line="240" w:lineRule="auto"/>
+        <w:ind w:right="-1085"/>
+        <w:jc w:val="both"/>
+        <w:rPr>
+          <w:rFonts w:cstheme="minorHAnsi"/>
+          <w:color w:val="000000"/>
+          <w:sz w:val="16"/>
+          <w:szCs w:val="16"/>
+          <w:lang w:val="es-MX"/>
+        </w:rPr>
+      </w:pPr>
+      <w:r>
+        <w:rPr>
+          <w:rFonts w:cstheme="minorHAnsi"/>
+          <w:color w:val="000000"/>
+          <w:sz w:val="16"/>
+          <w:szCs w:val="16"/>
+          <w:lang w:val="es-MX"/>
+        </w:rPr>
+        <w:t xml:space="preserve">En respaldo del cumplimiento del pago del préstamo, interés compensatorio fijo, penalidades de ser el caso, comisiones, gastos e impuestos señalados en la Cláusula Primera, así como de cualquier otra obligación frente a </w:t>
+      </w:r>
+      <w:r>
+        <w:rPr>
+          <w:rFonts w:cstheme="minorHAnsi"/>
+          <w:b/>
+          <w:bCs/>
+          <w:color w:val="000000"/>
+          <w:sz w:val="16"/>
+          <w:szCs w:val="16"/>
+          <w:lang w:val="es-MX"/>
+        </w:rPr>
+        <w:t>CREDIÁGIL</w:t>
+      </w:r>
+      <w:r>
+        <w:rPr>
+          <w:rFonts w:cstheme="minorHAnsi"/>
+          <w:color w:val="000000"/>
+          <w:sz w:val="16"/>
+          <w:szCs w:val="16"/>
+          <w:lang w:val="es-MX"/>
+        </w:rPr>
+        <w:t xml:space="preserve">, presente o futura, se constituye </w:t>
+      </w:r>
+      <w:r>
+        <w:rPr>
+          <w:rFonts w:cstheme="minorHAnsi"/>
+          <w:b/>
+          <w:bCs/>
+          <w:color w:val="000000"/>
+          <w:sz w:val="16"/>
+          <w:szCs w:val="16"/>
+          <w:lang w:val="es-MX"/>
+        </w:rPr>
+        <w:t>Primera y Preferente Garantía Mobiliaria Vehicular</w:t>
+      </w:r>
+      <w:r>
+        <w:rPr>
+          <w:rFonts w:cstheme="minorHAnsi"/>
+          <w:color w:val="000000"/>
+          <w:sz w:val="16"/>
+          <w:szCs w:val="16"/>
+          <w:lang w:val="es-MX"/>
+        </w:rPr>
+        <w:t xml:space="preserve"> con entrega de posesión y a plazo indeterminado a favor de </w:t>
+      </w:r>
+      <w:r>
+        <w:rPr>
+          <w:rFonts w:cstheme="minorHAnsi"/>
+          <w:b/>
+          <w:bCs/>
+          <w:color w:val="000000"/>
+          <w:sz w:val="16"/>
+          <w:szCs w:val="16"/>
+          <w:lang w:val="es-MX"/>
+        </w:rPr>
+        <w:t>CREDIÁGIL</w:t>
+      </w:r>
+      <w:r>
+        <w:rPr>
+          <w:rFonts w:cstheme="minorHAnsi"/>
+          <w:color w:val="000000"/>
+          <w:sz w:val="16"/>
+          <w:szCs w:val="16"/>
+          <w:lang w:val="es-MX"/>
+        </w:rPr>
+        <w:t xml:space="preserve"> hasta por la suma de S/ </w:t>
+      </w:r>
+      <w:r>
+        <w:rPr>
+          <w:rFonts w:cstheme="minorHAnsi"/>
+          <w:b/>
+          <w:bCs/>
+          <w:color w:val="000000"/>
+          <w:sz w:val="16"/>
+          <w:szCs w:val="16"/>
+          <w:lang w:val="es-MX"/>
+        </w:rPr>
+        <w:t>${</w:t>
+      </w:r>
+      <w:r>
+        <w:rPr>
+          <w:rFonts w:cstheme="minorHAnsi"/>
+          <w:b/>
+          <w:bCs/>
+          <w:color w:val="000000"/>
+          <w:sz w:val="16"/>
+          <w:szCs w:val="16"/>
+          <w:lang w:val="es-MX"/>
+        </w:rPr>
+        <w:t>MONTO_TASACION</w:t>
+      </w:r>
+      <w:r>
+        <w:rPr>
+          <w:rFonts w:cstheme="minorHAnsi"/>
+          <w:b/>
+          <w:bCs/>
+          <w:color w:val="000000"/>
+          <w:sz w:val="16"/>
+          <w:szCs w:val="16"/>
+          <w:lang w:val="es-MX"/>
+        </w:rPr>
+        <w:t>}</w:t>
+      </w:r>
+      <w:r>
+        <w:rPr>
+          <w:rFonts w:cstheme="minorHAnsi"/>
+          <w:color w:val="000000"/>
+          <w:sz w:val="16"/>
+          <w:szCs w:val="16"/>
+          <w:lang w:val="es-MX"/>
+        </w:rPr>
+        <w:t>, otorgada por:</w:t>
+      </w:r>
+    </w:p>
+    <w:p>
+      <w:pPr>
+        <w:spacing w:before="10" w:after="10" w:line="240" w:lineRule="auto"/>
+        <w:ind w:right="-1085"/>
+        <w:jc w:val="both"/>
+        <w:rPr>
+          <w:rFonts w:cstheme="minorHAnsi"/>
+          <w:b/>
+          <w:bCs/>
+          <w:color w:val="000000"/>
+          <w:sz w:val="16"/>
+          <w:szCs w:val="16"/>
+          <w:lang w:val="es-MX"/>
+        </w:rPr>
+      </w:pPr>
+    </w:p>
+    <w:p>
+      <w:pPr>
+        <w:spacing w:before="10" w:after="10" w:line="240" w:lineRule="auto"/>
+        <w:ind w:right="-1085"/>
+        <w:jc w:val="both"/>
+        <w:rPr>
+          <w:rFonts w:cstheme="minorHAnsi"/>
+          <w:color w:val="000000"/>
+          <w:sz w:val="16"/>
+          <w:szCs w:val="16"/>
+          <w:lang w:val="es-MX"/>
+        </w:rPr>
+      </w:pPr>
+      <w:r>
+        <w:rPr>
+          <w:rFonts w:cstheme="minorHAnsi"/>
+          <w:b/>
+          <w:bCs/>
+          <w:color w:val="000000"/>
+          <w:sz w:val="16"/>
+          <w:szCs w:val="16"/>
+          <w:lang w:val="es-MX"/>
+        </w:rPr>
+        <w:t>a. EL CLIENTE</w:t>
+      </w:r>
+      <w:r>
+        <w:rPr>
+          <w:rFonts w:cstheme="minorHAnsi"/>
+          <w:color w:val="000000"/>
+          <w:sz w:val="16"/>
+          <w:szCs w:val="16"/>
+          <w:lang w:val="es-MX"/>
+        </w:rPr>
+        <w:t>, en su calidad de propietario y titular registral del vehículo; o en su defecto por,</w:t>
+      </w:r>
+    </w:p>
+    <w:p>
+      <w:pPr>
+        <w:spacing w:before="10" w:after="10" w:line="240" w:lineRule="auto"/>
+        <w:ind w:right="-1085"/>
+        <w:jc w:val="both"/>
+        <w:rPr>
+          <w:rFonts w:cstheme="minorHAnsi"/>
+          <w:b/>
+          <w:bCs/>
+          <w:color w:val="000000"/>
+          <w:sz w:val="16"/>
+          <w:szCs w:val="16"/>
+          <w:lang w:val="es-MX"/>
+        </w:rPr>
+      </w:pPr>
+    </w:p>
+    <w:p>
+      <w:pPr>
+        <w:spacing w:before="10" w:after="10" w:line="240" w:lineRule="auto"/>
+        <w:ind w:right="-1085"/>
+        <w:jc w:val="both"/>
+        <w:rPr>
+          <w:rFonts w:cstheme="minorHAnsi"/>
+          <w:color w:val="000000"/>
+          <w:sz w:val="16"/>
+          <w:szCs w:val="16"/>
+          <w:lang w:val="es-MX"/>
+        </w:rPr>
+      </w:pPr>
+      <w:r>
+        <w:rPr>
+          <w:rFonts w:cstheme="minorHAnsi"/>
+          <w:b/>
+          <w:bCs/>
+          <w:color w:val="000000"/>
+          <w:sz w:val="16"/>
+          <w:szCs w:val="16"/>
+          <w:lang w:val="es-MX"/>
+        </w:rPr>
+        <w:t>b. EL GARANTE MOBILIARIO:</w:t>
+      </w:r>
+      <w:r>
+        <w:rPr>
+          <w:rFonts w:cstheme="minorHAnsi"/>
+          <w:color w:val="000000"/>
+          <w:sz w:val="16"/>
+          <w:szCs w:val="16"/>
+          <w:lang w:val="es-MX"/>
+        </w:rPr>
+        <w:t xml:space="preserve"> El señor(a) </w:t>
+      </w:r>
+      <w:r>
+        <w:rPr>
+          <w:rFonts w:cstheme="minorHAnsi"/>
+          <w:b/>
+          <w:bCs/>
+          <w:color w:val="000000"/>
+          <w:sz w:val="16"/>
+          <w:szCs w:val="16"/>
+          <w:lang w:val="es-MX"/>
+        </w:rPr>
+        <w:t>${</w:t>
+      </w:r>
+      <w:r>
+        <w:rPr>
+          <w:rFonts w:cstheme="minorHAnsi"/>
+          <w:b/>
+          <w:bCs/>
+          <w:color w:val="000000"/>
+          <w:sz w:val="16"/>
+          <w:szCs w:val="16"/>
+          <w:lang w:val="es-MX"/>
+        </w:rPr>
+        <w:t>NOMBRE_GARANTE</w:t>
+      </w:r>
+      <w:r>
+        <w:rPr>
+          <w:rFonts w:cstheme="minorHAnsi"/>
+          <w:b/>
+          <w:bCs/>
+          <w:color w:val="000000"/>
+          <w:sz w:val="16"/>
+          <w:szCs w:val="16"/>
+          <w:lang w:val="es-MX"/>
+        </w:rPr>
+        <w:t>}</w:t>
+      </w:r>
+      <w:r>
+        <w:rPr>
+          <w:rFonts w:cstheme="minorHAnsi"/>
+          <w:color w:val="000000"/>
+          <w:sz w:val="16"/>
+          <w:szCs w:val="16"/>
+          <w:lang w:val="es-MX"/>
+        </w:rPr>
         <w:t xml:space="preserve"> identificado con DNI </w:t>
       </w:r>
-      <w:proofErr w:type="spellStart"/>
-      <w:r>
-        <w:rPr>
-          <w:rFonts w:cstheme="minorHAnsi"/>
-          <w:color w:val="000000"/>
-          <w:sz w:val="16"/>
-          <w:szCs w:val="16"/>
-        </w:rPr>
-        <w:t>N°</w:t>
-      </w:r>
-      <w:proofErr w:type="spellEnd"/>
-      <w:r>
-        <w:rPr>
-          <w:rFonts w:cstheme="minorHAnsi"/>
-          <w:color w:val="000000"/>
-          <w:sz w:val="16"/>
-          <w:szCs w:val="16"/>
+      <w:r>
+        <w:rPr>
+          <w:rFonts w:cstheme="minorHAnsi"/>
+          <w:color w:val="000000"/>
+          <w:sz w:val="16"/>
+          <w:szCs w:val="16"/>
+          <w:lang w:val="es-MX"/>
+        </w:rPr>
+        <w:t>Nº</w:t>
+      </w:r>
+      <w:r>
+        <w:rPr>
+          <w:rFonts w:cstheme="minorHAnsi"/>
+          <w:color w:val="000000"/>
+          <w:sz w:val="16"/>
+          <w:szCs w:val="16"/>
+          <w:lang w:val="es-MX"/>
         </w:rPr>
         <w:t xml:space="preserve"> </w:t>
       </w:r>
@@ -382,15 +1817,133 @@
           <w:color w:val="000000"/>
           <w:sz w:val="16"/>
           <w:szCs w:val="16"/>
-        </w:rPr>
-        <w:t>${DNI_CLIENTE}</w:t>
-      </w:r>
-      <w:r>
-        <w:rPr>
-          <w:rFonts w:cstheme="minorHAnsi"/>
-          <w:color w:val="000000"/>
-          <w:sz w:val="16"/>
-          <w:szCs w:val="16"/>
+          <w:lang w:val="es-MX"/>
+        </w:rPr>
+        <w:t>${</w:t>
+      </w:r>
+      <w:r>
+        <w:rPr>
+          <w:rFonts w:cstheme="minorHAnsi"/>
+          <w:b/>
+          <w:bCs/>
+          <w:color w:val="000000"/>
+          <w:sz w:val="16"/>
+          <w:szCs w:val="16"/>
+          <w:lang w:val="es-MX"/>
+        </w:rPr>
+        <w:t>DNI_GARANTE</w:t>
+      </w:r>
+      <w:r>
+        <w:rPr>
+          <w:rFonts w:cstheme="minorHAnsi"/>
+          <w:b/>
+          <w:bCs/>
+          <w:color w:val="000000"/>
+          <w:sz w:val="16"/>
+          <w:szCs w:val="16"/>
+          <w:lang w:val="es-MX"/>
+        </w:rPr>
+        <w:t>}</w:t>
+      </w:r>
+      <w:r>
+        <w:rPr>
+          <w:rFonts w:cstheme="minorHAnsi"/>
+          <w:color w:val="000000"/>
+          <w:sz w:val="16"/>
+          <w:szCs w:val="16"/>
+          <w:lang w:val="es-MX"/>
+        </w:rPr>
+        <w:t xml:space="preserve">, y su cónyuge </w:t>
+      </w:r>
+      <w:r>
+        <w:rPr>
+          <w:rFonts w:cstheme="minorHAnsi"/>
+          <w:b/>
+          <w:bCs/>
+          <w:color w:val="000000"/>
+          <w:sz w:val="16"/>
+          <w:szCs w:val="16"/>
+          <w:lang w:val="es-MX"/>
+        </w:rPr>
+        <w:t>${</w:t>
+      </w:r>
+      <w:r>
+        <w:rPr>
+          <w:rFonts w:cstheme="minorHAnsi"/>
+          <w:b/>
+          <w:bCs/>
+          <w:color w:val="000000"/>
+          <w:sz w:val="16"/>
+          <w:szCs w:val="16"/>
+          <w:lang w:val="es-MX"/>
+        </w:rPr>
+        <w:t>CONYUGE_GARANTE</w:t>
+      </w:r>
+      <w:r>
+        <w:rPr>
+          <w:rFonts w:cstheme="minorHAnsi"/>
+          <w:b/>
+          <w:bCs/>
+          <w:color w:val="000000"/>
+          <w:sz w:val="16"/>
+          <w:szCs w:val="16"/>
+          <w:lang w:val="es-MX"/>
+        </w:rPr>
+        <w:t>}</w:t>
+      </w:r>
+      <w:r>
+        <w:rPr>
+          <w:rFonts w:cstheme="minorHAnsi"/>
+          <w:color w:val="000000"/>
+          <w:sz w:val="16"/>
+          <w:szCs w:val="16"/>
+          <w:lang w:val="es-MX"/>
+        </w:rPr>
+        <w:t xml:space="preserve"> con DNI Nº </w:t>
+      </w:r>
+      <w:r>
+        <w:rPr>
+          <w:rFonts w:cstheme="minorHAnsi"/>
+          <w:b/>
+          <w:bCs/>
+          <w:color w:val="000000"/>
+          <w:sz w:val="16"/>
+          <w:szCs w:val="16"/>
+          <w:lang w:val="es-MX"/>
+        </w:rPr>
+        <w:t>${</w:t>
+      </w:r>
+      <w:r>
+        <w:rPr>
+          <w:rFonts w:cstheme="minorHAnsi"/>
+          <w:b/>
+          <w:bCs/>
+          <w:color w:val="000000"/>
+          <w:sz w:val="16"/>
+          <w:szCs w:val="16"/>
+          <w:lang w:val="es-MX"/>
+        </w:rPr>
+        <w:t>DNI_CONYUGE_GARANTE</w:t>
+      </w:r>
+      <w:r>
+        <w:rPr>
+          <w:rFonts w:cstheme="minorHAnsi"/>
+          <w:b/>
+          <w:bCs/>
+          <w:color w:val="000000"/>
+          <w:sz w:val="16"/>
+          <w:szCs w:val="16"/>
+          <w:lang w:val="es-MX"/>
+        </w:rPr>
+        <w:t>}</w:t>
+      </w:r>
+      <w:r>
+        <w:rPr>
+          <w:rFonts w:cstheme="minorHAnsi"/>
+          <w:color w:val="000000"/>
+          <w:sz w:val="16"/>
+          <w:szCs w:val="16"/>
+          <w:lang w:val="es-MX"/>
         </w:rPr>
         <w:t xml:space="preserve">, con domicilio en </w:t>
       </w:r>
@@ -402,1813 +1955,148 @@
           <w:color w:val="000000"/>
           <w:sz w:val="16"/>
           <w:szCs w:val="16"/>
-        </w:rPr>
-        <w:t>${DIRECCION_CLIENTE}</w:t>
-      </w:r>
-      <w:r>
-        <w:rPr>
-          <w:rFonts w:cstheme="minorHAnsi"/>
-          <w:color w:val="000000"/>
-          <w:sz w:val="16"/>
-          <w:szCs w:val="16"/>
-        </w:rPr>
-        <w:t xml:space="preserve">, distrito de </w:t>
-      </w:r>
-      <w:r>
-        <w:rPr>
-          <w:rFonts w:cstheme="minorHAnsi"/>
-          <w:b/>
-          <w:bCs/>
-          <w:color w:val="000000"/>
-          <w:sz w:val="16"/>
-          <w:szCs w:val="16"/>
-        </w:rPr>
-        <w:t>${DISTRITO_CLIENTE}</w:t>
-      </w:r>
-      <w:r>
-        <w:rPr>
-          <w:rFonts w:cstheme="minorHAnsi"/>
-          <w:color w:val="000000"/>
-          <w:sz w:val="16"/>
-          <w:szCs w:val="16"/>
-        </w:rPr>
-        <w:t xml:space="preserve">, provincia de </w:t>
-      </w:r>
-      <w:r>
-        <w:rPr>
-          <w:rFonts w:cstheme="minorHAnsi"/>
-          <w:b/>
-          <w:bCs/>
-          <w:color w:val="000000"/>
-          <w:sz w:val="16"/>
-          <w:szCs w:val="16"/>
-        </w:rPr>
-        <w:t>${PROVINCIA_CLIENTE}</w:t>
-      </w:r>
-      <w:r>
-        <w:rPr>
-          <w:rFonts w:cstheme="minorHAnsi"/>
-          <w:color w:val="000000"/>
-          <w:sz w:val="16"/>
-          <w:szCs w:val="16"/>
-        </w:rPr>
-        <w:t xml:space="preserve"> y departamento de </w:t>
-      </w:r>
-      <w:r>
-        <w:rPr>
-          <w:rFonts w:cstheme="minorHAnsi"/>
-          <w:b/>
-          <w:bCs/>
-          <w:color w:val="000000"/>
-          <w:sz w:val="16"/>
-          <w:szCs w:val="16"/>
-        </w:rPr>
-        <w:t>${DEPARTAMENTO_CLIENTE}</w:t>
-      </w:r>
-      <w:r>
-        <w:rPr>
-          <w:rFonts w:cstheme="minorHAnsi"/>
-          <w:color w:val="000000"/>
-          <w:sz w:val="16"/>
-          <w:szCs w:val="16"/>
-        </w:rPr>
-        <w:t xml:space="preserve">; y/o su cónyuge el señor(a) </w:t>
-      </w:r>
-      <w:r>
-        <w:rPr>
-          <w:rFonts w:cstheme="minorHAnsi"/>
-          <w:b/>
-          <w:bCs/>
-          <w:color w:val="000000"/>
-          <w:sz w:val="16"/>
-          <w:szCs w:val="16"/>
-        </w:rPr>
-        <w:t>${NOMBRE_CONYUGE}</w:t>
-      </w:r>
-      <w:r>
-        <w:rPr>
-          <w:rFonts w:cstheme="minorHAnsi"/>
-          <w:color w:val="000000"/>
-          <w:sz w:val="16"/>
-          <w:szCs w:val="16"/>
-        </w:rPr>
-        <w:t xml:space="preserve"> con DNI </w:t>
-      </w:r>
-      <w:proofErr w:type="spellStart"/>
-      <w:r>
-        <w:rPr>
-          <w:rFonts w:cstheme="minorHAnsi"/>
-          <w:color w:val="000000"/>
-          <w:sz w:val="16"/>
-          <w:szCs w:val="16"/>
+          <w:lang w:val="es-MX"/>
+        </w:rPr>
+        <w:t>${</w:t>
+      </w:r>
+      <w:r>
+        <w:rPr>
+          <w:rFonts w:cstheme="minorHAnsi"/>
+          <w:b/>
+          <w:bCs/>
+          <w:color w:val="000000"/>
+          <w:sz w:val="16"/>
+          <w:szCs w:val="16"/>
+          <w:lang w:val="es-MX"/>
+        </w:rPr>
+        <w:t>DOMICILIO_GARANTE</w:t>
+      </w:r>
+      <w:r>
+        <w:rPr>
+          <w:rFonts w:cstheme="minorHAnsi"/>
+          <w:b/>
+          <w:bCs/>
+          <w:color w:val="000000"/>
+          <w:sz w:val="16"/>
+          <w:szCs w:val="16"/>
+          <w:lang w:val="es-MX"/>
+        </w:rPr>
+        <w:t>}</w:t>
+      </w:r>
+      <w:r>
+        <w:rPr>
+          <w:rFonts w:cstheme="minorHAnsi"/>
+          <w:color w:val="000000"/>
+          <w:sz w:val="16"/>
+          <w:szCs w:val="16"/>
+          <w:lang w:val="es-MX"/>
+        </w:rPr>
+        <w:t xml:space="preserve">, adquiriendo en consecuencia la calidad de </w:t>
+      </w:r>
+      <w:r>
+        <w:rPr>
+          <w:rFonts w:cstheme="minorHAnsi"/>
+          <w:b/>
+          <w:bCs/>
+          <w:color w:val="000000"/>
+          <w:sz w:val="16"/>
+          <w:szCs w:val="16"/>
+          <w:lang w:val="es-MX"/>
+        </w:rPr>
+        <w:t>DEUDOR SOLIDARIO</w:t>
+      </w:r>
+      <w:r>
+        <w:rPr>
+          <w:rFonts w:cstheme="minorHAnsi"/>
+          <w:color w:val="000000"/>
+          <w:sz w:val="16"/>
+          <w:szCs w:val="16"/>
+          <w:lang w:val="es-MX"/>
+        </w:rPr>
+        <w:t xml:space="preserve"> de la presente obligación asumida por EL CLIENTE.</w:t>
+      </w:r>
+    </w:p>
+    <w:p>
+      <w:pPr>
+        <w:spacing w:before="10" w:after="10" w:line="240" w:lineRule="auto"/>
+        <w:ind w:right="-1085"/>
+        <w:jc w:val="both"/>
+        <w:rPr>
+          <w:rFonts w:cstheme="minorHAnsi"/>
+          <w:color w:val="000000"/>
+          <w:sz w:val="16"/>
+          <w:szCs w:val="16"/>
+          <w:lang w:val="es-MX"/>
+        </w:rPr>
+      </w:pPr>
+    </w:p>
+    <w:p>
+      <w:pPr>
+        <w:spacing w:before="10" w:after="10" w:line="240" w:lineRule="auto"/>
+        <w:ind w:right="-1085"/>
+        <w:jc w:val="both"/>
+        <w:rPr>
+          <w:rFonts w:cstheme="minorHAnsi"/>
+          <w:color w:val="000000"/>
+          <w:sz w:val="16"/>
+          <w:szCs w:val="16"/>
+          <w:lang w:val="es-MX"/>
+        </w:rPr>
+      </w:pPr>
+      <w:r>
+        <w:rPr>
+          <w:rFonts w:cstheme="minorHAnsi"/>
+          <w:color w:val="000000"/>
+          <w:sz w:val="16"/>
+          <w:szCs w:val="16"/>
+          <w:lang w:val="es-MX"/>
+        </w:rPr>
+        <w:t xml:space="preserve">Sobre el vehículo cuyas características técnicas (Marca, Modelo, Placa, Motor, Serie) se detallan minuciosamente en el </w:t>
+      </w:r>
+      <w:r>
+        <w:rPr>
+          <w:rFonts w:cstheme="minorHAnsi"/>
+          <w:b/>
+          <w:bCs/>
+          <w:color w:val="000000"/>
+          <w:sz w:val="16"/>
+          <w:szCs w:val="16"/>
+          <w:lang w:val="es-MX"/>
+        </w:rPr>
+        <w:t>ANEXO 01</w:t>
+      </w:r>
+      <w:r>
+        <w:rPr>
+          <w:rFonts w:cstheme="minorHAnsi"/>
+          <w:color w:val="000000"/>
+          <w:sz w:val="16"/>
+          <w:szCs w:val="16"/>
+          <w:lang w:val="es-MX"/>
+        </w:rPr>
+        <w:t xml:space="preserve"> del presente contrato. El vehículo se encuentra inscrito en la </w:t>
+      </w:r>
+      <w:r>
+        <w:rPr>
+          <w:rFonts w:cstheme="minorHAnsi"/>
+          <w:b/>
+          <w:bCs/>
+          <w:color w:val="000000"/>
+          <w:sz w:val="16"/>
+          <w:szCs w:val="16"/>
+          <w:lang w:val="es-MX"/>
+        </w:rPr>
+        <w:t xml:space="preserve">Partida Electrónica </w:t>
+      </w:r>
+      <w:r>
+        <w:rPr>
+          <w:rFonts w:cstheme="minorHAnsi"/>
+          <w:color w:val="000000"/>
+          <w:sz w:val="16"/>
+          <w:szCs w:val="16"/>
+          <w:lang w:val="es-MX"/>
         </w:rPr>
         <w:t>Nº</w:t>
       </w:r>
-      <w:proofErr w:type="spellEnd"/>
-      <w:r>
-        <w:rPr>
-          <w:rFonts w:cstheme="minorHAnsi"/>
-          <w:color w:val="000000"/>
-          <w:sz w:val="16"/>
-          <w:szCs w:val="16"/>
-        </w:rPr>
-        <w:t xml:space="preserve"> </w:t>
-      </w:r>
-      <w:r>
-        <w:rPr>
-          <w:rFonts w:cstheme="minorHAnsi"/>
-          <w:b/>
-          <w:bCs/>
-          <w:color w:val="000000"/>
-          <w:sz w:val="16"/>
-          <w:szCs w:val="16"/>
-        </w:rPr>
-        <w:t>${DNI_CONYUGE}</w:t>
-      </w:r>
-      <w:r>
-        <w:rPr>
-          <w:rFonts w:cstheme="minorHAnsi"/>
-          <w:color w:val="000000"/>
-          <w:sz w:val="16"/>
-          <w:szCs w:val="16"/>
-        </w:rPr>
-        <w:t xml:space="preserve">, con domicilio en </w:t>
-      </w:r>
-      <w:r>
-        <w:rPr>
-          <w:rFonts w:cstheme="minorHAnsi"/>
-          <w:b/>
-          <w:bCs/>
-          <w:color w:val="000000"/>
-          <w:sz w:val="16"/>
-          <w:szCs w:val="16"/>
-        </w:rPr>
-        <w:t>${DIRECCION_CONYUGE}</w:t>
-      </w:r>
-      <w:r>
-        <w:rPr>
-          <w:rFonts w:cstheme="minorHAnsi"/>
-          <w:color w:val="000000"/>
-          <w:sz w:val="16"/>
-          <w:szCs w:val="16"/>
-        </w:rPr>
-        <w:t xml:space="preserve">, distrito de </w:t>
-      </w:r>
-      <w:r>
-        <w:rPr>
-          <w:rFonts w:cstheme="minorHAnsi"/>
-          <w:b/>
-          <w:bCs/>
-          <w:color w:val="000000"/>
-          <w:sz w:val="16"/>
-          <w:szCs w:val="16"/>
-        </w:rPr>
-        <w:t>${DISTRITO_CONYUGE}</w:t>
-      </w:r>
-      <w:r>
-        <w:rPr>
-          <w:rFonts w:cstheme="minorHAnsi"/>
-          <w:color w:val="000000"/>
-          <w:sz w:val="16"/>
-          <w:szCs w:val="16"/>
-        </w:rPr>
-        <w:t xml:space="preserve">, provincia de </w:t>
-      </w:r>
-      <w:r>
-        <w:rPr>
-          <w:rFonts w:cstheme="minorHAnsi"/>
-          <w:b/>
-          <w:bCs/>
-          <w:color w:val="000000"/>
-          <w:sz w:val="16"/>
-          <w:szCs w:val="16"/>
-        </w:rPr>
-        <w:t>${PROVINCIA_CONYUGE}</w:t>
-      </w:r>
-      <w:r>
-        <w:rPr>
-          <w:rFonts w:cstheme="minorHAnsi"/>
-          <w:color w:val="000000"/>
-          <w:sz w:val="16"/>
-          <w:szCs w:val="16"/>
-        </w:rPr>
-        <w:t xml:space="preserve"> y departamento de </w:t>
-      </w:r>
-      <w:r>
-        <w:rPr>
-          <w:rFonts w:cstheme="minorHAnsi"/>
-          <w:b/>
-          <w:bCs/>
-          <w:color w:val="000000"/>
-          <w:sz w:val="16"/>
-          <w:szCs w:val="16"/>
-        </w:rPr>
-        <w:t>${DEPARTAMENTO_CONYUGE}</w:t>
-      </w:r>
-      <w:r>
-        <w:rPr>
-          <w:rFonts w:cstheme="minorHAnsi"/>
-          <w:color w:val="000000"/>
-          <w:sz w:val="16"/>
-          <w:szCs w:val="16"/>
-        </w:rPr>
-        <w:t>.</w:t>
-      </w:r>
-    </w:p>
-    <w:p>
-      <w:pPr>
-        <w:spacing w:before="10" w:after="10" w:line="240" w:lineRule="auto"/>
-        <w:ind w:right="-1085"/>
-        <w:jc w:val="both"/>
-        <w:rPr>
-          <w:rFonts w:cstheme="minorHAnsi"/>
-          <w:color w:val="000000"/>
-          <w:sz w:val="16"/>
-          <w:szCs w:val="16"/>
-          <w:lang w:val="es-MX"/>
-        </w:rPr>
-      </w:pPr>
-      <w:r>
-        <w:rPr>
-          <w:rFonts w:cstheme="minorHAnsi"/>
-          <w:color w:val="000000"/>
-          <w:sz w:val="16"/>
-          <w:szCs w:val="16"/>
-          <w:lang w:val="es-MX"/>
-        </w:rPr>
-        <w:t>Ambas partes convienen en los términos y condiciones siguientes:</w:t>
-      </w:r>
-    </w:p>
-    <w:p>
-      <w:pPr>
-        <w:spacing w:before="10" w:after="10" w:line="240" w:lineRule="auto"/>
-        <w:ind w:right="-1085"/>
-        <w:jc w:val="both"/>
-        <w:rPr>
-          <w:rFonts w:cstheme="minorHAnsi"/>
-          <w:color w:val="000000"/>
-          <w:sz w:val="16"/>
-          <w:szCs w:val="16"/>
-          <w:lang w:val="es-MX"/>
-        </w:rPr>
-      </w:pPr>
-    </w:p>
-    <w:p>
-      <w:pPr>
-        <w:spacing w:before="10" w:after="10" w:line="240" w:lineRule="auto"/>
-        <w:ind w:right="-1085"/>
-        <w:jc w:val="both"/>
-        <w:rPr>
-          <w:rFonts w:cstheme="minorHAnsi"/>
-          <w:b/>
-          <w:bCs/>
-          <w:color w:val="000000"/>
-          <w:sz w:val="16"/>
-          <w:szCs w:val="16"/>
-          <w:u w:val="single"/>
-        </w:rPr>
-      </w:pPr>
-      <w:r>
-        <w:rPr>
-          <w:rFonts w:cstheme="minorHAnsi"/>
-          <w:b/>
-          <w:bCs/>
-          <w:color w:val="000000"/>
-          <w:sz w:val="16"/>
-          <w:szCs w:val="16"/>
-          <w:u w:val="single"/>
-        </w:rPr>
-        <w:t>1.- OBJETO</w:t>
-      </w:r>
-    </w:p>
-    <w:p>
-      <w:pPr>
-        <w:spacing w:before="10" w:after="10" w:line="240" w:lineRule="auto"/>
-        <w:ind w:right="-1085"/>
-        <w:jc w:val="both"/>
-        <w:rPr>
-          <w:rFonts w:cstheme="minorHAnsi"/>
-          <w:color w:val="000000"/>
-          <w:sz w:val="16"/>
-          <w:szCs w:val="16"/>
-        </w:rPr>
-      </w:pPr>
-      <w:r>
-        <w:rPr>
-          <w:rFonts w:cstheme="minorHAnsi"/>
-          <w:b/>
-          <w:bCs/>
-          <w:color w:val="000000"/>
-          <w:sz w:val="16"/>
-          <w:szCs w:val="16"/>
-        </w:rPr>
-        <w:t>CREDIÁGIL</w:t>
-      </w:r>
-      <w:r>
-        <w:rPr>
-          <w:rFonts w:cstheme="minorHAnsi"/>
-          <w:color w:val="000000"/>
-          <w:sz w:val="16"/>
-          <w:szCs w:val="16"/>
-        </w:rPr>
-        <w:t xml:space="preserve"> otorga a </w:t>
-      </w:r>
-      <w:r>
-        <w:rPr>
-          <w:rFonts w:cstheme="minorHAnsi"/>
-          <w:b/>
-          <w:bCs/>
-          <w:color w:val="000000"/>
-          <w:sz w:val="16"/>
-          <w:szCs w:val="16"/>
-        </w:rPr>
-        <w:t>EL CLIENTE</w:t>
-      </w:r>
-      <w:r>
-        <w:rPr>
-          <w:rFonts w:cstheme="minorHAnsi"/>
-          <w:color w:val="000000"/>
-          <w:sz w:val="16"/>
-          <w:szCs w:val="16"/>
-        </w:rPr>
-        <w:t xml:space="preserve"> en calidad de Préstamo la suma de S/ </w:t>
-      </w:r>
-      <w:r>
-        <w:rPr>
-          <w:rFonts w:cstheme="minorHAnsi"/>
-          <w:b/>
-          <w:bCs/>
-          <w:color w:val="000000"/>
-          <w:sz w:val="16"/>
-          <w:szCs w:val="16"/>
-        </w:rPr>
-        <w:t>${</w:t>
-      </w:r>
-      <w:r>
-        <w:rPr>
-          <w:rFonts w:cstheme="minorHAnsi"/>
-          <w:b/>
-          <w:bCs/>
-          <w:color w:val="000000"/>
-          <w:sz w:val="16"/>
-          <w:szCs w:val="16"/>
-        </w:rPr>
-        <w:t>MONTO_PRESTAMO</w:t>
-      </w:r>
-      <w:r>
-        <w:rPr>
-          <w:rFonts w:cstheme="minorHAnsi"/>
-          <w:b/>
-          <w:bCs/>
-          <w:color w:val="000000"/>
-          <w:sz w:val="16"/>
-          <w:szCs w:val="16"/>
-        </w:rPr>
-        <w:t>}</w:t>
-      </w:r>
-      <w:r>
-        <w:rPr>
-          <w:rFonts w:cstheme="minorHAnsi"/>
-          <w:color w:val="000000"/>
-          <w:sz w:val="16"/>
-          <w:szCs w:val="16"/>
-        </w:rPr>
-        <w:t xml:space="preserve"> (</w:t>
-      </w:r>
-      <w:r>
-        <w:rPr>
-          <w:rFonts w:cstheme="minorHAnsi"/>
-          <w:b/>
-          <w:bCs/>
-          <w:color w:val="000000"/>
-          <w:sz w:val="16"/>
-          <w:szCs w:val="16"/>
-        </w:rPr>
-        <w:t>${</w:t>
-      </w:r>
-      <w:r>
-        <w:rPr>
-          <w:rFonts w:cstheme="minorHAnsi"/>
-          <w:b/>
-          <w:bCs/>
-          <w:color w:val="000000"/>
-          <w:sz w:val="16"/>
-          <w:szCs w:val="16"/>
-        </w:rPr>
-        <w:t>LETRAS_PRESTAMO</w:t>
-      </w:r>
-      <w:r>
-        <w:rPr>
-          <w:rFonts w:cstheme="minorHAnsi"/>
-          <w:b/>
-          <w:bCs/>
-          <w:color w:val="000000"/>
-          <w:sz w:val="16"/>
-          <w:szCs w:val="16"/>
-        </w:rPr>
-        <w:t>}</w:t>
-      </w:r>
-      <w:r>
-        <w:rPr>
-          <w:rFonts w:cstheme="minorHAnsi"/>
-          <w:color w:val="000000"/>
-          <w:sz w:val="16"/>
-          <w:szCs w:val="16"/>
-        </w:rPr>
-        <w:t xml:space="preserve"> Y 00/100 SOLES) el mismo que generará los intereses compensatorios, y en caso de incumplimiento las penalidades, así como las comisiones, impuestos y los gastos detallados en la hoja resumen (</w:t>
-      </w:r>
-      <w:r>
-        <w:rPr>
-          <w:rFonts w:cstheme="minorHAnsi"/>
-          <w:b/>
-          <w:bCs/>
-          <w:color w:val="000000"/>
-          <w:sz w:val="16"/>
-          <w:szCs w:val="16"/>
-        </w:rPr>
-        <w:t>ANEXO 02</w:t>
-      </w:r>
-      <w:r>
-        <w:rPr>
-          <w:rFonts w:cstheme="minorHAnsi"/>
-          <w:color w:val="000000"/>
-          <w:sz w:val="16"/>
-          <w:szCs w:val="16"/>
-        </w:rPr>
-        <w:t>), la misma que cuenta con todos los supuestos descritos en el artículo 18 del Reglamento de Transparencia de la Información y Contratación con Usuarios del Sistema Financiero.</w:t>
-      </w:r>
-    </w:p>
-    <w:p>
-      <w:pPr>
-        <w:spacing w:before="10" w:after="10" w:line="240" w:lineRule="auto"/>
-        <w:ind w:right="-1085"/>
-        <w:jc w:val="both"/>
-        <w:rPr>
-          <w:rFonts w:cstheme="minorHAnsi"/>
-          <w:color w:val="000000"/>
-          <w:sz w:val="16"/>
-          <w:szCs w:val="16"/>
-          <w:lang w:val="es-MX"/>
-        </w:rPr>
-      </w:pPr>
-    </w:p>
-    <w:p>
-      <w:pPr>
-        <w:spacing w:before="10" w:after="10" w:line="240" w:lineRule="auto"/>
-        <w:ind w:right="-1085"/>
-        <w:jc w:val="both"/>
-        <w:rPr>
-          <w:rFonts w:cstheme="minorHAnsi"/>
-          <w:b/>
-          <w:bCs/>
-          <w:color w:val="000000"/>
-          <w:sz w:val="16"/>
-          <w:szCs w:val="16"/>
-          <w:u w:val="single"/>
-          <w:lang w:val="es-MX"/>
-        </w:rPr>
-      </w:pPr>
-      <w:r>
-        <w:rPr>
-          <w:rFonts w:cstheme="minorHAnsi"/>
-          <w:b/>
-          <w:bCs/>
-          <w:color w:val="000000"/>
-          <w:sz w:val="16"/>
-          <w:szCs w:val="16"/>
-          <w:u w:val="single"/>
-          <w:lang w:val="es-MX"/>
-        </w:rPr>
-        <w:t>2.- PLAZO Y PAGO DEL PRÉSTAMO</w:t>
-      </w:r>
-    </w:p>
-    <w:p>
-      <w:pPr>
-        <w:spacing w:before="10" w:after="10" w:line="240" w:lineRule="auto"/>
-        <w:ind w:right="-1085"/>
-        <w:jc w:val="both"/>
-        <w:rPr>
-          <w:rFonts w:cstheme="minorHAnsi"/>
-          <w:color w:val="000000"/>
-          <w:sz w:val="16"/>
-          <w:szCs w:val="16"/>
-          <w:lang w:val="es-MX"/>
-        </w:rPr>
-      </w:pPr>
-      <w:r>
-        <w:rPr>
-          <w:rFonts w:cstheme="minorHAnsi"/>
-          <w:color w:val="000000"/>
-          <w:sz w:val="16"/>
-          <w:szCs w:val="16"/>
-          <w:lang w:val="es-MX"/>
-        </w:rPr>
-        <w:t xml:space="preserve">El plazo que otorga </w:t>
-      </w:r>
-      <w:r>
-        <w:rPr>
-          <w:rFonts w:cstheme="minorHAnsi"/>
-          <w:b/>
-          <w:bCs/>
-          <w:color w:val="000000"/>
-          <w:sz w:val="16"/>
-          <w:szCs w:val="16"/>
-          <w:lang w:val="es-MX"/>
-        </w:rPr>
-        <w:t>CREDIÁGIL</w:t>
-      </w:r>
-      <w:r>
-        <w:rPr>
-          <w:rFonts w:cstheme="minorHAnsi"/>
-          <w:color w:val="000000"/>
-          <w:sz w:val="16"/>
-          <w:szCs w:val="16"/>
-          <w:lang w:val="es-MX"/>
-        </w:rPr>
-        <w:t xml:space="preserve"> a </w:t>
-      </w:r>
-      <w:r>
-        <w:rPr>
-          <w:rFonts w:cstheme="minorHAnsi"/>
-          <w:b/>
-          <w:bCs/>
-          <w:color w:val="000000"/>
-          <w:sz w:val="16"/>
-          <w:szCs w:val="16"/>
-          <w:lang w:val="es-MX"/>
-        </w:rPr>
-        <w:t>EL CLIENTE</w:t>
-      </w:r>
-      <w:r>
-        <w:rPr>
-          <w:rFonts w:cstheme="minorHAnsi"/>
-          <w:color w:val="000000"/>
-          <w:sz w:val="16"/>
-          <w:szCs w:val="16"/>
-          <w:lang w:val="es-MX"/>
-        </w:rPr>
-        <w:t xml:space="preserve"> para el pago de su préstamo es de </w:t>
-      </w:r>
-      <w:r>
-        <w:rPr>
-          <w:rFonts w:cstheme="minorHAnsi"/>
-          <w:b/>
-          <w:bCs/>
-          <w:color w:val="000000"/>
-          <w:sz w:val="16"/>
-          <w:szCs w:val="16"/>
-        </w:rPr>
-        <w:t>${</w:t>
-      </w:r>
-      <w:r>
-        <w:rPr>
-          <w:rFonts w:cstheme="minorHAnsi"/>
-          <w:b/>
-          <w:bCs/>
-          <w:color w:val="000000"/>
-          <w:sz w:val="16"/>
-          <w:szCs w:val="16"/>
-        </w:rPr>
-        <w:t>PLAZO_DIAS</w:t>
-      </w:r>
-      <w:r>
-        <w:rPr>
-          <w:rFonts w:cstheme="minorHAnsi"/>
-          <w:b/>
-          <w:bCs/>
-          <w:color w:val="000000"/>
-          <w:sz w:val="16"/>
-          <w:szCs w:val="16"/>
-        </w:rPr>
-        <w:t>}</w:t>
-      </w:r>
-      <w:r>
-        <w:rPr>
-          <w:rFonts w:cstheme="minorHAnsi"/>
-          <w:b/>
-          <w:bCs/>
-          <w:color w:val="000000"/>
-          <w:sz w:val="16"/>
-          <w:szCs w:val="16"/>
-          <w:lang w:val="es-MX"/>
-        </w:rPr>
-        <w:t xml:space="preserve"> días calendario</w:t>
-      </w:r>
-      <w:r>
-        <w:rPr>
-          <w:rFonts w:cstheme="minorHAnsi"/>
-          <w:color w:val="000000"/>
-          <w:sz w:val="16"/>
-          <w:szCs w:val="16"/>
-          <w:lang w:val="es-MX"/>
-        </w:rPr>
-        <w:t xml:space="preserve">, a cuyo vencimiento </w:t>
-      </w:r>
-      <w:r>
-        <w:rPr>
-          <w:rFonts w:cstheme="minorHAnsi"/>
-          <w:b/>
-          <w:bCs/>
-          <w:color w:val="000000"/>
-          <w:sz w:val="16"/>
-          <w:szCs w:val="16"/>
-          <w:lang w:val="es-MX"/>
-        </w:rPr>
-        <w:t>EL CLIENTE</w:t>
-      </w:r>
-      <w:r>
-        <w:rPr>
-          <w:rFonts w:cstheme="minorHAnsi"/>
-          <w:color w:val="000000"/>
-          <w:sz w:val="16"/>
-          <w:szCs w:val="16"/>
-          <w:lang w:val="es-MX"/>
-        </w:rPr>
-        <w:t xml:space="preserve"> podrá optar por alguna de las siguientes alternativas:</w:t>
-      </w:r>
-    </w:p>
-    <w:p>
-      <w:pPr>
-        <w:spacing w:before="10" w:after="10" w:line="240" w:lineRule="auto"/>
-        <w:ind w:right="-1085"/>
-        <w:jc w:val="both"/>
-        <w:rPr>
-          <w:rFonts w:cstheme="minorHAnsi"/>
-          <w:b/>
-          <w:bCs/>
-          <w:color w:val="000000"/>
-          <w:sz w:val="16"/>
-          <w:szCs w:val="16"/>
-          <w:lang w:val="es-MX"/>
-        </w:rPr>
-      </w:pPr>
-    </w:p>
-    <w:p>
-      <w:pPr>
-        <w:spacing w:before="10" w:after="10" w:line="240" w:lineRule="auto"/>
-        <w:ind w:right="-1085"/>
-        <w:jc w:val="both"/>
-        <w:rPr>
-          <w:rFonts w:cstheme="minorHAnsi"/>
-          <w:color w:val="000000"/>
-          <w:sz w:val="16"/>
-          <w:szCs w:val="16"/>
-          <w:lang w:val="es-MX"/>
-        </w:rPr>
-      </w:pPr>
-      <w:r>
-        <w:rPr>
-          <w:rFonts w:cstheme="minorHAnsi"/>
-          <w:b/>
-          <w:bCs/>
-          <w:color w:val="000000"/>
-          <w:sz w:val="16"/>
-          <w:szCs w:val="16"/>
-          <w:lang w:val="es-MX"/>
-        </w:rPr>
-        <w:t>a.</w:t>
-      </w:r>
-      <w:r>
-        <w:rPr>
-          <w:rFonts w:cstheme="minorHAnsi"/>
-          <w:color w:val="000000"/>
-          <w:sz w:val="16"/>
-          <w:szCs w:val="16"/>
-          <w:lang w:val="es-MX"/>
-        </w:rPr>
-        <w:t xml:space="preserve"> Pago total del capital del préstamo, así como el interés compensatorio fijo, penalidades, comisiones, gastos e impuestos.</w:t>
-      </w:r>
-    </w:p>
-    <w:p>
-      <w:pPr>
-        <w:spacing w:before="10" w:after="10" w:line="240" w:lineRule="auto"/>
-        <w:ind w:right="-1085"/>
-        <w:jc w:val="both"/>
-        <w:rPr>
-          <w:rFonts w:cstheme="minorHAnsi"/>
-          <w:b/>
-          <w:bCs/>
-          <w:color w:val="000000"/>
-          <w:sz w:val="16"/>
-          <w:szCs w:val="16"/>
-          <w:lang w:val="es-MX"/>
-        </w:rPr>
-      </w:pPr>
-    </w:p>
-    <w:p>
-      <w:pPr>
-        <w:spacing w:before="10" w:after="10" w:line="240" w:lineRule="auto"/>
-        <w:ind w:right="-1085"/>
-        <w:jc w:val="both"/>
-        <w:rPr>
-          <w:rFonts w:cstheme="minorHAnsi"/>
-          <w:color w:val="000000"/>
-          <w:sz w:val="16"/>
-          <w:szCs w:val="16"/>
-          <w:lang w:val="es-MX"/>
-        </w:rPr>
-      </w:pPr>
-      <w:r>
-        <w:rPr>
-          <w:rFonts w:cstheme="minorHAnsi"/>
-          <w:b/>
-          <w:bCs/>
-          <w:color w:val="000000"/>
-          <w:sz w:val="16"/>
-          <w:szCs w:val="16"/>
-          <w:lang w:val="es-MX"/>
-        </w:rPr>
-        <w:t>b.</w:t>
-      </w:r>
-      <w:r>
-        <w:rPr>
-          <w:rFonts w:cstheme="minorHAnsi"/>
-          <w:color w:val="000000"/>
-          <w:sz w:val="16"/>
-          <w:szCs w:val="16"/>
-          <w:lang w:val="es-MX"/>
-        </w:rPr>
-        <w:t xml:space="preserve"> Pago parcial del capital del préstamo y el total del interés compensatorio fijo, penalidades, comisiones, gastos e impuestos.</w:t>
-      </w:r>
-    </w:p>
-    <w:p>
-      <w:pPr>
-        <w:spacing w:before="10" w:after="10" w:line="240" w:lineRule="auto"/>
-        <w:ind w:right="-1085"/>
-        <w:jc w:val="both"/>
-        <w:rPr>
-          <w:rFonts w:cstheme="minorHAnsi"/>
-          <w:b/>
-          <w:bCs/>
-          <w:color w:val="000000"/>
-          <w:sz w:val="16"/>
-          <w:szCs w:val="16"/>
-          <w:lang w:val="es-MX"/>
-        </w:rPr>
-      </w:pPr>
-    </w:p>
-    <w:p>
-      <w:pPr>
-        <w:spacing w:before="10" w:after="10" w:line="240" w:lineRule="auto"/>
-        <w:ind w:right="-1085"/>
-        <w:jc w:val="both"/>
-        <w:rPr>
-          <w:rFonts w:cstheme="minorHAnsi"/>
-          <w:color w:val="000000"/>
-          <w:sz w:val="16"/>
-          <w:szCs w:val="16"/>
-          <w:lang w:val="es-MX"/>
-        </w:rPr>
-      </w:pPr>
-      <w:r>
-        <w:rPr>
-          <w:rFonts w:cstheme="minorHAnsi"/>
-          <w:b/>
-          <w:bCs/>
-          <w:color w:val="000000"/>
-          <w:sz w:val="16"/>
-          <w:szCs w:val="16"/>
-          <w:lang w:val="es-MX"/>
-        </w:rPr>
-        <w:t>c.</w:t>
-      </w:r>
-      <w:r>
-        <w:rPr>
-          <w:rFonts w:cstheme="minorHAnsi"/>
-          <w:color w:val="000000"/>
-          <w:sz w:val="16"/>
-          <w:szCs w:val="16"/>
-          <w:lang w:val="es-MX"/>
-        </w:rPr>
-        <w:t xml:space="preserve"> Pago total del interés compensatorio fijo, penalidades, comisiones, gastos e impuestos.</w:t>
-      </w:r>
-    </w:p>
-    <w:p>
-      <w:pPr>
-        <w:spacing w:before="10" w:after="10" w:line="240" w:lineRule="auto"/>
-        <w:ind w:right="-1085"/>
-        <w:jc w:val="both"/>
-        <w:rPr>
-          <w:rFonts w:cstheme="minorHAnsi"/>
-          <w:color w:val="000000"/>
-          <w:sz w:val="16"/>
-          <w:szCs w:val="16"/>
-          <w:lang w:val="es-MX"/>
-        </w:rPr>
-      </w:pPr>
-    </w:p>
-    <w:p>
-      <w:pPr>
-        <w:spacing w:before="10" w:after="10" w:line="240" w:lineRule="auto"/>
-        <w:ind w:right="-1085"/>
-        <w:jc w:val="both"/>
-        <w:rPr>
-          <w:rFonts w:cstheme="minorHAnsi"/>
-          <w:b/>
-          <w:bCs/>
-          <w:color w:val="000000"/>
-          <w:sz w:val="16"/>
-          <w:szCs w:val="16"/>
-        </w:rPr>
-      </w:pPr>
-      <w:r>
-        <w:rPr>
-          <w:rFonts w:cstheme="minorHAnsi"/>
-          <w:color w:val="000000"/>
-          <w:sz w:val="16"/>
-          <w:szCs w:val="16"/>
-        </w:rPr>
-        <w:t xml:space="preserve">Los pagos antes señalados serán en efectivo y únicamente en las agencias de </w:t>
-      </w:r>
-      <w:r>
-        <w:rPr>
-          <w:rFonts w:cstheme="minorHAnsi"/>
-          <w:b/>
-          <w:bCs/>
-          <w:color w:val="000000"/>
-          <w:sz w:val="16"/>
-          <w:szCs w:val="16"/>
-        </w:rPr>
-        <w:t>CREDIÁGIL</w:t>
-      </w:r>
-      <w:r>
-        <w:rPr>
-          <w:rFonts w:cstheme="minorHAnsi"/>
-          <w:color w:val="000000"/>
-          <w:sz w:val="16"/>
-          <w:szCs w:val="16"/>
-        </w:rPr>
-        <w:t xml:space="preserve">. </w:t>
-      </w:r>
-    </w:p>
-    <w:p>
-      <w:pPr>
-        <w:spacing w:before="10" w:after="10" w:line="240" w:lineRule="auto"/>
-        <w:ind w:right="-1085"/>
-        <w:jc w:val="both"/>
-        <w:rPr>
-          <w:rFonts w:cstheme="minorHAnsi"/>
-          <w:color w:val="000000"/>
-          <w:sz w:val="16"/>
-          <w:szCs w:val="16"/>
-        </w:rPr>
-      </w:pPr>
-      <w:r>
-        <w:rPr>
-          <w:rFonts w:cstheme="minorHAnsi"/>
-          <w:color w:val="000000"/>
-          <w:sz w:val="16"/>
-          <w:szCs w:val="16"/>
-        </w:rPr>
-        <w:t xml:space="preserve">De optarse por las alternativas b o c, las partes fijarán un nuevo plazo de vencimiento </w:t>
-      </w:r>
-      <w:r>
-        <w:rPr>
-          <w:rFonts w:cstheme="minorHAnsi"/>
-          <w:color w:val="000000"/>
-          <w:sz w:val="16"/>
-          <w:szCs w:val="16"/>
-        </w:rPr>
-        <w:t>y</w:t>
-      </w:r>
-      <w:r>
-        <w:rPr>
-          <w:rFonts w:cstheme="minorHAnsi"/>
-          <w:color w:val="000000"/>
-          <w:sz w:val="16"/>
-          <w:szCs w:val="16"/>
-        </w:rPr>
-        <w:t xml:space="preserve"> </w:t>
-      </w:r>
-      <w:r>
-        <w:rPr>
-          <w:rFonts w:cstheme="minorHAnsi"/>
-          <w:b/>
-          <w:bCs/>
-          <w:color w:val="000000"/>
-          <w:sz w:val="16"/>
-          <w:szCs w:val="16"/>
-        </w:rPr>
-        <w:t>CREDIÁGIL</w:t>
-      </w:r>
-      <w:r>
-        <w:rPr>
-          <w:rFonts w:cstheme="minorHAnsi"/>
-          <w:color w:val="000000"/>
-          <w:sz w:val="16"/>
-          <w:szCs w:val="16"/>
-        </w:rPr>
-        <w:t xml:space="preserve"> determinará el saldo correspondiente del capital adeudado por </w:t>
-      </w:r>
-      <w:r>
-        <w:rPr>
-          <w:rFonts w:cstheme="minorHAnsi"/>
-          <w:b/>
-          <w:bCs/>
-          <w:color w:val="000000"/>
-          <w:sz w:val="16"/>
-          <w:szCs w:val="16"/>
-        </w:rPr>
-        <w:t>EL CLIENTE</w:t>
-      </w:r>
-      <w:r>
-        <w:rPr>
-          <w:rFonts w:cstheme="minorHAnsi"/>
-          <w:color w:val="000000"/>
-          <w:sz w:val="16"/>
-          <w:szCs w:val="16"/>
-        </w:rPr>
-        <w:t xml:space="preserve">, el cual generará un interés compensatorio fijo y en caso de incumplimiento las penalidades de ser el caso, así como las comisiones, impuestos y los gastos por los días transcurridos hasta el siguiente pago que realice </w:t>
-      </w:r>
-      <w:r>
-        <w:rPr>
-          <w:rFonts w:cstheme="minorHAnsi"/>
-          <w:b/>
-          <w:bCs/>
-          <w:color w:val="000000"/>
-          <w:sz w:val="16"/>
-          <w:szCs w:val="16"/>
-        </w:rPr>
-        <w:t>EL CLIENTE</w:t>
-      </w:r>
-      <w:r>
-        <w:rPr>
-          <w:rFonts w:cstheme="minorHAnsi"/>
-          <w:color w:val="000000"/>
-          <w:sz w:val="16"/>
-          <w:szCs w:val="16"/>
-        </w:rPr>
-        <w:t xml:space="preserve">. En ambos casos, se mantendrá vigente para todos sus efectos la Garantía Mobiliaria constituida, manteniendo </w:t>
-      </w:r>
-      <w:r>
-        <w:rPr>
-          <w:rFonts w:cstheme="minorHAnsi"/>
-          <w:b/>
-          <w:bCs/>
-          <w:color w:val="000000"/>
-          <w:sz w:val="16"/>
-          <w:szCs w:val="16"/>
-        </w:rPr>
-        <w:t>CREDIÁGIL</w:t>
-      </w:r>
-      <w:r>
-        <w:rPr>
-          <w:rFonts w:cstheme="minorHAnsi"/>
-          <w:color w:val="000000"/>
-          <w:sz w:val="16"/>
-          <w:szCs w:val="16"/>
-        </w:rPr>
-        <w:t xml:space="preserve"> en su poder los bienes otorgados en garantía por </w:t>
-      </w:r>
-      <w:r>
-        <w:rPr>
-          <w:rFonts w:cstheme="minorHAnsi"/>
-          <w:b/>
-          <w:bCs/>
-          <w:color w:val="000000"/>
-          <w:sz w:val="16"/>
-          <w:szCs w:val="16"/>
-        </w:rPr>
-        <w:t>EL CLIENTE</w:t>
-      </w:r>
-      <w:r>
-        <w:rPr>
-          <w:rFonts w:cstheme="minorHAnsi"/>
-          <w:color w:val="000000"/>
-          <w:sz w:val="16"/>
-          <w:szCs w:val="16"/>
-        </w:rPr>
-        <w:t>.</w:t>
-      </w:r>
-    </w:p>
-    <w:p>
-      <w:pPr>
-        <w:spacing w:before="10" w:after="10" w:line="240" w:lineRule="auto"/>
-        <w:ind w:right="-1085"/>
-        <w:jc w:val="both"/>
-        <w:rPr>
-          <w:rFonts w:cstheme="minorHAnsi"/>
-          <w:color w:val="000000"/>
-          <w:sz w:val="16"/>
-          <w:szCs w:val="16"/>
-        </w:rPr>
-      </w:pPr>
-    </w:p>
-    <w:p>
-      <w:pPr>
-        <w:spacing w:before="10" w:after="10" w:line="240" w:lineRule="auto"/>
-        <w:ind w:right="-1085"/>
-        <w:jc w:val="both"/>
-        <w:rPr>
-          <w:rFonts w:cstheme="minorHAnsi"/>
-          <w:color w:val="000000"/>
-          <w:sz w:val="16"/>
-          <w:szCs w:val="16"/>
-        </w:rPr>
-      </w:pPr>
-      <w:r>
-        <w:rPr>
-          <w:rFonts w:cstheme="minorHAnsi"/>
-          <w:color w:val="000000"/>
-          <w:sz w:val="16"/>
-          <w:szCs w:val="16"/>
-        </w:rPr>
-        <w:t xml:space="preserve">En el caso que </w:t>
-      </w:r>
-      <w:r>
-        <w:rPr>
-          <w:rFonts w:cstheme="minorHAnsi"/>
-          <w:b/>
-          <w:bCs/>
-          <w:color w:val="000000"/>
-          <w:sz w:val="16"/>
-          <w:szCs w:val="16"/>
-        </w:rPr>
-        <w:t>EL CLIENTE</w:t>
-      </w:r>
-      <w:r>
-        <w:rPr>
-          <w:rFonts w:cstheme="minorHAnsi"/>
-          <w:color w:val="000000"/>
-          <w:sz w:val="16"/>
-          <w:szCs w:val="16"/>
-        </w:rPr>
-        <w:t xml:space="preserve">, haya sido beneficiario de una promoción comercial otorgada por </w:t>
-      </w:r>
-      <w:r>
-        <w:rPr>
-          <w:rFonts w:cstheme="minorHAnsi"/>
-          <w:b/>
-          <w:bCs/>
-          <w:color w:val="000000"/>
-          <w:sz w:val="16"/>
-          <w:szCs w:val="16"/>
-        </w:rPr>
-        <w:t>CREDIÁGIL</w:t>
-      </w:r>
-      <w:r>
-        <w:rPr>
-          <w:rFonts w:cstheme="minorHAnsi"/>
-          <w:color w:val="000000"/>
-          <w:sz w:val="16"/>
-          <w:szCs w:val="16"/>
-        </w:rPr>
-        <w:t>, que conlleve variar el plazo de pago y/o las formas de pago indicadas en las alternativas a, b, o c, que se indican en la hoja resumen (</w:t>
-      </w:r>
-      <w:r>
-        <w:rPr>
-          <w:rFonts w:cstheme="minorHAnsi"/>
-          <w:color w:val="000000"/>
-          <w:sz w:val="16"/>
-          <w:szCs w:val="16"/>
-        </w:rPr>
-        <w:t>ANEXO</w:t>
-      </w:r>
-      <w:r>
-        <w:rPr>
-          <w:rFonts w:cstheme="minorHAnsi"/>
-          <w:color w:val="000000"/>
-          <w:sz w:val="16"/>
-          <w:szCs w:val="16"/>
-        </w:rPr>
-        <w:t xml:space="preserve"> 01), éste se obliga a cumplir las condiciones establecidas para la promoción a la que se acogió, caso contrario, perderá los beneficios de dicha promoción. </w:t>
-      </w:r>
-    </w:p>
-    <w:p>
-      <w:pPr>
-        <w:spacing w:before="10" w:after="10" w:line="240" w:lineRule="auto"/>
-        <w:ind w:right="-1085"/>
-        <w:jc w:val="both"/>
-        <w:rPr>
-          <w:rFonts w:cstheme="minorHAnsi"/>
-          <w:color w:val="000000"/>
-          <w:sz w:val="16"/>
-          <w:szCs w:val="16"/>
-        </w:rPr>
-      </w:pPr>
-    </w:p>
-    <w:p>
-      <w:pPr>
-        <w:spacing w:before="10" w:after="10" w:line="240" w:lineRule="auto"/>
-        <w:ind w:right="-1085"/>
-        <w:jc w:val="both"/>
-        <w:rPr>
-          <w:rFonts w:cstheme="minorHAnsi"/>
-          <w:color w:val="000000"/>
-          <w:sz w:val="16"/>
-          <w:szCs w:val="16"/>
-        </w:rPr>
-      </w:pPr>
-      <w:r>
-        <w:rPr>
-          <w:rFonts w:cstheme="minorHAnsi"/>
-          <w:b/>
-          <w:bCs/>
-          <w:color w:val="000000"/>
-          <w:sz w:val="16"/>
-          <w:szCs w:val="16"/>
-        </w:rPr>
-        <w:t>EL CLIENTE</w:t>
-      </w:r>
-      <w:r>
-        <w:rPr>
-          <w:rFonts w:cstheme="minorHAnsi"/>
-          <w:color w:val="000000"/>
-          <w:sz w:val="16"/>
-          <w:szCs w:val="16"/>
-        </w:rPr>
-        <w:t xml:space="preserve"> podrá efectuar pagos anticipados en forma total de su crédito, con la consecuente reducción de los intereses compensatorios, penalidades (de ser el caso), comisiones y gastos a la fecha de pago. </w:t>
-      </w:r>
-    </w:p>
-    <w:p>
-      <w:pPr>
-        <w:spacing w:before="10" w:after="10" w:line="240" w:lineRule="auto"/>
-        <w:ind w:right="-1085"/>
-        <w:jc w:val="both"/>
-        <w:rPr>
-          <w:rFonts w:cstheme="minorHAnsi"/>
-          <w:color w:val="000000"/>
-          <w:sz w:val="16"/>
-          <w:szCs w:val="16"/>
-          <w:lang w:val="es-MX"/>
-        </w:rPr>
-      </w:pPr>
-    </w:p>
-    <w:p>
-      <w:pPr>
-        <w:spacing w:before="10" w:after="10" w:line="240" w:lineRule="auto"/>
-        <w:ind w:right="-1085"/>
-        <w:jc w:val="both"/>
-        <w:rPr>
-          <w:rFonts w:cstheme="minorHAnsi"/>
-          <w:b/>
-          <w:bCs/>
-          <w:color w:val="000000"/>
-          <w:sz w:val="16"/>
-          <w:szCs w:val="16"/>
-          <w:u w:val="single"/>
-          <w:lang w:val="es-MX"/>
-        </w:rPr>
-      </w:pPr>
-      <w:r>
-        <w:rPr>
-          <w:rFonts w:cstheme="minorHAnsi"/>
-          <w:b/>
-          <w:bCs/>
-          <w:color w:val="000000"/>
-          <w:sz w:val="16"/>
-          <w:szCs w:val="16"/>
-          <w:u w:val="single"/>
-          <w:lang w:val="es-MX"/>
-        </w:rPr>
-        <w:t>3.</w:t>
-      </w:r>
-      <w:r>
-        <w:rPr>
-          <w:rFonts w:cstheme="minorHAnsi"/>
-          <w:b/>
-          <w:bCs/>
-          <w:color w:val="000000"/>
-          <w:sz w:val="16"/>
-          <w:szCs w:val="16"/>
-          <w:u w:val="single"/>
-          <w:lang w:val="es-MX"/>
-        </w:rPr>
-        <w:t>-</w:t>
-      </w:r>
-      <w:r>
-        <w:rPr>
-          <w:rFonts w:cstheme="minorHAnsi"/>
-          <w:b/>
-          <w:bCs/>
-          <w:color w:val="000000"/>
-          <w:sz w:val="16"/>
-          <w:szCs w:val="16"/>
-          <w:u w:val="single"/>
-          <w:lang w:val="es-MX"/>
-        </w:rPr>
-        <w:t xml:space="preserve"> GARANTÍA</w:t>
-      </w:r>
-    </w:p>
-    <w:p>
-      <w:pPr>
-        <w:spacing w:before="10" w:after="10" w:line="240" w:lineRule="auto"/>
-        <w:ind w:right="-1085"/>
-        <w:jc w:val="both"/>
-        <w:rPr>
-          <w:rFonts w:cstheme="minorHAnsi"/>
-          <w:color w:val="000000"/>
-          <w:sz w:val="16"/>
-          <w:szCs w:val="16"/>
-          <w:lang w:val="es-MX"/>
-        </w:rPr>
-      </w:pPr>
-      <w:r>
-        <w:rPr>
-          <w:rFonts w:cstheme="minorHAnsi"/>
-          <w:color w:val="000000"/>
-          <w:sz w:val="16"/>
-          <w:szCs w:val="16"/>
-          <w:lang w:val="es-MX"/>
-        </w:rPr>
-        <w:t xml:space="preserve">En respaldo del cumplimiento del pago del préstamo, interés compensatorio fijo, penalidades de ser el caso, comisiones, gastos e impuestos señalados en la Cláusula Primera, así como de cualquier otra obligación frente a </w:t>
-      </w:r>
-      <w:r>
-        <w:rPr>
-          <w:rFonts w:cstheme="minorHAnsi"/>
-          <w:b/>
-          <w:bCs/>
-          <w:color w:val="000000"/>
-          <w:sz w:val="16"/>
-          <w:szCs w:val="16"/>
-          <w:lang w:val="es-MX"/>
-        </w:rPr>
-        <w:t>CREDIÁGIL</w:t>
-      </w:r>
-      <w:r>
-        <w:rPr>
-          <w:rFonts w:cstheme="minorHAnsi"/>
-          <w:color w:val="000000"/>
-          <w:sz w:val="16"/>
-          <w:szCs w:val="16"/>
-          <w:lang w:val="es-MX"/>
-        </w:rPr>
-        <w:t xml:space="preserve">, presente o futura, se constituye </w:t>
-      </w:r>
-      <w:r>
-        <w:rPr>
-          <w:rFonts w:cstheme="minorHAnsi"/>
-          <w:b/>
-          <w:bCs/>
-          <w:color w:val="000000"/>
-          <w:sz w:val="16"/>
-          <w:szCs w:val="16"/>
-          <w:lang w:val="es-MX"/>
-        </w:rPr>
-        <w:t>Primera y Preferente Garantía Mobiliaria Vehicular</w:t>
-      </w:r>
-      <w:r>
-        <w:rPr>
-          <w:rFonts w:cstheme="minorHAnsi"/>
-          <w:color w:val="000000"/>
-          <w:sz w:val="16"/>
-          <w:szCs w:val="16"/>
-          <w:lang w:val="es-MX"/>
-        </w:rPr>
-        <w:t xml:space="preserve"> con entrega de posesión y a plazo indeterminado a favor de </w:t>
-      </w:r>
-      <w:r>
-        <w:rPr>
-          <w:rFonts w:cstheme="minorHAnsi"/>
-          <w:b/>
-          <w:bCs/>
-          <w:color w:val="000000"/>
-          <w:sz w:val="16"/>
-          <w:szCs w:val="16"/>
-          <w:lang w:val="es-MX"/>
-        </w:rPr>
-        <w:t>CREDIÁGIL</w:t>
-      </w:r>
-      <w:r>
-        <w:rPr>
-          <w:rFonts w:cstheme="minorHAnsi"/>
-          <w:color w:val="000000"/>
-          <w:sz w:val="16"/>
-          <w:szCs w:val="16"/>
-          <w:lang w:val="es-MX"/>
-        </w:rPr>
-        <w:t xml:space="preserve"> hasta por la suma de S/ </w:t>
-      </w:r>
-      <w:r>
-        <w:rPr>
-          <w:rFonts w:cstheme="minorHAnsi"/>
-          <w:b/>
-          <w:bCs/>
-          <w:color w:val="000000"/>
-          <w:sz w:val="16"/>
-          <w:szCs w:val="16"/>
-          <w:lang w:val="es-MX"/>
-        </w:rPr>
-        <w:t>${</w:t>
-      </w:r>
-      <w:r>
-        <w:rPr>
-          <w:rFonts w:cstheme="minorHAnsi"/>
-          <w:b/>
-          <w:bCs/>
-          <w:color w:val="000000"/>
-          <w:sz w:val="16"/>
-          <w:szCs w:val="16"/>
-          <w:lang w:val="es-MX"/>
-        </w:rPr>
-        <w:t>MONTO_TASACION</w:t>
-      </w:r>
-      <w:r>
-        <w:rPr>
-          <w:rFonts w:cstheme="minorHAnsi"/>
-          <w:b/>
-          <w:bCs/>
-          <w:color w:val="000000"/>
-          <w:sz w:val="16"/>
-          <w:szCs w:val="16"/>
-          <w:lang w:val="es-MX"/>
-        </w:rPr>
-        <w:t>}</w:t>
-      </w:r>
-      <w:r>
-        <w:rPr>
-          <w:rFonts w:cstheme="minorHAnsi"/>
-          <w:color w:val="000000"/>
-          <w:sz w:val="16"/>
-          <w:szCs w:val="16"/>
-          <w:lang w:val="es-MX"/>
-        </w:rPr>
-        <w:t>, otorgada por:</w:t>
-      </w:r>
-    </w:p>
-    <w:p>
-      <w:pPr>
-        <w:spacing w:before="10" w:after="10" w:line="240" w:lineRule="auto"/>
-        <w:ind w:right="-1085"/>
-        <w:jc w:val="both"/>
-        <w:rPr>
-          <w:rFonts w:cstheme="minorHAnsi"/>
-          <w:b/>
-          <w:bCs/>
-          <w:color w:val="000000"/>
-          <w:sz w:val="16"/>
-          <w:szCs w:val="16"/>
-          <w:lang w:val="es-MX"/>
-        </w:rPr>
-      </w:pPr>
-    </w:p>
-    <w:p>
-      <w:pPr>
-        <w:spacing w:before="10" w:after="10" w:line="240" w:lineRule="auto"/>
-        <w:ind w:right="-1085"/>
-        <w:jc w:val="both"/>
-        <w:rPr>
-          <w:rFonts w:cstheme="minorHAnsi"/>
-          <w:color w:val="000000"/>
-          <w:sz w:val="16"/>
-          <w:szCs w:val="16"/>
-          <w:lang w:val="es-MX"/>
-        </w:rPr>
-      </w:pPr>
-      <w:r>
-        <w:rPr>
-          <w:rFonts w:cstheme="minorHAnsi"/>
-          <w:b/>
-          <w:bCs/>
-          <w:color w:val="000000"/>
-          <w:sz w:val="16"/>
-          <w:szCs w:val="16"/>
-          <w:lang w:val="es-MX"/>
-        </w:rPr>
-        <w:t>a. EL CLIENTE</w:t>
-      </w:r>
-      <w:r>
-        <w:rPr>
-          <w:rFonts w:cstheme="minorHAnsi"/>
-          <w:color w:val="000000"/>
-          <w:sz w:val="16"/>
-          <w:szCs w:val="16"/>
-          <w:lang w:val="es-MX"/>
-        </w:rPr>
-        <w:t>, en su calidad de propietario y titular registral del vehículo; o en su defecto por,</w:t>
-      </w:r>
-    </w:p>
-    <w:p>
-      <w:pPr>
-        <w:spacing w:before="10" w:after="10" w:line="240" w:lineRule="auto"/>
-        <w:ind w:right="-1085"/>
-        <w:jc w:val="both"/>
-        <w:rPr>
-          <w:rFonts w:cstheme="minorHAnsi"/>
-          <w:b/>
-          <w:bCs/>
-          <w:color w:val="000000"/>
-          <w:sz w:val="16"/>
-          <w:szCs w:val="16"/>
-          <w:lang w:val="es-MX"/>
-        </w:rPr>
-      </w:pPr>
-    </w:p>
-    <w:p>
-      <w:pPr>
-        <w:spacing w:before="10" w:after="10" w:line="240" w:lineRule="auto"/>
-        <w:ind w:right="-1085"/>
-        <w:jc w:val="both"/>
-        <w:rPr>
-          <w:rFonts w:cstheme="minorHAnsi"/>
-          <w:color w:val="000000"/>
-          <w:sz w:val="16"/>
-          <w:szCs w:val="16"/>
-          <w:lang w:val="es-MX"/>
-        </w:rPr>
-      </w:pPr>
-      <w:r>
-        <w:rPr>
-          <w:rFonts w:cstheme="minorHAnsi"/>
-          <w:b/>
-          <w:bCs/>
-          <w:color w:val="000000"/>
-          <w:sz w:val="16"/>
-          <w:szCs w:val="16"/>
-          <w:lang w:val="es-MX"/>
-        </w:rPr>
-        <w:t>b. EL GARANTE MOBILIARIO:</w:t>
-      </w:r>
-      <w:r>
-        <w:rPr>
-          <w:rFonts w:cstheme="minorHAnsi"/>
-          <w:color w:val="000000"/>
-          <w:sz w:val="16"/>
-          <w:szCs w:val="16"/>
-          <w:lang w:val="es-MX"/>
-        </w:rPr>
-        <w:t xml:space="preserve"> El señor(a) </w:t>
-      </w:r>
-      <w:r>
-        <w:rPr>
-          <w:rFonts w:cstheme="minorHAnsi"/>
-          <w:b/>
-          <w:bCs/>
-          <w:color w:val="000000"/>
-          <w:sz w:val="16"/>
-          <w:szCs w:val="16"/>
-          <w:lang w:val="es-MX"/>
-        </w:rPr>
-        <w:t>${</w:t>
-      </w:r>
-      <w:r>
-        <w:rPr>
-          <w:rFonts w:cstheme="minorHAnsi"/>
-          <w:b/>
-          <w:bCs/>
-          <w:color w:val="000000"/>
-          <w:sz w:val="16"/>
-          <w:szCs w:val="16"/>
-          <w:lang w:val="es-MX"/>
-        </w:rPr>
-        <w:t>NOMBRE_GARANTE</w:t>
-      </w:r>
-      <w:r>
-        <w:rPr>
-          <w:rFonts w:cstheme="minorHAnsi"/>
-          <w:b/>
-          <w:bCs/>
-          <w:color w:val="000000"/>
-          <w:sz w:val="16"/>
-          <w:szCs w:val="16"/>
-          <w:lang w:val="es-MX"/>
-        </w:rPr>
-        <w:t>}</w:t>
-      </w:r>
-      <w:r>
-        <w:rPr>
-          <w:rFonts w:cstheme="minorHAnsi"/>
-          <w:color w:val="000000"/>
-          <w:sz w:val="16"/>
-          <w:szCs w:val="16"/>
-          <w:lang w:val="es-MX"/>
-        </w:rPr>
-        <w:t xml:space="preserve"> identificado con DNI </w:t>
-      </w:r>
-      <w:proofErr w:type="spellStart"/>
-      <w:r>
-        <w:rPr>
-          <w:rFonts w:cstheme="minorHAnsi"/>
-          <w:color w:val="000000"/>
-          <w:sz w:val="16"/>
-          <w:szCs w:val="16"/>
-          <w:lang w:val="es-MX"/>
-        </w:rPr>
-        <w:t>Nº</w:t>
-      </w:r>
-      <w:proofErr w:type="spellEnd"/>
-      <w:r>
-        <w:rPr>
-          <w:rFonts w:cstheme="minorHAnsi"/>
-          <w:color w:val="000000"/>
-          <w:sz w:val="16"/>
-          <w:szCs w:val="16"/>
-          <w:lang w:val="es-MX"/>
-        </w:rPr>
-        <w:t xml:space="preserve"> </w:t>
-      </w:r>
-      <w:r>
-        <w:rPr>
-          <w:rFonts w:cstheme="minorHAnsi"/>
-          <w:b/>
-          <w:bCs/>
-          <w:color w:val="000000"/>
-          <w:sz w:val="16"/>
-          <w:szCs w:val="16"/>
-          <w:lang w:val="es-MX"/>
-        </w:rPr>
-        <w:t>${</w:t>
-      </w:r>
-      <w:r>
-        <w:rPr>
-          <w:rFonts w:cstheme="minorHAnsi"/>
-          <w:b/>
-          <w:bCs/>
-          <w:color w:val="000000"/>
-          <w:sz w:val="16"/>
-          <w:szCs w:val="16"/>
-          <w:lang w:val="es-MX"/>
-        </w:rPr>
-        <w:t>DNI_GARANTE</w:t>
-      </w:r>
-      <w:r>
-        <w:rPr>
-          <w:rFonts w:cstheme="minorHAnsi"/>
-          <w:b/>
-          <w:bCs/>
-          <w:color w:val="000000"/>
-          <w:sz w:val="16"/>
-          <w:szCs w:val="16"/>
-          <w:lang w:val="es-MX"/>
-        </w:rPr>
-        <w:t>}</w:t>
-      </w:r>
-      <w:r>
-        <w:rPr>
-          <w:rFonts w:cstheme="minorHAnsi"/>
-          <w:color w:val="000000"/>
-          <w:sz w:val="16"/>
-          <w:szCs w:val="16"/>
-          <w:lang w:val="es-MX"/>
-        </w:rPr>
-        <w:t xml:space="preserve">, y su cónyuge </w:t>
-      </w:r>
-      <w:r>
-        <w:rPr>
-          <w:rFonts w:cstheme="minorHAnsi"/>
-          <w:b/>
-          <w:bCs/>
-          <w:color w:val="000000"/>
-          <w:sz w:val="16"/>
-          <w:szCs w:val="16"/>
-          <w:lang w:val="es-MX"/>
-        </w:rPr>
-        <w:t>${</w:t>
-      </w:r>
-      <w:r>
-        <w:rPr>
-          <w:rFonts w:cstheme="minorHAnsi"/>
-          <w:b/>
-          <w:bCs/>
-          <w:color w:val="000000"/>
-          <w:sz w:val="16"/>
-          <w:szCs w:val="16"/>
-          <w:lang w:val="es-MX"/>
-        </w:rPr>
-        <w:t>CONYUGE_GARANTE</w:t>
-      </w:r>
-      <w:r>
-        <w:rPr>
-          <w:rFonts w:cstheme="minorHAnsi"/>
-          <w:b/>
-          <w:bCs/>
-          <w:color w:val="000000"/>
-          <w:sz w:val="16"/>
-          <w:szCs w:val="16"/>
-          <w:lang w:val="es-MX"/>
-        </w:rPr>
-        <w:t>}</w:t>
-      </w:r>
-      <w:r>
-        <w:rPr>
-          <w:rFonts w:cstheme="minorHAnsi"/>
-          <w:color w:val="000000"/>
-          <w:sz w:val="16"/>
-          <w:szCs w:val="16"/>
-          <w:lang w:val="es-MX"/>
-        </w:rPr>
-        <w:t xml:space="preserve"> con DNI </w:t>
-      </w:r>
-      <w:proofErr w:type="spellStart"/>
-      <w:r>
-        <w:rPr>
-          <w:rFonts w:cstheme="minorHAnsi"/>
-          <w:color w:val="000000"/>
-          <w:sz w:val="16"/>
-          <w:szCs w:val="16"/>
-          <w:lang w:val="es-MX"/>
-        </w:rPr>
-        <w:t>Nº</w:t>
-      </w:r>
-      <w:proofErr w:type="spellEnd"/>
-      <w:r>
-        <w:rPr>
-          <w:rFonts w:cstheme="minorHAnsi"/>
-          <w:color w:val="000000"/>
-          <w:sz w:val="16"/>
-          <w:szCs w:val="16"/>
-          <w:lang w:val="es-MX"/>
-        </w:rPr>
-        <w:t xml:space="preserve"> </w:t>
-      </w:r>
-      <w:r>
-        <w:rPr>
-          <w:rFonts w:cstheme="minorHAnsi"/>
-          <w:b/>
-          <w:bCs/>
-          <w:color w:val="000000"/>
-          <w:sz w:val="16"/>
-          <w:szCs w:val="16"/>
-          <w:lang w:val="es-MX"/>
-        </w:rPr>
-        <w:t>${</w:t>
-      </w:r>
-      <w:r>
-        <w:rPr>
-          <w:rFonts w:cstheme="minorHAnsi"/>
-          <w:b/>
-          <w:bCs/>
-          <w:color w:val="000000"/>
-          <w:sz w:val="16"/>
-          <w:szCs w:val="16"/>
-          <w:lang w:val="es-MX"/>
-        </w:rPr>
-        <w:t>DNI_CONYUGE_GARANTE</w:t>
-      </w:r>
-      <w:r>
-        <w:rPr>
-          <w:rFonts w:cstheme="minorHAnsi"/>
-          <w:b/>
-          <w:bCs/>
-          <w:color w:val="000000"/>
-          <w:sz w:val="16"/>
-          <w:szCs w:val="16"/>
-          <w:lang w:val="es-MX"/>
-        </w:rPr>
-        <w:t>}</w:t>
-      </w:r>
-      <w:r>
-        <w:rPr>
-          <w:rFonts w:cstheme="minorHAnsi"/>
-          <w:color w:val="000000"/>
-          <w:sz w:val="16"/>
-          <w:szCs w:val="16"/>
-          <w:lang w:val="es-MX"/>
-        </w:rPr>
-        <w:t xml:space="preserve">, con domicilio en </w:t>
-      </w:r>
-      <w:r>
-        <w:rPr>
-          <w:rFonts w:cstheme="minorHAnsi"/>
-          <w:b/>
-          <w:bCs/>
-          <w:color w:val="000000"/>
-          <w:sz w:val="16"/>
-          <w:szCs w:val="16"/>
-          <w:lang w:val="es-MX"/>
-        </w:rPr>
-        <w:t>${</w:t>
-      </w:r>
-      <w:r>
-        <w:rPr>
-          <w:rFonts w:cstheme="minorHAnsi"/>
-          <w:b/>
-          <w:bCs/>
-          <w:color w:val="000000"/>
-          <w:sz w:val="16"/>
-          <w:szCs w:val="16"/>
-          <w:lang w:val="es-MX"/>
-        </w:rPr>
-        <w:t>DOMICILIO_GARANTE</w:t>
-      </w:r>
-      <w:r>
-        <w:rPr>
-          <w:rFonts w:cstheme="minorHAnsi"/>
-          <w:b/>
-          <w:bCs/>
-          <w:color w:val="000000"/>
-          <w:sz w:val="16"/>
-          <w:szCs w:val="16"/>
-          <w:lang w:val="es-MX"/>
-        </w:rPr>
-        <w:t>}</w:t>
-      </w:r>
-      <w:r>
-        <w:rPr>
-          <w:rFonts w:cstheme="minorHAnsi"/>
-          <w:color w:val="000000"/>
-          <w:sz w:val="16"/>
-          <w:szCs w:val="16"/>
-          <w:lang w:val="es-MX"/>
-        </w:rPr>
-        <w:t xml:space="preserve">, adquiriendo en consecuencia la calidad de </w:t>
-      </w:r>
-      <w:r>
-        <w:rPr>
-          <w:rFonts w:cstheme="minorHAnsi"/>
-          <w:b/>
-          <w:bCs/>
-          <w:color w:val="000000"/>
-          <w:sz w:val="16"/>
-          <w:szCs w:val="16"/>
-          <w:lang w:val="es-MX"/>
-        </w:rPr>
-        <w:t>DEUDOR SOLIDARIO</w:t>
-      </w:r>
-      <w:r>
-        <w:rPr>
-          <w:rFonts w:cstheme="minorHAnsi"/>
-          <w:color w:val="000000"/>
-          <w:sz w:val="16"/>
-          <w:szCs w:val="16"/>
-          <w:lang w:val="es-MX"/>
-        </w:rPr>
-        <w:t xml:space="preserve"> de la presente obligación asumida por EL CLIENTE.</w:t>
-      </w:r>
-    </w:p>
-    <w:p>
-      <w:pPr>
-        <w:spacing w:before="10" w:after="10" w:line="240" w:lineRule="auto"/>
-        <w:ind w:right="-1085"/>
-        <w:jc w:val="both"/>
-        <w:rPr>
-          <w:rFonts w:cstheme="minorHAnsi"/>
-          <w:color w:val="000000"/>
-          <w:sz w:val="16"/>
-          <w:szCs w:val="16"/>
-          <w:lang w:val="es-MX"/>
-        </w:rPr>
-      </w:pPr>
-    </w:p>
-    <w:p>
-      <w:pPr>
-        <w:spacing w:before="10" w:after="10" w:line="240" w:lineRule="auto"/>
-        <w:ind w:right="-1085"/>
-        <w:jc w:val="both"/>
-        <w:rPr>
-          <w:rFonts w:cstheme="minorHAnsi"/>
-          <w:color w:val="000000"/>
-          <w:sz w:val="16"/>
-          <w:szCs w:val="16"/>
-          <w:lang w:val="es-MX"/>
-        </w:rPr>
-      </w:pPr>
-      <w:r>
-        <w:rPr>
-          <w:rFonts w:cstheme="minorHAnsi"/>
-          <w:color w:val="000000"/>
-          <w:sz w:val="16"/>
-          <w:szCs w:val="16"/>
-          <w:lang w:val="es-MX"/>
-        </w:rPr>
-        <w:t xml:space="preserve">Sobre el vehículo cuyas características técnicas (Marca, Modelo, Placa, Motor, Serie) se detallan minuciosamente en el </w:t>
-      </w:r>
-      <w:r>
-        <w:rPr>
-          <w:rFonts w:cstheme="minorHAnsi"/>
-          <w:b/>
-          <w:bCs/>
-          <w:color w:val="000000"/>
-          <w:sz w:val="16"/>
-          <w:szCs w:val="16"/>
-          <w:lang w:val="es-MX"/>
-        </w:rPr>
-        <w:t>ANEXO 01</w:t>
-      </w:r>
-      <w:r>
-        <w:rPr>
-          <w:rFonts w:cstheme="minorHAnsi"/>
-          <w:color w:val="000000"/>
-          <w:sz w:val="16"/>
-          <w:szCs w:val="16"/>
-          <w:lang w:val="es-MX"/>
-        </w:rPr>
-        <w:t xml:space="preserve"> del presente contrato. El vehículo se encuentra inscrito en la </w:t>
-      </w:r>
-      <w:r>
-        <w:rPr>
-          <w:rFonts w:cstheme="minorHAnsi"/>
-          <w:b/>
-          <w:bCs/>
-          <w:color w:val="000000"/>
-          <w:sz w:val="16"/>
-          <w:szCs w:val="16"/>
-          <w:lang w:val="es-MX"/>
-        </w:rPr>
-        <w:t xml:space="preserve">Partida Electrónica </w:t>
-      </w:r>
-      <w:proofErr w:type="spellStart"/>
-      <w:r>
-        <w:rPr>
-          <w:rFonts w:cstheme="minorHAnsi"/>
-          <w:color w:val="000000"/>
-          <w:sz w:val="16"/>
-          <w:szCs w:val="16"/>
-          <w:lang w:val="es-MX"/>
-        </w:rPr>
-        <w:t>Nº</w:t>
-      </w:r>
-      <w:proofErr w:type="spellEnd"/>
       <w:r>
         <w:rPr>
           <w:rFonts w:cstheme="minorHAnsi"/>
@@ -3297,64 +3185,308 @@
           <w:sz w:val="16"/>
           <w:szCs w:val="16"/>
         </w:rPr>
-        <w:t xml:space="preserve">d) En observancia al inciso 2 del Artículo </w:t>
-      </w:r>
-      <w:proofErr w:type="spellStart"/>
-      <w:r>
-        <w:rPr>
-          <w:rFonts w:cstheme="minorHAnsi"/>
-          <w:color w:val="000000"/>
-          <w:sz w:val="16"/>
-          <w:szCs w:val="16"/>
+        <w:t>d) En observancia al inciso 2 del Artículo Nº 47 de la Ley de Garantía Mobiliaria se establece que el valor de venta o adjudicación del vehículo NO será menor a las 2/3 partes de la valorización señalada en la Cláusula Cuarta de este Contrato acordada de mutuo acuerdo.</w:t>
+      </w:r>
+    </w:p>
+    <w:p>
+      <w:pPr>
+        <w:spacing w:before="10" w:after="10" w:line="240" w:lineRule="auto"/>
+        <w:ind w:right="-1085"/>
+        <w:jc w:val="both"/>
+        <w:rPr>
+          <w:rFonts w:cstheme="minorHAnsi"/>
+          <w:color w:val="000000"/>
+          <w:sz w:val="16"/>
+          <w:szCs w:val="16"/>
+        </w:rPr>
+      </w:pPr>
+    </w:p>
+    <w:p>
+      <w:pPr>
+        <w:spacing w:before="10" w:after="10" w:line="240" w:lineRule="auto"/>
+        <w:ind w:right="-1085"/>
+        <w:jc w:val="both"/>
+        <w:rPr>
+          <w:rFonts w:cstheme="minorHAnsi"/>
+          <w:b/>
+          <w:bCs/>
+          <w:color w:val="000000"/>
+          <w:sz w:val="16"/>
+          <w:szCs w:val="16"/>
+        </w:rPr>
+      </w:pPr>
+      <w:r>
+        <w:rPr>
+          <w:rFonts w:cstheme="minorHAnsi"/>
+          <w:color w:val="000000"/>
+          <w:sz w:val="16"/>
+          <w:szCs w:val="16"/>
+        </w:rPr>
+        <w:t xml:space="preserve">e) Producida la venta extrajudicial o adjudicación del vehículo por el Representante, las partes pactan, en aplicación del artículo 3, numeral 3.3, de la Ley de Garantía Mobiliaria, que </w:t>
+      </w:r>
+      <w:r>
+        <w:rPr>
+          <w:rFonts w:cstheme="minorHAnsi"/>
+          <w:b/>
+          <w:bCs/>
+          <w:color w:val="000000"/>
+          <w:sz w:val="16"/>
+          <w:szCs w:val="16"/>
+        </w:rPr>
+        <w:t>CREDIÁGIL</w:t>
+      </w:r>
+      <w:r>
+        <w:rPr>
+          <w:rFonts w:cstheme="minorHAnsi"/>
+          <w:color w:val="000000"/>
+          <w:sz w:val="16"/>
+          <w:szCs w:val="16"/>
+        </w:rPr>
+        <w:t xml:space="preserve"> aplicará el monto resultante a la deuda total de </w:t>
+      </w:r>
+      <w:r>
+        <w:rPr>
+          <w:rFonts w:cstheme="minorHAnsi"/>
+          <w:b/>
+          <w:bCs/>
+          <w:color w:val="000000"/>
+          <w:sz w:val="16"/>
+          <w:szCs w:val="16"/>
+        </w:rPr>
+        <w:t>EL CLIENTE</w:t>
+      </w:r>
+      <w:r>
+        <w:rPr>
+          <w:rFonts w:cstheme="minorHAnsi"/>
+          <w:color w:val="000000"/>
+          <w:sz w:val="16"/>
+          <w:szCs w:val="16"/>
+        </w:rPr>
+        <w:t xml:space="preserve">, en el siguiente orden: impuestos, gastos, comisiones, penalidades, intereses compensatorios devengados a la fecha de la ejecución de la garantía mobiliaria y finalmente al saldo de capital, precisándose que producida la venta extrajudicial o adjudicación, de existir un saldo excedente a favor de </w:t>
+      </w:r>
+      <w:r>
+        <w:rPr>
+          <w:rFonts w:cstheme="minorHAnsi"/>
+          <w:b/>
+          <w:bCs/>
+          <w:color w:val="000000"/>
+          <w:sz w:val="16"/>
+          <w:szCs w:val="16"/>
+        </w:rPr>
+        <w:t>EL CLIENTE</w:t>
+      </w:r>
+      <w:r>
+        <w:rPr>
+          <w:rFonts w:cstheme="minorHAnsi"/>
+          <w:color w:val="000000"/>
+          <w:sz w:val="16"/>
+          <w:szCs w:val="16"/>
+        </w:rPr>
+        <w:t xml:space="preserve">, dicho monto será entregado a </w:t>
+      </w:r>
+      <w:r>
+        <w:rPr>
+          <w:rFonts w:cstheme="minorHAnsi"/>
+          <w:b/>
+          <w:bCs/>
+          <w:color w:val="000000"/>
+          <w:sz w:val="16"/>
+          <w:szCs w:val="16"/>
+        </w:rPr>
+        <w:t>EL CLIENTE</w:t>
+      </w:r>
+      <w:r>
+        <w:rPr>
+          <w:rFonts w:cstheme="minorHAnsi"/>
+          <w:color w:val="000000"/>
+          <w:sz w:val="16"/>
+          <w:szCs w:val="16"/>
+        </w:rPr>
+        <w:t xml:space="preserve"> o a </w:t>
+      </w:r>
+      <w:r>
+        <w:rPr>
+          <w:rFonts w:cstheme="minorHAnsi"/>
+          <w:b/>
+          <w:bCs/>
+          <w:color w:val="000000"/>
+          <w:sz w:val="16"/>
+          <w:szCs w:val="16"/>
+        </w:rPr>
+        <w:t xml:space="preserve">EL GARANTE </w:t>
+      </w:r>
+    </w:p>
+    <w:p>
+      <w:pPr>
+        <w:spacing w:before="10" w:after="10" w:line="240" w:lineRule="auto"/>
+        <w:ind w:right="-1085"/>
+        <w:jc w:val="both"/>
+        <w:rPr>
+          <w:rFonts w:cstheme="minorHAnsi"/>
+          <w:color w:val="000000"/>
+          <w:sz w:val="16"/>
+          <w:szCs w:val="16"/>
+        </w:rPr>
+      </w:pPr>
+      <w:r>
+        <w:rPr>
+          <w:rFonts w:cstheme="minorHAnsi"/>
+          <w:b/>
+          <w:bCs/>
+          <w:color w:val="000000"/>
+          <w:sz w:val="16"/>
+          <w:szCs w:val="16"/>
+        </w:rPr>
+        <w:t>MOBILIARIO</w:t>
+      </w:r>
+      <w:r>
+        <w:rPr>
+          <w:rFonts w:cstheme="minorHAnsi"/>
+          <w:color w:val="000000"/>
+          <w:sz w:val="16"/>
+          <w:szCs w:val="16"/>
+        </w:rPr>
+        <w:t xml:space="preserve"> en cualquiera de nuestras agencias, para lo cual </w:t>
+      </w:r>
+      <w:r>
+        <w:rPr>
+          <w:rFonts w:cstheme="minorHAnsi"/>
+          <w:b/>
+          <w:bCs/>
+          <w:color w:val="000000"/>
+          <w:sz w:val="16"/>
+          <w:szCs w:val="16"/>
+        </w:rPr>
+        <w:t>CREDIÁGIL</w:t>
+      </w:r>
+      <w:r>
+        <w:rPr>
+          <w:rFonts w:cstheme="minorHAnsi"/>
+          <w:color w:val="000000"/>
+          <w:sz w:val="16"/>
+          <w:szCs w:val="16"/>
+        </w:rPr>
+        <w:t xml:space="preserve"> por instrucción del (la) Representante nombrado (a) de común acuerdo entre las partes, comunicará por escrito al domicilio de </w:t>
+      </w:r>
+      <w:r>
+        <w:rPr>
+          <w:rFonts w:cstheme="minorHAnsi"/>
+          <w:b/>
+          <w:bCs/>
+          <w:color w:val="000000"/>
+          <w:sz w:val="16"/>
+          <w:szCs w:val="16"/>
+        </w:rPr>
+        <w:t>EL CLIENTE</w:t>
+      </w:r>
+      <w:r>
+        <w:rPr>
+          <w:rFonts w:cstheme="minorHAnsi"/>
+          <w:color w:val="000000"/>
+          <w:sz w:val="16"/>
+          <w:szCs w:val="16"/>
+        </w:rPr>
+        <w:t xml:space="preserve"> en el plazo de 10 días la existencia del saldo excedente para que se apersone a cobrar a cualquiera de las agencias indicadas en la página Web. Se precisa que dicho procedimiento sólo será factible, si la garantía mobiliaria no mantiene además del gravamen constituido a favor de </w:t>
+      </w:r>
+      <w:r>
+        <w:rPr>
+          <w:rFonts w:cstheme="minorHAnsi"/>
+          <w:b/>
+          <w:bCs/>
+          <w:color w:val="000000"/>
+          <w:sz w:val="16"/>
+          <w:szCs w:val="16"/>
+        </w:rPr>
+        <w:t>CREDIÁGIL</w:t>
+      </w:r>
+      <w:r>
+        <w:rPr>
+          <w:rFonts w:cstheme="minorHAnsi"/>
+          <w:color w:val="000000"/>
+          <w:sz w:val="16"/>
+          <w:szCs w:val="16"/>
+        </w:rPr>
+        <w:t xml:space="preserve"> otro u otros gravámenes posteriores a favor de terceros, dado que en dicho supuesto y en aplicación del artículo 47 numeral 4 de la Ley de Garantía Mobiliaria </w:t>
+      </w:r>
+      <w:r>
+        <w:rPr>
+          <w:rFonts w:cstheme="minorHAnsi"/>
+          <w:color w:val="000000"/>
+          <w:sz w:val="16"/>
+          <w:szCs w:val="16"/>
+          <w:lang w:val="es-MX"/>
         </w:rPr>
         <w:t>Nº</w:t>
       </w:r>
-      <w:proofErr w:type="spellEnd"/>
-      <w:r>
-        <w:rPr>
-          <w:rFonts w:cstheme="minorHAnsi"/>
-          <w:color w:val="000000"/>
-          <w:sz w:val="16"/>
-          <w:szCs w:val="16"/>
-        </w:rPr>
-        <w:t xml:space="preserve"> 47 de la Ley de Garantía Mobiliaria se establece que el valor de venta o adjudicación del vehículo NO será menor a las 2/3 partes de la valorización señalada en la Cláusula Cuarta de este Contrato acordada de mutuo acuerdo.</w:t>
-      </w:r>
-    </w:p>
-    <w:p>
-      <w:pPr>
-        <w:spacing w:before="10" w:after="10" w:line="240" w:lineRule="auto"/>
-        <w:ind w:right="-1085"/>
-        <w:jc w:val="both"/>
-        <w:rPr>
-          <w:rFonts w:cstheme="minorHAnsi"/>
-          <w:color w:val="000000"/>
-          <w:sz w:val="16"/>
-          <w:szCs w:val="16"/>
-        </w:rPr>
-      </w:pPr>
-    </w:p>
-    <w:p>
-      <w:pPr>
-        <w:spacing w:before="10" w:after="10" w:line="240" w:lineRule="auto"/>
-        <w:ind w:right="-1085"/>
-        <w:jc w:val="both"/>
-        <w:rPr>
-          <w:rFonts w:cstheme="minorHAnsi"/>
-          <w:b/>
-          <w:bCs/>
-          <w:color w:val="000000"/>
-          <w:sz w:val="16"/>
-          <w:szCs w:val="16"/>
-        </w:rPr>
-      </w:pPr>
-      <w:r>
-        <w:rPr>
-          <w:rFonts w:cstheme="minorHAnsi"/>
-          <w:color w:val="000000"/>
-          <w:sz w:val="16"/>
-          <w:szCs w:val="16"/>
-        </w:rPr>
-        <w:t xml:space="preserve">e) Producida la venta extrajudicial o adjudicación del vehículo por el Representante, las partes pactan, en aplicación del artículo 3, numeral 3.3, de la Ley de Garantía Mobiliaria, que </w:t>
+      <w:r>
+        <w:rPr>
+          <w:rFonts w:cstheme="minorHAnsi"/>
+          <w:color w:val="000000"/>
+          <w:sz w:val="16"/>
+          <w:szCs w:val="16"/>
+        </w:rPr>
+        <w:t xml:space="preserve"> 28677 el saldo excedente se consignará a la orden del Juez Civil. </w:t>
+      </w:r>
+    </w:p>
+    <w:p>
+      <w:pPr>
+        <w:spacing w:before="10" w:after="10" w:line="240" w:lineRule="auto"/>
+        <w:ind w:right="-1085"/>
+        <w:jc w:val="both"/>
+        <w:rPr>
+          <w:rFonts w:cstheme="minorHAnsi"/>
+          <w:b/>
+          <w:color w:val="000000"/>
+          <w:sz w:val="16"/>
+          <w:szCs w:val="16"/>
+        </w:rPr>
+      </w:pPr>
+    </w:p>
+    <w:p>
+      <w:pPr>
+        <w:spacing w:before="10" w:after="10" w:line="240" w:lineRule="auto"/>
+        <w:ind w:right="-1085"/>
+        <w:jc w:val="both"/>
+        <w:rPr>
+          <w:rFonts w:cstheme="minorHAnsi"/>
+          <w:color w:val="000000"/>
+          <w:sz w:val="16"/>
+          <w:szCs w:val="16"/>
+          <w:u w:val="single"/>
+        </w:rPr>
+      </w:pPr>
+      <w:r>
+        <w:rPr>
+          <w:rFonts w:cstheme="minorHAnsi"/>
+          <w:b/>
+          <w:color w:val="000000"/>
+          <w:sz w:val="16"/>
+          <w:szCs w:val="16"/>
+          <w:u w:val="single"/>
+        </w:rPr>
+        <w:t>7.- INTERESES, COMISIÓNES Y GASTOS</w:t>
+      </w:r>
+    </w:p>
+    <w:p>
+      <w:pPr>
+        <w:spacing w:before="10" w:after="10" w:line="240" w:lineRule="auto"/>
+        <w:ind w:right="-1085"/>
+        <w:jc w:val="both"/>
+        <w:rPr>
+          <w:rFonts w:cstheme="minorHAnsi"/>
+          <w:color w:val="000000"/>
+          <w:sz w:val="16"/>
+          <w:szCs w:val="16"/>
+        </w:rPr>
+      </w:pPr>
+      <w:r>
+        <w:rPr>
+          <w:rFonts w:cstheme="minorHAnsi"/>
+          <w:color w:val="000000"/>
+          <w:sz w:val="16"/>
+          <w:szCs w:val="16"/>
+        </w:rPr>
+        <w:t xml:space="preserve">Queda pactado que </w:t>
       </w:r>
       <w:r>
         <w:rPr>
@@ -3374,7 +3506,7 @@
           <w:sz w:val="16"/>
           <w:szCs w:val="16"/>
         </w:rPr>
-        <w:t xml:space="preserve"> aplicará el monto resultante a la deuda total de </w:t>
+        <w:t xml:space="preserve"> cobrará a </w:t>
       </w:r>
       <w:r>
         <w:rPr>
@@ -3394,7 +3526,7 @@
           <w:sz w:val="16"/>
           <w:szCs w:val="16"/>
         </w:rPr>
-        <w:t xml:space="preserve">, en el siguiente orden: impuestos, gastos, comisiones, penalidades, intereses compensatorios devengados a la fecha de la ejecución de la garantía mobiliaria y finalmente al saldo de capital, precisándose que producida la venta extrajudicial o adjudicación, de existir un saldo excedente a favor de </w:t>
+        <w:t xml:space="preserve"> la tasa de interés compensatorio fijo y en caso de incumplimiento las penalidades, así como las comisiones, impuestos y gastos, en los porcentajes, montos y periodicidad indicados en la Hoja Resumen. Las partes acuerdan que la tasa de costo efectivo anual (TCEA - Tasa que permite igualar el valor actual de todas las cuotas con el monto que efectivamente haya sido recibido en préstamo) del préstamo es aquella que se señala en la Hoja Resumen antes mencionada. </w:t>
       </w:r>
       <w:r>
         <w:rPr>
@@ -3414,7 +3546,29 @@
           <w:sz w:val="16"/>
           <w:szCs w:val="16"/>
         </w:rPr>
-        <w:t xml:space="preserve">, dicho monto será entregado a </w:t>
+        <w:t xml:space="preserve"> reconoce haber sido instruido sobre la forma de cálculo, oportunidad de cobro y el monto de los conceptos mencionados anteriormente, manifestando su aceptación y conformidad con los mismos. </w:t>
+      </w:r>
+    </w:p>
+    <w:p>
+      <w:pPr>
+        <w:spacing w:before="10" w:after="10" w:line="240" w:lineRule="auto"/>
+        <w:ind w:right="-1085"/>
+        <w:jc w:val="both"/>
+        <w:rPr>
+          <w:rFonts w:cstheme="minorHAnsi"/>
+          <w:color w:val="000000"/>
+          <w:sz w:val="16"/>
+          <w:szCs w:val="16"/>
+        </w:rPr>
+      </w:pPr>
+      <w:r>
+        <w:rPr>
+          <w:rFonts w:cstheme="minorHAnsi"/>
+          <w:color w:val="000000"/>
+          <w:sz w:val="16"/>
+          <w:szCs w:val="16"/>
+        </w:rPr>
+        <w:t xml:space="preserve">Queda expresamente pactado que la demora en el pago de cualesquiera de las obligaciones asumidas por </w:t>
       </w:r>
       <w:r>
         <w:rPr>
@@ -3434,51 +3588,49 @@
           <w:sz w:val="16"/>
           <w:szCs w:val="16"/>
         </w:rPr>
-        <w:t xml:space="preserve"> o a </w:t>
-      </w:r>
-      <w:r>
-        <w:rPr>
-          <w:rFonts w:cstheme="minorHAnsi"/>
-          <w:b/>
-          <w:bCs/>
-          <w:color w:val="000000"/>
-          <w:sz w:val="16"/>
-          <w:szCs w:val="16"/>
-        </w:rPr>
-        <w:t xml:space="preserve">EL GARANTE </w:t>
-      </w:r>
-    </w:p>
-    <w:p>
-      <w:pPr>
-        <w:spacing w:before="10" w:after="10" w:line="240" w:lineRule="auto"/>
-        <w:ind w:right="-1085"/>
-        <w:jc w:val="both"/>
-        <w:rPr>
-          <w:rFonts w:cstheme="minorHAnsi"/>
-          <w:color w:val="000000"/>
-          <w:sz w:val="16"/>
-          <w:szCs w:val="16"/>
-        </w:rPr>
-      </w:pPr>
-      <w:r>
-        <w:rPr>
-          <w:rFonts w:cstheme="minorHAnsi"/>
-          <w:b/>
-          <w:bCs/>
-          <w:color w:val="000000"/>
-          <w:sz w:val="16"/>
-          <w:szCs w:val="16"/>
-        </w:rPr>
-        <w:t>MOBILIARIO</w:t>
-      </w:r>
-      <w:r>
-        <w:rPr>
-          <w:rFonts w:cstheme="minorHAnsi"/>
-          <w:color w:val="000000"/>
-          <w:sz w:val="16"/>
-          <w:szCs w:val="16"/>
-        </w:rPr>
-        <w:t xml:space="preserve"> en cualquiera de nuestras agencias, para lo cual </w:t>
+        <w:t xml:space="preserve"> determinará que las sumas adeudadas generen las penalidades en forma diaria adicional al interés compensatorio pactado. Por tanto, la falta de pago oportuno por </w:t>
+      </w:r>
+      <w:r>
+        <w:rPr>
+          <w:rFonts w:cstheme="minorHAnsi"/>
+          <w:b/>
+          <w:bCs/>
+          <w:color w:val="000000"/>
+          <w:sz w:val="16"/>
+          <w:szCs w:val="16"/>
+        </w:rPr>
+        <w:t>EL CLIENTE</w:t>
+      </w:r>
+      <w:r>
+        <w:rPr>
+          <w:rFonts w:cstheme="minorHAnsi"/>
+          <w:color w:val="000000"/>
+          <w:sz w:val="16"/>
+          <w:szCs w:val="16"/>
+        </w:rPr>
+        <w:t xml:space="preserve"> de cualquiera de sus obligaciones, determina que incurra en mora automática. </w:t>
+      </w:r>
+    </w:p>
+    <w:p>
+      <w:pPr>
+        <w:spacing w:before="10" w:after="10" w:line="240" w:lineRule="auto"/>
+        <w:ind w:right="-1085"/>
+        <w:jc w:val="both"/>
+        <w:rPr>
+          <w:rFonts w:cstheme="minorHAnsi"/>
+          <w:color w:val="000000"/>
+          <w:sz w:val="16"/>
+          <w:szCs w:val="16"/>
+        </w:rPr>
+      </w:pPr>
+      <w:r>
+        <w:rPr>
+          <w:rFonts w:cstheme="minorHAnsi"/>
+          <w:color w:val="000000"/>
+          <w:sz w:val="16"/>
+          <w:szCs w:val="16"/>
+        </w:rPr>
+        <w:t xml:space="preserve">La tasa de interés no podrá ser modificada por </w:t>
       </w:r>
       <w:r>
         <w:rPr>
@@ -3498,7 +3650,27 @@
           <w:sz w:val="16"/>
           <w:szCs w:val="16"/>
         </w:rPr>
-        <w:t xml:space="preserve"> por instrucción del (la) Representante nombrado (a) de común acuerdo entre las partes, comunicará por escrito al domicilio de </w:t>
+        <w:t xml:space="preserve">. </w:t>
+      </w:r>
+      <w:r>
+        <w:rPr>
+          <w:rFonts w:cstheme="minorHAnsi"/>
+          <w:b/>
+          <w:bCs/>
+          <w:color w:val="000000"/>
+          <w:sz w:val="16"/>
+          <w:szCs w:val="16"/>
+        </w:rPr>
+        <w:t>CREDIÁGIL</w:t>
+      </w:r>
+      <w:r>
+        <w:rPr>
+          <w:rFonts w:cstheme="minorHAnsi"/>
+          <w:color w:val="000000"/>
+          <w:sz w:val="16"/>
+          <w:szCs w:val="16"/>
+        </w:rPr>
+        <w:t xml:space="preserve"> utilizará medios directos de comunicación tales como: aviso escrito al domicilio, correo electrónico, estado de cuenta o comunicaciones telefónicas para informar a </w:t>
       </w:r>
       <w:r>
         <w:rPr>
@@ -3518,373 +3690,7 @@
           <w:sz w:val="16"/>
           <w:szCs w:val="16"/>
         </w:rPr>
-        <w:t xml:space="preserve"> en el plazo de 10 días la existencia del saldo excedente para que se apersone a cobrar a cualquiera de las agencias indicadas en la página Web. Se precisa que dicho procedimiento sólo será factible, si la garantía mobiliaria no mantiene además del gravamen constituido a favor de </w:t>
-      </w:r>
-      <w:r>
-        <w:rPr>
-          <w:rFonts w:cstheme="minorHAnsi"/>
-          <w:b/>
-          <w:bCs/>
-          <w:color w:val="000000"/>
-          <w:sz w:val="16"/>
-          <w:szCs w:val="16"/>
-        </w:rPr>
-        <w:t>CREDIÁGIL</w:t>
-      </w:r>
-      <w:r>
-        <w:rPr>
-          <w:rFonts w:cstheme="minorHAnsi"/>
-          <w:color w:val="000000"/>
-          <w:sz w:val="16"/>
-          <w:szCs w:val="16"/>
-        </w:rPr>
-        <w:t xml:space="preserve"> otro u otros gravámenes posteriores a favor de terceros, dado que en dicho supuesto y en aplicación del artículo 47 numeral 4 de la Ley de Garantía Mobiliaria </w:t>
-      </w:r>
-      <w:proofErr w:type="spellStart"/>
-      <w:r>
-        <w:rPr>
-          <w:rFonts w:cstheme="minorHAnsi"/>
-          <w:color w:val="000000"/>
-          <w:sz w:val="16"/>
-          <w:szCs w:val="16"/>
-          <w:lang w:val="es-MX"/>
-        </w:rPr>
-        <w:t>Nº</w:t>
-      </w:r>
-      <w:proofErr w:type="spellEnd"/>
-      <w:r>
-        <w:rPr>
-          <w:rFonts w:cstheme="minorHAnsi"/>
-          <w:color w:val="000000"/>
-          <w:sz w:val="16"/>
-          <w:szCs w:val="16"/>
-        </w:rPr>
-        <w:t xml:space="preserve"> 28677 el saldo excedente se consignará a la orden del Juez Civil. </w:t>
-      </w:r>
-    </w:p>
-    <w:p>
-      <w:pPr>
-        <w:spacing w:before="10" w:after="10" w:line="240" w:lineRule="auto"/>
-        <w:ind w:right="-1085"/>
-        <w:jc w:val="both"/>
-        <w:rPr>
-          <w:rFonts w:cstheme="minorHAnsi"/>
-          <w:b/>
-          <w:color w:val="000000"/>
-          <w:sz w:val="16"/>
-          <w:szCs w:val="16"/>
-        </w:rPr>
-      </w:pPr>
-    </w:p>
-    <w:p>
-      <w:pPr>
-        <w:spacing w:before="10" w:after="10" w:line="240" w:lineRule="auto"/>
-        <w:ind w:right="-1085"/>
-        <w:jc w:val="both"/>
-        <w:rPr>
-          <w:rFonts w:cstheme="minorHAnsi"/>
-          <w:color w:val="000000"/>
-          <w:sz w:val="16"/>
-          <w:szCs w:val="16"/>
-          <w:u w:val="single"/>
-        </w:rPr>
-      </w:pPr>
-      <w:r>
-        <w:rPr>
-          <w:rFonts w:cstheme="minorHAnsi"/>
-          <w:b/>
-          <w:color w:val="000000"/>
-          <w:sz w:val="16"/>
-          <w:szCs w:val="16"/>
-          <w:u w:val="single"/>
-        </w:rPr>
-        <w:t>7.- INTERESES, COMISIÓNES Y GASTOS</w:t>
-      </w:r>
-    </w:p>
-    <w:p>
-      <w:pPr>
-        <w:spacing w:before="10" w:after="10" w:line="240" w:lineRule="auto"/>
-        <w:ind w:right="-1085"/>
-        <w:jc w:val="both"/>
-        <w:rPr>
-          <w:rFonts w:cstheme="minorHAnsi"/>
-          <w:color w:val="000000"/>
-          <w:sz w:val="16"/>
-          <w:szCs w:val="16"/>
-        </w:rPr>
-      </w:pPr>
-      <w:r>
-        <w:rPr>
-          <w:rFonts w:cstheme="minorHAnsi"/>
-          <w:color w:val="000000"/>
-          <w:sz w:val="16"/>
-          <w:szCs w:val="16"/>
-        </w:rPr>
-        <w:t xml:space="preserve">Queda pactado que </w:t>
-      </w:r>
-      <w:r>
-        <w:rPr>
-          <w:rFonts w:cstheme="minorHAnsi"/>
-          <w:b/>
-          <w:bCs/>
-          <w:color w:val="000000"/>
-          <w:sz w:val="16"/>
-          <w:szCs w:val="16"/>
-        </w:rPr>
-        <w:t>CREDIÁGIL</w:t>
-      </w:r>
-      <w:r>
-        <w:rPr>
-          <w:rFonts w:cstheme="minorHAnsi"/>
-          <w:color w:val="000000"/>
-          <w:sz w:val="16"/>
-          <w:szCs w:val="16"/>
-        </w:rPr>
-        <w:t xml:space="preserve"> cobrará a </w:t>
-      </w:r>
-      <w:r>
-        <w:rPr>
-          <w:rFonts w:cstheme="minorHAnsi"/>
-          <w:b/>
-          <w:bCs/>
-          <w:color w:val="000000"/>
-          <w:sz w:val="16"/>
-          <w:szCs w:val="16"/>
-        </w:rPr>
-        <w:t>EL CLIENTE</w:t>
-      </w:r>
-      <w:r>
-        <w:rPr>
-          <w:rFonts w:cstheme="minorHAnsi"/>
-          <w:color w:val="000000"/>
-          <w:sz w:val="16"/>
-          <w:szCs w:val="16"/>
-        </w:rPr>
-        <w:t xml:space="preserve"> la tasa de interés compensatorio fijo y en caso de incumplimiento las penalidades, así como las comisiones, impuestos y gastos, en los porcentajes, montos y periodicidad indicados en la Hoja Resumen. Las partes acuerdan que la tasa de costo efectivo anual (TCEA - Tasa que permite igualar el valor actual de todas las cuotas con el monto que efectivamente haya sido recibido en préstamo) del préstamo es aquella que se señala en la Hoja Resumen antes mencionada. </w:t>
-      </w:r>
-      <w:r>
-        <w:rPr>
-          <w:rFonts w:cstheme="minorHAnsi"/>
-          <w:b/>
-          <w:bCs/>
-          <w:color w:val="000000"/>
-          <w:sz w:val="16"/>
-          <w:szCs w:val="16"/>
-        </w:rPr>
-        <w:t>EL CLIENTE</w:t>
-      </w:r>
-      <w:r>
-        <w:rPr>
-          <w:rFonts w:cstheme="minorHAnsi"/>
-          <w:color w:val="000000"/>
-          <w:sz w:val="16"/>
-          <w:szCs w:val="16"/>
-        </w:rPr>
-        <w:t xml:space="preserve"> reconoce haber sido instruido sobre la forma de cálculo, oportunidad de cobro y el monto de los conceptos mencionados anteriormente, manifestando su aceptación y conformidad con los mismos. </w:t>
-      </w:r>
-    </w:p>
-    <w:p>
-      <w:pPr>
-        <w:spacing w:before="10" w:after="10" w:line="240" w:lineRule="auto"/>
-        <w:ind w:right="-1085"/>
-        <w:jc w:val="both"/>
-        <w:rPr>
-          <w:rFonts w:cstheme="minorHAnsi"/>
-          <w:color w:val="000000"/>
-          <w:sz w:val="16"/>
-          <w:szCs w:val="16"/>
-        </w:rPr>
-      </w:pPr>
-      <w:r>
-        <w:rPr>
-          <w:rFonts w:cstheme="minorHAnsi"/>
-          <w:color w:val="000000"/>
-          <w:sz w:val="16"/>
-          <w:szCs w:val="16"/>
-        </w:rPr>
-        <w:t xml:space="preserve">Queda expresamente pactado que la demora en el pago de cualesquiera de las obligaciones asumidas por </w:t>
-      </w:r>
-      <w:r>
-        <w:rPr>
-          <w:rFonts w:cstheme="minorHAnsi"/>
-          <w:b/>
-          <w:bCs/>
-          <w:color w:val="000000"/>
-          <w:sz w:val="16"/>
-          <w:szCs w:val="16"/>
-        </w:rPr>
-        <w:t>EL CLIENTE</w:t>
-      </w:r>
-      <w:r>
-        <w:rPr>
-          <w:rFonts w:cstheme="minorHAnsi"/>
-          <w:color w:val="000000"/>
-          <w:sz w:val="16"/>
-          <w:szCs w:val="16"/>
-        </w:rPr>
-        <w:t xml:space="preserve"> determinará que las sumas adeudadas generen las penalidades en forma diaria adicional al interés compensatorio pactado. Por tanto, la falta de pago oportuno por </w:t>
-      </w:r>
-      <w:r>
-        <w:rPr>
-          <w:rFonts w:cstheme="minorHAnsi"/>
-          <w:b/>
-          <w:bCs/>
-          <w:color w:val="000000"/>
-          <w:sz w:val="16"/>
-          <w:szCs w:val="16"/>
-        </w:rPr>
-        <w:t>EL CLIENTE</w:t>
-      </w:r>
-      <w:r>
-        <w:rPr>
-          <w:rFonts w:cstheme="minorHAnsi"/>
-          <w:color w:val="000000"/>
-          <w:sz w:val="16"/>
-          <w:szCs w:val="16"/>
-        </w:rPr>
-        <w:t xml:space="preserve"> de cualquiera de sus obligaciones, determina que incurra en mora automática. </w:t>
-      </w:r>
-    </w:p>
-    <w:p>
-      <w:pPr>
-        <w:spacing w:before="10" w:after="10" w:line="240" w:lineRule="auto"/>
-        <w:ind w:right="-1085"/>
-        <w:jc w:val="both"/>
-        <w:rPr>
-          <w:rFonts w:cstheme="minorHAnsi"/>
-          <w:color w:val="000000"/>
-          <w:sz w:val="16"/>
-          <w:szCs w:val="16"/>
-        </w:rPr>
-      </w:pPr>
-      <w:r>
-        <w:rPr>
-          <w:rFonts w:cstheme="minorHAnsi"/>
-          <w:color w:val="000000"/>
-          <w:sz w:val="16"/>
-          <w:szCs w:val="16"/>
-        </w:rPr>
-        <w:t xml:space="preserve">La tasa de interés no podrá ser modificada por </w:t>
-      </w:r>
-      <w:r>
-        <w:rPr>
-          <w:rFonts w:cstheme="minorHAnsi"/>
-          <w:b/>
-          <w:bCs/>
-          <w:color w:val="000000"/>
-          <w:sz w:val="16"/>
-          <w:szCs w:val="16"/>
-        </w:rPr>
-        <w:t>CREDIÁGIL</w:t>
-      </w:r>
-      <w:r>
-        <w:rPr>
-          <w:rFonts w:cstheme="minorHAnsi"/>
-          <w:color w:val="000000"/>
-          <w:sz w:val="16"/>
-          <w:szCs w:val="16"/>
-        </w:rPr>
-        <w:t xml:space="preserve">. </w:t>
-      </w:r>
-      <w:r>
-        <w:rPr>
-          <w:rFonts w:cstheme="minorHAnsi"/>
-          <w:b/>
-          <w:bCs/>
-          <w:color w:val="000000"/>
-          <w:sz w:val="16"/>
-          <w:szCs w:val="16"/>
-        </w:rPr>
-        <w:t>CREDIÁGIL</w:t>
-      </w:r>
-      <w:r>
-        <w:rPr>
-          <w:rFonts w:cstheme="minorHAnsi"/>
-          <w:color w:val="000000"/>
-          <w:sz w:val="16"/>
-          <w:szCs w:val="16"/>
-        </w:rPr>
-        <w:t xml:space="preserve"> utilizará medios directos de comunicación tales como: aviso escrito al domicilio, correo electrónico, estado de cuenta o comunicaciones telefónicas para informar a </w:t>
-      </w:r>
-      <w:r>
-        <w:rPr>
-          <w:rFonts w:cstheme="minorHAnsi"/>
-          <w:b/>
-          <w:bCs/>
-          <w:color w:val="000000"/>
-          <w:sz w:val="16"/>
-          <w:szCs w:val="16"/>
-        </w:rPr>
-        <w:t>EL CLIENTE</w:t>
-      </w:r>
-      <w:r>
-        <w:rPr>
-          <w:rFonts w:cstheme="minorHAnsi"/>
-          <w:color w:val="000000"/>
-          <w:sz w:val="16"/>
-          <w:szCs w:val="16"/>
-        </w:rPr>
-        <w:t xml:space="preserve"> las modificaciones contractuales referidas a: i) las penalidades, comisiones y gastos y como consecuencia de ello la TCEA, cuando dichas modificaciones generen un perjuicio a los usuarios </w:t>
-      </w:r>
-      <w:proofErr w:type="spellStart"/>
-      <w:r>
-        <w:rPr>
-          <w:rFonts w:cstheme="minorHAnsi"/>
-          <w:color w:val="000000"/>
-          <w:sz w:val="16"/>
-          <w:szCs w:val="16"/>
-        </w:rPr>
-        <w:t>ii</w:t>
-      </w:r>
-      <w:proofErr w:type="spellEnd"/>
-      <w:r>
-        <w:rPr>
-          <w:rFonts w:cstheme="minorHAnsi"/>
-          <w:color w:val="000000"/>
-          <w:sz w:val="16"/>
-          <w:szCs w:val="16"/>
-        </w:rPr>
-        <w:t xml:space="preserve">) la resolución del contrato por causal distinta al incumplimiento, </w:t>
-      </w:r>
-      <w:proofErr w:type="spellStart"/>
-      <w:r>
-        <w:rPr>
-          <w:rFonts w:cstheme="minorHAnsi"/>
-          <w:color w:val="000000"/>
-          <w:sz w:val="16"/>
-          <w:szCs w:val="16"/>
-        </w:rPr>
-        <w:t>iii</w:t>
-      </w:r>
-      <w:proofErr w:type="spellEnd"/>
-      <w:r>
-        <w:rPr>
-          <w:rFonts w:cstheme="minorHAnsi"/>
-          <w:color w:val="000000"/>
-          <w:sz w:val="16"/>
-          <w:szCs w:val="16"/>
-        </w:rPr>
-        <w:t xml:space="preserve">) la limitación o exoneración de responsabilidad por parte de las empresas y </w:t>
-      </w:r>
-      <w:proofErr w:type="spellStart"/>
-      <w:r>
-        <w:rPr>
-          <w:rFonts w:cstheme="minorHAnsi"/>
-          <w:color w:val="000000"/>
-          <w:sz w:val="16"/>
-          <w:szCs w:val="16"/>
-        </w:rPr>
-        <w:t>iv</w:t>
-      </w:r>
-      <w:proofErr w:type="spellEnd"/>
-      <w:r>
-        <w:rPr>
-          <w:rFonts w:cstheme="minorHAnsi"/>
-          <w:color w:val="000000"/>
-          <w:sz w:val="16"/>
-          <w:szCs w:val="16"/>
-        </w:rPr>
-        <w:t xml:space="preserve">) incorporación de servicios que no se encuentren directamente relacionados al producto o servicio contratado. En los supuestos mencionados en el presente párrafo, </w:t>
+        <w:t xml:space="preserve"> las modificaciones contractuales referidas a: i) las penalidades, comisiones y gastos y como consecuencia de ello la TCEA, cuando dichas modificaciones generen un perjuicio a los usuarios ii) la resolución del contrato por causal distinta al incumplimiento, iii) la limitación o exoneración de responsabilidad por parte de las empresas y iv) incorporación de servicios que no se encuentren directamente relacionados al producto o servicio contratado. En los supuestos mencionados en el presente párrafo, </w:t>
       </w:r>
       <w:r>
         <w:rPr>
@@ -3967,27 +3773,7 @@
           <w:sz w:val="16"/>
           <w:szCs w:val="16"/>
         </w:rPr>
-        <w:t xml:space="preserve"> utilizará los medios de comunicación indirectos como: avisos en los </w:t>
-      </w:r>
-      <w:proofErr w:type="spellStart"/>
-      <w:r>
-        <w:rPr>
-          <w:rFonts w:cstheme="minorHAnsi"/>
-          <w:color w:val="000000"/>
-          <w:sz w:val="16"/>
-          <w:szCs w:val="16"/>
-        </w:rPr>
-        <w:t>vouchers</w:t>
-      </w:r>
-      <w:proofErr w:type="spellEnd"/>
-      <w:r>
-        <w:rPr>
-          <w:rFonts w:cstheme="minorHAnsi"/>
-          <w:color w:val="000000"/>
-          <w:sz w:val="16"/>
-          <w:szCs w:val="16"/>
-        </w:rPr>
-        <w:t xml:space="preserve"> de pago, el Tarifario vigente y la Página Web para comunicar modificaciones contractuales distintas a los previamente indicados o en caso éstas resulten favorables a </w:t>
+        <w:t xml:space="preserve"> utilizará los medios de comunicación indirectos como: avisos en los vouchers de pago, el Tarifario vigente y la Página Web para comunicar modificaciones contractuales distintas a los previamente indicados o en caso éstas resulten favorables a </w:t>
       </w:r>
       <w:r>
         <w:rPr>
@@ -4069,67 +3855,7 @@
           <w:sz w:val="16"/>
           <w:szCs w:val="16"/>
         </w:rPr>
-        <w:t xml:space="preserve"> y sin que se pueda considerar esta lista como limitativa, bajo los siguientes supuestos: (i) cambios en las condiciones de la economía nacional o internacional; (</w:t>
-      </w:r>
-      <w:proofErr w:type="spellStart"/>
-      <w:r>
-        <w:rPr>
-          <w:rFonts w:cstheme="minorHAnsi"/>
-          <w:color w:val="000000"/>
-          <w:sz w:val="16"/>
-          <w:szCs w:val="16"/>
-        </w:rPr>
-        <w:t>ii</w:t>
-      </w:r>
-      <w:proofErr w:type="spellEnd"/>
-      <w:r>
-        <w:rPr>
-          <w:rFonts w:cstheme="minorHAnsi"/>
-          <w:color w:val="000000"/>
-          <w:sz w:val="16"/>
-          <w:szCs w:val="16"/>
-        </w:rPr>
-        <w:t>) cambios en el funcionamiento o tendencias de los mercados o la competencia; (</w:t>
-      </w:r>
-      <w:proofErr w:type="spellStart"/>
-      <w:r>
-        <w:rPr>
-          <w:rFonts w:cstheme="minorHAnsi"/>
-          <w:color w:val="000000"/>
-          <w:sz w:val="16"/>
-          <w:szCs w:val="16"/>
-        </w:rPr>
-        <w:t>iii</w:t>
-      </w:r>
-      <w:proofErr w:type="spellEnd"/>
-      <w:r>
-        <w:rPr>
-          <w:rFonts w:cstheme="minorHAnsi"/>
-          <w:color w:val="000000"/>
-          <w:sz w:val="16"/>
-          <w:szCs w:val="16"/>
-        </w:rPr>
-        <w:t>) cambios en las políticas de gobierno o de Estado que afecten las condiciones del mercado; (</w:t>
-      </w:r>
-      <w:proofErr w:type="spellStart"/>
-      <w:r>
-        <w:rPr>
-          <w:rFonts w:cstheme="minorHAnsi"/>
-          <w:color w:val="000000"/>
-          <w:sz w:val="16"/>
-          <w:szCs w:val="16"/>
-        </w:rPr>
-        <w:t>iv</w:t>
-      </w:r>
-      <w:proofErr w:type="spellEnd"/>
-      <w:r>
-        <w:rPr>
-          <w:rFonts w:cstheme="minorHAnsi"/>
-          <w:color w:val="000000"/>
-          <w:sz w:val="16"/>
-          <w:szCs w:val="16"/>
-        </w:rPr>
-        <w:t xml:space="preserve">) impacto de alguna disposición legal sobre costos, características, definición o condiciones de los productos y servicios; (v) modificación de las características, definición, rentabilidad o condiciones de los productos por el </w:t>
+        <w:t xml:space="preserve"> y sin que se pueda considerar esta lista como limitativa, bajo los siguientes supuestos: (i) cambios en las condiciones de la economía nacional o internacional; (ii) cambios en el funcionamiento o tendencias de los mercados o la competencia; (iii) cambios en las políticas de gobierno o de Estado que afecten las condiciones del mercado; (iv) impacto de alguna disposición legal sobre costos, características, definición o condiciones de los productos y servicios; (v) modificación de las características, definición, rentabilidad o condiciones de los productos por el </w:t>
       </w:r>
       <w:r>
         <w:rPr>
@@ -4149,47 +3875,7 @@
           <w:sz w:val="16"/>
           <w:szCs w:val="16"/>
         </w:rPr>
-        <w:t>; (vi) inflación o deflación; devaluación o revaluación de la moneda; (</w:t>
-      </w:r>
-      <w:proofErr w:type="spellStart"/>
-      <w:r>
-        <w:rPr>
-          <w:rFonts w:cstheme="minorHAnsi"/>
-          <w:color w:val="000000"/>
-          <w:sz w:val="16"/>
-          <w:szCs w:val="16"/>
-        </w:rPr>
-        <w:t>vii</w:t>
-      </w:r>
-      <w:proofErr w:type="spellEnd"/>
-      <w:r>
-        <w:rPr>
-          <w:rFonts w:cstheme="minorHAnsi"/>
-          <w:color w:val="000000"/>
-          <w:sz w:val="16"/>
-          <w:szCs w:val="16"/>
-        </w:rPr>
-        <w:t>) campañas promocionales; (</w:t>
-      </w:r>
-      <w:proofErr w:type="spellStart"/>
-      <w:r>
-        <w:rPr>
-          <w:rFonts w:cstheme="minorHAnsi"/>
-          <w:color w:val="000000"/>
-          <w:sz w:val="16"/>
-          <w:szCs w:val="16"/>
-        </w:rPr>
-        <w:t>viii</w:t>
-      </w:r>
-      <w:proofErr w:type="spellEnd"/>
-      <w:r>
-        <w:rPr>
-          <w:rFonts w:cstheme="minorHAnsi"/>
-          <w:color w:val="000000"/>
-          <w:sz w:val="16"/>
-          <w:szCs w:val="16"/>
-        </w:rPr>
-        <w:t xml:space="preserve">) evaluación crediticia de </w:t>
+        <w:t xml:space="preserve">; (vi) inflación o deflación; devaluación o revaluación de la moneda; (vii) campañas promocionales; (viii) evaluación crediticia de </w:t>
       </w:r>
       <w:r>
         <w:rPr>
@@ -4209,27 +3895,7 @@
           <w:sz w:val="16"/>
           <w:szCs w:val="16"/>
         </w:rPr>
-        <w:t xml:space="preserve"> o de su empleador, de ser el caso; (</w:t>
-      </w:r>
-      <w:proofErr w:type="spellStart"/>
-      <w:r>
-        <w:rPr>
-          <w:rFonts w:cstheme="minorHAnsi"/>
-          <w:color w:val="000000"/>
-          <w:sz w:val="16"/>
-          <w:szCs w:val="16"/>
-        </w:rPr>
-        <w:t>ix</w:t>
-      </w:r>
-      <w:proofErr w:type="spellEnd"/>
-      <w:r>
-        <w:rPr>
-          <w:rFonts w:cstheme="minorHAnsi"/>
-          <w:color w:val="000000"/>
-          <w:sz w:val="16"/>
-          <w:szCs w:val="16"/>
-        </w:rPr>
-        <w:t xml:space="preserve">) encarecimiento de los servicios prestados por terceros cuyos costos son trasladados a </w:t>
+        <w:t xml:space="preserve"> o de su empleador, de ser el caso; (ix) encarecimiento de los servicios prestados por terceros cuyos costos son trasladados a </w:t>
       </w:r>
       <w:r>
         <w:rPr>
@@ -4406,47 +4072,7 @@
           <w:sz w:val="16"/>
           <w:szCs w:val="16"/>
         </w:rPr>
-        <w:t xml:space="preserve"> podrá resolver el contrato debiendo para ello: (i) manifestar su disconformidad por escrito, (</w:t>
-      </w:r>
-      <w:proofErr w:type="spellStart"/>
-      <w:r>
-        <w:rPr>
-          <w:rFonts w:cstheme="minorHAnsi"/>
-          <w:color w:val="000000"/>
-          <w:sz w:val="16"/>
-          <w:szCs w:val="16"/>
-        </w:rPr>
-        <w:t>ii</w:t>
-      </w:r>
-      <w:proofErr w:type="spellEnd"/>
-      <w:r>
-        <w:rPr>
-          <w:rFonts w:cstheme="minorHAnsi"/>
-          <w:color w:val="000000"/>
-          <w:sz w:val="16"/>
-          <w:szCs w:val="16"/>
-        </w:rPr>
-        <w:t>) resolver expresamente el contrato y (</w:t>
-      </w:r>
-      <w:proofErr w:type="spellStart"/>
-      <w:r>
-        <w:rPr>
-          <w:rFonts w:cstheme="minorHAnsi"/>
-          <w:color w:val="000000"/>
-          <w:sz w:val="16"/>
-          <w:szCs w:val="16"/>
-        </w:rPr>
-        <w:t>iii</w:t>
-      </w:r>
-      <w:proofErr w:type="spellEnd"/>
-      <w:r>
-        <w:rPr>
-          <w:rFonts w:cstheme="minorHAnsi"/>
-          <w:color w:val="000000"/>
-          <w:sz w:val="16"/>
-          <w:szCs w:val="16"/>
-        </w:rPr>
-        <w:t xml:space="preserve">) proceder al pago de todo el saldo deudor u obligación que mantuviera pendiente en un plazo de 45 días calendarios siguientes a la fecha de comunicación de los cambios contractuales. De no ejercer </w:t>
+        <w:t xml:space="preserve"> podrá resolver el contrato debiendo para ello: (i) manifestar su disconformidad por escrito, (ii) resolver expresamente el contrato y (iii) proceder al pago de todo el saldo deudor u obligación que mantuviera pendiente en un plazo de 45 días calendarios siguientes a la fecha de comunicación de los cambios contractuales. De no ejercer </w:t>
       </w:r>
       <w:r>
         <w:rPr>
@@ -4619,27 +4245,7 @@
           <w:sz w:val="16"/>
           <w:szCs w:val="16"/>
         </w:rPr>
-        <w:t xml:space="preserve"> en aspectos distintos a las tasas de interés, comisiones y gastos, e incluso no contratar, sin el aviso previo a que se refiere la presente cláusula , como consecuencia de la aplicación de las normas prudenciales emitidas por la Superintendencia de Banca, Seguros y </w:t>
-      </w:r>
-      <w:proofErr w:type="spellStart"/>
-      <w:r>
-        <w:rPr>
-          <w:rFonts w:cstheme="minorHAnsi"/>
-          <w:color w:val="000000"/>
-          <w:sz w:val="16"/>
-          <w:szCs w:val="16"/>
-        </w:rPr>
-        <w:t>AFPs</w:t>
-      </w:r>
-      <w:proofErr w:type="spellEnd"/>
-      <w:r>
-        <w:rPr>
-          <w:rFonts w:cstheme="minorHAnsi"/>
-          <w:color w:val="000000"/>
-          <w:sz w:val="16"/>
-          <w:szCs w:val="16"/>
-        </w:rPr>
-        <w:t xml:space="preserve">, tales como las referidas a la administración del riesgo de sobreendeudamiento de deudores minoristas, por consideraciones del perfil de </w:t>
+        <w:t xml:space="preserve"> en aspectos distintos a las tasas de interés, comisiones y gastos, e incluso no contratar, sin el aviso previo a que se refiere la presente cláusula , como consecuencia de la aplicación de las normas prudenciales emitidas por la Superintendencia de Banca, Seguros y AFPs, tales como las referidas a la administración del riesgo de sobreendeudamiento de deudores minoristas, por consideraciones del perfil de </w:t>
       </w:r>
       <w:r>
         <w:rPr>
@@ -5813,20 +5419,8 @@
           <w:szCs w:val="16"/>
           <w:lang w:val="es-MX"/>
         </w:rPr>
-        <w:t xml:space="preserve">Este documento forma parte integrante del Contrato </w:t>
-      </w:r>
-      <w:proofErr w:type="spellStart"/>
-      <w:r>
-        <w:rPr>
-          <w:rFonts w:cstheme="minorHAnsi"/>
-          <w:color w:val="000000"/>
-          <w:sz w:val="16"/>
-          <w:szCs w:val="16"/>
-          <w:lang w:val="es-MX"/>
-        </w:rPr>
-        <w:t>N°</w:t>
-      </w:r>
-      <w:proofErr w:type="spellEnd"/>
+        <w:t>Este documento forma parte integrante del Contrato N°</w:t>
+      </w:r>
       <w:r>
         <w:rPr>
           <w:rFonts w:cstheme="minorHAnsi"/>
@@ -6125,18 +5719,7 @@
           <w:szCs w:val="16"/>
           <w:lang w:val="es-MX"/>
         </w:rPr>
-        <w:t>AUTO_</w:t>
-      </w:r>
-      <w:proofErr w:type="gramStart"/>
-      <w:r>
-        <w:rPr>
-          <w:rFonts w:cstheme="minorHAnsi"/>
-          <w:color w:val="000000"/>
-          <w:sz w:val="16"/>
-          <w:szCs w:val="16"/>
-          <w:lang w:val="es-MX"/>
-        </w:rPr>
-        <w:t>MODELO</w:t>
+        <w:t>AUTO_MODELO</w:t>
       </w:r>
       <w:r>
         <w:rPr>
@@ -6168,7 +5751,6 @@
         </w:rPr>
         <w:t xml:space="preserve"> </w:t>
       </w:r>
-      <w:proofErr w:type="gramEnd"/>
       <w:r>
         <w:rPr>
           <w:rFonts w:cstheme="minorHAnsi"/>
@@ -6289,18 +5871,7 @@
           <w:szCs w:val="16"/>
           <w:lang w:val="es-MX"/>
         </w:rPr>
-        <w:t>AUTO_</w:t>
-      </w:r>
-      <w:proofErr w:type="gramStart"/>
-      <w:r>
-        <w:rPr>
-          <w:rFonts w:cstheme="minorHAnsi"/>
-          <w:color w:val="000000"/>
-          <w:sz w:val="16"/>
-          <w:szCs w:val="16"/>
-          <w:lang w:val="es-MX"/>
-        </w:rPr>
-        <w:t>PLACA</w:t>
+        <w:t>AUTO_PLACA</w:t>
       </w:r>
       <w:r>
         <w:rPr>
@@ -6320,18 +5891,7 @@
           <w:szCs w:val="16"/>
           <w:lang w:val="es-MX"/>
         </w:rPr>
-        <w:t xml:space="preserve">   </w:t>
-      </w:r>
-      <w:proofErr w:type="gramEnd"/>
-      <w:r>
-        <w:rPr>
-          <w:rFonts w:cstheme="minorHAnsi"/>
-          <w:color w:val="000000"/>
-          <w:sz w:val="16"/>
-          <w:szCs w:val="16"/>
-          <w:lang w:val="es-MX"/>
-        </w:rPr>
-        <w:t xml:space="preserve">  </w:t>
+        <w:t xml:space="preserve">     </w:t>
       </w:r>
       <w:r>
         <w:rPr>
@@ -6403,7 +5963,6 @@
           <w:lang w:val="es-MX"/>
         </w:rPr>
       </w:pPr>
-      <w:proofErr w:type="spellStart"/>
       <w:r>
         <w:rPr>
           <w:rFonts w:cstheme="minorHAnsi"/>
@@ -6416,7 +5975,6 @@
         </w:rPr>
         <w:t>Nº</w:t>
       </w:r>
-      <w:proofErr w:type="spellEnd"/>
       <w:r>
         <w:rPr>
           <w:rFonts w:cstheme="minorHAnsi"/>
@@ -6457,18 +6015,7 @@
           <w:szCs w:val="16"/>
           <w:lang w:val="es-MX"/>
         </w:rPr>
-        <w:t>AUTO_</w:t>
-      </w:r>
-      <w:proofErr w:type="gramStart"/>
-      <w:r>
-        <w:rPr>
-          <w:rFonts w:cstheme="minorHAnsi"/>
-          <w:color w:val="000000"/>
-          <w:sz w:val="16"/>
-          <w:szCs w:val="16"/>
-          <w:lang w:val="es-MX"/>
-        </w:rPr>
-        <w:t>MOTOR</w:t>
+        <w:t>AUTO_MOTOR</w:t>
       </w:r>
       <w:r>
         <w:rPr>
@@ -6500,8 +6047,6 @@
         </w:rPr>
         <w:t xml:space="preserve">  </w:t>
       </w:r>
-      <w:proofErr w:type="spellStart"/>
-      <w:proofErr w:type="gramEnd"/>
       <w:r>
         <w:rPr>
           <w:rFonts w:cstheme="minorHAnsi"/>
@@ -6514,7 +6059,6 @@
         </w:rPr>
         <w:t>Nº</w:t>
       </w:r>
-      <w:proofErr w:type="spellEnd"/>
       <w:r>
         <w:rPr>
           <w:rFonts w:cstheme="minorHAnsi"/>
@@ -7797,29 +7341,7 @@
           <w:szCs w:val="16"/>
           <w:lang w:val="es-MX"/>
         </w:rPr>
-        <w:t xml:space="preserve">Este documento forma parte integrante del Contrato </w:t>
-      </w:r>
-      <w:proofErr w:type="spellStart"/>
-      <w:r>
-        <w:rPr>
-          <w:rFonts w:cstheme="minorHAnsi"/>
-          <w:color w:val="000000"/>
-          <w:sz w:val="16"/>
-          <w:szCs w:val="16"/>
-          <w:lang w:val="es-MX"/>
-        </w:rPr>
-        <w:t>N°</w:t>
-      </w:r>
-      <w:proofErr w:type="spellEnd"/>
-      <w:r>
-        <w:rPr>
-          <w:rFonts w:cstheme="minorHAnsi"/>
-          <w:color w:val="000000"/>
-          <w:sz w:val="16"/>
-          <w:szCs w:val="16"/>
-          <w:lang w:val="es-MX"/>
-        </w:rPr>
-        <w:t xml:space="preserve"> </w:t>
+        <w:t xml:space="preserve">Este documento forma parte integrante del Contrato N° </w:t>
       </w:r>
       <w:r>
         <w:rPr>
@@ -8839,32 +8361,6 @@
         </w:rPr>
         <w:br/>
       </w:r>
-    </w:p>
-    <w:p>
-      <w:pPr>
-        <w:spacing w:before="10" w:after="10" w:line="240" w:lineRule="auto"/>
-        <w:ind w:right="-1085"/>
-        <w:jc w:val="both"/>
-        <w:rPr>
-          <w:rFonts w:cstheme="minorHAnsi"/>
-          <w:color w:val="000000"/>
-          <w:sz w:val="16"/>
-          <w:szCs w:val="16"/>
-        </w:rPr>
-      </w:pPr>
-    </w:p>
-    <w:p>
-      <w:pPr>
-        <w:spacing w:before="10" w:after="10" w:line="240" w:lineRule="auto"/>
-        <w:ind w:right="-1085"/>
-        <w:jc w:val="both"/>
-        <w:rPr>
-          <w:rFonts w:cstheme="minorHAnsi"/>
-          <w:color w:val="000000"/>
-          <w:sz w:val="16"/>
-          <w:szCs w:val="16"/>
-        </w:rPr>
-      </w:pPr>
     </w:p>
     <w:p>
       <w:pPr>
@@ -9434,9 +8930,8 @@
           <w:sz w:val="18"/>
           <w:szCs w:val="20"/>
         </w:rPr>
-        <w:t>NOMBRE_APODERADO_</w:t>
-      </w:r>
-      <w:proofErr w:type="gramStart"/>
+        <w:t>NOMBRE_APODERADO_CA</w:t>
+      </w:r>
       <w:r>
         <w:rPr>
           <w:rFonts w:cstheme="minorHAnsi"/>
@@ -9444,7 +8939,7 @@
           <w:sz w:val="18"/>
           <w:szCs w:val="20"/>
         </w:rPr>
-        <w:t>CA</w:t>
+        <w:t>}</w:t>
       </w:r>
       <w:r>
         <w:rPr>
@@ -9453,7 +8948,7 @@
           <w:sz w:val="18"/>
           <w:szCs w:val="20"/>
         </w:rPr>
-        <w:t>}</w:t>
+        <w:t xml:space="preserve"> </w:t>
       </w:r>
       <w:r>
         <w:rPr>
@@ -9462,7 +8957,7 @@
           <w:sz w:val="18"/>
           <w:szCs w:val="20"/>
         </w:rPr>
-        <w:t xml:space="preserve"> </w:t>
+        <w:t xml:space="preserve">                                                </w:t>
       </w:r>
       <w:r>
         <w:rPr>
@@ -9471,9 +8966,8 @@
           <w:sz w:val="18"/>
           <w:szCs w:val="20"/>
         </w:rPr>
-        <w:t xml:space="preserve">  </w:t>
-      </w:r>
-      <w:proofErr w:type="gramEnd"/>
+        <w:t xml:space="preserve">NOMBRE: </w:t>
+      </w:r>
       <w:r>
         <w:rPr>
           <w:rFonts w:cstheme="minorHAnsi"/>
@@ -9481,7 +8975,7 @@
           <w:sz w:val="18"/>
           <w:szCs w:val="20"/>
         </w:rPr>
-        <w:t xml:space="preserve">                                              </w:t>
+        <w:t>${</w:t>
       </w:r>
       <w:r>
         <w:rPr>
@@ -9490,7 +8984,7 @@
           <w:sz w:val="18"/>
           <w:szCs w:val="20"/>
         </w:rPr>
-        <w:t xml:space="preserve">NOMBRE: </w:t>
+        <w:t>NOMBRE_CLIENTE</w:t>
       </w:r>
       <w:r>
         <w:rPr>
@@ -9499,8 +8993,20 @@
           <w:sz w:val="18"/>
           <w:szCs w:val="20"/>
         </w:rPr>
-        <w:t>${</w:t>
-      </w:r>
+        <w:t>}</w:t>
+      </w:r>
+    </w:p>
+    <w:p>
+      <w:pPr>
+        <w:spacing w:before="10" w:after="10" w:line="240" w:lineRule="auto"/>
+        <w:ind w:left="-142" w:right="-1085"/>
+        <w:jc w:val="both"/>
+        <w:rPr>
+          <w:rFonts w:cstheme="minorHAnsi"/>
+          <w:sz w:val="20"/>
+          <w:szCs w:val="19"/>
+        </w:rPr>
+      </w:pPr>
       <w:r>
         <w:rPr>
           <w:rFonts w:cstheme="minorHAnsi"/>
@@ -9508,7 +9014,7 @@
           <w:sz w:val="18"/>
           <w:szCs w:val="20"/>
         </w:rPr>
-        <w:t>NOMBRE_CLIENTE</w:t>
+        <w:t xml:space="preserve">    </w:t>
       </w:r>
       <w:r>
         <w:rPr>
@@ -9517,20 +9023,8 @@
           <w:sz w:val="18"/>
           <w:szCs w:val="20"/>
         </w:rPr>
-        <w:t>}</w:t>
-      </w:r>
-    </w:p>
-    <w:p>
-      <w:pPr>
-        <w:spacing w:before="10" w:after="10" w:line="240" w:lineRule="auto"/>
-        <w:ind w:left="-142" w:right="-1085"/>
-        <w:jc w:val="both"/>
-        <w:rPr>
-          <w:rFonts w:cstheme="minorHAnsi"/>
-          <w:sz w:val="20"/>
-          <w:szCs w:val="19"/>
-        </w:rPr>
-      </w:pPr>
+        <w:t>DNI:</w:t>
+      </w:r>
       <w:r>
         <w:rPr>
           <w:rFonts w:cstheme="minorHAnsi"/>
@@ -9538,7 +9032,7 @@
           <w:sz w:val="18"/>
           <w:szCs w:val="20"/>
         </w:rPr>
-        <w:t xml:space="preserve">    </w:t>
+        <w:t xml:space="preserve"> ${</w:t>
       </w:r>
       <w:r>
         <w:rPr>
@@ -9547,7 +9041,7 @@
           <w:sz w:val="18"/>
           <w:szCs w:val="20"/>
         </w:rPr>
-        <w:t>DNI:</w:t>
+        <w:t>DNI_APODERADO_CA</w:t>
       </w:r>
       <w:r>
         <w:rPr>
@@ -9556,7 +9050,7 @@
           <w:sz w:val="18"/>
           <w:szCs w:val="20"/>
         </w:rPr>
-        <w:t xml:space="preserve"> ${</w:t>
+        <w:t>}</w:t>
       </w:r>
       <w:r>
         <w:rPr>
@@ -9565,9 +9059,8 @@
           <w:sz w:val="18"/>
           <w:szCs w:val="20"/>
         </w:rPr>
-        <w:t>DNI_APODERADO_</w:t>
-      </w:r>
-      <w:proofErr w:type="gramStart"/>
+        <w:t xml:space="preserve">  </w:t>
+      </w:r>
       <w:r>
         <w:rPr>
           <w:rFonts w:cstheme="minorHAnsi"/>
@@ -9575,44 +9068,7 @@
           <w:sz w:val="18"/>
           <w:szCs w:val="20"/>
         </w:rPr>
-        <w:t>CA</w:t>
-      </w:r>
-      <w:r>
-        <w:rPr>
-          <w:rFonts w:cstheme="minorHAnsi"/>
-          <w:color w:val="000000"/>
-          <w:sz w:val="18"/>
-          <w:szCs w:val="20"/>
-        </w:rPr>
-        <w:t>}</w:t>
-      </w:r>
-      <w:r>
-        <w:rPr>
-          <w:rFonts w:cstheme="minorHAnsi"/>
-          <w:color w:val="000000"/>
-          <w:sz w:val="18"/>
-          <w:szCs w:val="20"/>
-        </w:rPr>
-        <w:t xml:space="preserve">  </w:t>
-      </w:r>
-      <w:r>
-        <w:rPr>
-          <w:rFonts w:cstheme="minorHAnsi"/>
-          <w:color w:val="000000"/>
-          <w:sz w:val="18"/>
-          <w:szCs w:val="20"/>
-        </w:rPr>
-        <w:t xml:space="preserve"> </w:t>
-      </w:r>
-      <w:proofErr w:type="gramEnd"/>
-      <w:r>
-        <w:rPr>
-          <w:rFonts w:cstheme="minorHAnsi"/>
-          <w:color w:val="000000"/>
-          <w:sz w:val="18"/>
-          <w:szCs w:val="20"/>
-        </w:rPr>
-        <w:t xml:space="preserve">                                                                     </w:t>
+        <w:t xml:space="preserve">                                                                      </w:t>
       </w:r>
       <w:r>
         <w:rPr>
@@ -13159,6 +12615,7 @@
   <w:style w:type="character" w:default="1" w:styleId="Fuentedeprrafopredeter">
     <w:name w:val="Default Paragraph Font"/>
     <w:uiPriority w:val="1"/>
+    <w:semiHidden/>
     <w:unhideWhenUsed/>
   </w:style>
   <w:style w:type="table" w:default="1" w:styleId="Tablanormal">

--- a/CrediAgil/Templates/CONTRATO - PRENDA AUTO - PERSONA.docx
+++ b/CrediAgil/Templates/CONTRATO - PRENDA AUTO - PERSONA.docx
@@ -39,6 +39,7 @@
         </w:rPr>
         <w:br/>
       </w:r>
+      <w:proofErr w:type="spellStart"/>
       <w:r>
         <w:rPr>
           <w:rFonts w:cstheme="minorHAnsi"/>
@@ -49,6 +50,7 @@
         </w:rPr>
         <w:t>Nº</w:t>
       </w:r>
+      <w:proofErr w:type="spellEnd"/>
       <w:r>
         <w:rPr>
           <w:rFonts w:cstheme="minorHAnsi"/>
@@ -217,7 +219,51 @@
           <w:szCs w:val="16"/>
           <w:lang w:val="es-MX"/>
         </w:rPr>
-        <w:t xml:space="preserve">, con R.U.C. N° 20601767920 con domicilio en la JR. LAS ALEÑAS NRO. 200 URB. SAN IGNACIO LIMA - LIMA - SAN JUAN DE LURIGANCHO, debidamente representada por sus funcionarios autorizados según Poderes inscritos en la Partida N° 13782080 del Registro de Personas Jurídicas de Lima, denominada en adelante </w:t>
+        <w:t xml:space="preserve">, con R.U.C. </w:t>
+      </w:r>
+      <w:proofErr w:type="spellStart"/>
+      <w:r>
+        <w:rPr>
+          <w:rFonts w:cstheme="minorHAnsi"/>
+          <w:color w:val="000000"/>
+          <w:sz w:val="16"/>
+          <w:szCs w:val="16"/>
+          <w:lang w:val="es-MX"/>
+        </w:rPr>
+        <w:t>N°</w:t>
+      </w:r>
+      <w:proofErr w:type="spellEnd"/>
+      <w:r>
+        <w:rPr>
+          <w:rFonts w:cstheme="minorHAnsi"/>
+          <w:color w:val="000000"/>
+          <w:sz w:val="16"/>
+          <w:szCs w:val="16"/>
+          <w:lang w:val="es-MX"/>
+        </w:rPr>
+        <w:t xml:space="preserve"> 20601767920 con domicilio en la JR. LAS ALEÑAS NRO. 200 URB. SAN IGNACIO LIMA - LIMA - SAN JUAN DE LURIGANCHO, debidamente representada por sus funcionarios autorizados según Poderes inscritos en la Partida </w:t>
+      </w:r>
+      <w:proofErr w:type="spellStart"/>
+      <w:r>
+        <w:rPr>
+          <w:rFonts w:cstheme="minorHAnsi"/>
+          <w:color w:val="000000"/>
+          <w:sz w:val="16"/>
+          <w:szCs w:val="16"/>
+          <w:lang w:val="es-MX"/>
+        </w:rPr>
+        <w:t>N°</w:t>
+      </w:r>
+      <w:proofErr w:type="spellEnd"/>
+      <w:r>
+        <w:rPr>
+          <w:rFonts w:cstheme="minorHAnsi"/>
+          <w:color w:val="000000"/>
+          <w:sz w:val="16"/>
+          <w:szCs w:val="16"/>
+          <w:lang w:val="es-MX"/>
+        </w:rPr>
+        <w:t xml:space="preserve"> 13782080 del Registro de Personas Jurídicas de Lima, denominada en adelante </w:t>
       </w:r>
       <w:r>
         <w:rPr>
@@ -259,7 +305,7 @@
     <w:p>
       <w:pPr>
         <w:spacing w:before="10" w:after="10" w:line="240" w:lineRule="auto"/>
-        <w:ind w:right="-1085"/>
+        <w:ind w:right="-1136"/>
         <w:jc w:val="both"/>
         <w:rPr>
           <w:rFonts w:cstheme="minorHAnsi"/>
@@ -306,7 +352,27 @@
           <w:sz w:val="16"/>
           <w:szCs w:val="16"/>
         </w:rPr>
-        <w:t xml:space="preserve"> identificado con DNI N° </w:t>
+        <w:t xml:space="preserve"> identificado con DNI </w:t>
+      </w:r>
+      <w:proofErr w:type="spellStart"/>
+      <w:r>
+        <w:rPr>
+          <w:rFonts w:cstheme="minorHAnsi"/>
+          <w:color w:val="000000"/>
+          <w:sz w:val="16"/>
+          <w:szCs w:val="16"/>
+        </w:rPr>
+        <w:t>N°</w:t>
+      </w:r>
+      <w:proofErr w:type="spellEnd"/>
+      <w:r>
+        <w:rPr>
+          <w:rFonts w:cstheme="minorHAnsi"/>
+          <w:color w:val="000000"/>
+          <w:sz w:val="16"/>
+          <w:szCs w:val="16"/>
+        </w:rPr>
+        <w:t xml:space="preserve"> </w:t>
       </w:r>
       <w:r>
         <w:rPr>
@@ -406,6 +472,66 @@
           <w:sz w:val="16"/>
           <w:szCs w:val="16"/>
         </w:rPr>
+        <w:t xml:space="preserve">, con teléfono </w:t>
+      </w:r>
+      <w:proofErr w:type="spellStart"/>
+      <w:r>
+        <w:rPr>
+          <w:rFonts w:cstheme="minorHAnsi"/>
+          <w:color w:val="000000"/>
+          <w:sz w:val="16"/>
+          <w:szCs w:val="16"/>
+        </w:rPr>
+        <w:t>N°</w:t>
+      </w:r>
+      <w:proofErr w:type="spellEnd"/>
+      <w:r>
+        <w:rPr>
+          <w:rFonts w:cstheme="minorHAnsi"/>
+          <w:color w:val="000000"/>
+          <w:sz w:val="16"/>
+          <w:szCs w:val="16"/>
+        </w:rPr>
+        <w:t xml:space="preserve"> </w:t>
+      </w:r>
+      <w:r>
+        <w:rPr>
+          <w:rFonts w:cstheme="minorHAnsi"/>
+          <w:b/>
+          <w:bCs/>
+          <w:color w:val="000000"/>
+          <w:sz w:val="16"/>
+          <w:szCs w:val="16"/>
+        </w:rPr>
+        <w:t>${TEL_CLIENTE}</w:t>
+      </w:r>
+      <w:r>
+        <w:rPr>
+          <w:rFonts w:cstheme="minorHAnsi"/>
+          <w:color w:val="000000"/>
+          <w:sz w:val="16"/>
+          <w:szCs w:val="16"/>
+        </w:rPr>
+        <w:t xml:space="preserve"> y correo electrónico </w:t>
+      </w:r>
+      <w:r>
+        <w:rPr>
+          <w:rFonts w:cstheme="minorHAnsi"/>
+          <w:b/>
+          <w:bCs/>
+          <w:color w:val="000000"/>
+          <w:sz w:val="16"/>
+          <w:szCs w:val="16"/>
+        </w:rPr>
+        <w:t>${EMAIL_CLIENTE}</w:t>
+      </w:r>
+      <w:r>
+        <w:rPr>
+          <w:rFonts w:cstheme="minorHAnsi"/>
+          <w:color w:val="000000"/>
+          <w:sz w:val="16"/>
+          <w:szCs w:val="16"/>
+        </w:rPr>
         <w:t xml:space="preserve">; y/o su cónyuge el señor(a) </w:t>
       </w:r>
       <w:r>
@@ -426,7 +552,27 @@
           <w:sz w:val="16"/>
           <w:szCs w:val="16"/>
         </w:rPr>
-        <w:t xml:space="preserve"> con DNI Nº </w:t>
+        <w:t xml:space="preserve"> con DNI </w:t>
+      </w:r>
+      <w:proofErr w:type="spellStart"/>
+      <w:r>
+        <w:rPr>
+          <w:rFonts w:cstheme="minorHAnsi"/>
+          <w:color w:val="000000"/>
+          <w:sz w:val="16"/>
+          <w:szCs w:val="16"/>
+        </w:rPr>
+        <w:t>Nº</w:t>
+      </w:r>
+      <w:proofErr w:type="spellEnd"/>
+      <w:r>
+        <w:rPr>
+          <w:rFonts w:cstheme="minorHAnsi"/>
+          <w:color w:val="000000"/>
+          <w:sz w:val="16"/>
+          <w:szCs w:val="16"/>
+        </w:rPr>
+        <w:t xml:space="preserve"> </w:t>
       </w:r>
       <w:r>
         <w:rPr>
@@ -526,13 +672,73 @@
           <w:sz w:val="16"/>
           <w:szCs w:val="16"/>
         </w:rPr>
+        <w:t xml:space="preserve">, con teléfono </w:t>
+      </w:r>
+      <w:proofErr w:type="spellStart"/>
+      <w:r>
+        <w:rPr>
+          <w:rFonts w:cstheme="minorHAnsi"/>
+          <w:color w:val="000000"/>
+          <w:sz w:val="16"/>
+          <w:szCs w:val="16"/>
+        </w:rPr>
+        <w:t>N°</w:t>
+      </w:r>
+      <w:proofErr w:type="spellEnd"/>
+      <w:r>
+        <w:rPr>
+          <w:rFonts w:cstheme="minorHAnsi"/>
+          <w:color w:val="000000"/>
+          <w:sz w:val="16"/>
+          <w:szCs w:val="16"/>
+        </w:rPr>
+        <w:t xml:space="preserve"> </w:t>
+      </w:r>
+      <w:r>
+        <w:rPr>
+          <w:rFonts w:cstheme="minorHAnsi"/>
+          <w:b/>
+          <w:bCs/>
+          <w:color w:val="000000"/>
+          <w:sz w:val="16"/>
+          <w:szCs w:val="16"/>
+        </w:rPr>
+        <w:t>${TEL_CONYUGE}</w:t>
+      </w:r>
+      <w:r>
+        <w:rPr>
+          <w:rFonts w:cstheme="minorHAnsi"/>
+          <w:color w:val="000000"/>
+          <w:sz w:val="16"/>
+          <w:szCs w:val="16"/>
+        </w:rPr>
+        <w:t xml:space="preserve"> y correo electrónico </w:t>
+      </w:r>
+      <w:r>
+        <w:rPr>
+          <w:rFonts w:cstheme="minorHAnsi"/>
+          <w:b/>
+          <w:bCs/>
+          <w:color w:val="000000"/>
+          <w:sz w:val="16"/>
+          <w:szCs w:val="16"/>
+        </w:rPr>
+        <w:t>${EMAIL_CONYUGE}</w:t>
+      </w:r>
+      <w:r>
+        <w:rPr>
+          <w:rFonts w:cstheme="minorHAnsi"/>
+          <w:color w:val="000000"/>
+          <w:sz w:val="16"/>
+          <w:szCs w:val="16"/>
+        </w:rPr>
         <w:t>.</w:t>
       </w:r>
     </w:p>
     <w:p>
       <w:pPr>
         <w:spacing w:before="10" w:after="10" w:line="240" w:lineRule="auto"/>
-        <w:ind w:right="-1085"/>
+        <w:ind w:right="-1136"/>
         <w:jc w:val="both"/>
         <w:rPr>
           <w:rFonts w:cstheme="minorHAnsi"/>
@@ -1789,6 +1995,7 @@
         </w:rPr>
         <w:t xml:space="preserve"> identificado con DNI </w:t>
       </w:r>
+      <w:proofErr w:type="spellStart"/>
       <w:r>
         <w:rPr>
           <w:rFonts w:cstheme="minorHAnsi"/>
@@ -1799,6 +2006,7 @@
         </w:rPr>
         <w:t>Nº</w:t>
       </w:r>
+      <w:proofErr w:type="spellEnd"/>
       <w:r>
         <w:rPr>
           <w:rFonts w:cstheme="minorHAnsi"/>
@@ -1899,7 +2107,29 @@
           <w:szCs w:val="16"/>
           <w:lang w:val="es-MX"/>
         </w:rPr>
-        <w:t xml:space="preserve"> con DNI Nº </w:t>
+        <w:t xml:space="preserve"> con DNI </w:t>
+      </w:r>
+      <w:proofErr w:type="spellStart"/>
+      <w:r>
+        <w:rPr>
+          <w:rFonts w:cstheme="minorHAnsi"/>
+          <w:color w:val="000000"/>
+          <w:sz w:val="16"/>
+          <w:szCs w:val="16"/>
+          <w:lang w:val="es-MX"/>
+        </w:rPr>
+        <w:t>Nº</w:t>
+      </w:r>
+      <w:proofErr w:type="spellEnd"/>
+      <w:r>
+        <w:rPr>
+          <w:rFonts w:cstheme="minorHAnsi"/>
+          <w:color w:val="000000"/>
+          <w:sz w:val="16"/>
+          <w:szCs w:val="16"/>
+          <w:lang w:val="es-MX"/>
+        </w:rPr>
+        <w:t xml:space="preserve"> </w:t>
       </w:r>
       <w:r>
         <w:rPr>
@@ -2087,6 +2317,7 @@
         </w:rPr>
         <w:t xml:space="preserve">Partida Electrónica </w:t>
       </w:r>
+      <w:proofErr w:type="spellStart"/>
       <w:r>
         <w:rPr>
           <w:rFonts w:cstheme="minorHAnsi"/>
@@ -2097,6 +2328,7 @@
         </w:rPr>
         <w:t>Nº</w:t>
       </w:r>
+      <w:proofErr w:type="spellEnd"/>
       <w:r>
         <w:rPr>
           <w:rFonts w:cstheme="minorHAnsi"/>
@@ -3185,7 +3417,27 @@
           <w:sz w:val="16"/>
           <w:szCs w:val="16"/>
         </w:rPr>
-        <w:t>d) En observancia al inciso 2 del Artículo Nº 47 de la Ley de Garantía Mobiliaria se establece que el valor de venta o adjudicación del vehículo NO será menor a las 2/3 partes de la valorización señalada en la Cláusula Cuarta de este Contrato acordada de mutuo acuerdo.</w:t>
+        <w:t xml:space="preserve">d) En observancia al inciso 2 del Artículo </w:t>
+      </w:r>
+      <w:proofErr w:type="spellStart"/>
+      <w:r>
+        <w:rPr>
+          <w:rFonts w:cstheme="minorHAnsi"/>
+          <w:color w:val="000000"/>
+          <w:sz w:val="16"/>
+          <w:szCs w:val="16"/>
+        </w:rPr>
+        <w:t>Nº</w:t>
+      </w:r>
+      <w:proofErr w:type="spellEnd"/>
+      <w:r>
+        <w:rPr>
+          <w:rFonts w:cstheme="minorHAnsi"/>
+          <w:color w:val="000000"/>
+          <w:sz w:val="16"/>
+          <w:szCs w:val="16"/>
+        </w:rPr>
+        <w:t xml:space="preserve"> 47 de la Ley de Garantía Mobiliaria se establece que el valor de venta o adjudicación del vehículo NO será menor a las 2/3 partes de la valorización señalada en la Cláusula Cuarta de este Contrato acordada de mutuo acuerdo.</w:t>
       </w:r>
     </w:p>
     <w:p>
@@ -3408,6 +3660,7 @@
         </w:rPr>
         <w:t xml:space="preserve"> otro u otros gravámenes posteriores a favor de terceros, dado que en dicho supuesto y en aplicación del artículo 47 numeral 4 de la Ley de Garantía Mobiliaria </w:t>
       </w:r>
+      <w:proofErr w:type="spellStart"/>
       <w:r>
         <w:rPr>
           <w:rFonts w:cstheme="minorHAnsi"/>
@@ -3418,6 +3671,7 @@
         </w:rPr>
         <w:t>Nº</w:t>
       </w:r>
+      <w:proofErr w:type="spellEnd"/>
       <w:r>
         <w:rPr>
           <w:rFonts w:cstheme="minorHAnsi"/>
@@ -3690,7 +3944,67 @@
           <w:sz w:val="16"/>
           <w:szCs w:val="16"/>
         </w:rPr>
-        <w:t xml:space="preserve"> las modificaciones contractuales referidas a: i) las penalidades, comisiones y gastos y como consecuencia de ello la TCEA, cuando dichas modificaciones generen un perjuicio a los usuarios ii) la resolución del contrato por causal distinta al incumplimiento, iii) la limitación o exoneración de responsabilidad por parte de las empresas y iv) incorporación de servicios que no se encuentren directamente relacionados al producto o servicio contratado. En los supuestos mencionados en el presente párrafo, </w:t>
+        <w:t xml:space="preserve"> las modificaciones contractuales referidas a: i) las penalidades, comisiones y gastos y como consecuencia de ello la TCEA, cuando dichas modificaciones generen un perjuicio a los usuarios </w:t>
+      </w:r>
+      <w:proofErr w:type="spellStart"/>
+      <w:r>
+        <w:rPr>
+          <w:rFonts w:cstheme="minorHAnsi"/>
+          <w:color w:val="000000"/>
+          <w:sz w:val="16"/>
+          <w:szCs w:val="16"/>
+        </w:rPr>
+        <w:t>ii</w:t>
+      </w:r>
+      <w:proofErr w:type="spellEnd"/>
+      <w:r>
+        <w:rPr>
+          <w:rFonts w:cstheme="minorHAnsi"/>
+          <w:color w:val="000000"/>
+          <w:sz w:val="16"/>
+          <w:szCs w:val="16"/>
+        </w:rPr>
+        <w:t xml:space="preserve">) la resolución del contrato por causal distinta al incumplimiento, </w:t>
+      </w:r>
+      <w:proofErr w:type="spellStart"/>
+      <w:r>
+        <w:rPr>
+          <w:rFonts w:cstheme="minorHAnsi"/>
+          <w:color w:val="000000"/>
+          <w:sz w:val="16"/>
+          <w:szCs w:val="16"/>
+        </w:rPr>
+        <w:t>iii</w:t>
+      </w:r>
+      <w:proofErr w:type="spellEnd"/>
+      <w:r>
+        <w:rPr>
+          <w:rFonts w:cstheme="minorHAnsi"/>
+          <w:color w:val="000000"/>
+          <w:sz w:val="16"/>
+          <w:szCs w:val="16"/>
+        </w:rPr>
+        <w:t xml:space="preserve">) la limitación o exoneración de responsabilidad por parte de las empresas y </w:t>
+      </w:r>
+      <w:proofErr w:type="spellStart"/>
+      <w:r>
+        <w:rPr>
+          <w:rFonts w:cstheme="minorHAnsi"/>
+          <w:color w:val="000000"/>
+          <w:sz w:val="16"/>
+          <w:szCs w:val="16"/>
+        </w:rPr>
+        <w:t>iv</w:t>
+      </w:r>
+      <w:proofErr w:type="spellEnd"/>
+      <w:r>
+        <w:rPr>
+          <w:rFonts w:cstheme="minorHAnsi"/>
+          <w:color w:val="000000"/>
+          <w:sz w:val="16"/>
+          <w:szCs w:val="16"/>
+        </w:rPr>
+        <w:t xml:space="preserve">) incorporación de servicios que no se encuentren directamente relacionados al producto o servicio contratado. En los supuestos mencionados en el presente párrafo, </w:t>
       </w:r>
       <w:r>
         <w:rPr>
@@ -3773,7 +4087,27 @@
           <w:sz w:val="16"/>
           <w:szCs w:val="16"/>
         </w:rPr>
-        <w:t xml:space="preserve"> utilizará los medios de comunicación indirectos como: avisos en los vouchers de pago, el Tarifario vigente y la Página Web para comunicar modificaciones contractuales distintas a los previamente indicados o en caso éstas resulten favorables a </w:t>
+        <w:t xml:space="preserve"> utilizará los medios de comunicación indirectos como: avisos en los </w:t>
+      </w:r>
+      <w:proofErr w:type="spellStart"/>
+      <w:r>
+        <w:rPr>
+          <w:rFonts w:cstheme="minorHAnsi"/>
+          <w:color w:val="000000"/>
+          <w:sz w:val="16"/>
+          <w:szCs w:val="16"/>
+        </w:rPr>
+        <w:t>vouchers</w:t>
+      </w:r>
+      <w:proofErr w:type="spellEnd"/>
+      <w:r>
+        <w:rPr>
+          <w:rFonts w:cstheme="minorHAnsi"/>
+          <w:color w:val="000000"/>
+          <w:sz w:val="16"/>
+          <w:szCs w:val="16"/>
+        </w:rPr>
+        <w:t xml:space="preserve"> de pago, el Tarifario vigente y la Página Web para comunicar modificaciones contractuales distintas a los previamente indicados o en caso éstas resulten favorables a </w:t>
       </w:r>
       <w:r>
         <w:rPr>
@@ -3855,7 +4189,67 @@
           <w:sz w:val="16"/>
           <w:szCs w:val="16"/>
         </w:rPr>
-        <w:t xml:space="preserve"> y sin que se pueda considerar esta lista como limitativa, bajo los siguientes supuestos: (i) cambios en las condiciones de la economía nacional o internacional; (ii) cambios en el funcionamiento o tendencias de los mercados o la competencia; (iii) cambios en las políticas de gobierno o de Estado que afecten las condiciones del mercado; (iv) impacto de alguna disposición legal sobre costos, características, definición o condiciones de los productos y servicios; (v) modificación de las características, definición, rentabilidad o condiciones de los productos por el </w:t>
+        <w:t xml:space="preserve"> y sin que se pueda considerar esta lista como limitativa, bajo los siguientes supuestos: (i) cambios en las condiciones de la economía nacional o internacional; (</w:t>
+      </w:r>
+      <w:proofErr w:type="spellStart"/>
+      <w:r>
+        <w:rPr>
+          <w:rFonts w:cstheme="minorHAnsi"/>
+          <w:color w:val="000000"/>
+          <w:sz w:val="16"/>
+          <w:szCs w:val="16"/>
+        </w:rPr>
+        <w:t>ii</w:t>
+      </w:r>
+      <w:proofErr w:type="spellEnd"/>
+      <w:r>
+        <w:rPr>
+          <w:rFonts w:cstheme="minorHAnsi"/>
+          <w:color w:val="000000"/>
+          <w:sz w:val="16"/>
+          <w:szCs w:val="16"/>
+        </w:rPr>
+        <w:t>) cambios en el funcionamiento o tendencias de los mercados o la competencia; (</w:t>
+      </w:r>
+      <w:proofErr w:type="spellStart"/>
+      <w:r>
+        <w:rPr>
+          <w:rFonts w:cstheme="minorHAnsi"/>
+          <w:color w:val="000000"/>
+          <w:sz w:val="16"/>
+          <w:szCs w:val="16"/>
+        </w:rPr>
+        <w:t>iii</w:t>
+      </w:r>
+      <w:proofErr w:type="spellEnd"/>
+      <w:r>
+        <w:rPr>
+          <w:rFonts w:cstheme="minorHAnsi"/>
+          <w:color w:val="000000"/>
+          <w:sz w:val="16"/>
+          <w:szCs w:val="16"/>
+        </w:rPr>
+        <w:t>) cambios en las políticas de gobierno o de Estado que afecten las condiciones del mercado; (</w:t>
+      </w:r>
+      <w:proofErr w:type="spellStart"/>
+      <w:r>
+        <w:rPr>
+          <w:rFonts w:cstheme="minorHAnsi"/>
+          <w:color w:val="000000"/>
+          <w:sz w:val="16"/>
+          <w:szCs w:val="16"/>
+        </w:rPr>
+        <w:t>iv</w:t>
+      </w:r>
+      <w:proofErr w:type="spellEnd"/>
+      <w:r>
+        <w:rPr>
+          <w:rFonts w:cstheme="minorHAnsi"/>
+          <w:color w:val="000000"/>
+          <w:sz w:val="16"/>
+          <w:szCs w:val="16"/>
+        </w:rPr>
+        <w:t xml:space="preserve">) impacto de alguna disposición legal sobre costos, características, definición o condiciones de los productos y servicios; (v) modificación de las características, definición, rentabilidad o condiciones de los productos por el </w:t>
       </w:r>
       <w:r>
         <w:rPr>
@@ -3875,7 +4269,47 @@
           <w:sz w:val="16"/>
           <w:szCs w:val="16"/>
         </w:rPr>
-        <w:t xml:space="preserve">; (vi) inflación o deflación; devaluación o revaluación de la moneda; (vii) campañas promocionales; (viii) evaluación crediticia de </w:t>
+        <w:t>; (vi) inflación o deflación; devaluación o revaluación de la moneda; (</w:t>
+      </w:r>
+      <w:proofErr w:type="spellStart"/>
+      <w:r>
+        <w:rPr>
+          <w:rFonts w:cstheme="minorHAnsi"/>
+          <w:color w:val="000000"/>
+          <w:sz w:val="16"/>
+          <w:szCs w:val="16"/>
+        </w:rPr>
+        <w:t>vii</w:t>
+      </w:r>
+      <w:proofErr w:type="spellEnd"/>
+      <w:r>
+        <w:rPr>
+          <w:rFonts w:cstheme="minorHAnsi"/>
+          <w:color w:val="000000"/>
+          <w:sz w:val="16"/>
+          <w:szCs w:val="16"/>
+        </w:rPr>
+        <w:t>) campañas promocionales; (</w:t>
+      </w:r>
+      <w:proofErr w:type="spellStart"/>
+      <w:r>
+        <w:rPr>
+          <w:rFonts w:cstheme="minorHAnsi"/>
+          <w:color w:val="000000"/>
+          <w:sz w:val="16"/>
+          <w:szCs w:val="16"/>
+        </w:rPr>
+        <w:t>viii</w:t>
+      </w:r>
+      <w:proofErr w:type="spellEnd"/>
+      <w:r>
+        <w:rPr>
+          <w:rFonts w:cstheme="minorHAnsi"/>
+          <w:color w:val="000000"/>
+          <w:sz w:val="16"/>
+          <w:szCs w:val="16"/>
+        </w:rPr>
+        <w:t xml:space="preserve">) evaluación crediticia de </w:t>
       </w:r>
       <w:r>
         <w:rPr>
@@ -3895,7 +4329,27 @@
           <w:sz w:val="16"/>
           <w:szCs w:val="16"/>
         </w:rPr>
-        <w:t xml:space="preserve"> o de su empleador, de ser el caso; (ix) encarecimiento de los servicios prestados por terceros cuyos costos son trasladados a </w:t>
+        <w:t xml:space="preserve"> o de su empleador, de ser el caso; (</w:t>
+      </w:r>
+      <w:proofErr w:type="spellStart"/>
+      <w:r>
+        <w:rPr>
+          <w:rFonts w:cstheme="minorHAnsi"/>
+          <w:color w:val="000000"/>
+          <w:sz w:val="16"/>
+          <w:szCs w:val="16"/>
+        </w:rPr>
+        <w:t>ix</w:t>
+      </w:r>
+      <w:proofErr w:type="spellEnd"/>
+      <w:r>
+        <w:rPr>
+          <w:rFonts w:cstheme="minorHAnsi"/>
+          <w:color w:val="000000"/>
+          <w:sz w:val="16"/>
+          <w:szCs w:val="16"/>
+        </w:rPr>
+        <w:t xml:space="preserve">) encarecimiento de los servicios prestados por terceros cuyos costos son trasladados a </w:t>
       </w:r>
       <w:r>
         <w:rPr>
@@ -4072,7 +4526,47 @@
           <w:sz w:val="16"/>
           <w:szCs w:val="16"/>
         </w:rPr>
-        <w:t xml:space="preserve"> podrá resolver el contrato debiendo para ello: (i) manifestar su disconformidad por escrito, (ii) resolver expresamente el contrato y (iii) proceder al pago de todo el saldo deudor u obligación que mantuviera pendiente en un plazo de 45 días calendarios siguientes a la fecha de comunicación de los cambios contractuales. De no ejercer </w:t>
+        <w:t xml:space="preserve"> podrá resolver el contrato debiendo para ello: (i) manifestar su disconformidad por escrito, (</w:t>
+      </w:r>
+      <w:proofErr w:type="spellStart"/>
+      <w:r>
+        <w:rPr>
+          <w:rFonts w:cstheme="minorHAnsi"/>
+          <w:color w:val="000000"/>
+          <w:sz w:val="16"/>
+          <w:szCs w:val="16"/>
+        </w:rPr>
+        <w:t>ii</w:t>
+      </w:r>
+      <w:proofErr w:type="spellEnd"/>
+      <w:r>
+        <w:rPr>
+          <w:rFonts w:cstheme="minorHAnsi"/>
+          <w:color w:val="000000"/>
+          <w:sz w:val="16"/>
+          <w:szCs w:val="16"/>
+        </w:rPr>
+        <w:t>) resolver expresamente el contrato y (</w:t>
+      </w:r>
+      <w:proofErr w:type="spellStart"/>
+      <w:r>
+        <w:rPr>
+          <w:rFonts w:cstheme="minorHAnsi"/>
+          <w:color w:val="000000"/>
+          <w:sz w:val="16"/>
+          <w:szCs w:val="16"/>
+        </w:rPr>
+        <w:t>iii</w:t>
+      </w:r>
+      <w:proofErr w:type="spellEnd"/>
+      <w:r>
+        <w:rPr>
+          <w:rFonts w:cstheme="minorHAnsi"/>
+          <w:color w:val="000000"/>
+          <w:sz w:val="16"/>
+          <w:szCs w:val="16"/>
+        </w:rPr>
+        <w:t xml:space="preserve">) proceder al pago de todo el saldo deudor u obligación que mantuviera pendiente en un plazo de 45 días calendarios siguientes a la fecha de comunicación de los cambios contractuales. De no ejercer </w:t>
       </w:r>
       <w:r>
         <w:rPr>
@@ -4245,7 +4739,27 @@
           <w:sz w:val="16"/>
           <w:szCs w:val="16"/>
         </w:rPr>
-        <w:t xml:space="preserve"> en aspectos distintos a las tasas de interés, comisiones y gastos, e incluso no contratar, sin el aviso previo a que se refiere la presente cláusula , como consecuencia de la aplicación de las normas prudenciales emitidas por la Superintendencia de Banca, Seguros y AFPs, tales como las referidas a la administración del riesgo de sobreendeudamiento de deudores minoristas, por consideraciones del perfil de </w:t>
+        <w:t xml:space="preserve"> en aspectos distintos a las tasas de interés, comisiones y gastos, e incluso no contratar, sin el aviso previo a que se refiere la presente cláusula , como consecuencia de la aplicación de las normas prudenciales emitidas por la Superintendencia de Banca, Seguros y </w:t>
+      </w:r>
+      <w:proofErr w:type="spellStart"/>
+      <w:r>
+        <w:rPr>
+          <w:rFonts w:cstheme="minorHAnsi"/>
+          <w:color w:val="000000"/>
+          <w:sz w:val="16"/>
+          <w:szCs w:val="16"/>
+        </w:rPr>
+        <w:t>AFPs</w:t>
+      </w:r>
+      <w:proofErr w:type="spellEnd"/>
+      <w:r>
+        <w:rPr>
+          <w:rFonts w:cstheme="minorHAnsi"/>
+          <w:color w:val="000000"/>
+          <w:sz w:val="16"/>
+          <w:szCs w:val="16"/>
+        </w:rPr>
+        <w:t xml:space="preserve">, tales como las referidas a la administración del riesgo de sobreendeudamiento de deudores minoristas, por consideraciones del perfil de </w:t>
       </w:r>
       <w:r>
         <w:rPr>
@@ -5419,8 +5933,20 @@
           <w:szCs w:val="16"/>
           <w:lang w:val="es-MX"/>
         </w:rPr>
-        <w:t>Este documento forma parte integrante del Contrato N°</w:t>
-      </w:r>
+        <w:t xml:space="preserve">Este documento forma parte integrante del Contrato </w:t>
+      </w:r>
+      <w:proofErr w:type="spellStart"/>
+      <w:r>
+        <w:rPr>
+          <w:rFonts w:cstheme="minorHAnsi"/>
+          <w:color w:val="000000"/>
+          <w:sz w:val="16"/>
+          <w:szCs w:val="16"/>
+          <w:lang w:val="es-MX"/>
+        </w:rPr>
+        <w:t>N°</w:t>
+      </w:r>
+      <w:proofErr w:type="spellEnd"/>
       <w:r>
         <w:rPr>
           <w:rFonts w:cstheme="minorHAnsi"/>
@@ -5963,6 +6489,7 @@
           <w:lang w:val="es-MX"/>
         </w:rPr>
       </w:pPr>
+      <w:proofErr w:type="spellStart"/>
       <w:r>
         <w:rPr>
           <w:rFonts w:cstheme="minorHAnsi"/>
@@ -5975,6 +6502,7 @@
         </w:rPr>
         <w:t>Nº</w:t>
       </w:r>
+      <w:proofErr w:type="spellEnd"/>
       <w:r>
         <w:rPr>
           <w:rFonts w:cstheme="minorHAnsi"/>
@@ -6047,6 +6575,7 @@
         </w:rPr>
         <w:t xml:space="preserve">  </w:t>
       </w:r>
+      <w:proofErr w:type="spellStart"/>
       <w:r>
         <w:rPr>
           <w:rFonts w:cstheme="minorHAnsi"/>
@@ -6059,6 +6588,7 @@
         </w:rPr>
         <w:t>Nº</w:t>
       </w:r>
+      <w:proofErr w:type="spellEnd"/>
       <w:r>
         <w:rPr>
           <w:rFonts w:cstheme="minorHAnsi"/>
@@ -7341,7 +7871,29 @@
           <w:szCs w:val="16"/>
           <w:lang w:val="es-MX"/>
         </w:rPr>
-        <w:t xml:space="preserve">Este documento forma parte integrante del Contrato N° </w:t>
+        <w:t xml:space="preserve">Este documento forma parte integrante del Contrato </w:t>
+      </w:r>
+      <w:proofErr w:type="spellStart"/>
+      <w:r>
+        <w:rPr>
+          <w:rFonts w:cstheme="minorHAnsi"/>
+          <w:color w:val="000000"/>
+          <w:sz w:val="16"/>
+          <w:szCs w:val="16"/>
+          <w:lang w:val="es-MX"/>
+        </w:rPr>
+        <w:t>N°</w:t>
+      </w:r>
+      <w:proofErr w:type="spellEnd"/>
+      <w:r>
+        <w:rPr>
+          <w:rFonts w:cstheme="minorHAnsi"/>
+          <w:color w:val="000000"/>
+          <w:sz w:val="16"/>
+          <w:szCs w:val="16"/>
+          <w:lang w:val="es-MX"/>
+        </w:rPr>
+        <w:t xml:space="preserve"> </w:t>
       </w:r>
       <w:r>
         <w:rPr>
@@ -10888,6 +11440,7 @@
                                   </w:rPr>
                                   <w:t xml:space="preserve"> </w:t>
                                 </w:r>
+                                <w:proofErr w:type="spellStart"/>
                                 <w:r>
                                   <w:rPr>
                                     <w:b/>
@@ -10895,7 +11448,17 @@
                                     <w:spacing w:val="-6"/>
                                     <w:sz w:val="18"/>
                                   </w:rPr>
-                                  <w:t>Asc.</w:t>
+                                  <w:t>Asc</w:t>
+                                </w:r>
+                                <w:proofErr w:type="spellEnd"/>
+                                <w:r>
+                                  <w:rPr>
+                                    <w:b/>
+                                    <w:color w:val="FFFFFF" w:themeColor="background1"/>
+                                    <w:spacing w:val="-6"/>
+                                    <w:sz w:val="18"/>
+                                  </w:rPr>
+                                  <w:t>.</w:t>
                                 </w:r>
                                 <w:r>
                                   <w:rPr>
@@ -10971,6 +11534,7 @@
                                   <w:szCs w:val="14"/>
                                 </w:rPr>
                               </w:pPr>
+                              <w:proofErr w:type="spellStart"/>
                               <w:r>
                                 <w:rPr>
                                   <w:b/>
@@ -11011,6 +11575,7 @@
                                 </w:rPr>
                                 <w:t>l</w:t>
                               </w:r>
+                              <w:proofErr w:type="spellEnd"/>
                             </w:p>
                             <w:p>
                               <w:pPr>
@@ -11307,6 +11872,7 @@
                             </w:rPr>
                             <w:t xml:space="preserve"> </w:t>
                           </w:r>
+                          <w:proofErr w:type="spellStart"/>
                           <w:r>
                             <w:rPr>
                               <w:b/>
@@ -11314,7 +11880,17 @@
                               <w:spacing w:val="-6"/>
                               <w:sz w:val="18"/>
                             </w:rPr>
-                            <w:t>Asc.</w:t>
+                            <w:t>Asc</w:t>
+                          </w:r>
+                          <w:proofErr w:type="spellEnd"/>
+                          <w:r>
+                            <w:rPr>
+                              <w:b/>
+                              <w:color w:val="FFFFFF" w:themeColor="background1"/>
+                              <w:spacing w:val="-6"/>
+                              <w:sz w:val="18"/>
+                            </w:rPr>
+                            <w:t>.</w:t>
                           </w:r>
                           <w:r>
                             <w:rPr>
@@ -11369,6 +11945,7 @@
                             <w:szCs w:val="14"/>
                           </w:rPr>
                         </w:pPr>
+                        <w:proofErr w:type="spellStart"/>
                         <w:r>
                           <w:rPr>
                             <w:b/>
@@ -11409,6 +11986,7 @@
                           </w:rPr>
                           <w:t>l</w:t>
                         </w:r>
+                        <w:proofErr w:type="spellEnd"/>
                       </w:p>
                       <w:p>
                         <w:pPr>
